--- a/Individuals/p2510877-KendrickSlamat-CA2_Individual.docx
+++ b/Individuals/p2510877-KendrickSlamat-CA2_Individual.docx
@@ -1,6 +1,6 @@
 
 <file path=word/document.xml><?xml version="1.0" encoding="utf-8"?>
-<w:document xmlns:wpc="http://schemas.microsoft.com/office/word/2010/wordprocessingCanvas" xmlns:cx="http://schemas.microsoft.com/office/drawing/2014/chartex" xmlns:cx1="http://schemas.microsoft.com/office/drawing/2015/9/8/chartex" xmlns:cx2="http://schemas.microsoft.com/office/drawing/2015/10/21/chartex" xmlns:cx3="http://schemas.microsoft.com/office/drawing/2016/5/9/chartex" xmlns:cx4="http://schemas.microsoft.com/office/drawing/2016/5/10/chartex" xmlns:cx5="http://schemas.microsoft.com/office/drawing/2016/5/11/chartex" xmlns:cx6="http://schemas.microsoft.com/office/drawing/2016/5/12/chartex" xmlns:cx7="http://schemas.microsoft.com/office/drawing/2016/5/13/chartex" xmlns:cx8="http://schemas.microsoft.com/office/drawing/2016/5/14/chartex" xmlns:mc="http://schemas.openxmlformats.org/markup-compatibility/2006" xmlns:aink="http://schemas.microsoft.com/office/drawing/2016/ink" xmlns:am3d="http://schemas.microsoft.com/office/drawing/2017/model3d" xmlns:o="urn:schemas-microsoft-com:office:office" xmlns:oel="http://schemas.microsoft.com/office/2019/extlst" xmlns:r="http://schemas.openxmlformats.org/officeDocument/2006/relationships" xmlns:m="http://schemas.openxmlformats.org/officeDocument/2006/math" xmlns:v="urn:schemas-microsoft-com:vml" xmlns:wp14="http://schemas.microsoft.com/office/word/2010/wordprocessingDrawing" xmlns:wp="http://schemas.openxmlformats.org/drawingml/2006/wordprocessingDrawing" xmlns:w10="urn:schemas-microsoft-com:office:word" xmlns:w="http://schemas.openxmlformats.org/wordprocessingml/2006/main" xmlns:w14="http://schemas.microsoft.com/office/word/2010/wordml" xmlns:w15="http://schemas.microsoft.com/office/word/2012/wordml" xmlns:w16cex="http://schemas.microsoft.com/office/word/2018/wordml/cex" xmlns:w16cid="http://schemas.microsoft.com/office/word/2016/wordml/cid" xmlns:w16="http://schemas.microsoft.com/office/word/2018/wordml" xmlns:w16sdtdh="http://schemas.microsoft.com/office/word/2020/wordml/sdtdatahash" xmlns:w16se="http://schemas.microsoft.com/office/word/2015/wordml/symex" xmlns:wpg="http://schemas.microsoft.com/office/word/2010/wordprocessingGroup" xmlns:wpi="http://schemas.microsoft.com/office/word/2010/wordprocessingInk" xmlns:wne="http://schemas.microsoft.com/office/word/2006/wordml" xmlns:wps="http://schemas.microsoft.com/office/word/2010/wordprocessingShape" mc:Ignorable="w14 w15 w16se w16cid w16 w16cex w16sdtdh wp14">
+<w:document xmlns:wpc="http://schemas.microsoft.com/office/word/2010/wordprocessingCanvas" xmlns:cx="http://schemas.microsoft.com/office/drawing/2014/chartex" xmlns:cx1="http://schemas.microsoft.com/office/drawing/2015/9/8/chartex" xmlns:cx2="http://schemas.microsoft.com/office/drawing/2015/10/21/chartex" xmlns:cx3="http://schemas.microsoft.com/office/drawing/2016/5/9/chartex" xmlns:cx4="http://schemas.microsoft.com/office/drawing/2016/5/10/chartex" xmlns:cx5="http://schemas.microsoft.com/office/drawing/2016/5/11/chartex" xmlns:cx6="http://schemas.microsoft.com/office/drawing/2016/5/12/chartex" xmlns:cx7="http://schemas.microsoft.com/office/drawing/2016/5/13/chartex" xmlns:cx8="http://schemas.microsoft.com/office/drawing/2016/5/14/chartex" xmlns:mc="http://schemas.openxmlformats.org/markup-compatibility/2006" xmlns:aink="http://schemas.microsoft.com/office/drawing/2016/ink" xmlns:am3d="http://schemas.microsoft.com/office/drawing/2017/model3d" xmlns:o="urn:schemas-microsoft-com:office:office" xmlns:oel="http://schemas.microsoft.com/office/2019/extlst" xmlns:r="http://schemas.openxmlformats.org/officeDocument/2006/relationships" xmlns:m="http://schemas.openxmlformats.org/officeDocument/2006/math" xmlns:v="urn:schemas-microsoft-com:vml" xmlns:wp14="http://schemas.microsoft.com/office/word/2010/wordprocessingDrawing" xmlns:wp="http://schemas.openxmlformats.org/drawingml/2006/wordprocessingDrawing" xmlns:w10="urn:schemas-microsoft-com:office:word" xmlns:w="http://schemas.openxmlformats.org/wordprocessingml/2006/main" xmlns:w14="http://schemas.microsoft.com/office/word/2010/wordml" xmlns:w15="http://schemas.microsoft.com/office/word/2012/wordml" xmlns:w16cei="http://schemas.microsoft.com/office/word/2026/wordml/cei" xmlns:w16cex="http://schemas.microsoft.com/office/word/2018/wordml/cex" xmlns:w16cid="http://schemas.microsoft.com/office/word/2016/wordml/cid" xmlns:w16="http://schemas.microsoft.com/office/word/2018/wordml" xmlns:w16du="http://schemas.microsoft.com/office/word/2023/wordml/word16du" xmlns:w16sdtdh="http://schemas.microsoft.com/office/word/2020/wordml/sdtdatahash" xmlns:w16sdtfl="http://schemas.microsoft.com/office/word/2024/wordml/sdtformatlock" xmlns:w16se="http://schemas.microsoft.com/office/word/2015/wordml/symex" xmlns:wpg="http://schemas.microsoft.com/office/word/2010/wordprocessingGroup" xmlns:wpi="http://schemas.microsoft.com/office/word/2010/wordprocessingInk" xmlns:wne="http://schemas.microsoft.com/office/word/2006/wordml" xmlns:wps="http://schemas.microsoft.com/office/word/2010/wordprocessingShape" mc:Ignorable="w14 w15 w16se w16cid w16 w16cex w16sdtdh w16sdtfl w16du wp14">
   <w:body>
     <w:p>
       <w:pPr>
@@ -88,7 +88,7 @@
               </wp:anchor>
             </w:drawing>
           </mc:Choice>
-          <mc:Fallback xmlns:w16du="http://schemas.microsoft.com/office/word/2023/wordml/word16du" xmlns:w16sdtfl="http://schemas.microsoft.com/office/word/2024/wordml/sdtformatlock">
+          <mc:Fallback>
             <w:pict>
               <v:rect w14:anchorId="442B718D" id="Rectangle 4" o:spid="_x0000_s1026" style="position:absolute;margin-left:-27.75pt;margin-top:-18.75pt;width:49.8pt;height:774.75pt;z-index:-251658240;visibility:visible;mso-wrap-style:square;mso-width-percent:0;mso-height-percent:0;mso-wrap-distance-left:9pt;mso-wrap-distance-top:0;mso-wrap-distance-right:9pt;mso-wrap-distance-bottom:0;mso-position-horizontal:absolute;mso-position-horizontal-relative:text;mso-position-vertical:absolute;mso-position-vertical-relative:text;mso-width-percent:0;mso-height-percent:0;mso-width-relative:margin;mso-height-relative:margin;v-text-anchor:middle" o:gfxdata="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" fillcolor="#92d050" stroked="f" strokeweight="2pt"/>
             </w:pict>
@@ -267,7 +267,7 @@
               </wp:anchor>
             </w:drawing>
           </mc:Choice>
-          <mc:Fallback xmlns:w16du="http://schemas.microsoft.com/office/word/2023/wordml/word16du" xmlns:w16sdtfl="http://schemas.microsoft.com/office/word/2024/wordml/sdtformatlock">
+          <mc:Fallback>
             <w:pict>
               <v:shapetype w14:anchorId="314475A8" id="_x0000_t202" coordsize="21600,21600" o:spt="202" path="m,l,21600r21600,l21600,xe">
                 <v:stroke joinstyle="miter"/>
@@ -771,11 +771,7 @@
               </mc:Choice>
               <mc:Fallback>
                 <w:pict>
-                  <v:shapetype w14:anchorId="3D62382C" id="_x0000_t202" coordsize="21600,21600" o:spt="202" path="m,l,21600r21600,l21600,xe">
-                    <v:stroke joinstyle="miter"/>
-                    <v:path gradientshapeok="t" o:connecttype="rect"/>
-                  </v:shapetype>
-                  <v:shape id="Text Box 39" o:spid="_x0000_s1027" type="#_x0000_t202" style="position:absolute;margin-left:172.5pt;margin-top:156.75pt;width:367.35pt;height:230.25pt;z-index:251658243;visibility:visible;mso-wrap-style:square;mso-width-percent:0;mso-height-percent:0;mso-wrap-distance-left:9pt;mso-wrap-distance-top:0;mso-wrap-distance-right:9pt;mso-wrap-distance-bottom:0;mso-position-horizontal:absolute;mso-position-horizontal-relative:page;mso-position-vertical:absolute;mso-position-vertical-relative:page;mso-width-percent:0;mso-height-percent:0;mso-width-relative:page;mso-height-relative:margin;v-text-anchor:top" o:gfxdata="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" filled="f" stroked="f" strokeweight=".5pt">
+                  <v:shape w14:anchorId="3D62382C" id="Text Box 39" o:spid="_x0000_s1027" type="#_x0000_t202" style="position:absolute;margin-left:172.5pt;margin-top:156.75pt;width:367.35pt;height:230.25pt;z-index:251658243;visibility:visible;mso-wrap-style:square;mso-width-percent:0;mso-height-percent:0;mso-wrap-distance-left:9pt;mso-wrap-distance-top:0;mso-wrap-distance-right:9pt;mso-wrap-distance-bottom:0;mso-position-horizontal:absolute;mso-position-horizontal-relative:page;mso-position-vertical:absolute;mso-position-vertical-relative:page;mso-width-percent:0;mso-height-percent:0;mso-width-relative:page;mso-height-relative:margin;v-text-anchor:top" o:gfxdata="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" filled="f" stroked="f" strokeweight=".5pt">
                     <v:textbox inset="0,0,0,0">
                       <w:txbxContent>
                         <w:p>
@@ -1172,7 +1168,7 @@
                   </wp:anchor>
                 </w:drawing>
               </mc:Choice>
-              <mc:Fallback xmlns:w16du="http://schemas.microsoft.com/office/word/2023/wordml/word16du" xmlns:w16sdtfl="http://schemas.microsoft.com/office/word/2024/wordml/sdtformatlock">
+              <mc:Fallback>
                 <w:pict>
                   <v:shapetype w14:anchorId="48561284" id="_x0000_t15" coordsize="21600,21600" o:spt="15" adj="16200" path="m@0,l,,,21600@0,21600,21600,10800xe">
                     <v:stroke joinstyle="miter"/>
@@ -1373,7 +1369,7 @@
                                     <w:sz w:val="32"/>
                                     <w:lang w:val="en-SG"/>
                                   </w:rPr>
-                                  <w:t xml:space="preserve">Name:                 Kendrick Slamat</w:t>
+                                  <w:t>Name:                 Kendrick Slamat</w:t>
                                 </w:r>
                                 <w:r>
                                   <w:rPr>
@@ -1440,7 +1436,7 @@
                                     <w:sz w:val="32"/>
                                     <w:lang w:val="en-SG"/>
                                   </w:rPr>
-                                  <w:t xml:space="preserve">Student ID:         p2510877</w:t>
+                                  <w:t>Student ID:         p2510877</w:t>
                                 </w:r>
                                 <w:r>
                                   <w:rPr>
@@ -1625,7 +1621,7 @@
                               <w:sz w:val="32"/>
                               <w:lang w:val="en-SG"/>
                             </w:rPr>
-                            <w:t xml:space="preserve">Name:                 Kendrick Slamat</w:t>
+                            <w:t>Name:                 Kendrick Slamat</w:t>
                           </w:r>
                           <w:r>
                             <w:rPr>
@@ -1692,7 +1688,7 @@
                               <w:sz w:val="32"/>
                               <w:lang w:val="en-SG"/>
                             </w:rPr>
-                            <w:t xml:space="preserve">Student ID:         p2510877</w:t>
+                            <w:t>Student ID:         p2510877</w:t>
                           </w:r>
                           <w:r>
                             <w:rPr>
@@ -1756,21 +1752,30 @@
     <w:p>
       <w:pPr>
         <w:pStyle w:val="ListParagraph"/>
-        <w:widowControl/>
         <w:numPr>
           <w:ilvl w:val="0"/>
           <w:numId w:val="45"/>
         </w:numPr>
-        <w:spacing w:before="0" w:after="80" w:line="240" w:lineRule="auto"/>
-      </w:pPr>
+        <w:spacing w:after="80" w:line="240" w:lineRule="auto"/>
+      </w:pPr>
+      <w:proofErr w:type="spellStart"/>
       <w:r>
         <w:rPr>
-          <w:rFonts w:ascii="Carlito" w:hAnsi="Carlito" w:eastAsia="Carlito"/>
-          <w:b w:val="0"/>
+          <w:rFonts w:ascii="Carlito" w:eastAsia="Carlito" w:hAnsi="Carlito"/>
           <w:color w:val="252525"/>
           <w:sz w:val="21"/>
         </w:rPr>
-        <w:t>i) Paste the SQL statement used to extract the Book collection data from the OLTP tables.</w:t>
+        <w:lastRenderedPageBreak/>
+        <w:t>i</w:t>
+      </w:r>
+      <w:proofErr w:type="spellEnd"/>
+      <w:r>
+        <w:rPr>
+          <w:rFonts w:ascii="Carlito" w:eastAsia="Carlito" w:hAnsi="Carlito"/>
+          <w:color w:val="252525"/>
+          <w:sz w:val="21"/>
+        </w:rPr>
+        <w:t>) Paste the SQL statement used to extract the Book collection data from the OLTP tables.</w:t>
       </w:r>
     </w:p>
     <w:tbl>
@@ -1778,9 +1783,6 @@
         <w:tblStyle w:val="TableGrid"/>
         <w:tblW w:w="0" w:type="auto"/>
         <w:jc w:val="center"/>
-        <w:tblInd w:w="720" w:type="dxa"/>
-        <w:tblLayout w:type="fixed"/>
-        <w:tblLook w:val="04A0" w:firstRow="1" w:lastRow="0" w:firstColumn="1" w:lastColumn="0" w:noHBand="0" w:noVBand="1"/>
         <w:tblBorders>
           <w:top w:val="single" w:sz="6" w:space="0" w:color="7F7F7F"/>
           <w:left w:val="single" w:sz="6" w:space="0" w:color="7F7F7F"/>
@@ -1789,45 +1791,46 @@
           <w:insideH w:val="single" w:sz="6" w:space="0" w:color="7F7F7F"/>
           <w:insideV w:val="single" w:sz="6" w:space="0" w:color="7F7F7F"/>
         </w:tblBorders>
+        <w:tblLayout w:type="fixed"/>
+        <w:tblLook w:val="04A0" w:firstRow="1" w:lastRow="0" w:firstColumn="1" w:lastColumn="0" w:noHBand="0" w:noVBand="1"/>
       </w:tblPr>
       <w:tblGrid>
-        <w:gridCol w:w="2335"/>
-        <w:gridCol w:w="6684"/>
+        <w:gridCol w:w="1224"/>
+        <w:gridCol w:w="8712"/>
       </w:tblGrid>
       <w:tr>
         <w:trPr>
-          <w:tblHeader w:val="true"/>
           <w:cantSplit/>
+          <w:tblHeader/>
+          <w:jc w:val="center"/>
         </w:trPr>
         <w:tc>
           <w:tcPr>
             <w:tcW w:w="1224" w:type="dxa"/>
-            <w:shd w:fill="4B2A63" w:val="clear"/>
+            <w:tcBorders>
+              <w:top w:val="single" w:sz="5" w:space="0" w:color="8D7B9B"/>
+              <w:left w:val="single" w:sz="5" w:space="0" w:color="8D7B9B"/>
+              <w:bottom w:val="single" w:sz="5" w:space="0" w:color="8D7B9B"/>
+              <w:right w:val="single" w:sz="5" w:space="0" w:color="8D7B9B"/>
+            </w:tcBorders>
+            <w:shd w:val="clear" w:color="auto" w:fill="4B2A63"/>
             <w:tcMar>
               <w:top w:w="70" w:type="dxa"/>
-              <w:start w:w="90" w:type="dxa"/>
+              <w:left w:w="90" w:type="dxa"/>
               <w:bottom w:w="70" w:type="dxa"/>
-              <w:end w:w="90" w:type="dxa"/>
+              <w:right w:w="90" w:type="dxa"/>
             </w:tcMar>
             <w:vAlign w:val="center"/>
-            <w:tcBorders>
-              <w:top w:val="single" w:sz="5" w:color="8D7B9B"/>
-              <w:bottom w:val="single" w:sz="5" w:color="8D7B9B"/>
-              <w:start w:val="single" w:sz="5" w:color="8D7B9B"/>
-              <w:end w:val="single" w:sz="5" w:color="8D7B9B"/>
-            </w:tcBorders>
           </w:tcPr>
           <w:p>
             <w:pPr>
-              <w:spacing w:before="0" w:after="0" w:line="240" w:lineRule="auto"/>
+              <w:spacing w:after="0" w:line="240" w:lineRule="auto"/>
               <w:jc w:val="center"/>
             </w:pPr>
-            <w:r/>
-            <w:r>
-              <w:rPr>
-                <w:rFonts w:ascii="Carlito" w:hAnsi="Carlito" w:eastAsia="Carlito"/>
+            <w:r>
+              <w:rPr>
+                <w:rFonts w:ascii="Carlito" w:eastAsia="Carlito" w:hAnsi="Carlito"/>
                 <w:b/>
-                <w:i w:val="0"/>
                 <w:color w:val="FFFFFF"/>
                 <w:sz w:val="18"/>
               </w:rPr>
@@ -1838,32 +1841,30 @@
         <w:tc>
           <w:tcPr>
             <w:tcW w:w="8712" w:type="dxa"/>
-            <w:shd w:fill="4B2A63" w:val="clear"/>
+            <w:tcBorders>
+              <w:top w:val="single" w:sz="5" w:space="0" w:color="8D7B9B"/>
+              <w:left w:val="single" w:sz="5" w:space="0" w:color="8D7B9B"/>
+              <w:bottom w:val="single" w:sz="5" w:space="0" w:color="8D7B9B"/>
+              <w:right w:val="single" w:sz="5" w:space="0" w:color="8D7B9B"/>
+            </w:tcBorders>
+            <w:shd w:val="clear" w:color="auto" w:fill="4B2A63"/>
             <w:tcMar>
               <w:top w:w="70" w:type="dxa"/>
-              <w:start w:w="90" w:type="dxa"/>
+              <w:left w:w="90" w:type="dxa"/>
               <w:bottom w:w="70" w:type="dxa"/>
-              <w:end w:w="90" w:type="dxa"/>
+              <w:right w:w="90" w:type="dxa"/>
             </w:tcMar>
             <w:vAlign w:val="center"/>
-            <w:tcBorders>
-              <w:top w:val="single" w:sz="5" w:color="8D7B9B"/>
-              <w:bottom w:val="single" w:sz="5" w:color="8D7B9B"/>
-              <w:start w:val="single" w:sz="5" w:color="8D7B9B"/>
-              <w:end w:val="single" w:sz="5" w:color="8D7B9B"/>
-            </w:tcBorders>
           </w:tcPr>
           <w:p>
             <w:pPr>
-              <w:spacing w:before="0" w:after="0" w:line="240" w:lineRule="auto"/>
+              <w:spacing w:after="0" w:line="240" w:lineRule="auto"/>
               <w:jc w:val="center"/>
             </w:pPr>
-            <w:r/>
-            <w:r>
-              <w:rPr>
-                <w:rFonts w:ascii="Carlito" w:hAnsi="Carlito" w:eastAsia="Carlito"/>
+            <w:r>
+              <w:rPr>
+                <w:rFonts w:ascii="Carlito" w:eastAsia="Carlito" w:hAnsi="Carlito"/>
                 <w:b/>
-                <w:i w:val="0"/>
                 <w:color w:val="FFFFFF"/>
                 <w:sz w:val="18"/>
               </w:rPr>
@@ -1875,37 +1876,34 @@
       <w:tr>
         <w:trPr>
           <w:cantSplit/>
-          <w:cantSplit/>
+          <w:jc w:val="center"/>
         </w:trPr>
         <w:tc>
           <w:tcPr>
             <w:tcW w:w="1224" w:type="dxa"/>
-            <w:shd w:fill="EFEAF5"/>
+            <w:tcBorders>
+              <w:top w:val="single" w:sz="5" w:space="0" w:color="8D7B9B"/>
+              <w:left w:val="single" w:sz="5" w:space="0" w:color="8D7B9B"/>
+              <w:bottom w:val="single" w:sz="5" w:space="0" w:color="8D7B9B"/>
+              <w:right w:val="single" w:sz="5" w:space="0" w:color="8D7B9B"/>
+            </w:tcBorders>
+            <w:shd w:val="clear" w:color="auto" w:fill="EFEAF5"/>
             <w:tcMar>
               <w:top w:w="70" w:type="dxa"/>
-              <w:start w:w="90" w:type="dxa"/>
+              <w:left w:w="90" w:type="dxa"/>
               <w:bottom w:w="70" w:type="dxa"/>
-              <w:end w:w="90" w:type="dxa"/>
+              <w:right w:w="90" w:type="dxa"/>
             </w:tcMar>
             <w:vAlign w:val="center"/>
-            <w:tcBorders>
-              <w:top w:val="single" w:sz="5" w:color="8D7B9B"/>
-              <w:bottom w:val="single" w:sz="5" w:color="8D7B9B"/>
-              <w:start w:val="single" w:sz="5" w:color="8D7B9B"/>
-              <w:end w:val="single" w:sz="5" w:color="8D7B9B"/>
-            </w:tcBorders>
           </w:tcPr>
           <w:p>
             <w:pPr>
-              <w:spacing w:before="0" w:after="0" w:line="240" w:lineRule="auto"/>
+              <w:spacing w:after="0" w:line="240" w:lineRule="auto"/>
               <w:jc w:val="center"/>
             </w:pPr>
-            <w:r/>
-            <w:r>
-              <w:rPr>
-                <w:rFonts w:ascii="Carlito" w:hAnsi="Carlito" w:eastAsia="Carlito"/>
-                <w:b w:val="0"/>
-                <w:i w:val="0"/>
+            <w:r>
+              <w:rPr>
+                <w:rFonts w:ascii="Carlito" w:eastAsia="Carlito" w:hAnsi="Carlito"/>
                 <w:color w:val="252525"/>
                 <w:sz w:val="18"/>
               </w:rPr>
@@ -1916,32 +1914,28 @@
         <w:tc>
           <w:tcPr>
             <w:tcW w:w="8712" w:type="dxa"/>
+            <w:tcBorders>
+              <w:top w:val="single" w:sz="5" w:space="0" w:color="8D7B9B"/>
+              <w:left w:val="single" w:sz="5" w:space="0" w:color="8D7B9B"/>
+              <w:bottom w:val="single" w:sz="5" w:space="0" w:color="8D7B9B"/>
+              <w:right w:val="single" w:sz="5" w:space="0" w:color="8D7B9B"/>
+            </w:tcBorders>
+            <w:shd w:val="clear" w:color="auto" w:fill="F2ECF7"/>
             <w:tcMar>
               <w:top w:w="70" w:type="dxa"/>
-              <w:start w:w="90" w:type="dxa"/>
+              <w:left w:w="90" w:type="dxa"/>
               <w:bottom w:w="70" w:type="dxa"/>
-              <w:end w:w="90" w:type="dxa"/>
+              <w:right w:w="90" w:type="dxa"/>
             </w:tcMar>
             <w:vAlign w:val="center"/>
-            <w:shd w:fill="F2ECF7" w:val="clear"/>
-            <w:tcBorders>
-              <w:top w:val="single" w:sz="5" w:color="8D7B9B"/>
-              <w:bottom w:val="single" w:sz="5" w:color="8D7B9B"/>
-              <w:start w:val="single" w:sz="5" w:color="8D7B9B"/>
-              <w:end w:val="single" w:sz="5" w:color="8D7B9B"/>
-            </w:tcBorders>
           </w:tcPr>
           <w:p>
             <w:pPr>
-              <w:spacing w:before="0" w:after="0" w:line="221" w:lineRule="auto"/>
-              <w:jc w:val="left"/>
+              <w:spacing w:after="0" w:line="221" w:lineRule="auto"/>
             </w:pPr>
-            <w:r/>
-            <w:r>
-              <w:rPr>
-                <w:rFonts w:ascii="Liberation Mono" w:hAnsi="Liberation Mono" w:eastAsia="Liberation Mono"/>
-                <w:b w:val="0"/>
-                <w:i w:val="0"/>
+            <w:r>
+              <w:rPr>
+                <w:rFonts w:ascii="Liberation Mono" w:eastAsia="Liberation Mono" w:hAnsi="Liberation Mono"/>
                 <w:color w:val="252525"/>
                 <w:sz w:val="14"/>
               </w:rPr>
@@ -1951,181 +1945,611 @@
               <w:br/>
             </w:r>
             <w:r>
-              <w:rPr>
-                <w:rFonts w:ascii="Liberation Mono" w:hAnsi="Liberation Mono" w:eastAsia="Liberation Mono"/>
-                <w:b w:val="0"/>
-                <w:i w:val="0"/>
+              <w:br/>
+            </w:r>
+            <w:r>
+              <w:rPr>
+                <w:rFonts w:ascii="Liberation Mono" w:eastAsia="Liberation Mono" w:hAnsi="Liberation Mono"/>
                 <w:color w:val="252525"/>
                 <w:sz w:val="14"/>
               </w:rPr>
+              <w:t>SELECT</w:t>
             </w:r>
             <w:r>
               <w:br/>
             </w:r>
             <w:r>
               <w:rPr>
-                <w:rFonts w:ascii="Liberation Mono" w:hAnsi="Liberation Mono" w:eastAsia="Liberation Mono"/>
-                <w:b w:val="0"/>
-                <w:i w:val="0"/>
+                <w:rFonts w:ascii="Liberation Mono" w:eastAsia="Liberation Mono" w:hAnsi="Liberation Mono"/>
                 <w:color w:val="252525"/>
                 <w:sz w:val="14"/>
               </w:rPr>
-              <w:t>SELECT</w:t>
+              <w:t xml:space="preserve">    </w:t>
+            </w:r>
+            <w:proofErr w:type="spellStart"/>
+            <w:r>
+              <w:rPr>
+                <w:rFonts w:ascii="Liberation Mono" w:eastAsia="Liberation Mono" w:hAnsi="Liberation Mono"/>
+                <w:color w:val="252525"/>
+                <w:sz w:val="14"/>
+              </w:rPr>
+              <w:t>b.BookID</w:t>
+            </w:r>
+            <w:proofErr w:type="spellEnd"/>
+            <w:r>
+              <w:rPr>
+                <w:rFonts w:ascii="Liberation Mono" w:eastAsia="Liberation Mono" w:hAnsi="Liberation Mono"/>
+                <w:color w:val="252525"/>
+                <w:sz w:val="14"/>
+              </w:rPr>
+              <w:t xml:space="preserve"> AS </w:t>
+            </w:r>
+            <w:proofErr w:type="spellStart"/>
+            <w:r>
+              <w:rPr>
+                <w:rFonts w:ascii="Liberation Mono" w:eastAsia="Liberation Mono" w:hAnsi="Liberation Mono"/>
+                <w:color w:val="252525"/>
+                <w:sz w:val="14"/>
+              </w:rPr>
+              <w:t>bookId</w:t>
+            </w:r>
+            <w:proofErr w:type="spellEnd"/>
+            <w:r>
+              <w:rPr>
+                <w:rFonts w:ascii="Liberation Mono" w:eastAsia="Liberation Mono" w:hAnsi="Liberation Mono"/>
+                <w:color w:val="252525"/>
+                <w:sz w:val="14"/>
+              </w:rPr>
+              <w:t>,</w:t>
             </w:r>
             <w:r>
               <w:br/>
             </w:r>
             <w:r>
               <w:rPr>
-                <w:rFonts w:ascii="Liberation Mono" w:hAnsi="Liberation Mono" w:eastAsia="Liberation Mono"/>
-                <w:b w:val="0"/>
-                <w:i w:val="0"/>
+                <w:rFonts w:ascii="Liberation Mono" w:eastAsia="Liberation Mono" w:hAnsi="Liberation Mono"/>
                 <w:color w:val="252525"/>
                 <w:sz w:val="14"/>
               </w:rPr>
-              <w:t xml:space="preserve">    b.BookID AS bookId,</w:t>
+              <w:t xml:space="preserve">    </w:t>
+            </w:r>
+            <w:proofErr w:type="spellStart"/>
+            <w:r>
+              <w:rPr>
+                <w:rFonts w:ascii="Liberation Mono" w:eastAsia="Liberation Mono" w:hAnsi="Liberation Mono"/>
+                <w:color w:val="252525"/>
+                <w:sz w:val="14"/>
+              </w:rPr>
+              <w:t>b.Title</w:t>
+            </w:r>
+            <w:proofErr w:type="spellEnd"/>
+            <w:r>
+              <w:rPr>
+                <w:rFonts w:ascii="Liberation Mono" w:eastAsia="Liberation Mono" w:hAnsi="Liberation Mono"/>
+                <w:color w:val="252525"/>
+                <w:sz w:val="14"/>
+              </w:rPr>
+              <w:t xml:space="preserve"> AS title,</w:t>
             </w:r>
             <w:r>
               <w:br/>
             </w:r>
             <w:r>
               <w:rPr>
-                <w:rFonts w:ascii="Liberation Mono" w:hAnsi="Liberation Mono" w:eastAsia="Liberation Mono"/>
-                <w:b w:val="0"/>
-                <w:i w:val="0"/>
+                <w:rFonts w:ascii="Liberation Mono" w:eastAsia="Liberation Mono" w:hAnsi="Liberation Mono"/>
                 <w:color w:val="252525"/>
                 <w:sz w:val="14"/>
               </w:rPr>
-              <w:t xml:space="preserve">    b.Title AS title,</w:t>
+              <w:t xml:space="preserve">    </w:t>
+            </w:r>
+            <w:proofErr w:type="spellStart"/>
+            <w:r>
+              <w:rPr>
+                <w:rFonts w:ascii="Liberation Mono" w:eastAsia="Liberation Mono" w:hAnsi="Liberation Mono"/>
+                <w:color w:val="252525"/>
+                <w:sz w:val="14"/>
+              </w:rPr>
+              <w:t>b.Author</w:t>
+            </w:r>
+            <w:proofErr w:type="spellEnd"/>
+            <w:r>
+              <w:rPr>
+                <w:rFonts w:ascii="Liberation Mono" w:eastAsia="Liberation Mono" w:hAnsi="Liberation Mono"/>
+                <w:color w:val="252525"/>
+                <w:sz w:val="14"/>
+              </w:rPr>
+              <w:t xml:space="preserve"> AS author,</w:t>
             </w:r>
             <w:r>
               <w:br/>
             </w:r>
             <w:r>
               <w:rPr>
-                <w:rFonts w:ascii="Liberation Mono" w:hAnsi="Liberation Mono" w:eastAsia="Liberation Mono"/>
-                <w:b w:val="0"/>
-                <w:i w:val="0"/>
+                <w:rFonts w:ascii="Liberation Mono" w:eastAsia="Liberation Mono" w:hAnsi="Liberation Mono"/>
                 <w:color w:val="252525"/>
                 <w:sz w:val="14"/>
               </w:rPr>
-              <w:t xml:space="preserve">    b.Author AS author,</w:t>
+              <w:t xml:space="preserve">    </w:t>
+            </w:r>
+            <w:proofErr w:type="spellStart"/>
+            <w:r>
+              <w:rPr>
+                <w:rFonts w:ascii="Liberation Mono" w:eastAsia="Liberation Mono" w:hAnsi="Liberation Mono"/>
+                <w:color w:val="252525"/>
+                <w:sz w:val="14"/>
+              </w:rPr>
+              <w:t>b.Genre</w:t>
+            </w:r>
+            <w:proofErr w:type="spellEnd"/>
+            <w:r>
+              <w:rPr>
+                <w:rFonts w:ascii="Liberation Mono" w:eastAsia="Liberation Mono" w:hAnsi="Liberation Mono"/>
+                <w:color w:val="252525"/>
+                <w:sz w:val="14"/>
+              </w:rPr>
+              <w:t xml:space="preserve"> AS genre,</w:t>
             </w:r>
             <w:r>
               <w:br/>
             </w:r>
             <w:r>
               <w:rPr>
-                <w:rFonts w:ascii="Liberation Mono" w:hAnsi="Liberation Mono" w:eastAsia="Liberation Mono"/>
-                <w:b w:val="0"/>
-                <w:i w:val="0"/>
+                <w:rFonts w:ascii="Liberation Mono" w:eastAsia="Liberation Mono" w:hAnsi="Liberation Mono"/>
                 <w:color w:val="252525"/>
                 <w:sz w:val="14"/>
               </w:rPr>
-              <w:t xml:space="preserve">    b.Genre AS genre,</w:t>
+              <w:t xml:space="preserve">    </w:t>
+            </w:r>
+            <w:proofErr w:type="spellStart"/>
+            <w:r>
+              <w:rPr>
+                <w:rFonts w:ascii="Liberation Mono" w:eastAsia="Liberation Mono" w:hAnsi="Liberation Mono"/>
+                <w:color w:val="252525"/>
+                <w:sz w:val="14"/>
+              </w:rPr>
+              <w:t>mt.TierName</w:t>
+            </w:r>
+            <w:proofErr w:type="spellEnd"/>
+            <w:r>
+              <w:rPr>
+                <w:rFonts w:ascii="Liberation Mono" w:eastAsia="Liberation Mono" w:hAnsi="Liberation Mono"/>
+                <w:color w:val="252525"/>
+                <w:sz w:val="14"/>
+              </w:rPr>
+              <w:t xml:space="preserve"> AS </w:t>
+            </w:r>
+            <w:proofErr w:type="spellStart"/>
+            <w:r>
+              <w:rPr>
+                <w:rFonts w:ascii="Liberation Mono" w:eastAsia="Liberation Mono" w:hAnsi="Liberation Mono"/>
+                <w:color w:val="252525"/>
+                <w:sz w:val="14"/>
+              </w:rPr>
+              <w:t>minimumMembershipTier</w:t>
+            </w:r>
+            <w:proofErr w:type="spellEnd"/>
+            <w:r>
+              <w:rPr>
+                <w:rFonts w:ascii="Liberation Mono" w:eastAsia="Liberation Mono" w:hAnsi="Liberation Mono"/>
+                <w:color w:val="252525"/>
+                <w:sz w:val="14"/>
+              </w:rPr>
+              <w:t>,</w:t>
             </w:r>
             <w:r>
               <w:br/>
             </w:r>
             <w:r>
               <w:rPr>
-                <w:rFonts w:ascii="Liberation Mono" w:hAnsi="Liberation Mono" w:eastAsia="Liberation Mono"/>
-                <w:b w:val="0"/>
-                <w:i w:val="0"/>
+                <w:rFonts w:ascii="Liberation Mono" w:eastAsia="Liberation Mono" w:hAnsi="Liberation Mono"/>
                 <w:color w:val="252525"/>
                 <w:sz w:val="14"/>
               </w:rPr>
-              <w:t xml:space="preserve">    mt.TierName AS minimumMembershipTier,</w:t>
+              <w:t xml:space="preserve">    COALESCE(</w:t>
+            </w:r>
+            <w:proofErr w:type="spellStart"/>
+            <w:r>
+              <w:rPr>
+                <w:rFonts w:ascii="Liberation Mono" w:eastAsia="Liberation Mono" w:hAnsi="Liberation Mono"/>
+                <w:color w:val="252525"/>
+                <w:sz w:val="14"/>
+              </w:rPr>
+              <w:t>c.totalCopies</w:t>
+            </w:r>
+            <w:proofErr w:type="spellEnd"/>
+            <w:r>
+              <w:rPr>
+                <w:rFonts w:ascii="Liberation Mono" w:eastAsia="Liberation Mono" w:hAnsi="Liberation Mono"/>
+                <w:color w:val="252525"/>
+                <w:sz w:val="14"/>
+              </w:rPr>
+              <w:t xml:space="preserve">, 0) AS </w:t>
+            </w:r>
+            <w:proofErr w:type="spellStart"/>
+            <w:r>
+              <w:rPr>
+                <w:rFonts w:ascii="Liberation Mono" w:eastAsia="Liberation Mono" w:hAnsi="Liberation Mono"/>
+                <w:color w:val="252525"/>
+                <w:sz w:val="14"/>
+              </w:rPr>
+              <w:t>totalCopies</w:t>
+            </w:r>
+            <w:proofErr w:type="spellEnd"/>
+            <w:r>
+              <w:rPr>
+                <w:rFonts w:ascii="Liberation Mono" w:eastAsia="Liberation Mono" w:hAnsi="Liberation Mono"/>
+                <w:color w:val="252525"/>
+                <w:sz w:val="14"/>
+              </w:rPr>
+              <w:t>,</w:t>
             </w:r>
             <w:r>
               <w:br/>
             </w:r>
             <w:r>
               <w:rPr>
-                <w:rFonts w:ascii="Liberation Mono" w:hAnsi="Liberation Mono" w:eastAsia="Liberation Mono"/>
-                <w:b w:val="0"/>
-                <w:i w:val="0"/>
+                <w:rFonts w:ascii="Liberation Mono" w:eastAsia="Liberation Mono" w:hAnsi="Liberation Mono"/>
                 <w:color w:val="252525"/>
                 <w:sz w:val="14"/>
               </w:rPr>
-              <w:t xml:space="preserve">    COALESCE(c.totalCopies, 0) AS totalCopies,</w:t>
+              <w:t xml:space="preserve">    COALESCE(</w:t>
+            </w:r>
+            <w:proofErr w:type="spellStart"/>
+            <w:r>
+              <w:rPr>
+                <w:rFonts w:ascii="Liberation Mono" w:eastAsia="Liberation Mono" w:hAnsi="Liberation Mono"/>
+                <w:color w:val="252525"/>
+                <w:sz w:val="14"/>
+              </w:rPr>
+              <w:t>c.lostCopies</w:t>
+            </w:r>
+            <w:proofErr w:type="spellEnd"/>
+            <w:r>
+              <w:rPr>
+                <w:rFonts w:ascii="Liberation Mono" w:eastAsia="Liberation Mono" w:hAnsi="Liberation Mono"/>
+                <w:color w:val="252525"/>
+                <w:sz w:val="14"/>
+              </w:rPr>
+              <w:t xml:space="preserve">, 0) AS </w:t>
+            </w:r>
+            <w:proofErr w:type="spellStart"/>
+            <w:r>
+              <w:rPr>
+                <w:rFonts w:ascii="Liberation Mono" w:eastAsia="Liberation Mono" w:hAnsi="Liberation Mono"/>
+                <w:color w:val="252525"/>
+                <w:sz w:val="14"/>
+              </w:rPr>
+              <w:t>lostCopies</w:t>
+            </w:r>
+            <w:proofErr w:type="spellEnd"/>
+            <w:r>
+              <w:rPr>
+                <w:rFonts w:ascii="Liberation Mono" w:eastAsia="Liberation Mono" w:hAnsi="Liberation Mono"/>
+                <w:color w:val="252525"/>
+                <w:sz w:val="14"/>
+              </w:rPr>
+              <w:t>,</w:t>
             </w:r>
             <w:r>
               <w:br/>
             </w:r>
             <w:r>
               <w:rPr>
-                <w:rFonts w:ascii="Liberation Mono" w:hAnsi="Liberation Mono" w:eastAsia="Liberation Mono"/>
-                <w:b w:val="0"/>
-                <w:i w:val="0"/>
+                <w:rFonts w:ascii="Liberation Mono" w:eastAsia="Liberation Mono" w:hAnsi="Liberation Mono"/>
                 <w:color w:val="252525"/>
                 <w:sz w:val="14"/>
               </w:rPr>
-              <w:t xml:space="preserve">    COALESCE(c.lostCopies, 0) AS lostCopies,</w:t>
-            </w:r>
+              <w:t xml:space="preserve">    COALESCE(</w:t>
+            </w:r>
+            <w:proofErr w:type="spellStart"/>
+            <w:r>
+              <w:rPr>
+                <w:rFonts w:ascii="Liberation Mono" w:eastAsia="Liberation Mono" w:hAnsi="Liberation Mono"/>
+                <w:color w:val="252525"/>
+                <w:sz w:val="14"/>
+              </w:rPr>
+              <w:t>l.totalLoanTransactions</w:t>
+            </w:r>
+            <w:proofErr w:type="spellEnd"/>
+            <w:r>
+              <w:rPr>
+                <w:rFonts w:ascii="Liberation Mono" w:eastAsia="Liberation Mono" w:hAnsi="Liberation Mono"/>
+                <w:color w:val="252525"/>
+                <w:sz w:val="14"/>
+              </w:rPr>
+              <w:t xml:space="preserve">, 0) AS </w:t>
+            </w:r>
+            <w:proofErr w:type="spellStart"/>
+            <w:r>
+              <w:rPr>
+                <w:rFonts w:ascii="Liberation Mono" w:eastAsia="Liberation Mono" w:hAnsi="Liberation Mono"/>
+                <w:color w:val="252525"/>
+                <w:sz w:val="14"/>
+              </w:rPr>
+              <w:t>totalLoanTransactions</w:t>
+            </w:r>
+            <w:proofErr w:type="spellEnd"/>
             <w:r>
               <w:br/>
             </w:r>
             <w:r>
               <w:rPr>
-                <w:rFonts w:ascii="Liberation Mono" w:hAnsi="Liberation Mono" w:eastAsia="Liberation Mono"/>
-                <w:b w:val="0"/>
-                <w:i w:val="0"/>
+                <w:rFonts w:ascii="Liberation Mono" w:eastAsia="Liberation Mono" w:hAnsi="Liberation Mono"/>
                 <w:color w:val="252525"/>
                 <w:sz w:val="14"/>
               </w:rPr>
-              <w:t xml:space="preserve">    COALESCE(l.totalLoanTransactions, 0) AS totalLoanTransactions</w:t>
+              <w:t>FROM Book AS b</w:t>
             </w:r>
             <w:r>
               <w:br/>
             </w:r>
             <w:r>
               <w:rPr>
-                <w:rFonts w:ascii="Liberation Mono" w:hAnsi="Liberation Mono" w:eastAsia="Liberation Mono"/>
-                <w:b w:val="0"/>
-                <w:i w:val="0"/>
+                <w:rFonts w:ascii="Liberation Mono" w:eastAsia="Liberation Mono" w:hAnsi="Liberation Mono"/>
                 <w:color w:val="252525"/>
                 <w:sz w:val="14"/>
               </w:rPr>
-              <w:t>FROM Book AS b</w:t>
+              <w:t xml:space="preserve">JOIN </w:t>
+            </w:r>
+            <w:proofErr w:type="spellStart"/>
+            <w:r>
+              <w:rPr>
+                <w:rFonts w:ascii="Liberation Mono" w:eastAsia="Liberation Mono" w:hAnsi="Liberation Mono"/>
+                <w:color w:val="252525"/>
+                <w:sz w:val="14"/>
+              </w:rPr>
+              <w:t>MembershipTier</w:t>
+            </w:r>
+            <w:proofErr w:type="spellEnd"/>
+            <w:r>
+              <w:rPr>
+                <w:rFonts w:ascii="Liberation Mono" w:eastAsia="Liberation Mono" w:hAnsi="Liberation Mono"/>
+                <w:color w:val="252525"/>
+                <w:sz w:val="14"/>
+              </w:rPr>
+              <w:t xml:space="preserve"> AS mt</w:t>
             </w:r>
             <w:r>
               <w:br/>
             </w:r>
             <w:r>
               <w:rPr>
-                <w:rFonts w:ascii="Liberation Mono" w:hAnsi="Liberation Mono" w:eastAsia="Liberation Mono"/>
-                <w:b w:val="0"/>
-                <w:i w:val="0"/>
+                <w:rFonts w:ascii="Liberation Mono" w:eastAsia="Liberation Mono" w:hAnsi="Liberation Mono"/>
                 <w:color w:val="252525"/>
                 <w:sz w:val="14"/>
               </w:rPr>
-              <w:t>JOIN MembershipTier AS mt</w:t>
-            </w:r>
+              <w:t xml:space="preserve">  ON </w:t>
+            </w:r>
+            <w:proofErr w:type="spellStart"/>
+            <w:r>
+              <w:rPr>
+                <w:rFonts w:ascii="Liberation Mono" w:eastAsia="Liberation Mono" w:hAnsi="Liberation Mono"/>
+                <w:color w:val="252525"/>
+                <w:sz w:val="14"/>
+              </w:rPr>
+              <w:t>mt.TierID</w:t>
+            </w:r>
+            <w:proofErr w:type="spellEnd"/>
+            <w:r>
+              <w:rPr>
+                <w:rFonts w:ascii="Liberation Mono" w:eastAsia="Liberation Mono" w:hAnsi="Liberation Mono"/>
+                <w:color w:val="252525"/>
+                <w:sz w:val="14"/>
+              </w:rPr>
+              <w:t xml:space="preserve"> = </w:t>
+            </w:r>
+            <w:proofErr w:type="spellStart"/>
+            <w:r>
+              <w:rPr>
+                <w:rFonts w:ascii="Liberation Mono" w:eastAsia="Liberation Mono" w:hAnsi="Liberation Mono"/>
+                <w:color w:val="252525"/>
+                <w:sz w:val="14"/>
+              </w:rPr>
+              <w:t>b.MinTierID</w:t>
+            </w:r>
+            <w:proofErr w:type="spellEnd"/>
             <w:r>
               <w:br/>
             </w:r>
             <w:r>
               <w:rPr>
-                <w:rFonts w:ascii="Liberation Mono" w:hAnsi="Liberation Mono" w:eastAsia="Liberation Mono"/>
-                <w:b w:val="0"/>
-                <w:i w:val="0"/>
+                <w:rFonts w:ascii="Liberation Mono" w:eastAsia="Liberation Mono" w:hAnsi="Liberation Mono"/>
                 <w:color w:val="252525"/>
                 <w:sz w:val="14"/>
               </w:rPr>
-              <w:t xml:space="preserve">  ON mt.TierID = b.MinTierID</w:t>
+              <w:t>LEFT JOIN (</w:t>
             </w:r>
             <w:r>
               <w:br/>
             </w:r>
             <w:r>
               <w:rPr>
-                <w:rFonts w:ascii="Liberation Mono" w:hAnsi="Liberation Mono" w:eastAsia="Liberation Mono"/>
-                <w:b w:val="0"/>
-                <w:i w:val="0"/>
+                <w:rFonts w:ascii="Liberation Mono" w:eastAsia="Liberation Mono" w:hAnsi="Liberation Mono"/>
                 <w:color w:val="252525"/>
                 <w:sz w:val="14"/>
               </w:rPr>
+              <w:t xml:space="preserve">    SELECT</w:t>
+            </w:r>
+            <w:r>
+              <w:br/>
+            </w:r>
+            <w:r>
+              <w:rPr>
+                <w:rFonts w:ascii="Liberation Mono" w:eastAsia="Liberation Mono" w:hAnsi="Liberation Mono"/>
+                <w:color w:val="252525"/>
+                <w:sz w:val="14"/>
+              </w:rPr>
+              <w:t xml:space="preserve">        </w:t>
+            </w:r>
+            <w:proofErr w:type="spellStart"/>
+            <w:r>
+              <w:rPr>
+                <w:rFonts w:ascii="Liberation Mono" w:eastAsia="Liberation Mono" w:hAnsi="Liberation Mono"/>
+                <w:color w:val="252525"/>
+                <w:sz w:val="14"/>
+              </w:rPr>
+              <w:t>BookID</w:t>
+            </w:r>
+            <w:proofErr w:type="spellEnd"/>
+            <w:r>
+              <w:rPr>
+                <w:rFonts w:ascii="Liberation Mono" w:eastAsia="Liberation Mono" w:hAnsi="Liberation Mono"/>
+                <w:color w:val="252525"/>
+                <w:sz w:val="14"/>
+              </w:rPr>
+              <w:t>,</w:t>
+            </w:r>
+            <w:r>
+              <w:br/>
+            </w:r>
+            <w:r>
+              <w:rPr>
+                <w:rFonts w:ascii="Liberation Mono" w:eastAsia="Liberation Mono" w:hAnsi="Liberation Mono"/>
+                <w:color w:val="252525"/>
+                <w:sz w:val="14"/>
+              </w:rPr>
+              <w:t xml:space="preserve">        COUNT(*) AS </w:t>
+            </w:r>
+            <w:proofErr w:type="spellStart"/>
+            <w:r>
+              <w:rPr>
+                <w:rFonts w:ascii="Liberation Mono" w:eastAsia="Liberation Mono" w:hAnsi="Liberation Mono"/>
+                <w:color w:val="252525"/>
+                <w:sz w:val="14"/>
+              </w:rPr>
+              <w:t>totalCopies</w:t>
+            </w:r>
+            <w:proofErr w:type="spellEnd"/>
+            <w:r>
+              <w:rPr>
+                <w:rFonts w:ascii="Liberation Mono" w:eastAsia="Liberation Mono" w:hAnsi="Liberation Mono"/>
+                <w:color w:val="252525"/>
+                <w:sz w:val="14"/>
+              </w:rPr>
+              <w:t>,</w:t>
+            </w:r>
+            <w:r>
+              <w:br/>
+            </w:r>
+            <w:r>
+              <w:rPr>
+                <w:rFonts w:ascii="Liberation Mono" w:eastAsia="Liberation Mono" w:hAnsi="Liberation Mono"/>
+                <w:color w:val="252525"/>
+                <w:sz w:val="14"/>
+              </w:rPr>
+              <w:t xml:space="preserve">        SUM(CASE WHEN Status = 'Lost' THEN 1 ELSE 0 END) AS </w:t>
+            </w:r>
+            <w:proofErr w:type="spellStart"/>
+            <w:r>
+              <w:rPr>
+                <w:rFonts w:ascii="Liberation Mono" w:eastAsia="Liberation Mono" w:hAnsi="Liberation Mono"/>
+                <w:color w:val="252525"/>
+                <w:sz w:val="14"/>
+              </w:rPr>
+              <w:t>lostCopies</w:t>
+            </w:r>
+            <w:proofErr w:type="spellEnd"/>
+            <w:r>
+              <w:br/>
+            </w:r>
+            <w:r>
+              <w:rPr>
+                <w:rFonts w:ascii="Liberation Mono" w:eastAsia="Liberation Mono" w:hAnsi="Liberation Mono"/>
+                <w:color w:val="252525"/>
+                <w:sz w:val="14"/>
+              </w:rPr>
+              <w:t xml:space="preserve">    FROM </w:t>
+            </w:r>
+            <w:proofErr w:type="spellStart"/>
+            <w:r>
+              <w:rPr>
+                <w:rFonts w:ascii="Liberation Mono" w:eastAsia="Liberation Mono" w:hAnsi="Liberation Mono"/>
+                <w:color w:val="252525"/>
+                <w:sz w:val="14"/>
+              </w:rPr>
+              <w:t>BookCopy</w:t>
+            </w:r>
+            <w:proofErr w:type="spellEnd"/>
+            <w:r>
+              <w:br/>
+            </w:r>
+            <w:r>
+              <w:rPr>
+                <w:rFonts w:ascii="Liberation Mono" w:eastAsia="Liberation Mono" w:hAnsi="Liberation Mono"/>
+                <w:color w:val="252525"/>
+                <w:sz w:val="14"/>
+              </w:rPr>
+              <w:t xml:space="preserve">    GROUP BY </w:t>
+            </w:r>
+            <w:proofErr w:type="spellStart"/>
+            <w:r>
+              <w:rPr>
+                <w:rFonts w:ascii="Liberation Mono" w:eastAsia="Liberation Mono" w:hAnsi="Liberation Mono"/>
+                <w:color w:val="252525"/>
+                <w:sz w:val="14"/>
+              </w:rPr>
+              <w:t>BookID</w:t>
+            </w:r>
+            <w:proofErr w:type="spellEnd"/>
+            <w:r>
+              <w:br/>
+            </w:r>
+            <w:r>
+              <w:rPr>
+                <w:rFonts w:ascii="Liberation Mono" w:eastAsia="Liberation Mono" w:hAnsi="Liberation Mono"/>
+                <w:color w:val="252525"/>
+                <w:sz w:val="14"/>
+              </w:rPr>
+              <w:t>) AS c</w:t>
+            </w:r>
+            <w:r>
+              <w:br/>
+            </w:r>
+            <w:r>
+              <w:rPr>
+                <w:rFonts w:ascii="Liberation Mono" w:eastAsia="Liberation Mono" w:hAnsi="Liberation Mono"/>
+                <w:color w:val="252525"/>
+                <w:sz w:val="14"/>
+              </w:rPr>
+              <w:t xml:space="preserve">  ON </w:t>
+            </w:r>
+            <w:proofErr w:type="spellStart"/>
+            <w:r>
+              <w:rPr>
+                <w:rFonts w:ascii="Liberation Mono" w:eastAsia="Liberation Mono" w:hAnsi="Liberation Mono"/>
+                <w:color w:val="252525"/>
+                <w:sz w:val="14"/>
+              </w:rPr>
+              <w:t>c.BookID</w:t>
+            </w:r>
+            <w:proofErr w:type="spellEnd"/>
+            <w:r>
+              <w:rPr>
+                <w:rFonts w:ascii="Liberation Mono" w:eastAsia="Liberation Mono" w:hAnsi="Liberation Mono"/>
+                <w:color w:val="252525"/>
+                <w:sz w:val="14"/>
+              </w:rPr>
+              <w:t xml:space="preserve"> = </w:t>
+            </w:r>
+            <w:proofErr w:type="spellStart"/>
+            <w:r>
+              <w:rPr>
+                <w:rFonts w:ascii="Liberation Mono" w:eastAsia="Liberation Mono" w:hAnsi="Liberation Mono"/>
+                <w:color w:val="252525"/>
+                <w:sz w:val="14"/>
+              </w:rPr>
+              <w:t>b.BookID</w:t>
+            </w:r>
+            <w:proofErr w:type="spellEnd"/>
+            <w:r>
+              <w:br/>
+            </w:r>
+            <w:r>
+              <w:rPr>
+                <w:rFonts w:ascii="Liberation Mono" w:eastAsia="Liberation Mono" w:hAnsi="Liberation Mono"/>
+                <w:color w:val="252525"/>
+                <w:sz w:val="14"/>
+              </w:rPr>
               <w:t>LEFT JOIN (</w:t>
             </w:r>
             <w:r>
@@ -2133,9 +2557,7 @@
             </w:r>
             <w:r>
               <w:rPr>
-                <w:rFonts w:ascii="Liberation Mono" w:hAnsi="Liberation Mono" w:eastAsia="Liberation Mono"/>
-                <w:b w:val="0"/>
-                <w:i w:val="0"/>
+                <w:rFonts w:ascii="Liberation Mono" w:eastAsia="Liberation Mono" w:hAnsi="Liberation Mono"/>
                 <w:color w:val="252525"/>
                 <w:sz w:val="14"/>
               </w:rPr>
@@ -2146,208 +2568,161 @@
             </w:r>
             <w:r>
               <w:rPr>
-                <w:rFonts w:ascii="Liberation Mono" w:hAnsi="Liberation Mono" w:eastAsia="Liberation Mono"/>
-                <w:b w:val="0"/>
-                <w:i w:val="0"/>
+                <w:rFonts w:ascii="Liberation Mono" w:eastAsia="Liberation Mono" w:hAnsi="Liberation Mono"/>
                 <w:color w:val="252525"/>
                 <w:sz w:val="14"/>
               </w:rPr>
-              <w:t xml:space="preserve">        BookID,</w:t>
+              <w:t xml:space="preserve">        </w:t>
+            </w:r>
+            <w:proofErr w:type="spellStart"/>
+            <w:r>
+              <w:rPr>
+                <w:rFonts w:ascii="Liberation Mono" w:eastAsia="Liberation Mono" w:hAnsi="Liberation Mono"/>
+                <w:color w:val="252525"/>
+                <w:sz w:val="14"/>
+              </w:rPr>
+              <w:t>BookID</w:t>
+            </w:r>
+            <w:proofErr w:type="spellEnd"/>
+            <w:r>
+              <w:rPr>
+                <w:rFonts w:ascii="Liberation Mono" w:eastAsia="Liberation Mono" w:hAnsi="Liberation Mono"/>
+                <w:color w:val="252525"/>
+                <w:sz w:val="14"/>
+              </w:rPr>
+              <w:t>,</w:t>
             </w:r>
             <w:r>
               <w:br/>
             </w:r>
             <w:r>
               <w:rPr>
-                <w:rFonts w:ascii="Liberation Mono" w:hAnsi="Liberation Mono" w:eastAsia="Liberation Mono"/>
-                <w:b w:val="0"/>
-                <w:i w:val="0"/>
+                <w:rFonts w:ascii="Liberation Mono" w:eastAsia="Liberation Mono" w:hAnsi="Liberation Mono"/>
                 <w:color w:val="252525"/>
                 <w:sz w:val="14"/>
               </w:rPr>
-              <w:t xml:space="preserve">        COUNT(*) AS totalCopies,</w:t>
-            </w:r>
+              <w:t xml:space="preserve">        COUNT(*) AS </w:t>
+            </w:r>
+            <w:proofErr w:type="spellStart"/>
+            <w:r>
+              <w:rPr>
+                <w:rFonts w:ascii="Liberation Mono" w:eastAsia="Liberation Mono" w:hAnsi="Liberation Mono"/>
+                <w:color w:val="252525"/>
+                <w:sz w:val="14"/>
+              </w:rPr>
+              <w:t>totalLoanTransactions</w:t>
+            </w:r>
+            <w:proofErr w:type="spellEnd"/>
             <w:r>
               <w:br/>
             </w:r>
             <w:r>
               <w:rPr>
-                <w:rFonts w:ascii="Liberation Mono" w:hAnsi="Liberation Mono" w:eastAsia="Liberation Mono"/>
-                <w:b w:val="0"/>
-                <w:i w:val="0"/>
+                <w:rFonts w:ascii="Liberation Mono" w:eastAsia="Liberation Mono" w:hAnsi="Liberation Mono"/>
                 <w:color w:val="252525"/>
                 <w:sz w:val="14"/>
               </w:rPr>
-              <w:t xml:space="preserve">        SUM(CASE WHEN Status = 'Lost' THEN 1 ELSE 0 END) AS lostCopies</w:t>
+              <w:t xml:space="preserve">    FROM Loan</w:t>
             </w:r>
             <w:r>
               <w:br/>
             </w:r>
             <w:r>
               <w:rPr>
-                <w:rFonts w:ascii="Liberation Mono" w:hAnsi="Liberation Mono" w:eastAsia="Liberation Mono"/>
-                <w:b w:val="0"/>
-                <w:i w:val="0"/>
+                <w:rFonts w:ascii="Liberation Mono" w:eastAsia="Liberation Mono" w:hAnsi="Liberation Mono"/>
                 <w:color w:val="252525"/>
                 <w:sz w:val="14"/>
               </w:rPr>
-              <w:t xml:space="preserve">    FROM BookCopy</w:t>
-            </w:r>
+              <w:t xml:space="preserve">    GROUP BY </w:t>
+            </w:r>
+            <w:proofErr w:type="spellStart"/>
+            <w:r>
+              <w:rPr>
+                <w:rFonts w:ascii="Liberation Mono" w:eastAsia="Liberation Mono" w:hAnsi="Liberation Mono"/>
+                <w:color w:val="252525"/>
+                <w:sz w:val="14"/>
+              </w:rPr>
+              <w:t>BookID</w:t>
+            </w:r>
+            <w:proofErr w:type="spellEnd"/>
             <w:r>
               <w:br/>
             </w:r>
             <w:r>
               <w:rPr>
-                <w:rFonts w:ascii="Liberation Mono" w:hAnsi="Liberation Mono" w:eastAsia="Liberation Mono"/>
-                <w:b w:val="0"/>
-                <w:i w:val="0"/>
+                <w:rFonts w:ascii="Liberation Mono" w:eastAsia="Liberation Mono" w:hAnsi="Liberation Mono"/>
                 <w:color w:val="252525"/>
                 <w:sz w:val="14"/>
               </w:rPr>
-              <w:t xml:space="preserve">    GROUP BY BookID</w:t>
+              <w:t>) AS l</w:t>
             </w:r>
             <w:r>
               <w:br/>
             </w:r>
             <w:r>
               <w:rPr>
-                <w:rFonts w:ascii="Liberation Mono" w:hAnsi="Liberation Mono" w:eastAsia="Liberation Mono"/>
-                <w:b w:val="0"/>
-                <w:i w:val="0"/>
+                <w:rFonts w:ascii="Liberation Mono" w:eastAsia="Liberation Mono" w:hAnsi="Liberation Mono"/>
                 <w:color w:val="252525"/>
                 <w:sz w:val="14"/>
               </w:rPr>
-              <w:t>) AS c</w:t>
-            </w:r>
+              <w:t xml:space="preserve">  ON </w:t>
+            </w:r>
+            <w:proofErr w:type="spellStart"/>
+            <w:r>
+              <w:rPr>
+                <w:rFonts w:ascii="Liberation Mono" w:eastAsia="Liberation Mono" w:hAnsi="Liberation Mono"/>
+                <w:color w:val="252525"/>
+                <w:sz w:val="14"/>
+              </w:rPr>
+              <w:t>l.BookID</w:t>
+            </w:r>
+            <w:proofErr w:type="spellEnd"/>
+            <w:r>
+              <w:rPr>
+                <w:rFonts w:ascii="Liberation Mono" w:eastAsia="Liberation Mono" w:hAnsi="Liberation Mono"/>
+                <w:color w:val="252525"/>
+                <w:sz w:val="14"/>
+              </w:rPr>
+              <w:t xml:space="preserve"> = </w:t>
+            </w:r>
+            <w:proofErr w:type="spellStart"/>
+            <w:r>
+              <w:rPr>
+                <w:rFonts w:ascii="Liberation Mono" w:eastAsia="Liberation Mono" w:hAnsi="Liberation Mono"/>
+                <w:color w:val="252525"/>
+                <w:sz w:val="14"/>
+              </w:rPr>
+              <w:t>b.BookID</w:t>
+            </w:r>
+            <w:proofErr w:type="spellEnd"/>
             <w:r>
               <w:br/>
             </w:r>
             <w:r>
               <w:rPr>
-                <w:rFonts w:ascii="Liberation Mono" w:hAnsi="Liberation Mono" w:eastAsia="Liberation Mono"/>
-                <w:b w:val="0"/>
-                <w:i w:val="0"/>
+                <w:rFonts w:ascii="Liberation Mono" w:eastAsia="Liberation Mono" w:hAnsi="Liberation Mono"/>
                 <w:color w:val="252525"/>
                 <w:sz w:val="14"/>
               </w:rPr>
-              <w:t xml:space="preserve">  ON c.BookID = b.BookID</w:t>
-            </w:r>
-            <w:r>
-              <w:br/>
-            </w:r>
-            <w:r>
-              <w:rPr>
-                <w:rFonts w:ascii="Liberation Mono" w:hAnsi="Liberation Mono" w:eastAsia="Liberation Mono"/>
-                <w:b w:val="0"/>
-                <w:i w:val="0"/>
+              <w:t xml:space="preserve">ORDER BY </w:t>
+            </w:r>
+            <w:proofErr w:type="spellStart"/>
+            <w:r>
+              <w:rPr>
+                <w:rFonts w:ascii="Liberation Mono" w:eastAsia="Liberation Mono" w:hAnsi="Liberation Mono"/>
                 <w:color w:val="252525"/>
                 <w:sz w:val="14"/>
               </w:rPr>
-              <w:t>LEFT JOIN (</w:t>
-            </w:r>
-            <w:r>
-              <w:br/>
-            </w:r>
-            <w:r>
-              <w:rPr>
-                <w:rFonts w:ascii="Liberation Mono" w:hAnsi="Liberation Mono" w:eastAsia="Liberation Mono"/>
-                <w:b w:val="0"/>
-                <w:i w:val="0"/>
+              <w:t>b.BookID</w:t>
+            </w:r>
+            <w:proofErr w:type="spellEnd"/>
+            <w:r>
+              <w:rPr>
+                <w:rFonts w:ascii="Liberation Mono" w:eastAsia="Liberation Mono" w:hAnsi="Liberation Mono"/>
                 <w:color w:val="252525"/>
                 <w:sz w:val="14"/>
               </w:rPr>
-              <w:t xml:space="preserve">    SELECT</w:t>
-            </w:r>
-            <w:r>
-              <w:br/>
-            </w:r>
-            <w:r>
-              <w:rPr>
-                <w:rFonts w:ascii="Liberation Mono" w:hAnsi="Liberation Mono" w:eastAsia="Liberation Mono"/>
-                <w:b w:val="0"/>
-                <w:i w:val="0"/>
-                <w:color w:val="252525"/>
-                <w:sz w:val="14"/>
-              </w:rPr>
-              <w:t xml:space="preserve">        BookID,</w:t>
-            </w:r>
-            <w:r>
-              <w:br/>
-            </w:r>
-            <w:r>
-              <w:rPr>
-                <w:rFonts w:ascii="Liberation Mono" w:hAnsi="Liberation Mono" w:eastAsia="Liberation Mono"/>
-                <w:b w:val="0"/>
-                <w:i w:val="0"/>
-                <w:color w:val="252525"/>
-                <w:sz w:val="14"/>
-              </w:rPr>
-              <w:t xml:space="preserve">        COUNT(*) AS totalLoanTransactions</w:t>
-            </w:r>
-            <w:r>
-              <w:br/>
-            </w:r>
-            <w:r>
-              <w:rPr>
-                <w:rFonts w:ascii="Liberation Mono" w:hAnsi="Liberation Mono" w:eastAsia="Liberation Mono"/>
-                <w:b w:val="0"/>
-                <w:i w:val="0"/>
-                <w:color w:val="252525"/>
-                <w:sz w:val="14"/>
-              </w:rPr>
-              <w:t xml:space="preserve">    FROM Loan</w:t>
-            </w:r>
-            <w:r>
-              <w:br/>
-            </w:r>
-            <w:r>
-              <w:rPr>
-                <w:rFonts w:ascii="Liberation Mono" w:hAnsi="Liberation Mono" w:eastAsia="Liberation Mono"/>
-                <w:b w:val="0"/>
-                <w:i w:val="0"/>
-                <w:color w:val="252525"/>
-                <w:sz w:val="14"/>
-              </w:rPr>
-              <w:t xml:space="preserve">    GROUP BY BookID</w:t>
-            </w:r>
-            <w:r>
-              <w:br/>
-            </w:r>
-            <w:r>
-              <w:rPr>
-                <w:rFonts w:ascii="Liberation Mono" w:hAnsi="Liberation Mono" w:eastAsia="Liberation Mono"/>
-                <w:b w:val="0"/>
-                <w:i w:val="0"/>
-                <w:color w:val="252525"/>
-                <w:sz w:val="14"/>
-              </w:rPr>
-              <w:t>) AS l</w:t>
-            </w:r>
-            <w:r>
-              <w:br/>
-            </w:r>
-            <w:r>
-              <w:rPr>
-                <w:rFonts w:ascii="Liberation Mono" w:hAnsi="Liberation Mono" w:eastAsia="Liberation Mono"/>
-                <w:b w:val="0"/>
-                <w:i w:val="0"/>
-                <w:color w:val="252525"/>
-                <w:sz w:val="14"/>
-              </w:rPr>
-              <w:t xml:space="preserve">  ON l.BookID = b.BookID</w:t>
-            </w:r>
-            <w:r>
-              <w:br/>
-            </w:r>
-            <w:r>
-              <w:rPr>
-                <w:rFonts w:ascii="Liberation Mono" w:hAnsi="Liberation Mono" w:eastAsia="Liberation Mono"/>
-                <w:b w:val="0"/>
-                <w:i w:val="0"/>
-                <w:color w:val="252525"/>
-                <w:sz w:val="14"/>
-              </w:rPr>
-              <w:t>ORDER BY b.BookID;</w:t>
+              <w:t>;</w:t>
             </w:r>
           </w:p>
         </w:tc>
@@ -2361,13 +2736,11 @@
     <w:p>
       <w:pPr>
         <w:pStyle w:val="ListParagraph"/>
-        <w:widowControl/>
-        <w:spacing w:before="0" w:after="80" w:line="240" w:lineRule="auto"/>
+        <w:spacing w:after="80" w:line="240" w:lineRule="auto"/>
       </w:pPr>
       <w:r>
         <w:rPr>
-          <w:rFonts w:ascii="Carlito" w:hAnsi="Carlito" w:eastAsia="Carlito"/>
-          <w:b w:val="0"/>
+          <w:rFonts w:ascii="Carlito" w:eastAsia="Carlito" w:hAnsi="Carlito"/>
           <w:color w:val="252525"/>
           <w:sz w:val="21"/>
         </w:rPr>
@@ -2384,9 +2757,6 @@
         <w:tblStyle w:val="TableGrid"/>
         <w:tblW w:w="0" w:type="auto"/>
         <w:jc w:val="center"/>
-        <w:tblInd w:w="720" w:type="dxa"/>
-        <w:tblLayout w:type="fixed"/>
-        <w:tblLook w:val="04A0" w:firstRow="1" w:lastRow="0" w:firstColumn="1" w:lastColumn="0" w:noHBand="0" w:noVBand="1"/>
         <w:tblBorders>
           <w:top w:val="single" w:sz="6" w:space="0" w:color="7F7F7F"/>
           <w:left w:val="single" w:sz="6" w:space="0" w:color="7F7F7F"/>
@@ -2395,45 +2765,46 @@
           <w:insideH w:val="single" w:sz="6" w:space="0" w:color="7F7F7F"/>
           <w:insideV w:val="single" w:sz="6" w:space="0" w:color="7F7F7F"/>
         </w:tblBorders>
+        <w:tblLayout w:type="fixed"/>
+        <w:tblLook w:val="04A0" w:firstRow="1" w:lastRow="0" w:firstColumn="1" w:lastColumn="0" w:noHBand="0" w:noVBand="1"/>
       </w:tblPr>
       <w:tblGrid>
-        <w:gridCol w:w="2335"/>
-        <w:gridCol w:w="6684"/>
+        <w:gridCol w:w="2880"/>
+        <w:gridCol w:w="7056"/>
       </w:tblGrid>
       <w:tr>
         <w:trPr>
-          <w:tblHeader w:val="true"/>
           <w:cantSplit/>
+          <w:tblHeader/>
+          <w:jc w:val="center"/>
         </w:trPr>
         <w:tc>
           <w:tcPr>
             <w:tcW w:w="2880" w:type="dxa"/>
-            <w:shd w:fill="4B2A63" w:val="clear"/>
+            <w:tcBorders>
+              <w:top w:val="single" w:sz="5" w:space="0" w:color="8D7B9B"/>
+              <w:left w:val="single" w:sz="5" w:space="0" w:color="8D7B9B"/>
+              <w:bottom w:val="single" w:sz="5" w:space="0" w:color="8D7B9B"/>
+              <w:right w:val="single" w:sz="5" w:space="0" w:color="8D7B9B"/>
+            </w:tcBorders>
+            <w:shd w:val="clear" w:color="auto" w:fill="4B2A63"/>
             <w:tcMar>
               <w:top w:w="70" w:type="dxa"/>
-              <w:start w:w="90" w:type="dxa"/>
+              <w:left w:w="90" w:type="dxa"/>
               <w:bottom w:w="70" w:type="dxa"/>
-              <w:end w:w="90" w:type="dxa"/>
+              <w:right w:w="90" w:type="dxa"/>
             </w:tcMar>
             <w:vAlign w:val="center"/>
-            <w:tcBorders>
-              <w:top w:val="single" w:sz="5" w:color="8D7B9B"/>
-              <w:bottom w:val="single" w:sz="5" w:color="8D7B9B"/>
-              <w:start w:val="single" w:sz="5" w:color="8D7B9B"/>
-              <w:end w:val="single" w:sz="5" w:color="8D7B9B"/>
-            </w:tcBorders>
           </w:tcPr>
           <w:p>
             <w:pPr>
-              <w:spacing w:before="0" w:after="0" w:line="240" w:lineRule="auto"/>
+              <w:spacing w:after="0" w:line="240" w:lineRule="auto"/>
               <w:jc w:val="center"/>
             </w:pPr>
-            <w:r/>
-            <w:r>
-              <w:rPr>
-                <w:rFonts w:ascii="Carlito" w:hAnsi="Carlito" w:eastAsia="Carlito"/>
+            <w:r>
+              <w:rPr>
+                <w:rFonts w:ascii="Carlito" w:eastAsia="Carlito" w:hAnsi="Carlito"/>
                 <w:b/>
-                <w:i w:val="0"/>
                 <w:color w:val="FFFFFF"/>
                 <w:sz w:val="18"/>
               </w:rPr>
@@ -2444,32 +2815,30 @@
         <w:tc>
           <w:tcPr>
             <w:tcW w:w="7056" w:type="dxa"/>
-            <w:shd w:fill="4B2A63" w:val="clear"/>
+            <w:tcBorders>
+              <w:top w:val="single" w:sz="5" w:space="0" w:color="8D7B9B"/>
+              <w:left w:val="single" w:sz="5" w:space="0" w:color="8D7B9B"/>
+              <w:bottom w:val="single" w:sz="5" w:space="0" w:color="8D7B9B"/>
+              <w:right w:val="single" w:sz="5" w:space="0" w:color="8D7B9B"/>
+            </w:tcBorders>
+            <w:shd w:val="clear" w:color="auto" w:fill="4B2A63"/>
             <w:tcMar>
               <w:top w:w="70" w:type="dxa"/>
-              <w:start w:w="90" w:type="dxa"/>
+              <w:left w:w="90" w:type="dxa"/>
               <w:bottom w:w="70" w:type="dxa"/>
-              <w:end w:w="90" w:type="dxa"/>
+              <w:right w:w="90" w:type="dxa"/>
             </w:tcMar>
             <w:vAlign w:val="center"/>
-            <w:tcBorders>
-              <w:top w:val="single" w:sz="5" w:color="8D7B9B"/>
-              <w:bottom w:val="single" w:sz="5" w:color="8D7B9B"/>
-              <w:start w:val="single" w:sz="5" w:color="8D7B9B"/>
-              <w:end w:val="single" w:sz="5" w:color="8D7B9B"/>
-            </w:tcBorders>
           </w:tcPr>
           <w:p>
             <w:pPr>
-              <w:spacing w:before="0" w:after="0" w:line="240" w:lineRule="auto"/>
+              <w:spacing w:after="0" w:line="240" w:lineRule="auto"/>
               <w:jc w:val="center"/>
             </w:pPr>
-            <w:r/>
-            <w:r>
-              <w:rPr>
-                <w:rFonts w:ascii="Carlito" w:hAnsi="Carlito" w:eastAsia="Carlito"/>
+            <w:r>
+              <w:rPr>
+                <w:rFonts w:ascii="Carlito" w:eastAsia="Carlito" w:hAnsi="Carlito"/>
                 <w:b/>
-                <w:i w:val="0"/>
                 <w:color w:val="FFFFFF"/>
                 <w:sz w:val="18"/>
               </w:rPr>
@@ -2481,37 +2850,33 @@
       <w:tr>
         <w:trPr>
           <w:cantSplit/>
-          <w:cantSplit/>
+          <w:jc w:val="center"/>
         </w:trPr>
         <w:tc>
           <w:tcPr>
             <w:tcW w:w="2880" w:type="dxa"/>
-            <w:shd w:fill="EFEAF5"/>
-            <w:vAlign w:val="center"/>
+            <w:tcBorders>
+              <w:top w:val="single" w:sz="5" w:space="0" w:color="8D7B9B"/>
+              <w:left w:val="single" w:sz="5" w:space="0" w:color="8D7B9B"/>
+              <w:bottom w:val="single" w:sz="5" w:space="0" w:color="8D7B9B"/>
+              <w:right w:val="single" w:sz="5" w:space="0" w:color="8D7B9B"/>
+            </w:tcBorders>
+            <w:shd w:val="clear" w:color="auto" w:fill="EFEAF5"/>
             <w:tcMar>
               <w:top w:w="70" w:type="dxa"/>
-              <w:start w:w="90" w:type="dxa"/>
+              <w:left w:w="90" w:type="dxa"/>
               <w:bottom w:w="70" w:type="dxa"/>
-              <w:end w:w="90" w:type="dxa"/>
+              <w:right w:w="90" w:type="dxa"/>
             </w:tcMar>
-            <w:tcBorders>
-              <w:top w:val="single" w:sz="5" w:color="8D7B9B"/>
-              <w:bottom w:val="single" w:sz="5" w:color="8D7B9B"/>
-              <w:start w:val="single" w:sz="5" w:color="8D7B9B"/>
-              <w:end w:val="single" w:sz="5" w:color="8D7B9B"/>
-            </w:tcBorders>
+            <w:vAlign w:val="center"/>
           </w:tcPr>
           <w:p>
             <w:pPr>
-              <w:spacing w:before="0" w:after="0" w:line="240" w:lineRule="auto"/>
-              <w:jc w:val="left"/>
+              <w:spacing w:after="0" w:line="240" w:lineRule="auto"/>
             </w:pPr>
-            <w:r/>
-            <w:r>
-              <w:rPr>
-                <w:rFonts w:ascii="Carlito" w:hAnsi="Carlito" w:eastAsia="Carlito"/>
-                <w:b w:val="0"/>
-                <w:i w:val="0"/>
+            <w:r>
+              <w:rPr>
+                <w:rFonts w:ascii="Carlito" w:eastAsia="Carlito" w:hAnsi="Carlito"/>
                 <w:color w:val="252525"/>
                 <w:sz w:val="18"/>
               </w:rPr>
@@ -2522,32 +2887,30 @@
         <w:tc>
           <w:tcPr>
             <w:tcW w:w="7056" w:type="dxa"/>
-            <w:vAlign w:val="center"/>
+            <w:tcBorders>
+              <w:top w:val="single" w:sz="5" w:space="0" w:color="8D7B9B"/>
+              <w:left w:val="single" w:sz="5" w:space="0" w:color="8D7B9B"/>
+              <w:bottom w:val="single" w:sz="5" w:space="0" w:color="8D7B9B"/>
+              <w:right w:val="single" w:sz="5" w:space="0" w:color="8D7B9B"/>
+            </w:tcBorders>
+            <w:shd w:val="clear" w:color="auto" w:fill="EEF8E5"/>
             <w:tcMar>
               <w:top w:w="70" w:type="dxa"/>
-              <w:start w:w="90" w:type="dxa"/>
+              <w:left w:w="90" w:type="dxa"/>
               <w:bottom w:w="70" w:type="dxa"/>
-              <w:end w:w="90" w:type="dxa"/>
+              <w:right w:w="90" w:type="dxa"/>
             </w:tcMar>
-            <w:shd w:fill="EEF8E5" w:val="clear"/>
-            <w:tcBorders>
-              <w:top w:val="single" w:sz="5" w:color="8D7B9B"/>
-              <w:bottom w:val="single" w:sz="5" w:color="8D7B9B"/>
-              <w:start w:val="single" w:sz="5" w:color="8D7B9B"/>
-              <w:end w:val="single" w:sz="5" w:color="8D7B9B"/>
-            </w:tcBorders>
+            <w:vAlign w:val="center"/>
           </w:tcPr>
           <w:p>
             <w:pPr>
-              <w:spacing w:before="0" w:after="0" w:line="240" w:lineRule="auto"/>
+              <w:spacing w:after="0" w:line="240" w:lineRule="auto"/>
               <w:jc w:val="center"/>
             </w:pPr>
-            <w:r/>
-            <w:r>
-              <w:rPr>
-                <w:rFonts w:ascii="Carlito" w:hAnsi="Carlito" w:eastAsia="Carlito"/>
+            <w:r>
+              <w:rPr>
+                <w:rFonts w:ascii="Carlito" w:eastAsia="Carlito" w:hAnsi="Carlito"/>
                 <w:b/>
-                <w:i w:val="0"/>
                 <w:color w:val="5D8F2B"/>
                 <w:sz w:val="19"/>
               </w:rPr>
@@ -2565,17 +2928,16 @@
     <w:p>
       <w:pPr>
         <w:pageBreakBefore/>
-        <w:widowControl/>
-        <w:spacing w:before="0" w:after="80" w:line="240" w:lineRule="auto"/>
+        <w:spacing w:after="80" w:line="240" w:lineRule="auto"/>
         <w:ind w:left="720"/>
       </w:pPr>
       <w:r>
         <w:rPr>
-          <w:rFonts w:ascii="Carlito" w:hAnsi="Carlito" w:eastAsia="Carlito"/>
-          <w:b w:val="0"/>
+          <w:rFonts w:ascii="Carlito" w:eastAsia="Carlito" w:hAnsi="Carlito"/>
           <w:color w:val="252525"/>
           <w:sz w:val="21"/>
         </w:rPr>
+        <w:lastRenderedPageBreak/>
         <w:t>ii) Paste the MongoDB commands and results for the two questions below.</w:t>
       </w:r>
     </w:p>
@@ -2584,9 +2946,6 @@
         <w:tblStyle w:val="TableGrid"/>
         <w:tblW w:w="0" w:type="auto"/>
         <w:jc w:val="center"/>
-        <w:tblInd w:w="720" w:type="dxa"/>
-        <w:tblLayout w:type="fixed"/>
-        <w:tblLook w:val="04A0" w:firstRow="1" w:lastRow="0" w:firstColumn="1" w:lastColumn="0" w:noHBand="0" w:noVBand="1"/>
         <w:tblBorders>
           <w:top w:val="single" w:sz="6" w:space="0" w:color="7F7F7F"/>
           <w:left w:val="single" w:sz="6" w:space="0" w:color="7F7F7F"/>
@@ -2595,46 +2954,47 @@
           <w:insideH w:val="single" w:sz="6" w:space="0" w:color="7F7F7F"/>
           <w:insideV w:val="single" w:sz="6" w:space="0" w:color="7F7F7F"/>
         </w:tblBorders>
+        <w:tblLayout w:type="fixed"/>
+        <w:tblLook w:val="04A0" w:firstRow="1" w:lastRow="0" w:firstColumn="1" w:lastColumn="0" w:noHBand="0" w:noVBand="1"/>
       </w:tblPr>
       <w:tblGrid>
-        <w:gridCol w:w="1126"/>
-        <w:gridCol w:w="3459"/>
-        <w:gridCol w:w="4434"/>
+        <w:gridCol w:w="691"/>
+        <w:gridCol w:w="4608"/>
+        <w:gridCol w:w="4636"/>
       </w:tblGrid>
       <w:tr>
         <w:trPr>
-          <w:tblHeader w:val="true"/>
           <w:cantSplit/>
+          <w:tblHeader/>
+          <w:jc w:val="center"/>
         </w:trPr>
         <w:tc>
           <w:tcPr>
             <w:tcW w:w="691" w:type="dxa"/>
-            <w:shd w:fill="4B2A63" w:val="clear"/>
+            <w:tcBorders>
+              <w:top w:val="single" w:sz="5" w:space="0" w:color="8D7B9B"/>
+              <w:left w:val="single" w:sz="5" w:space="0" w:color="8D7B9B"/>
+              <w:bottom w:val="single" w:sz="5" w:space="0" w:color="8D7B9B"/>
+              <w:right w:val="single" w:sz="5" w:space="0" w:color="8D7B9B"/>
+            </w:tcBorders>
+            <w:shd w:val="clear" w:color="auto" w:fill="4B2A63"/>
             <w:tcMar>
               <w:top w:w="70" w:type="dxa"/>
-              <w:start w:w="90" w:type="dxa"/>
+              <w:left w:w="90" w:type="dxa"/>
               <w:bottom w:w="70" w:type="dxa"/>
-              <w:end w:w="90" w:type="dxa"/>
+              <w:right w:w="90" w:type="dxa"/>
             </w:tcMar>
             <w:vAlign w:val="center"/>
-            <w:tcBorders>
-              <w:top w:val="single" w:sz="5" w:color="8D7B9B"/>
-              <w:bottom w:val="single" w:sz="5" w:color="8D7B9B"/>
-              <w:start w:val="single" w:sz="5" w:color="8D7B9B"/>
-              <w:end w:val="single" w:sz="5" w:color="8D7B9B"/>
-            </w:tcBorders>
           </w:tcPr>
           <w:p>
             <w:pPr>
-              <w:spacing w:before="0" w:after="0" w:line="240" w:lineRule="auto"/>
+              <w:spacing w:after="0" w:line="240" w:lineRule="auto"/>
               <w:jc w:val="center"/>
             </w:pPr>
-            <w:r/>
-            <w:r>
-              <w:rPr>
-                <w:rFonts w:ascii="Carlito" w:hAnsi="Carlito" w:eastAsia="Carlito"/>
+            <w:r>
+              <w:rPr>
+                <w:rFonts w:ascii="Carlito" w:eastAsia="Carlito" w:hAnsi="Carlito"/>
                 <w:b/>
-                <w:i w:val="0"/>
                 <w:color w:val="FFFFFF"/>
                 <w:sz w:val="17"/>
               </w:rPr>
@@ -2645,32 +3005,30 @@
         <w:tc>
           <w:tcPr>
             <w:tcW w:w="4608" w:type="dxa"/>
-            <w:shd w:fill="4B2A63" w:val="clear"/>
+            <w:tcBorders>
+              <w:top w:val="single" w:sz="5" w:space="0" w:color="8D7B9B"/>
+              <w:left w:val="single" w:sz="5" w:space="0" w:color="8D7B9B"/>
+              <w:bottom w:val="single" w:sz="5" w:space="0" w:color="8D7B9B"/>
+              <w:right w:val="single" w:sz="5" w:space="0" w:color="8D7B9B"/>
+            </w:tcBorders>
+            <w:shd w:val="clear" w:color="auto" w:fill="4B2A63"/>
             <w:tcMar>
               <w:top w:w="70" w:type="dxa"/>
-              <w:start w:w="90" w:type="dxa"/>
+              <w:left w:w="90" w:type="dxa"/>
               <w:bottom w:w="70" w:type="dxa"/>
-              <w:end w:w="90" w:type="dxa"/>
+              <w:right w:w="90" w:type="dxa"/>
             </w:tcMar>
             <w:vAlign w:val="center"/>
-            <w:tcBorders>
-              <w:top w:val="single" w:sz="5" w:color="8D7B9B"/>
-              <w:bottom w:val="single" w:sz="5" w:color="8D7B9B"/>
-              <w:start w:val="single" w:sz="5" w:color="8D7B9B"/>
-              <w:end w:val="single" w:sz="5" w:color="8D7B9B"/>
-            </w:tcBorders>
           </w:tcPr>
           <w:p>
             <w:pPr>
-              <w:spacing w:before="0" w:after="0" w:line="240" w:lineRule="auto"/>
+              <w:spacing w:after="0" w:line="240" w:lineRule="auto"/>
               <w:jc w:val="center"/>
             </w:pPr>
-            <w:r/>
-            <w:r>
-              <w:rPr>
-                <w:rFonts w:ascii="Carlito" w:hAnsi="Carlito" w:eastAsia="Carlito"/>
+            <w:r>
+              <w:rPr>
+                <w:rFonts w:ascii="Carlito" w:eastAsia="Carlito" w:hAnsi="Carlito"/>
                 <w:b/>
-                <w:i w:val="0"/>
                 <w:color w:val="FFFFFF"/>
                 <w:sz w:val="17"/>
               </w:rPr>
@@ -2681,32 +3039,30 @@
         <w:tc>
           <w:tcPr>
             <w:tcW w:w="4636" w:type="dxa"/>
-            <w:shd w:fill="4B2A63" w:val="clear"/>
+            <w:tcBorders>
+              <w:top w:val="single" w:sz="5" w:space="0" w:color="8D7B9B"/>
+              <w:left w:val="single" w:sz="5" w:space="0" w:color="8D7B9B"/>
+              <w:bottom w:val="single" w:sz="5" w:space="0" w:color="8D7B9B"/>
+              <w:right w:val="single" w:sz="5" w:space="0" w:color="8D7B9B"/>
+            </w:tcBorders>
+            <w:shd w:val="clear" w:color="auto" w:fill="4B2A63"/>
             <w:tcMar>
               <w:top w:w="70" w:type="dxa"/>
-              <w:start w:w="90" w:type="dxa"/>
+              <w:left w:w="90" w:type="dxa"/>
               <w:bottom w:w="70" w:type="dxa"/>
-              <w:end w:w="90" w:type="dxa"/>
+              <w:right w:w="90" w:type="dxa"/>
             </w:tcMar>
             <w:vAlign w:val="center"/>
-            <w:tcBorders>
-              <w:top w:val="single" w:sz="5" w:color="8D7B9B"/>
-              <w:bottom w:val="single" w:sz="5" w:color="8D7B9B"/>
-              <w:start w:val="single" w:sz="5" w:color="8D7B9B"/>
-              <w:end w:val="single" w:sz="5" w:color="8D7B9B"/>
-            </w:tcBorders>
           </w:tcPr>
           <w:p>
             <w:pPr>
-              <w:spacing w:before="0" w:after="0" w:line="240" w:lineRule="auto"/>
+              <w:spacing w:after="0" w:line="240" w:lineRule="auto"/>
               <w:jc w:val="center"/>
             </w:pPr>
-            <w:r/>
-            <w:r>
-              <w:rPr>
-                <w:rFonts w:ascii="Carlito" w:hAnsi="Carlito" w:eastAsia="Carlito"/>
+            <w:r>
+              <w:rPr>
+                <w:rFonts w:ascii="Carlito" w:eastAsia="Carlito" w:hAnsi="Carlito"/>
                 <w:b/>
-                <w:i w:val="0"/>
                 <w:color w:val="FFFFFF"/>
                 <w:sz w:val="17"/>
               </w:rPr>
@@ -2718,37 +3074,35 @@
       <w:tr>
         <w:trPr>
           <w:cantSplit/>
-          <w:cantSplit/>
+          <w:jc w:val="center"/>
         </w:trPr>
         <w:tc>
           <w:tcPr>
             <w:tcW w:w="691" w:type="dxa"/>
-            <w:shd w:fill="EFEAF5"/>
-            <w:vAlign w:val="center"/>
+            <w:tcBorders>
+              <w:top w:val="single" w:sz="5" w:space="0" w:color="8D7B9B"/>
+              <w:left w:val="single" w:sz="5" w:space="0" w:color="8D7B9B"/>
+              <w:bottom w:val="single" w:sz="5" w:space="0" w:color="8D7B9B"/>
+              <w:right w:val="single" w:sz="5" w:space="0" w:color="8D7B9B"/>
+            </w:tcBorders>
+            <w:shd w:val="clear" w:color="auto" w:fill="EFEAF5"/>
             <w:tcMar>
               <w:top w:w="70" w:type="dxa"/>
-              <w:start w:w="90" w:type="dxa"/>
+              <w:left w:w="90" w:type="dxa"/>
               <w:bottom w:w="70" w:type="dxa"/>
-              <w:end w:w="90" w:type="dxa"/>
+              <w:right w:w="90" w:type="dxa"/>
             </w:tcMar>
-            <w:tcBorders>
-              <w:top w:val="single" w:sz="5" w:color="8D7B9B"/>
-              <w:bottom w:val="single" w:sz="5" w:color="8D7B9B"/>
-              <w:start w:val="single" w:sz="5" w:color="8D7B9B"/>
-              <w:end w:val="single" w:sz="5" w:color="8D7B9B"/>
-            </w:tcBorders>
+            <w:vAlign w:val="center"/>
           </w:tcPr>
           <w:p>
             <w:pPr>
-              <w:spacing w:before="0" w:after="0" w:line="240" w:lineRule="auto"/>
+              <w:spacing w:after="0" w:line="240" w:lineRule="auto"/>
               <w:jc w:val="center"/>
             </w:pPr>
-            <w:r/>
-            <w:r>
-              <w:rPr>
-                <w:rFonts w:ascii="Carlito" w:hAnsi="Carlito" w:eastAsia="Carlito"/>
+            <w:r>
+              <w:rPr>
+                <w:rFonts w:ascii="Carlito" w:eastAsia="Carlito" w:hAnsi="Carlito"/>
                 <w:b/>
-                <w:i w:val="0"/>
                 <w:color w:val="252525"/>
                 <w:sz w:val="17"/>
               </w:rPr>
@@ -2759,58 +3113,126 @@
         <w:tc>
           <w:tcPr>
             <w:tcW w:w="4608" w:type="dxa"/>
-            <w:vAlign w:val="center"/>
+            <w:tcBorders>
+              <w:top w:val="single" w:sz="5" w:space="0" w:color="8D7B9B"/>
+              <w:left w:val="single" w:sz="5" w:space="0" w:color="8D7B9B"/>
+              <w:bottom w:val="single" w:sz="5" w:space="0" w:color="8D7B9B"/>
+              <w:right w:val="single" w:sz="5" w:space="0" w:color="8D7B9B"/>
+            </w:tcBorders>
+            <w:shd w:val="clear" w:color="auto" w:fill="F2ECF7"/>
             <w:tcMar>
               <w:top w:w="70" w:type="dxa"/>
-              <w:start w:w="90" w:type="dxa"/>
+              <w:left w:w="90" w:type="dxa"/>
               <w:bottom w:w="70" w:type="dxa"/>
-              <w:end w:w="90" w:type="dxa"/>
+              <w:right w:w="90" w:type="dxa"/>
             </w:tcMar>
-            <w:shd w:fill="F2ECF7" w:val="clear"/>
-            <w:tcBorders>
-              <w:top w:val="single" w:sz="5" w:color="8D7B9B"/>
-              <w:bottom w:val="single" w:sz="5" w:color="8D7B9B"/>
-              <w:start w:val="single" w:sz="5" w:color="8D7B9B"/>
-              <w:end w:val="single" w:sz="5" w:color="8D7B9B"/>
-            </w:tcBorders>
+            <w:vAlign w:val="center"/>
           </w:tcPr>
           <w:p>
             <w:pPr>
-              <w:spacing w:before="0" w:after="0" w:line="216" w:lineRule="auto"/>
-              <w:jc w:val="left"/>
+              <w:spacing w:after="0" w:line="216" w:lineRule="auto"/>
             </w:pPr>
-            <w:r/>
-            <w:r>
-              <w:rPr>
-                <w:rFonts w:ascii="Liberation Mono" w:hAnsi="Liberation Mono" w:eastAsia="Liberation Mono"/>
-                <w:b w:val="0"/>
-                <w:i w:val="0"/>
+            <w:proofErr w:type="spellStart"/>
+            <w:proofErr w:type="gramStart"/>
+            <w:r>
+              <w:rPr>
+                <w:rFonts w:ascii="Liberation Mono" w:eastAsia="Liberation Mono" w:hAnsi="Liberation Mono"/>
                 <w:color w:val="252525"/>
                 <w:sz w:val="14"/>
               </w:rPr>
-              <w:t>db.Book.find(</w:t>
+              <w:t>db.Book.find</w:t>
+            </w:r>
+            <w:proofErr w:type="spellEnd"/>
+            <w:proofErr w:type="gramEnd"/>
+            <w:r>
+              <w:rPr>
+                <w:rFonts w:ascii="Liberation Mono" w:eastAsia="Liberation Mono" w:hAnsi="Liberation Mono"/>
+                <w:color w:val="252525"/>
+                <w:sz w:val="14"/>
+              </w:rPr>
+              <w:t>(</w:t>
             </w:r>
             <w:r>
               <w:br/>
             </w:r>
             <w:r>
               <w:rPr>
-                <w:rFonts w:ascii="Liberation Mono" w:hAnsi="Liberation Mono" w:eastAsia="Liberation Mono"/>
-                <w:b w:val="0"/>
-                <w:i w:val="0"/>
+                <w:rFonts w:ascii="Liberation Mono" w:eastAsia="Liberation Mono" w:hAnsi="Liberation Mono"/>
                 <w:color w:val="252525"/>
                 <w:sz w:val="14"/>
               </w:rPr>
-              <w:t xml:space="preserve">  { totalLoanTransactions: { $gt: 400 } },</w:t>
+              <w:t xml:space="preserve">  { </w:t>
+            </w:r>
+            <w:proofErr w:type="spellStart"/>
+            <w:r>
+              <w:rPr>
+                <w:rFonts w:ascii="Liberation Mono" w:eastAsia="Liberation Mono" w:hAnsi="Liberation Mono"/>
+                <w:color w:val="252525"/>
+                <w:sz w:val="14"/>
+              </w:rPr>
+              <w:t>totalLoanTransactions</w:t>
+            </w:r>
+            <w:proofErr w:type="spellEnd"/>
+            <w:r>
+              <w:rPr>
+                <w:rFonts w:ascii="Liberation Mono" w:eastAsia="Liberation Mono" w:hAnsi="Liberation Mono"/>
+                <w:color w:val="252525"/>
+                <w:sz w:val="14"/>
+              </w:rPr>
+              <w:t xml:space="preserve">: </w:t>
+            </w:r>
+            <w:proofErr w:type="gramStart"/>
+            <w:r>
+              <w:rPr>
+                <w:rFonts w:ascii="Liberation Mono" w:eastAsia="Liberation Mono" w:hAnsi="Liberation Mono"/>
+                <w:color w:val="252525"/>
+                <w:sz w:val="14"/>
+              </w:rPr>
+              <w:t>{ $</w:t>
+            </w:r>
+            <w:proofErr w:type="spellStart"/>
+            <w:proofErr w:type="gramEnd"/>
+            <w:r>
+              <w:rPr>
+                <w:rFonts w:ascii="Liberation Mono" w:eastAsia="Liberation Mono" w:hAnsi="Liberation Mono"/>
+                <w:color w:val="252525"/>
+                <w:sz w:val="14"/>
+              </w:rPr>
+              <w:t>gt</w:t>
+            </w:r>
+            <w:proofErr w:type="spellEnd"/>
+            <w:r>
+              <w:rPr>
+                <w:rFonts w:ascii="Liberation Mono" w:eastAsia="Liberation Mono" w:hAnsi="Liberation Mono"/>
+                <w:color w:val="252525"/>
+                <w:sz w:val="14"/>
+              </w:rPr>
+              <w:t xml:space="preserve">: </w:t>
+            </w:r>
+            <w:proofErr w:type="gramStart"/>
+            <w:r>
+              <w:rPr>
+                <w:rFonts w:ascii="Liberation Mono" w:eastAsia="Liberation Mono" w:hAnsi="Liberation Mono"/>
+                <w:color w:val="252525"/>
+                <w:sz w:val="14"/>
+              </w:rPr>
+              <w:t>400 }</w:t>
+            </w:r>
+            <w:proofErr w:type="gramEnd"/>
+            <w:r>
+              <w:rPr>
+                <w:rFonts w:ascii="Liberation Mono" w:eastAsia="Liberation Mono" w:hAnsi="Liberation Mono"/>
+                <w:color w:val="252525"/>
+                <w:sz w:val="14"/>
+              </w:rPr>
+              <w:t xml:space="preserve"> },</w:t>
             </w:r>
             <w:r>
               <w:br/>
             </w:r>
             <w:r>
               <w:rPr>
-                <w:rFonts w:ascii="Liberation Mono" w:hAnsi="Liberation Mono" w:eastAsia="Liberation Mono"/>
-                <w:b w:val="0"/>
-                <w:i w:val="0"/>
+                <w:rFonts w:ascii="Liberation Mono" w:eastAsia="Liberation Mono" w:hAnsi="Liberation Mono"/>
                 <w:color w:val="252525"/>
                 <w:sz w:val="14"/>
               </w:rPr>
@@ -2821,9 +3243,7 @@
             </w:r>
             <w:r>
               <w:rPr>
-                <w:rFonts w:ascii="Liberation Mono" w:hAnsi="Liberation Mono" w:eastAsia="Liberation Mono"/>
-                <w:b w:val="0"/>
-                <w:i w:val="0"/>
+                <w:rFonts w:ascii="Liberation Mono" w:eastAsia="Liberation Mono" w:hAnsi="Liberation Mono"/>
                 <w:color w:val="252525"/>
                 <w:sz w:val="14"/>
               </w:rPr>
@@ -2834,9 +3254,7 @@
             </w:r>
             <w:r>
               <w:rPr>
-                <w:rFonts w:ascii="Liberation Mono" w:hAnsi="Liberation Mono" w:eastAsia="Liberation Mono"/>
-                <w:b w:val="0"/>
-                <w:i w:val="0"/>
+                <w:rFonts w:ascii="Liberation Mono" w:eastAsia="Liberation Mono" w:hAnsi="Liberation Mono"/>
                 <w:color w:val="252525"/>
                 <w:sz w:val="14"/>
               </w:rPr>
@@ -2847,9 +3265,7 @@
             </w:r>
             <w:r>
               <w:rPr>
-                <w:rFonts w:ascii="Liberation Mono" w:hAnsi="Liberation Mono" w:eastAsia="Liberation Mono"/>
-                <w:b w:val="0"/>
-                <w:i w:val="0"/>
+                <w:rFonts w:ascii="Liberation Mono" w:eastAsia="Liberation Mono" w:hAnsi="Liberation Mono"/>
                 <w:color w:val="252525"/>
                 <w:sz w:val="14"/>
               </w:rPr>
@@ -2860,22 +3276,36 @@
             </w:r>
             <w:r>
               <w:rPr>
-                <w:rFonts w:ascii="Liberation Mono" w:hAnsi="Liberation Mono" w:eastAsia="Liberation Mono"/>
-                <w:b w:val="0"/>
-                <w:i w:val="0"/>
+                <w:rFonts w:ascii="Liberation Mono" w:eastAsia="Liberation Mono" w:hAnsi="Liberation Mono"/>
                 <w:color w:val="252525"/>
                 <w:sz w:val="14"/>
               </w:rPr>
-              <w:t xml:space="preserve">    totalLoanTransactions: 1</w:t>
+              <w:t xml:space="preserve">    </w:t>
+            </w:r>
+            <w:proofErr w:type="spellStart"/>
+            <w:r>
+              <w:rPr>
+                <w:rFonts w:ascii="Liberation Mono" w:eastAsia="Liberation Mono" w:hAnsi="Liberation Mono"/>
+                <w:color w:val="252525"/>
+                <w:sz w:val="14"/>
+              </w:rPr>
+              <w:t>totalLoanTransactions</w:t>
+            </w:r>
+            <w:proofErr w:type="spellEnd"/>
+            <w:r>
+              <w:rPr>
+                <w:rFonts w:ascii="Liberation Mono" w:eastAsia="Liberation Mono" w:hAnsi="Liberation Mono"/>
+                <w:color w:val="252525"/>
+                <w:sz w:val="14"/>
+              </w:rPr>
+              <w:t>: 1</w:t>
             </w:r>
             <w:r>
               <w:br/>
             </w:r>
             <w:r>
               <w:rPr>
-                <w:rFonts w:ascii="Liberation Mono" w:hAnsi="Liberation Mono" w:eastAsia="Liberation Mono"/>
-                <w:b w:val="0"/>
-                <w:i w:val="0"/>
+                <w:rFonts w:ascii="Liberation Mono" w:eastAsia="Liberation Mono" w:hAnsi="Liberation Mono"/>
                 <w:color w:val="252525"/>
                 <w:sz w:val="14"/>
               </w:rPr>
@@ -2884,37 +3314,59 @@
             <w:r>
               <w:br/>
             </w:r>
-            <w:r>
-              <w:rPr>
-                <w:rFonts w:ascii="Liberation Mono" w:hAnsi="Liberation Mono" w:eastAsia="Liberation Mono"/>
-                <w:b w:val="0"/>
-                <w:i w:val="0"/>
+            <w:proofErr w:type="gramStart"/>
+            <w:r>
+              <w:rPr>
+                <w:rFonts w:ascii="Liberation Mono" w:eastAsia="Liberation Mono" w:hAnsi="Liberation Mono"/>
                 <w:color w:val="252525"/>
                 <w:sz w:val="14"/>
               </w:rPr>
-              <w:t>).sort({</w:t>
+              <w:t>).sort</w:t>
+            </w:r>
+            <w:proofErr w:type="gramEnd"/>
+            <w:r>
+              <w:rPr>
+                <w:rFonts w:ascii="Liberation Mono" w:eastAsia="Liberation Mono" w:hAnsi="Liberation Mono"/>
+                <w:color w:val="252525"/>
+                <w:sz w:val="14"/>
+              </w:rPr>
+              <w:t>({</w:t>
             </w:r>
             <w:r>
               <w:br/>
             </w:r>
             <w:r>
               <w:rPr>
-                <w:rFonts w:ascii="Liberation Mono" w:hAnsi="Liberation Mono" w:eastAsia="Liberation Mono"/>
-                <w:b w:val="0"/>
-                <w:i w:val="0"/>
+                <w:rFonts w:ascii="Liberation Mono" w:eastAsia="Liberation Mono" w:hAnsi="Liberation Mono"/>
                 <w:color w:val="252525"/>
                 <w:sz w:val="14"/>
               </w:rPr>
-              <w:t xml:space="preserve">  totalLoanTransactions: -1,</w:t>
+              <w:t xml:space="preserve">  </w:t>
+            </w:r>
+            <w:proofErr w:type="spellStart"/>
+            <w:r>
+              <w:rPr>
+                <w:rFonts w:ascii="Liberation Mono" w:eastAsia="Liberation Mono" w:hAnsi="Liberation Mono"/>
+                <w:color w:val="252525"/>
+                <w:sz w:val="14"/>
+              </w:rPr>
+              <w:t>totalLoanTransactions</w:t>
+            </w:r>
+            <w:proofErr w:type="spellEnd"/>
+            <w:r>
+              <w:rPr>
+                <w:rFonts w:ascii="Liberation Mono" w:eastAsia="Liberation Mono" w:hAnsi="Liberation Mono"/>
+                <w:color w:val="252525"/>
+                <w:sz w:val="14"/>
+              </w:rPr>
+              <w:t>: -1,</w:t>
             </w:r>
             <w:r>
               <w:br/>
             </w:r>
             <w:r>
               <w:rPr>
-                <w:rFonts w:ascii="Liberation Mono" w:hAnsi="Liberation Mono" w:eastAsia="Liberation Mono"/>
-                <w:b w:val="0"/>
-                <w:i w:val="0"/>
+                <w:rFonts w:ascii="Liberation Mono" w:eastAsia="Liberation Mono" w:hAnsi="Liberation Mono"/>
                 <w:color w:val="252525"/>
                 <w:sz w:val="14"/>
               </w:rPr>
@@ -2925,49 +3377,70 @@
             </w:r>
             <w:r>
               <w:rPr>
-                <w:rFonts w:ascii="Liberation Mono" w:hAnsi="Liberation Mono" w:eastAsia="Liberation Mono"/>
-                <w:b w:val="0"/>
-                <w:i w:val="0"/>
+                <w:rFonts w:ascii="Liberation Mono" w:eastAsia="Liberation Mono" w:hAnsi="Liberation Mono"/>
                 <w:color w:val="252525"/>
                 <w:sz w:val="14"/>
               </w:rPr>
-              <w:t>}).toArray()</w:t>
+              <w:t>}</w:t>
+            </w:r>
+            <w:proofErr w:type="gramStart"/>
+            <w:r>
+              <w:rPr>
+                <w:rFonts w:ascii="Liberation Mono" w:eastAsia="Liberation Mono" w:hAnsi="Liberation Mono"/>
+                <w:color w:val="252525"/>
+                <w:sz w:val="14"/>
+              </w:rPr>
+              <w:t>).</w:t>
+            </w:r>
+            <w:proofErr w:type="spellStart"/>
+            <w:r>
+              <w:rPr>
+                <w:rFonts w:ascii="Liberation Mono" w:eastAsia="Liberation Mono" w:hAnsi="Liberation Mono"/>
+                <w:color w:val="252525"/>
+                <w:sz w:val="14"/>
+              </w:rPr>
+              <w:t>toArray</w:t>
+            </w:r>
+            <w:proofErr w:type="spellEnd"/>
+            <w:proofErr w:type="gramEnd"/>
+            <w:r>
+              <w:rPr>
+                <w:rFonts w:ascii="Liberation Mono" w:eastAsia="Liberation Mono" w:hAnsi="Liberation Mono"/>
+                <w:color w:val="252525"/>
+                <w:sz w:val="14"/>
+              </w:rPr>
+              <w:t>()</w:t>
             </w:r>
           </w:p>
         </w:tc>
         <w:tc>
           <w:tcPr>
             <w:tcW w:w="4636" w:type="dxa"/>
-            <w:shd w:fill="FFF2CC" w:val="clear"/>
-            <w:vAlign w:val="center"/>
+            <w:tcBorders>
+              <w:top w:val="single" w:sz="5" w:space="0" w:color="8D7B9B"/>
+              <w:left w:val="single" w:sz="5" w:space="0" w:color="8D7B9B"/>
+              <w:bottom w:val="single" w:sz="5" w:space="0" w:color="8D7B9B"/>
+              <w:right w:val="single" w:sz="5" w:space="0" w:color="8D7B9B"/>
+            </w:tcBorders>
+            <w:shd w:val="clear" w:color="auto" w:fill="FFF2CC"/>
             <w:tcMar>
               <w:top w:w="70" w:type="dxa"/>
-              <w:start w:w="90" w:type="dxa"/>
+              <w:left w:w="90" w:type="dxa"/>
               <w:bottom w:w="70" w:type="dxa"/>
-              <w:end w:w="90" w:type="dxa"/>
+              <w:right w:w="90" w:type="dxa"/>
             </w:tcMar>
-            <w:tcBorders>
-              <w:top w:val="single" w:sz="5" w:color="8D7B9B"/>
-              <w:bottom w:val="single" w:sz="5" w:color="8D7B9B"/>
-              <w:start w:val="single" w:sz="5" w:color="8D7B9B"/>
-              <w:end w:val="single" w:sz="5" w:color="8D7B9B"/>
-            </w:tcBorders>
+            <w:vAlign w:val="center"/>
           </w:tcPr>
           <w:p>
             <w:pPr>
-              <w:spacing w:before="0" w:after="0" w:line="230" w:lineRule="auto"/>
-              <w:jc w:val="left"/>
+              <w:spacing w:after="0" w:line="230" w:lineRule="auto"/>
             </w:pPr>
-            <w:r/>
-            <w:r>
-              <w:rPr>
-                <w:rFonts w:ascii="Carlito" w:hAnsi="Carlito" w:eastAsia="Carlito"/>
-                <w:b w:val="0"/>
-                <w:i w:val="0"/>
-                <w:color w:val="8A5A00"/>
-                <w:sz w:val="16"/>
-              </w:rPr>
-              <w:t>Final mongosh output required. Paste the array returned after loading the final Book collection. The raw data was not included with the files provided here, so the titles and loan counts have deliberately not been guessed.</w:t>
+            <w:r>
+              <w:rPr>
+                <w:rFonts w:ascii="Carlito" w:eastAsia="Carlito" w:hAnsi="Carlito"/>
+                <w:color w:val="000000" w:themeColor="text1"/>
+              </w:rPr>
+              <w:t>None</w:t>
             </w:r>
           </w:p>
         </w:tc>
@@ -2975,37 +3448,35 @@
       <w:tr>
         <w:trPr>
           <w:cantSplit/>
-          <w:cantSplit/>
+          <w:jc w:val="center"/>
         </w:trPr>
         <w:tc>
           <w:tcPr>
             <w:tcW w:w="691" w:type="dxa"/>
-            <w:shd w:fill="EFEAF5"/>
-            <w:vAlign w:val="center"/>
+            <w:tcBorders>
+              <w:top w:val="single" w:sz="5" w:space="0" w:color="8D7B9B"/>
+              <w:left w:val="single" w:sz="5" w:space="0" w:color="8D7B9B"/>
+              <w:bottom w:val="single" w:sz="5" w:space="0" w:color="8D7B9B"/>
+              <w:right w:val="single" w:sz="5" w:space="0" w:color="8D7B9B"/>
+            </w:tcBorders>
+            <w:shd w:val="clear" w:color="auto" w:fill="EFEAF5"/>
             <w:tcMar>
               <w:top w:w="70" w:type="dxa"/>
-              <w:start w:w="90" w:type="dxa"/>
+              <w:left w:w="90" w:type="dxa"/>
               <w:bottom w:w="70" w:type="dxa"/>
-              <w:end w:w="90" w:type="dxa"/>
+              <w:right w:w="90" w:type="dxa"/>
             </w:tcMar>
-            <w:tcBorders>
-              <w:top w:val="single" w:sz="5" w:color="8D7B9B"/>
-              <w:bottom w:val="single" w:sz="5" w:color="8D7B9B"/>
-              <w:start w:val="single" w:sz="5" w:color="8D7B9B"/>
-              <w:end w:val="single" w:sz="5" w:color="8D7B9B"/>
-            </w:tcBorders>
+            <w:vAlign w:val="center"/>
           </w:tcPr>
           <w:p>
             <w:pPr>
-              <w:spacing w:before="0" w:after="0" w:line="240" w:lineRule="auto"/>
+              <w:spacing w:after="0" w:line="240" w:lineRule="auto"/>
               <w:jc w:val="center"/>
             </w:pPr>
-            <w:r/>
-            <w:r>
-              <w:rPr>
-                <w:rFonts w:ascii="Carlito" w:hAnsi="Carlito" w:eastAsia="Carlito"/>
+            <w:r>
+              <w:rPr>
+                <w:rFonts w:ascii="Carlito" w:eastAsia="Carlito" w:hAnsi="Carlito"/>
                 <w:b/>
-                <w:i w:val="0"/>
                 <w:color w:val="252525"/>
                 <w:sz w:val="17"/>
               </w:rPr>
@@ -3016,45 +3487,49 @@
         <w:tc>
           <w:tcPr>
             <w:tcW w:w="4608" w:type="dxa"/>
-            <w:vAlign w:val="center"/>
+            <w:tcBorders>
+              <w:top w:val="single" w:sz="5" w:space="0" w:color="8D7B9B"/>
+              <w:left w:val="single" w:sz="5" w:space="0" w:color="8D7B9B"/>
+              <w:bottom w:val="single" w:sz="5" w:space="0" w:color="8D7B9B"/>
+              <w:right w:val="single" w:sz="5" w:space="0" w:color="8D7B9B"/>
+            </w:tcBorders>
+            <w:shd w:val="clear" w:color="auto" w:fill="F2ECF7"/>
             <w:tcMar>
               <w:top w:w="70" w:type="dxa"/>
-              <w:start w:w="90" w:type="dxa"/>
+              <w:left w:w="90" w:type="dxa"/>
               <w:bottom w:w="70" w:type="dxa"/>
-              <w:end w:w="90" w:type="dxa"/>
+              <w:right w:w="90" w:type="dxa"/>
             </w:tcMar>
-            <w:shd w:fill="F2ECF7" w:val="clear"/>
-            <w:tcBorders>
-              <w:top w:val="single" w:sz="5" w:color="8D7B9B"/>
-              <w:bottom w:val="single" w:sz="5" w:color="8D7B9B"/>
-              <w:start w:val="single" w:sz="5" w:color="8D7B9B"/>
-              <w:end w:val="single" w:sz="5" w:color="8D7B9B"/>
-            </w:tcBorders>
+            <w:vAlign w:val="center"/>
           </w:tcPr>
           <w:p>
             <w:pPr>
-              <w:spacing w:before="0" w:after="0" w:line="211" w:lineRule="auto"/>
-              <w:jc w:val="left"/>
+              <w:spacing w:after="0" w:line="211" w:lineRule="auto"/>
             </w:pPr>
-            <w:r/>
-            <w:r>
-              <w:rPr>
-                <w:rFonts w:ascii="Liberation Mono" w:hAnsi="Liberation Mono" w:eastAsia="Liberation Mono"/>
-                <w:b w:val="0"/>
-                <w:i w:val="0"/>
+            <w:proofErr w:type="spellStart"/>
+            <w:r>
+              <w:rPr>
+                <w:rFonts w:ascii="Liberation Mono" w:eastAsia="Liberation Mono" w:hAnsi="Liberation Mono"/>
                 <w:color w:val="252525"/>
                 <w:sz w:val="13"/>
               </w:rPr>
-              <w:t>db.Book.aggregate([</w:t>
+              <w:t>db.Book.aggregate</w:t>
+            </w:r>
+            <w:proofErr w:type="spellEnd"/>
+            <w:r>
+              <w:rPr>
+                <w:rFonts w:ascii="Liberation Mono" w:eastAsia="Liberation Mono" w:hAnsi="Liberation Mono"/>
+                <w:color w:val="252525"/>
+                <w:sz w:val="13"/>
+              </w:rPr>
+              <w:t>([</w:t>
             </w:r>
             <w:r>
               <w:br/>
             </w:r>
             <w:r>
               <w:rPr>
-                <w:rFonts w:ascii="Liberation Mono" w:hAnsi="Liberation Mono" w:eastAsia="Liberation Mono"/>
-                <w:b w:val="0"/>
-                <w:i w:val="0"/>
+                <w:rFonts w:ascii="Liberation Mono" w:eastAsia="Liberation Mono" w:hAnsi="Liberation Mono"/>
                 <w:color w:val="252525"/>
                 <w:sz w:val="13"/>
               </w:rPr>
@@ -3065,9 +3540,7 @@
             </w:r>
             <w:r>
               <w:rPr>
-                <w:rFonts w:ascii="Liberation Mono" w:hAnsi="Liberation Mono" w:eastAsia="Liberation Mono"/>
-                <w:b w:val="0"/>
-                <w:i w:val="0"/>
+                <w:rFonts w:ascii="Liberation Mono" w:eastAsia="Liberation Mono" w:hAnsi="Liberation Mono"/>
                 <w:color w:val="252525"/>
                 <w:sz w:val="13"/>
               </w:rPr>
@@ -3078,9 +3551,7 @@
             </w:r>
             <w:r>
               <w:rPr>
-                <w:rFonts w:ascii="Liberation Mono" w:hAnsi="Liberation Mono" w:eastAsia="Liberation Mono"/>
-                <w:b w:val="0"/>
-                <w:i w:val="0"/>
+                <w:rFonts w:ascii="Liberation Mono" w:eastAsia="Liberation Mono" w:hAnsi="Liberation Mono"/>
                 <w:color w:val="252525"/>
                 <w:sz w:val="13"/>
               </w:rPr>
@@ -3091,48 +3562,94 @@
             </w:r>
             <w:r>
               <w:rPr>
-                <w:rFonts w:ascii="Liberation Mono" w:hAnsi="Liberation Mono" w:eastAsia="Liberation Mono"/>
-                <w:b w:val="0"/>
-                <w:i w:val="0"/>
+                <w:rFonts w:ascii="Liberation Mono" w:eastAsia="Liberation Mono" w:hAnsi="Liberation Mono"/>
                 <w:color w:val="252525"/>
                 <w:sz w:val="13"/>
               </w:rPr>
-              <w:t xml:space="preserve">      numberOfBooks: { $sum: 1 },</w:t>
+              <w:t xml:space="preserve">      </w:t>
+            </w:r>
+            <w:proofErr w:type="spellStart"/>
+            <w:r>
+              <w:rPr>
+                <w:rFonts w:ascii="Liberation Mono" w:eastAsia="Liberation Mono" w:hAnsi="Liberation Mono"/>
+                <w:color w:val="252525"/>
+                <w:sz w:val="13"/>
+              </w:rPr>
+              <w:t>numberOfBooks</w:t>
+            </w:r>
+            <w:proofErr w:type="spellEnd"/>
+            <w:r>
+              <w:rPr>
+                <w:rFonts w:ascii="Liberation Mono" w:eastAsia="Liberation Mono" w:hAnsi="Liberation Mono"/>
+                <w:color w:val="252525"/>
+                <w:sz w:val="13"/>
+              </w:rPr>
+              <w:t>: { $sum: 1 },</w:t>
             </w:r>
             <w:r>
               <w:br/>
             </w:r>
             <w:r>
               <w:rPr>
-                <w:rFonts w:ascii="Liberation Mono" w:hAnsi="Liberation Mono" w:eastAsia="Liberation Mono"/>
-                <w:b w:val="0"/>
-                <w:i w:val="0"/>
+                <w:rFonts w:ascii="Liberation Mono" w:eastAsia="Liberation Mono" w:hAnsi="Liberation Mono"/>
                 <w:color w:val="252525"/>
                 <w:sz w:val="13"/>
               </w:rPr>
-              <w:t xml:space="preserve">      averageLoansPerBook: {</w:t>
+              <w:t xml:space="preserve">      </w:t>
+            </w:r>
+            <w:proofErr w:type="spellStart"/>
+            <w:r>
+              <w:rPr>
+                <w:rFonts w:ascii="Liberation Mono" w:eastAsia="Liberation Mono" w:hAnsi="Liberation Mono"/>
+                <w:color w:val="252525"/>
+                <w:sz w:val="13"/>
+              </w:rPr>
+              <w:t>averageLoansPerBook</w:t>
+            </w:r>
+            <w:proofErr w:type="spellEnd"/>
+            <w:r>
+              <w:rPr>
+                <w:rFonts w:ascii="Liberation Mono" w:eastAsia="Liberation Mono" w:hAnsi="Liberation Mono"/>
+                <w:color w:val="252525"/>
+                <w:sz w:val="13"/>
+              </w:rPr>
+              <w:t>: {</w:t>
             </w:r>
             <w:r>
               <w:br/>
             </w:r>
             <w:r>
               <w:rPr>
-                <w:rFonts w:ascii="Liberation Mono" w:hAnsi="Liberation Mono" w:eastAsia="Liberation Mono"/>
-                <w:b w:val="0"/>
-                <w:i w:val="0"/>
+                <w:rFonts w:ascii="Liberation Mono" w:eastAsia="Liberation Mono" w:hAnsi="Liberation Mono"/>
                 <w:color w:val="252525"/>
                 <w:sz w:val="13"/>
               </w:rPr>
-              <w:t xml:space="preserve">        $avg: "$totalLoanTransactions"</w:t>
+              <w:t xml:space="preserve">        $avg: "$</w:t>
+            </w:r>
+            <w:proofErr w:type="spellStart"/>
+            <w:r>
+              <w:rPr>
+                <w:rFonts w:ascii="Liberation Mono" w:eastAsia="Liberation Mono" w:hAnsi="Liberation Mono"/>
+                <w:color w:val="252525"/>
+                <w:sz w:val="13"/>
+              </w:rPr>
+              <w:t>totalLoanTransactions</w:t>
+            </w:r>
+            <w:proofErr w:type="spellEnd"/>
+            <w:r>
+              <w:rPr>
+                <w:rFonts w:ascii="Liberation Mono" w:eastAsia="Liberation Mono" w:hAnsi="Liberation Mono"/>
+                <w:color w:val="252525"/>
+                <w:sz w:val="13"/>
+              </w:rPr>
+              <w:t>"</w:t>
             </w:r>
             <w:r>
               <w:br/>
             </w:r>
             <w:r>
               <w:rPr>
-                <w:rFonts w:ascii="Liberation Mono" w:hAnsi="Liberation Mono" w:eastAsia="Liberation Mono"/>
-                <w:b w:val="0"/>
-                <w:i w:val="0"/>
+                <w:rFonts w:ascii="Liberation Mono" w:eastAsia="Liberation Mono" w:hAnsi="Liberation Mono"/>
                 <w:color w:val="252525"/>
                 <w:sz w:val="13"/>
               </w:rPr>
@@ -3143,9 +3660,7 @@
             </w:r>
             <w:r>
               <w:rPr>
-                <w:rFonts w:ascii="Liberation Mono" w:hAnsi="Liberation Mono" w:eastAsia="Liberation Mono"/>
-                <w:b w:val="0"/>
-                <w:i w:val="0"/>
+                <w:rFonts w:ascii="Liberation Mono" w:eastAsia="Liberation Mono" w:hAnsi="Liberation Mono"/>
                 <w:color w:val="252525"/>
                 <w:sz w:val="13"/>
               </w:rPr>
@@ -3156,9 +3671,7 @@
             </w:r>
             <w:r>
               <w:rPr>
-                <w:rFonts w:ascii="Liberation Mono" w:hAnsi="Liberation Mono" w:eastAsia="Liberation Mono"/>
-                <w:b w:val="0"/>
-                <w:i w:val="0"/>
+                <w:rFonts w:ascii="Liberation Mono" w:eastAsia="Liberation Mono" w:hAnsi="Liberation Mono"/>
                 <w:color w:val="252525"/>
                 <w:sz w:val="13"/>
               </w:rPr>
@@ -3169,9 +3682,7 @@
             </w:r>
             <w:r>
               <w:rPr>
-                <w:rFonts w:ascii="Liberation Mono" w:hAnsi="Liberation Mono" w:eastAsia="Liberation Mono"/>
-                <w:b w:val="0"/>
-                <w:i w:val="0"/>
+                <w:rFonts w:ascii="Liberation Mono" w:eastAsia="Liberation Mono" w:hAnsi="Liberation Mono"/>
                 <w:color w:val="252525"/>
                 <w:sz w:val="13"/>
               </w:rPr>
@@ -3182,9 +3693,7 @@
             </w:r>
             <w:r>
               <w:rPr>
-                <w:rFonts w:ascii="Liberation Mono" w:hAnsi="Liberation Mono" w:eastAsia="Liberation Mono"/>
-                <w:b w:val="0"/>
-                <w:i w:val="0"/>
+                <w:rFonts w:ascii="Liberation Mono" w:eastAsia="Liberation Mono" w:hAnsi="Liberation Mono"/>
                 <w:color w:val="252525"/>
                 <w:sz w:val="13"/>
               </w:rPr>
@@ -3195,35 +3704,101 @@
             </w:r>
             <w:r>
               <w:rPr>
-                <w:rFonts w:ascii="Liberation Mono" w:hAnsi="Liberation Mono" w:eastAsia="Liberation Mono"/>
-                <w:b w:val="0"/>
-                <w:i w:val="0"/>
+                <w:rFonts w:ascii="Liberation Mono" w:eastAsia="Liberation Mono" w:hAnsi="Liberation Mono"/>
                 <w:color w:val="252525"/>
                 <w:sz w:val="13"/>
               </w:rPr>
-              <w:t xml:space="preserve">      numberOfBooks: { $gt: 50 },</w:t>
+              <w:t xml:space="preserve">      </w:t>
+            </w:r>
+            <w:proofErr w:type="spellStart"/>
+            <w:r>
+              <w:rPr>
+                <w:rFonts w:ascii="Liberation Mono" w:eastAsia="Liberation Mono" w:hAnsi="Liberation Mono"/>
+                <w:color w:val="252525"/>
+                <w:sz w:val="13"/>
+              </w:rPr>
+              <w:t>numberOfBooks</w:t>
+            </w:r>
+            <w:proofErr w:type="spellEnd"/>
+            <w:r>
+              <w:rPr>
+                <w:rFonts w:ascii="Liberation Mono" w:eastAsia="Liberation Mono" w:hAnsi="Liberation Mono"/>
+                <w:color w:val="252525"/>
+                <w:sz w:val="13"/>
+              </w:rPr>
+              <w:t>: { $</w:t>
+            </w:r>
+            <w:proofErr w:type="spellStart"/>
+            <w:r>
+              <w:rPr>
+                <w:rFonts w:ascii="Liberation Mono" w:eastAsia="Liberation Mono" w:hAnsi="Liberation Mono"/>
+                <w:color w:val="252525"/>
+                <w:sz w:val="13"/>
+              </w:rPr>
+              <w:t>gt</w:t>
+            </w:r>
+            <w:proofErr w:type="spellEnd"/>
+            <w:r>
+              <w:rPr>
+                <w:rFonts w:ascii="Liberation Mono" w:eastAsia="Liberation Mono" w:hAnsi="Liberation Mono"/>
+                <w:color w:val="252525"/>
+                <w:sz w:val="13"/>
+              </w:rPr>
+              <w:t>: 50 },</w:t>
             </w:r>
             <w:r>
               <w:br/>
             </w:r>
             <w:r>
               <w:rPr>
-                <w:rFonts w:ascii="Liberation Mono" w:hAnsi="Liberation Mono" w:eastAsia="Liberation Mono"/>
-                <w:b w:val="0"/>
-                <w:i w:val="0"/>
+                <w:rFonts w:ascii="Liberation Mono" w:eastAsia="Liberation Mono" w:hAnsi="Liberation Mono"/>
                 <w:color w:val="252525"/>
                 <w:sz w:val="13"/>
               </w:rPr>
-              <w:t xml:space="preserve">      averageLoansPerBook: { $gt: 70 }</w:t>
+              <w:t xml:space="preserve">      </w:t>
+            </w:r>
+            <w:proofErr w:type="spellStart"/>
+            <w:r>
+              <w:rPr>
+                <w:rFonts w:ascii="Liberation Mono" w:eastAsia="Liberation Mono" w:hAnsi="Liberation Mono"/>
+                <w:color w:val="252525"/>
+                <w:sz w:val="13"/>
+              </w:rPr>
+              <w:t>averageLoansPerBook</w:t>
+            </w:r>
+            <w:proofErr w:type="spellEnd"/>
+            <w:r>
+              <w:rPr>
+                <w:rFonts w:ascii="Liberation Mono" w:eastAsia="Liberation Mono" w:hAnsi="Liberation Mono"/>
+                <w:color w:val="252525"/>
+                <w:sz w:val="13"/>
+              </w:rPr>
+              <w:t>: { $</w:t>
+            </w:r>
+            <w:proofErr w:type="spellStart"/>
+            <w:r>
+              <w:rPr>
+                <w:rFonts w:ascii="Liberation Mono" w:eastAsia="Liberation Mono" w:hAnsi="Liberation Mono"/>
+                <w:color w:val="252525"/>
+                <w:sz w:val="13"/>
+              </w:rPr>
+              <w:t>gt</w:t>
+            </w:r>
+            <w:proofErr w:type="spellEnd"/>
+            <w:r>
+              <w:rPr>
+                <w:rFonts w:ascii="Liberation Mono" w:eastAsia="Liberation Mono" w:hAnsi="Liberation Mono"/>
+                <w:color w:val="252525"/>
+                <w:sz w:val="13"/>
+              </w:rPr>
+              <w:t>: 70 }</w:t>
             </w:r>
             <w:r>
               <w:br/>
             </w:r>
             <w:r>
               <w:rPr>
-                <w:rFonts w:ascii="Liberation Mono" w:hAnsi="Liberation Mono" w:eastAsia="Liberation Mono"/>
-                <w:b w:val="0"/>
-                <w:i w:val="0"/>
+                <w:rFonts w:ascii="Liberation Mono" w:eastAsia="Liberation Mono" w:hAnsi="Liberation Mono"/>
                 <w:color w:val="252525"/>
                 <w:sz w:val="13"/>
               </w:rPr>
@@ -3234,9 +3809,7 @@
             </w:r>
             <w:r>
               <w:rPr>
-                <w:rFonts w:ascii="Liberation Mono" w:hAnsi="Liberation Mono" w:eastAsia="Liberation Mono"/>
-                <w:b w:val="0"/>
-                <w:i w:val="0"/>
+                <w:rFonts w:ascii="Liberation Mono" w:eastAsia="Liberation Mono" w:hAnsi="Liberation Mono"/>
                 <w:color w:val="252525"/>
                 <w:sz w:val="13"/>
               </w:rPr>
@@ -3247,9 +3820,7 @@
             </w:r>
             <w:r>
               <w:rPr>
-                <w:rFonts w:ascii="Liberation Mono" w:hAnsi="Liberation Mono" w:eastAsia="Liberation Mono"/>
-                <w:b w:val="0"/>
-                <w:i w:val="0"/>
+                <w:rFonts w:ascii="Liberation Mono" w:eastAsia="Liberation Mono" w:hAnsi="Liberation Mono"/>
                 <w:color w:val="252525"/>
                 <w:sz w:val="13"/>
               </w:rPr>
@@ -3260,9 +3831,7 @@
             </w:r>
             <w:r>
               <w:rPr>
-                <w:rFonts w:ascii="Liberation Mono" w:hAnsi="Liberation Mono" w:eastAsia="Liberation Mono"/>
-                <w:b w:val="0"/>
-                <w:i w:val="0"/>
+                <w:rFonts w:ascii="Liberation Mono" w:eastAsia="Liberation Mono" w:hAnsi="Liberation Mono"/>
                 <w:color w:val="252525"/>
                 <w:sz w:val="13"/>
               </w:rPr>
@@ -3273,9 +3842,7 @@
             </w:r>
             <w:r>
               <w:rPr>
-                <w:rFonts w:ascii="Liberation Mono" w:hAnsi="Liberation Mono" w:eastAsia="Liberation Mono"/>
-                <w:b w:val="0"/>
-                <w:i w:val="0"/>
+                <w:rFonts w:ascii="Liberation Mono" w:eastAsia="Liberation Mono" w:hAnsi="Liberation Mono"/>
                 <w:color w:val="252525"/>
                 <w:sz w:val="13"/>
               </w:rPr>
@@ -3286,9 +3853,7 @@
             </w:r>
             <w:r>
               <w:rPr>
-                <w:rFonts w:ascii="Liberation Mono" w:hAnsi="Liberation Mono" w:eastAsia="Liberation Mono"/>
-                <w:b w:val="0"/>
-                <w:i w:val="0"/>
+                <w:rFonts w:ascii="Liberation Mono" w:eastAsia="Liberation Mono" w:hAnsi="Liberation Mono"/>
                 <w:color w:val="252525"/>
                 <w:sz w:val="13"/>
               </w:rPr>
@@ -3299,48 +3864,94 @@
             </w:r>
             <w:r>
               <w:rPr>
-                <w:rFonts w:ascii="Liberation Mono" w:hAnsi="Liberation Mono" w:eastAsia="Liberation Mono"/>
-                <w:b w:val="0"/>
-                <w:i w:val="0"/>
+                <w:rFonts w:ascii="Liberation Mono" w:eastAsia="Liberation Mono" w:hAnsi="Liberation Mono"/>
                 <w:color w:val="252525"/>
                 <w:sz w:val="13"/>
               </w:rPr>
-              <w:t xml:space="preserve">      numberOfBooks: 1,</w:t>
+              <w:t xml:space="preserve">      </w:t>
+            </w:r>
+            <w:proofErr w:type="spellStart"/>
+            <w:r>
+              <w:rPr>
+                <w:rFonts w:ascii="Liberation Mono" w:eastAsia="Liberation Mono" w:hAnsi="Liberation Mono"/>
+                <w:color w:val="252525"/>
+                <w:sz w:val="13"/>
+              </w:rPr>
+              <w:t>numberOfBooks</w:t>
+            </w:r>
+            <w:proofErr w:type="spellEnd"/>
+            <w:r>
+              <w:rPr>
+                <w:rFonts w:ascii="Liberation Mono" w:eastAsia="Liberation Mono" w:hAnsi="Liberation Mono"/>
+                <w:color w:val="252525"/>
+                <w:sz w:val="13"/>
+              </w:rPr>
+              <w:t>: 1,</w:t>
             </w:r>
             <w:r>
               <w:br/>
             </w:r>
             <w:r>
               <w:rPr>
-                <w:rFonts w:ascii="Liberation Mono" w:hAnsi="Liberation Mono" w:eastAsia="Liberation Mono"/>
-                <w:b w:val="0"/>
-                <w:i w:val="0"/>
+                <w:rFonts w:ascii="Liberation Mono" w:eastAsia="Liberation Mono" w:hAnsi="Liberation Mono"/>
                 <w:color w:val="252525"/>
                 <w:sz w:val="13"/>
               </w:rPr>
-              <w:t xml:space="preserve">      averageLoansPerBook: {</w:t>
+              <w:t xml:space="preserve">      </w:t>
+            </w:r>
+            <w:proofErr w:type="spellStart"/>
+            <w:r>
+              <w:rPr>
+                <w:rFonts w:ascii="Liberation Mono" w:eastAsia="Liberation Mono" w:hAnsi="Liberation Mono"/>
+                <w:color w:val="252525"/>
+                <w:sz w:val="13"/>
+              </w:rPr>
+              <w:t>averageLoansPerBook</w:t>
+            </w:r>
+            <w:proofErr w:type="spellEnd"/>
+            <w:r>
+              <w:rPr>
+                <w:rFonts w:ascii="Liberation Mono" w:eastAsia="Liberation Mono" w:hAnsi="Liberation Mono"/>
+                <w:color w:val="252525"/>
+                <w:sz w:val="13"/>
+              </w:rPr>
+              <w:t>: {</w:t>
             </w:r>
             <w:r>
               <w:br/>
             </w:r>
             <w:r>
               <w:rPr>
-                <w:rFonts w:ascii="Liberation Mono" w:hAnsi="Liberation Mono" w:eastAsia="Liberation Mono"/>
-                <w:b w:val="0"/>
-                <w:i w:val="0"/>
+                <w:rFonts w:ascii="Liberation Mono" w:eastAsia="Liberation Mono" w:hAnsi="Liberation Mono"/>
                 <w:color w:val="252525"/>
                 <w:sz w:val="13"/>
               </w:rPr>
-              <w:t xml:space="preserve">        $round: ["$averageLoansPerBook", 2]</w:t>
+              <w:t xml:space="preserve">        $round: ["$</w:t>
+            </w:r>
+            <w:proofErr w:type="spellStart"/>
+            <w:r>
+              <w:rPr>
+                <w:rFonts w:ascii="Liberation Mono" w:eastAsia="Liberation Mono" w:hAnsi="Liberation Mono"/>
+                <w:color w:val="252525"/>
+                <w:sz w:val="13"/>
+              </w:rPr>
+              <w:t>averageLoansPerBook</w:t>
+            </w:r>
+            <w:proofErr w:type="spellEnd"/>
+            <w:r>
+              <w:rPr>
+                <w:rFonts w:ascii="Liberation Mono" w:eastAsia="Liberation Mono" w:hAnsi="Liberation Mono"/>
+                <w:color w:val="252525"/>
+                <w:sz w:val="13"/>
+              </w:rPr>
+              <w:t>", 2]</w:t>
             </w:r>
             <w:r>
               <w:br/>
             </w:r>
             <w:r>
               <w:rPr>
-                <w:rFonts w:ascii="Liberation Mono" w:hAnsi="Liberation Mono" w:eastAsia="Liberation Mono"/>
-                <w:b w:val="0"/>
-                <w:i w:val="0"/>
+                <w:rFonts w:ascii="Liberation Mono" w:eastAsia="Liberation Mono" w:hAnsi="Liberation Mono"/>
                 <w:color w:val="252525"/>
                 <w:sz w:val="13"/>
               </w:rPr>
@@ -3351,9 +3962,7 @@
             </w:r>
             <w:r>
               <w:rPr>
-                <w:rFonts w:ascii="Liberation Mono" w:hAnsi="Liberation Mono" w:eastAsia="Liberation Mono"/>
-                <w:b w:val="0"/>
-                <w:i w:val="0"/>
+                <w:rFonts w:ascii="Liberation Mono" w:eastAsia="Liberation Mono" w:hAnsi="Liberation Mono"/>
                 <w:color w:val="252525"/>
                 <w:sz w:val="13"/>
               </w:rPr>
@@ -3364,9 +3973,7 @@
             </w:r>
             <w:r>
               <w:rPr>
-                <w:rFonts w:ascii="Liberation Mono" w:hAnsi="Liberation Mono" w:eastAsia="Liberation Mono"/>
-                <w:b w:val="0"/>
-                <w:i w:val="0"/>
+                <w:rFonts w:ascii="Liberation Mono" w:eastAsia="Liberation Mono" w:hAnsi="Liberation Mono"/>
                 <w:color w:val="252525"/>
                 <w:sz w:val="13"/>
               </w:rPr>
@@ -3377,100 +3984,89 @@
             </w:r>
             <w:r>
               <w:rPr>
-                <w:rFonts w:ascii="Liberation Mono" w:hAnsi="Liberation Mono" w:eastAsia="Liberation Mono"/>
-                <w:b w:val="0"/>
-                <w:i w:val="0"/>
+                <w:rFonts w:ascii="Liberation Mono" w:eastAsia="Liberation Mono" w:hAnsi="Liberation Mono"/>
                 <w:color w:val="252525"/>
                 <w:sz w:val="13"/>
               </w:rPr>
-              <w:t xml:space="preserve">  { $sort: { averageLoansPerBook: -1, genre: 1 } }</w:t>
+              <w:t xml:space="preserve">  { $sort: { </w:t>
+            </w:r>
+            <w:proofErr w:type="spellStart"/>
+            <w:r>
+              <w:rPr>
+                <w:rFonts w:ascii="Liberation Mono" w:eastAsia="Liberation Mono" w:hAnsi="Liberation Mono"/>
+                <w:color w:val="252525"/>
+                <w:sz w:val="13"/>
+              </w:rPr>
+              <w:t>averageLoansPerBook</w:t>
+            </w:r>
+            <w:proofErr w:type="spellEnd"/>
+            <w:r>
+              <w:rPr>
+                <w:rFonts w:ascii="Liberation Mono" w:eastAsia="Liberation Mono" w:hAnsi="Liberation Mono"/>
+                <w:color w:val="252525"/>
+                <w:sz w:val="13"/>
+              </w:rPr>
+              <w:t>: -1, genre: 1 } }</w:t>
             </w:r>
             <w:r>
               <w:br/>
             </w:r>
             <w:r>
               <w:rPr>
-                <w:rFonts w:ascii="Liberation Mono" w:hAnsi="Liberation Mono" w:eastAsia="Liberation Mono"/>
-                <w:b w:val="0"/>
-                <w:i w:val="0"/>
+                <w:rFonts w:ascii="Liberation Mono" w:eastAsia="Liberation Mono" w:hAnsi="Liberation Mono"/>
                 <w:color w:val="252525"/>
                 <w:sz w:val="13"/>
               </w:rPr>
-              <w:t>]).toArray()</w:t>
+              <w:t>]).</w:t>
+            </w:r>
+            <w:proofErr w:type="spellStart"/>
+            <w:r>
+              <w:rPr>
+                <w:rFonts w:ascii="Liberation Mono" w:eastAsia="Liberation Mono" w:hAnsi="Liberation Mono"/>
+                <w:color w:val="252525"/>
+                <w:sz w:val="13"/>
+              </w:rPr>
+              <w:t>toArray</w:t>
+            </w:r>
+            <w:proofErr w:type="spellEnd"/>
+            <w:r>
+              <w:rPr>
+                <w:rFonts w:ascii="Liberation Mono" w:eastAsia="Liberation Mono" w:hAnsi="Liberation Mono"/>
+                <w:color w:val="252525"/>
+                <w:sz w:val="13"/>
+              </w:rPr>
+              <w:t>()</w:t>
             </w:r>
           </w:p>
         </w:tc>
         <w:tc>
           <w:tcPr>
             <w:tcW w:w="4636" w:type="dxa"/>
-            <w:shd w:fill="EEF8E5" w:val="clear"/>
-            <w:vAlign w:val="center"/>
+            <w:tcBorders>
+              <w:top w:val="single" w:sz="5" w:space="0" w:color="8D7B9B"/>
+              <w:left w:val="single" w:sz="5" w:space="0" w:color="8D7B9B"/>
+              <w:bottom w:val="single" w:sz="5" w:space="0" w:color="8D7B9B"/>
+              <w:right w:val="single" w:sz="5" w:space="0" w:color="8D7B9B"/>
+            </w:tcBorders>
+            <w:shd w:val="clear" w:color="auto" w:fill="EEF8E5"/>
             <w:tcMar>
               <w:top w:w="70" w:type="dxa"/>
-              <w:start w:w="90" w:type="dxa"/>
+              <w:left w:w="90" w:type="dxa"/>
               <w:bottom w:w="70" w:type="dxa"/>
-              <w:end w:w="90" w:type="dxa"/>
+              <w:right w:w="90" w:type="dxa"/>
             </w:tcMar>
-            <w:tcBorders>
-              <w:top w:val="single" w:sz="5" w:color="8D7B9B"/>
-              <w:bottom w:val="single" w:sz="5" w:color="8D7B9B"/>
-              <w:start w:val="single" w:sz="5" w:color="8D7B9B"/>
-              <w:end w:val="single" w:sz="5" w:color="8D7B9B"/>
-            </w:tcBorders>
+            <w:vAlign w:val="center"/>
           </w:tcPr>
           <w:p>
             <w:pPr>
-              <w:spacing w:before="0" w:after="0" w:line="226" w:lineRule="auto"/>
-              <w:jc w:val="left"/>
+              <w:spacing w:after="0" w:line="226" w:lineRule="auto"/>
             </w:pPr>
-            <w:r/>
-            <w:r>
-              <w:rPr>
-                <w:rFonts w:ascii="Carlito" w:hAnsi="Carlito" w:eastAsia="Carlito"/>
-                <w:b w:val="0"/>
-                <w:i w:val="0"/>
-                <w:color w:val="252525"/>
-                <w:sz w:val="16"/>
-              </w:rPr>
-              <w:t>mongosh output:</w:t>
-            </w:r>
-            <w:r>
-              <w:br/>
-            </w:r>
-            <w:r>
-              <w:rPr>
-                <w:rFonts w:ascii="Carlito" w:hAnsi="Carlito" w:eastAsia="Carlito"/>
-                <w:b w:val="0"/>
-                <w:i w:val="0"/>
-                <w:color w:val="252525"/>
-                <w:sz w:val="16"/>
-              </w:rPr>
-              <w:t>[]</w:t>
-            </w:r>
-            <w:r>
-              <w:br/>
-            </w:r>
-            <w:r>
-              <w:rPr>
-                <w:rFonts w:ascii="Carlito" w:hAnsi="Carlito" w:eastAsia="Carlito"/>
-                <w:b w:val="0"/>
-                <w:i w:val="0"/>
-                <w:color w:val="252525"/>
-                <w:sz w:val="16"/>
-              </w:rPr>
-            </w:r>
-            <w:r>
-              <w:br/>
-            </w:r>
-            <w:r>
-              <w:rPr>
-                <w:rFonts w:ascii="Carlito" w:hAnsi="Carlito" w:eastAsia="Carlito"/>
-                <w:b w:val="0"/>
-                <w:i w:val="0"/>
-                <w:color w:val="252525"/>
-                <w:sz w:val="16"/>
-              </w:rPr>
-              <w:t>No genre satisfies both filters. The group analysis shows that Research Journal, the largest genre, has 96 books and 2,093 loans (21.8 loans per book), which is well below the required average of more than 70.</w:t>
+            <w:r>
+              <w:rPr>
+                <w:rFonts w:ascii="Carlito" w:eastAsia="Carlito" w:hAnsi="Carlito"/>
+                <w:color w:val="252525"/>
+              </w:rPr>
+              <w:t>None</w:t>
             </w:r>
           </w:p>
         </w:tc>
@@ -3504,12 +4100,11 @@
       <w:pPr>
         <w:pStyle w:val="ListParagraph"/>
         <w:keepNext/>
-        <w:widowControl/>
         <w:numPr>
           <w:ilvl w:val="0"/>
           <w:numId w:val="45"/>
         </w:numPr>
-        <w:spacing w:before="0" w:after="40" w:line="240" w:lineRule="auto"/>
+        <w:spacing w:after="40" w:line="240" w:lineRule="auto"/>
         <w:rPr>
           <w:b/>
           <w:bCs/>
@@ -3517,11 +4112,12 @@
       </w:pPr>
       <w:r>
         <w:rPr>
-          <w:rFonts w:ascii="Carlito" w:hAnsi="Carlito" w:eastAsia="Carlito"/>
+          <w:rFonts w:ascii="Carlito" w:eastAsia="Carlito" w:hAnsi="Carlito"/>
           <w:b/>
           <w:color w:val="252525"/>
           <w:sz w:val="21"/>
         </w:rPr>
+        <w:lastRenderedPageBreak/>
         <w:t>Individual report</w:t>
       </w:r>
     </w:p>
@@ -3530,12 +4126,6 @@
         <w:pStyle w:val="ReportTitle"/>
       </w:pPr>
       <w:r>
-        <w:rPr>
-          <w:rFonts w:ascii="Carlito" w:hAnsi="Carlito" w:eastAsia="Carlito"/>
-          <w:b/>
-          <w:color w:val="4B2A63"/>
-          <w:sz w:val="36"/>
-        </w:rPr>
         <w:t>Composite Index Design for an Overdue-Loan Worklist</w:t>
       </w:r>
     </w:p>
@@ -3544,59 +4134,51 @@
         <w:pStyle w:val="ReportSubtitle"/>
       </w:pPr>
       <w:r>
-        <w:rPr>
-          <w:rFonts w:ascii="Carlito" w:hAnsi="Carlito" w:eastAsia="Carlito"/>
-          <w:i/>
-          <w:color w:val="666666"/>
-          <w:sz w:val="21"/>
-        </w:rPr>
         <w:t>Using leftmost-prefix rules, covering columns and EXPLAIN ANALYZE</w:t>
       </w:r>
     </w:p>
     <w:tbl>
       <w:tblPr>
-        <w:tblW w:type="auto" w:w="0"/>
+        <w:tblW w:w="0" w:type="auto"/>
         <w:jc w:val="center"/>
-        <w:tblLook w:firstColumn="1" w:firstRow="1" w:lastColumn="0" w:lastRow="0" w:noHBand="0" w:noVBand="1" w:val="04A0"/>
         <w:tblLayout w:type="fixed"/>
+        <w:tblLook w:val="04A0" w:firstRow="1" w:lastRow="0" w:firstColumn="1" w:lastColumn="0" w:noHBand="0" w:noVBand="1"/>
       </w:tblPr>
       <w:tblGrid>
-        <w:gridCol w:w="4874"/>
-        <w:gridCol w:w="4874"/>
+        <w:gridCol w:w="1800"/>
+        <w:gridCol w:w="8136"/>
       </w:tblGrid>
       <w:tr>
         <w:trPr>
           <w:cantSplit/>
+          <w:jc w:val="center"/>
         </w:trPr>
         <w:tc>
           <w:tcPr>
-            <w:tcW w:type="dxa" w:w="1800"/>
-            <w:vAlign w:val="center"/>
+            <w:tcW w:w="1800" w:type="dxa"/>
+            <w:tcBorders>
+              <w:top w:val="single" w:sz="5" w:space="0" w:color="D7D9DE"/>
+              <w:left w:val="single" w:sz="5" w:space="0" w:color="D7D9DE"/>
+              <w:bottom w:val="single" w:sz="5" w:space="0" w:color="D7D9DE"/>
+              <w:right w:val="single" w:sz="5" w:space="0" w:color="D7D9DE"/>
+            </w:tcBorders>
+            <w:shd w:val="clear" w:color="auto" w:fill="F2ECF7"/>
             <w:tcMar>
               <w:top w:w="70" w:type="dxa"/>
-              <w:start w:w="90" w:type="dxa"/>
+              <w:left w:w="90" w:type="dxa"/>
               <w:bottom w:w="70" w:type="dxa"/>
-              <w:end w:w="90" w:type="dxa"/>
+              <w:right w:w="90" w:type="dxa"/>
             </w:tcMar>
-            <w:shd w:fill="F2ECF7" w:val="clear"/>
-            <w:tcBorders>
-              <w:top w:val="single" w:sz="5" w:color="D7D9DE"/>
-              <w:bottom w:val="single" w:sz="5" w:color="D7D9DE"/>
-              <w:start w:val="single" w:sz="5" w:color="D7D9DE"/>
-              <w:end w:val="single" w:sz="5" w:color="D7D9DE"/>
-            </w:tcBorders>
+            <w:vAlign w:val="center"/>
           </w:tcPr>
           <w:p>
             <w:pPr>
-              <w:spacing w:before="0" w:after="0" w:line="240" w:lineRule="auto"/>
-              <w:jc w:val="left"/>
+              <w:spacing w:after="0" w:line="240" w:lineRule="auto"/>
             </w:pPr>
-            <w:r/>
-            <w:r>
-              <w:rPr>
-                <w:rFonts w:ascii="Carlito" w:hAnsi="Carlito" w:eastAsia="Carlito"/>
+            <w:r>
+              <w:rPr>
+                <w:rFonts w:ascii="Carlito" w:eastAsia="Carlito" w:hAnsi="Carlito"/>
                 <w:b/>
-                <w:i w:val="0"/>
                 <w:color w:val="4B2A63"/>
                 <w:sz w:val="19"/>
               </w:rPr>
@@ -3606,73 +4188,77 @@
         </w:tc>
         <w:tc>
           <w:tcPr>
-            <w:tcW w:type="dxa" w:w="8136"/>
-            <w:vAlign w:val="center"/>
+            <w:tcW w:w="8136" w:type="dxa"/>
+            <w:tcBorders>
+              <w:top w:val="single" w:sz="5" w:space="0" w:color="D7D9DE"/>
+              <w:left w:val="single" w:sz="5" w:space="0" w:color="D7D9DE"/>
+              <w:bottom w:val="single" w:sz="5" w:space="0" w:color="D7D9DE"/>
+              <w:right w:val="single" w:sz="5" w:space="0" w:color="D7D9DE"/>
+            </w:tcBorders>
             <w:tcMar>
               <w:top w:w="70" w:type="dxa"/>
-              <w:start w:w="90" w:type="dxa"/>
+              <w:left w:w="90" w:type="dxa"/>
               <w:bottom w:w="70" w:type="dxa"/>
-              <w:end w:w="90" w:type="dxa"/>
+              <w:right w:w="90" w:type="dxa"/>
             </w:tcMar>
-            <w:tcBorders>
-              <w:top w:val="single" w:sz="5" w:color="D7D9DE"/>
-              <w:bottom w:val="single" w:sz="5" w:color="D7D9DE"/>
-              <w:start w:val="single" w:sz="5" w:color="D7D9DE"/>
-              <w:end w:val="single" w:sz="5" w:color="D7D9DE"/>
-            </w:tcBorders>
+            <w:vAlign w:val="center"/>
           </w:tcPr>
           <w:p>
             <w:pPr>
-              <w:spacing w:before="0" w:after="0" w:line="240" w:lineRule="auto"/>
-              <w:jc w:val="left"/>
+              <w:spacing w:after="0" w:line="240" w:lineRule="auto"/>
             </w:pPr>
-            <w:r/>
-            <w:r>
-              <w:rPr>
-                <w:rFonts w:ascii="Carlito" w:hAnsi="Carlito" w:eastAsia="Carlito"/>
-                <w:b w:val="0"/>
-                <w:i w:val="0"/>
+            <w:r>
+              <w:rPr>
+                <w:rFonts w:ascii="Carlito" w:eastAsia="Carlito" w:hAnsi="Carlito"/>
                 <w:color w:val="252525"/>
                 <w:sz w:val="19"/>
               </w:rPr>
-              <w:t>Kendrick Slamat</w:t>
-            </w:r>
+              <w:t xml:space="preserve">Kendrick </w:t>
+            </w:r>
+            <w:proofErr w:type="spellStart"/>
+            <w:r>
+              <w:rPr>
+                <w:rFonts w:ascii="Carlito" w:eastAsia="Carlito" w:hAnsi="Carlito"/>
+                <w:color w:val="252525"/>
+                <w:sz w:val="19"/>
+              </w:rPr>
+              <w:t>Slamat</w:t>
+            </w:r>
+            <w:proofErr w:type="spellEnd"/>
           </w:p>
         </w:tc>
       </w:tr>
       <w:tr>
         <w:trPr>
           <w:cantSplit/>
+          <w:jc w:val="center"/>
         </w:trPr>
         <w:tc>
           <w:tcPr>
-            <w:tcW w:type="dxa" w:w="1800"/>
-            <w:vAlign w:val="center"/>
+            <w:tcW w:w="1800" w:type="dxa"/>
+            <w:tcBorders>
+              <w:top w:val="single" w:sz="5" w:space="0" w:color="D7D9DE"/>
+              <w:left w:val="single" w:sz="5" w:space="0" w:color="D7D9DE"/>
+              <w:bottom w:val="single" w:sz="5" w:space="0" w:color="D7D9DE"/>
+              <w:right w:val="single" w:sz="5" w:space="0" w:color="D7D9DE"/>
+            </w:tcBorders>
+            <w:shd w:val="clear" w:color="auto" w:fill="F2ECF7"/>
             <w:tcMar>
               <w:top w:w="70" w:type="dxa"/>
-              <w:start w:w="90" w:type="dxa"/>
+              <w:left w:w="90" w:type="dxa"/>
               <w:bottom w:w="70" w:type="dxa"/>
-              <w:end w:w="90" w:type="dxa"/>
+              <w:right w:w="90" w:type="dxa"/>
             </w:tcMar>
-            <w:shd w:fill="F2ECF7" w:val="clear"/>
-            <w:tcBorders>
-              <w:top w:val="single" w:sz="5" w:color="D7D9DE"/>
-              <w:bottom w:val="single" w:sz="5" w:color="D7D9DE"/>
-              <w:start w:val="single" w:sz="5" w:color="D7D9DE"/>
-              <w:end w:val="single" w:sz="5" w:color="D7D9DE"/>
-            </w:tcBorders>
+            <w:vAlign w:val="center"/>
           </w:tcPr>
           <w:p>
             <w:pPr>
-              <w:spacing w:before="0" w:after="0" w:line="240" w:lineRule="auto"/>
-              <w:jc w:val="left"/>
+              <w:spacing w:after="0" w:line="240" w:lineRule="auto"/>
             </w:pPr>
-            <w:r/>
-            <w:r>
-              <w:rPr>
-                <w:rFonts w:ascii="Carlito" w:hAnsi="Carlito" w:eastAsia="Carlito"/>
+            <w:r>
+              <w:rPr>
+                <w:rFonts w:ascii="Carlito" w:eastAsia="Carlito" w:hAnsi="Carlito"/>
                 <w:b/>
-                <w:i w:val="0"/>
                 <w:color w:val="4B2A63"/>
                 <w:sz w:val="19"/>
               </w:rPr>
@@ -3682,32 +4268,28 @@
         </w:tc>
         <w:tc>
           <w:tcPr>
-            <w:tcW w:type="dxa" w:w="8136"/>
-            <w:vAlign w:val="center"/>
+            <w:tcW w:w="8136" w:type="dxa"/>
+            <w:tcBorders>
+              <w:top w:val="single" w:sz="5" w:space="0" w:color="D7D9DE"/>
+              <w:left w:val="single" w:sz="5" w:space="0" w:color="D7D9DE"/>
+              <w:bottom w:val="single" w:sz="5" w:space="0" w:color="D7D9DE"/>
+              <w:right w:val="single" w:sz="5" w:space="0" w:color="D7D9DE"/>
+            </w:tcBorders>
             <w:tcMar>
               <w:top w:w="70" w:type="dxa"/>
-              <w:start w:w="90" w:type="dxa"/>
+              <w:left w:w="90" w:type="dxa"/>
               <w:bottom w:w="70" w:type="dxa"/>
-              <w:end w:w="90" w:type="dxa"/>
+              <w:right w:w="90" w:type="dxa"/>
             </w:tcMar>
-            <w:tcBorders>
-              <w:top w:val="single" w:sz="5" w:color="D7D9DE"/>
-              <w:bottom w:val="single" w:sz="5" w:color="D7D9DE"/>
-              <w:start w:val="single" w:sz="5" w:color="D7D9DE"/>
-              <w:end w:val="single" w:sz="5" w:color="D7D9DE"/>
-            </w:tcBorders>
+            <w:vAlign w:val="center"/>
           </w:tcPr>
           <w:p>
             <w:pPr>
-              <w:spacing w:before="0" w:after="0" w:line="240" w:lineRule="auto"/>
-              <w:jc w:val="left"/>
+              <w:spacing w:after="0" w:line="240" w:lineRule="auto"/>
             </w:pPr>
-            <w:r/>
-            <w:r>
-              <w:rPr>
-                <w:rFonts w:ascii="Carlito" w:hAnsi="Carlito" w:eastAsia="Carlito"/>
-                <w:b w:val="0"/>
-                <w:i w:val="0"/>
+            <w:r>
+              <w:rPr>
+                <w:rFonts w:ascii="Carlito" w:eastAsia="Carlito" w:hAnsi="Carlito"/>
                 <w:color w:val="252525"/>
                 <w:sz w:val="19"/>
               </w:rPr>
@@ -3724,43 +4306,43 @@
     </w:p>
     <w:tbl>
       <w:tblPr>
-        <w:tblW w:type="auto" w:w="0"/>
+        <w:tblW w:w="0" w:type="auto"/>
         <w:jc w:val="center"/>
-        <w:tblLook w:firstColumn="1" w:firstRow="1" w:lastColumn="0" w:lastRow="0" w:noHBand="0" w:noVBand="1" w:val="04A0"/>
         <w:tblLayout w:type="fixed"/>
+        <w:tblLook w:val="04A0" w:firstRow="1" w:lastRow="0" w:firstColumn="1" w:lastColumn="0" w:noHBand="0" w:noVBand="1"/>
       </w:tblPr>
       <w:tblGrid>
-        <w:gridCol w:w="9749"/>
+        <w:gridCol w:w="9936"/>
       </w:tblGrid>
       <w:tr>
         <w:trPr>
           <w:cantSplit/>
+          <w:jc w:val="center"/>
         </w:trPr>
         <w:tc>
           <w:tcPr>
-            <w:tcW w:type="dxa" w:w="9936"/>
-            <w:shd w:fill="EEF8E5" w:val="clear"/>
+            <w:tcW w:w="9936" w:type="dxa"/>
             <w:tcBorders>
-              <w:top w:val="single" w:sz="10" w:color="5D8F2B"/>
-              <w:bottom w:val="single" w:sz="10" w:color="5D8F2B"/>
-              <w:start w:val="single" w:sz="10" w:color="5D8F2B"/>
-              <w:end w:val="single" w:sz="10" w:color="5D8F2B"/>
+              <w:top w:val="single" w:sz="10" w:space="0" w:color="5D8F2B"/>
+              <w:left w:val="single" w:sz="10" w:space="0" w:color="5D8F2B"/>
+              <w:bottom w:val="single" w:sz="10" w:space="0" w:color="5D8F2B"/>
+              <w:right w:val="single" w:sz="10" w:space="0" w:color="5D8F2B"/>
             </w:tcBorders>
+            <w:shd w:val="clear" w:color="auto" w:fill="EEF8E5"/>
             <w:tcMar>
               <w:top w:w="80" w:type="dxa"/>
-              <w:start w:w="100" w:type="dxa"/>
+              <w:left w:w="100" w:type="dxa"/>
               <w:bottom w:w="80" w:type="dxa"/>
-              <w:end w:w="100" w:type="dxa"/>
+              <w:right w:w="100" w:type="dxa"/>
             </w:tcMar>
           </w:tcPr>
           <w:p>
             <w:pPr>
               <w:spacing w:after="0" w:line="240" w:lineRule="auto"/>
             </w:pPr>
-            <w:r/>
-            <w:r>
-              <w:rPr>
-                <w:rFonts w:ascii="Carlito" w:hAnsi="Carlito" w:eastAsia="Carlito"/>
+            <w:r>
+              <w:rPr>
+                <w:rFonts w:ascii="Carlito" w:eastAsia="Carlito" w:hAnsi="Carlito"/>
                 <w:b/>
                 <w:color w:val="5D8F2B"/>
                 <w:sz w:val="21"/>
@@ -3769,7 +4351,7 @@
             </w:r>
             <w:r>
               <w:rPr>
-                <w:rFonts w:ascii="Carlito" w:hAnsi="Carlito" w:eastAsia="Carlito"/>
+                <w:rFonts w:ascii="Carlito" w:eastAsia="Carlito" w:hAnsi="Carlito"/>
                 <w:color w:val="252525"/>
                 <w:sz w:val="21"/>
               </w:rPr>
@@ -3792,12 +4374,6 @@
         </w:pBdr>
       </w:pPr>
       <w:r>
-        <w:rPr>
-          <w:rFonts w:ascii="Carlito" w:hAnsi="Carlito" w:eastAsia="Carlito"/>
-          <w:b/>
-          <w:color w:val="4B2A63"/>
-          <w:sz w:val="26"/>
-        </w:rPr>
         <w:t>1. Problem framing</w:t>
       </w:r>
     </w:p>
@@ -3806,12 +4382,6 @@
         <w:pStyle w:val="ReportBody"/>
       </w:pPr>
       <w:r>
-        <w:rPr>
-          <w:rFonts w:ascii="Carlito" w:hAnsi="Carlito" w:eastAsia="Carlito"/>
-          <w:i w:val="0"/>
-          <w:color w:val="252525"/>
-          <w:sz w:val="24"/>
-        </w:rPr>
         <w:t>The Loan table grows every time a book is issued. One operational screen is likely to be opened repeatedly: a worklist of loans that have not been returned and are already past their due date. The query returns very few rows, but an unindexed search can still inspect a large share of the transaction history before finding them. My aim was to design one index around this exact access pattern rather than add several general-purpose indexes.</w:t>
       </w:r>
     </w:p>
@@ -3820,13 +4390,47 @@
         <w:pStyle w:val="ReportBody"/>
       </w:pPr>
       <w:r>
-        <w:rPr>
-          <w:rFonts w:ascii="Carlito" w:hAnsi="Carlito" w:eastAsia="Carlito"/>
-          <w:i w:val="0"/>
-          <w:color w:val="252525"/>
-          <w:sz w:val="24"/>
-        </w:rPr>
-        <w:t>The demonstration focuses on ReturnDatetime, DueDate, MemberID, BookID and CopySeqNo. A NULL return timestamp means that the loan is still open. The small data set below is deliberately used for correctness, not as a performance benchmark. Actual timings must be collected on the final MySQL database because cache state, hardware and data distribution all affect elapsed time.</w:t>
+        <w:t xml:space="preserve">The demonstration focuses on </w:t>
+      </w:r>
+      <w:proofErr w:type="spellStart"/>
+      <w:r>
+        <w:t>ReturnDatetime</w:t>
+      </w:r>
+      <w:proofErr w:type="spellEnd"/>
+      <w:r>
+        <w:t xml:space="preserve">, </w:t>
+      </w:r>
+      <w:proofErr w:type="spellStart"/>
+      <w:r>
+        <w:t>DueDate</w:t>
+      </w:r>
+      <w:proofErr w:type="spellEnd"/>
+      <w:r>
+        <w:t xml:space="preserve">, </w:t>
+      </w:r>
+      <w:proofErr w:type="spellStart"/>
+      <w:r>
+        <w:t>MemberID</w:t>
+      </w:r>
+      <w:proofErr w:type="spellEnd"/>
+      <w:r>
+        <w:t xml:space="preserve">, </w:t>
+      </w:r>
+      <w:proofErr w:type="spellStart"/>
+      <w:r>
+        <w:t>BookID</w:t>
+      </w:r>
+      <w:proofErr w:type="spellEnd"/>
+      <w:r>
+        <w:t xml:space="preserve"> and </w:t>
+      </w:r>
+      <w:proofErr w:type="spellStart"/>
+      <w:r>
+        <w:t>CopySeqNo</w:t>
+      </w:r>
+      <w:proofErr w:type="spellEnd"/>
+      <w:r>
+        <w:t>. A NULL return timestamp means that the loan is still open. The small data set below is deliberately used for correctness, not as a performance benchmark. Actual timings must be collected on the final MySQL database because cache state, hardware and data distribution all affect elapsed time.</w:t>
       </w:r>
     </w:p>
     <w:p>
@@ -3837,102 +4441,232 @@
         </w:pBdr>
       </w:pPr>
       <w:r>
-        <w:rPr>
-          <w:rFonts w:ascii="Carlito" w:hAnsi="Carlito" w:eastAsia="Carlito"/>
-          <w:b/>
-          <w:color w:val="4B2A63"/>
-          <w:sz w:val="26"/>
-        </w:rPr>
         <w:t>2. Baseline workload</w:t>
       </w:r>
     </w:p>
     <w:tbl>
       <w:tblPr>
-        <w:tblW w:type="auto" w:w="0"/>
+        <w:tblW w:w="0" w:type="auto"/>
         <w:jc w:val="center"/>
-        <w:tblLook w:firstColumn="1" w:firstRow="1" w:lastColumn="0" w:lastRow="0" w:noHBand="0" w:noVBand="1" w:val="04A0"/>
         <w:tblLayout w:type="fixed"/>
+        <w:tblLook w:val="04A0" w:firstRow="1" w:lastRow="0" w:firstColumn="1" w:lastColumn="0" w:noHBand="0" w:noVBand="1"/>
       </w:tblPr>
       <w:tblGrid>
-        <w:gridCol w:w="9749"/>
+        <w:gridCol w:w="9936"/>
       </w:tblGrid>
       <w:tr>
         <w:trPr>
           <w:cantSplit/>
+          <w:jc w:val="center"/>
         </w:trPr>
         <w:tc>
           <w:tcPr>
-            <w:tcW w:type="dxa" w:w="9936"/>
-            <w:shd w:fill="F3F4F6" w:val="clear"/>
+            <w:tcW w:w="9936" w:type="dxa"/>
             <w:tcBorders>
-              <w:top w:val="single" w:sz="6" w:color="D7D9DE"/>
-              <w:bottom w:val="single" w:sz="6" w:color="D7D9DE"/>
-              <w:start w:val="single" w:sz="6" w:color="D7D9DE"/>
-              <w:end w:val="single" w:sz="6" w:color="D7D9DE"/>
+              <w:top w:val="single" w:sz="6" w:space="0" w:color="D7D9DE"/>
+              <w:left w:val="single" w:sz="6" w:space="0" w:color="D7D9DE"/>
+              <w:bottom w:val="single" w:sz="6" w:space="0" w:color="D7D9DE"/>
+              <w:right w:val="single" w:sz="6" w:space="0" w:color="D7D9DE"/>
             </w:tcBorders>
+            <w:shd w:val="clear" w:color="auto" w:fill="F3F4F6"/>
             <w:tcMar>
               <w:top w:w="75" w:type="dxa"/>
-              <w:start w:w="95" w:type="dxa"/>
+              <w:left w:w="95" w:type="dxa"/>
               <w:bottom w:w="75" w:type="dxa"/>
-              <w:end w:w="95" w:type="dxa"/>
+              <w:right w:w="95" w:type="dxa"/>
             </w:tcMar>
           </w:tcPr>
           <w:p>
             <w:pPr>
-              <w:spacing w:before="0" w:after="0" w:line="228" w:lineRule="auto"/>
+              <w:spacing w:after="0" w:line="228" w:lineRule="auto"/>
             </w:pPr>
-            <w:r/>
-            <w:r>
-              <w:rPr>
-                <w:rFonts w:ascii="Liberation Mono" w:hAnsi="Liberation Mono" w:eastAsia="Liberation Mono"/>
+            <w:r>
+              <w:rPr>
+                <w:rFonts w:ascii="Liberation Mono" w:eastAsia="Liberation Mono" w:hAnsi="Liberation Mono"/>
                 <w:color w:val="1C1C1C"/>
                 <w:sz w:val="19"/>
               </w:rPr>
-              <w:t>SELECT MemberID, BookID, CopySeqNo, DueDate</w:t>
-            </w:r>
-            <w:r>
-              <w:br/>
-            </w:r>
-            <w:r>
-              <w:rPr>
-                <w:rFonts w:ascii="Liberation Mono" w:hAnsi="Liberation Mono" w:eastAsia="Liberation Mono"/>
+              <w:t xml:space="preserve">SELECT </w:t>
+            </w:r>
+            <w:proofErr w:type="spellStart"/>
+            <w:r>
+              <w:rPr>
+                <w:rFonts w:ascii="Liberation Mono" w:eastAsia="Liberation Mono" w:hAnsi="Liberation Mono"/>
                 <w:color w:val="1C1C1C"/>
                 <w:sz w:val="19"/>
               </w:rPr>
-              <w:t>FROM Loan</w:t>
-            </w:r>
-            <w:r>
-              <w:br/>
-            </w:r>
-            <w:r>
-              <w:rPr>
-                <w:rFonts w:ascii="Liberation Mono" w:hAnsi="Liberation Mono" w:eastAsia="Liberation Mono"/>
+              <w:t>MemberID</w:t>
+            </w:r>
+            <w:proofErr w:type="spellEnd"/>
+            <w:r>
+              <w:rPr>
+                <w:rFonts w:ascii="Liberation Mono" w:eastAsia="Liberation Mono" w:hAnsi="Liberation Mono"/>
                 <w:color w:val="1C1C1C"/>
                 <w:sz w:val="19"/>
               </w:rPr>
-              <w:t>WHERE ReturnDatetime IS NULL</w:t>
-            </w:r>
-            <w:r>
-              <w:br/>
-            </w:r>
-            <w:r>
-              <w:rPr>
-                <w:rFonts w:ascii="Liberation Mono" w:hAnsi="Liberation Mono" w:eastAsia="Liberation Mono"/>
+              <w:t xml:space="preserve">, </w:t>
+            </w:r>
+            <w:proofErr w:type="spellStart"/>
+            <w:r>
+              <w:rPr>
+                <w:rFonts w:ascii="Liberation Mono" w:eastAsia="Liberation Mono" w:hAnsi="Liberation Mono"/>
                 <w:color w:val="1C1C1C"/>
                 <w:sz w:val="19"/>
               </w:rPr>
-              <w:t xml:space="preserve">  AND DueDate &lt; '2026-07-21'</w:t>
-            </w:r>
-            <w:r>
-              <w:br/>
-            </w:r>
-            <w:r>
-              <w:rPr>
-                <w:rFonts w:ascii="Liberation Mono" w:hAnsi="Liberation Mono" w:eastAsia="Liberation Mono"/>
+              <w:t>BookID</w:t>
+            </w:r>
+            <w:proofErr w:type="spellEnd"/>
+            <w:r>
+              <w:rPr>
+                <w:rFonts w:ascii="Liberation Mono" w:eastAsia="Liberation Mono" w:hAnsi="Liberation Mono"/>
                 <w:color w:val="1C1C1C"/>
                 <w:sz w:val="19"/>
               </w:rPr>
-              <w:t>ORDER BY DueDate, MemberID;</w:t>
+              <w:t xml:space="preserve">, </w:t>
+            </w:r>
+            <w:proofErr w:type="spellStart"/>
+            <w:r>
+              <w:rPr>
+                <w:rFonts w:ascii="Liberation Mono" w:eastAsia="Liberation Mono" w:hAnsi="Liberation Mono"/>
+                <w:color w:val="1C1C1C"/>
+                <w:sz w:val="19"/>
+              </w:rPr>
+              <w:t>CopySeqNo</w:t>
+            </w:r>
+            <w:proofErr w:type="spellEnd"/>
+            <w:r>
+              <w:rPr>
+                <w:rFonts w:ascii="Liberation Mono" w:eastAsia="Liberation Mono" w:hAnsi="Liberation Mono"/>
+                <w:color w:val="1C1C1C"/>
+                <w:sz w:val="19"/>
+              </w:rPr>
+              <w:t xml:space="preserve">, </w:t>
+            </w:r>
+            <w:proofErr w:type="spellStart"/>
+            <w:r>
+              <w:rPr>
+                <w:rFonts w:ascii="Liberation Mono" w:eastAsia="Liberation Mono" w:hAnsi="Liberation Mono"/>
+                <w:color w:val="1C1C1C"/>
+                <w:sz w:val="19"/>
+              </w:rPr>
+              <w:t>DueDate</w:t>
+            </w:r>
+            <w:proofErr w:type="spellEnd"/>
+            <w:r>
+              <w:br/>
+            </w:r>
+            <w:r>
+              <w:rPr>
+                <w:rFonts w:ascii="Liberation Mono" w:eastAsia="Liberation Mono" w:hAnsi="Liberation Mono"/>
+                <w:color w:val="1C1C1C"/>
+                <w:sz w:val="19"/>
+              </w:rPr>
+              <w:t>FROM Loan</w:t>
+            </w:r>
+            <w:r>
+              <w:br/>
+            </w:r>
+            <w:r>
+              <w:rPr>
+                <w:rFonts w:ascii="Liberation Mono" w:eastAsia="Liberation Mono" w:hAnsi="Liberation Mono"/>
+                <w:color w:val="1C1C1C"/>
+                <w:sz w:val="19"/>
+              </w:rPr>
+              <w:t xml:space="preserve">WHERE </w:t>
+            </w:r>
+            <w:proofErr w:type="spellStart"/>
+            <w:r>
+              <w:rPr>
+                <w:rFonts w:ascii="Liberation Mono" w:eastAsia="Liberation Mono" w:hAnsi="Liberation Mono"/>
+                <w:color w:val="1C1C1C"/>
+                <w:sz w:val="19"/>
+              </w:rPr>
+              <w:t>ReturnDatetime</w:t>
+            </w:r>
+            <w:proofErr w:type="spellEnd"/>
+            <w:r>
+              <w:rPr>
+                <w:rFonts w:ascii="Liberation Mono" w:eastAsia="Liberation Mono" w:hAnsi="Liberation Mono"/>
+                <w:color w:val="1C1C1C"/>
+                <w:sz w:val="19"/>
+              </w:rPr>
+              <w:t xml:space="preserve"> IS NULL</w:t>
+            </w:r>
+            <w:r>
+              <w:br/>
+            </w:r>
+            <w:r>
+              <w:rPr>
+                <w:rFonts w:ascii="Liberation Mono" w:eastAsia="Liberation Mono" w:hAnsi="Liberation Mono"/>
+                <w:color w:val="1C1C1C"/>
+                <w:sz w:val="19"/>
+              </w:rPr>
+              <w:t xml:space="preserve">  AND </w:t>
+            </w:r>
+            <w:proofErr w:type="spellStart"/>
+            <w:r>
+              <w:rPr>
+                <w:rFonts w:ascii="Liberation Mono" w:eastAsia="Liberation Mono" w:hAnsi="Liberation Mono"/>
+                <w:color w:val="1C1C1C"/>
+                <w:sz w:val="19"/>
+              </w:rPr>
+              <w:t>DueDate</w:t>
+            </w:r>
+            <w:proofErr w:type="spellEnd"/>
+            <w:r>
+              <w:rPr>
+                <w:rFonts w:ascii="Liberation Mono" w:eastAsia="Liberation Mono" w:hAnsi="Liberation Mono"/>
+                <w:color w:val="1C1C1C"/>
+                <w:sz w:val="19"/>
+              </w:rPr>
+              <w:t xml:space="preserve"> &lt; '2026-07-21'</w:t>
+            </w:r>
+            <w:r>
+              <w:br/>
+            </w:r>
+            <w:r>
+              <w:rPr>
+                <w:rFonts w:ascii="Liberation Mono" w:eastAsia="Liberation Mono" w:hAnsi="Liberation Mono"/>
+                <w:color w:val="1C1C1C"/>
+                <w:sz w:val="19"/>
+              </w:rPr>
+              <w:t xml:space="preserve">ORDER BY </w:t>
+            </w:r>
+            <w:proofErr w:type="spellStart"/>
+            <w:r>
+              <w:rPr>
+                <w:rFonts w:ascii="Liberation Mono" w:eastAsia="Liberation Mono" w:hAnsi="Liberation Mono"/>
+                <w:color w:val="1C1C1C"/>
+                <w:sz w:val="19"/>
+              </w:rPr>
+              <w:t>DueDate</w:t>
+            </w:r>
+            <w:proofErr w:type="spellEnd"/>
+            <w:r>
+              <w:rPr>
+                <w:rFonts w:ascii="Liberation Mono" w:eastAsia="Liberation Mono" w:hAnsi="Liberation Mono"/>
+                <w:color w:val="1C1C1C"/>
+                <w:sz w:val="19"/>
+              </w:rPr>
+              <w:t xml:space="preserve">, </w:t>
+            </w:r>
+            <w:proofErr w:type="spellStart"/>
+            <w:r>
+              <w:rPr>
+                <w:rFonts w:ascii="Liberation Mono" w:eastAsia="Liberation Mono" w:hAnsi="Liberation Mono"/>
+                <w:color w:val="1C1C1C"/>
+                <w:sz w:val="19"/>
+              </w:rPr>
+              <w:t>MemberID</w:t>
+            </w:r>
+            <w:proofErr w:type="spellEnd"/>
+            <w:r>
+              <w:rPr>
+                <w:rFonts w:ascii="Liberation Mono" w:eastAsia="Liberation Mono" w:hAnsi="Liberation Mono"/>
+                <w:color w:val="1C1C1C"/>
+                <w:sz w:val="19"/>
+              </w:rPr>
+              <w:t>;</w:t>
             </w:r>
           </w:p>
         </w:tc>
@@ -3943,13 +4677,23 @@
         <w:pStyle w:val="ReportBody"/>
       </w:pPr>
       <w:r>
-        <w:rPr>
-          <w:rFonts w:ascii="Carlito" w:hAnsi="Carlito" w:eastAsia="Carlito"/>
-          <w:i w:val="0"/>
-          <w:color w:val="252525"/>
-          <w:sz w:val="24"/>
-        </w:rPr>
-        <w:t>The first predicate behaves like an equality lookup on the open-loan value, while the second is a range condition. MySQL can use an index to search for NULL values [1]. The ORDER BY then asks for the matching rows in due-date order, with MemberID only used as a stable tie-breaker.</w:t>
+        <w:t xml:space="preserve">The first predicate behaves like an equality lookup on the open-loan value, while the second is a range condition. MySQL can use an index to search for NULL values [1]. The ORDER BY then asks for the matching rows in due-date order, with </w:t>
+      </w:r>
+      <w:proofErr w:type="spellStart"/>
+      <w:r>
+        <w:t>MemberID</w:t>
+      </w:r>
+      <w:proofErr w:type="spellEnd"/>
+      <w:r>
+        <w:t xml:space="preserve"> only used as a stable </w:t>
+      </w:r>
+      <w:proofErr w:type="gramStart"/>
+      <w:r>
+        <w:t>tie-breaker</w:t>
+      </w:r>
+      <w:proofErr w:type="gramEnd"/>
+      <w:r>
+        <w:t>.</w:t>
       </w:r>
     </w:p>
     <w:p>
@@ -3968,12 +4712,7 @@
         </w:pBdr>
       </w:pPr>
       <w:r>
-        <w:rPr>
-          <w:rFonts w:ascii="Carlito" w:hAnsi="Carlito" w:eastAsia="Carlito"/>
-          <w:b/>
-          <w:color w:val="4B2A63"/>
-          <w:sz w:val="26"/>
-        </w:rPr>
+        <w:lastRenderedPageBreak/>
         <w:t>3. Choosing the column order</w:t>
       </w:r>
     </w:p>
@@ -3982,13 +4721,23 @@
         <w:pStyle w:val="ReportBody"/>
       </w:pPr>
       <w:r>
-        <w:rPr>
-          <w:rFonts w:ascii="Carlito" w:hAnsi="Carlito" w:eastAsia="Carlito"/>
-          <w:i w:val="0"/>
-          <w:color w:val="252525"/>
-          <w:sz w:val="24"/>
-        </w:rPr>
-        <w:t>A composite B-tree index is sorted by the columns in the sequence in which they are declared. MySQL can use the full key or a leftmost prefix, so column order decides which predicates can narrow the search [2]. For this workload, ReturnDatetime belongs first because it isolates open loans. DueDate belongs second because it applies the overdue range within that subset and preserves a useful order.</w:t>
+        <w:t xml:space="preserve">A composite B-tree index is sorted by the columns in the sequence in which they are declared. MySQL can use the full key or a leftmost prefix, so column order decides which predicates can narrow the search [2]. For this workload, </w:t>
+      </w:r>
+      <w:proofErr w:type="spellStart"/>
+      <w:r>
+        <w:t>ReturnDatetime</w:t>
+      </w:r>
+      <w:proofErr w:type="spellEnd"/>
+      <w:r>
+        <w:t xml:space="preserve"> belongs first because it isolates open loans. </w:t>
+      </w:r>
+      <w:proofErr w:type="spellStart"/>
+      <w:r>
+        <w:t>DueDate</w:t>
+      </w:r>
+      <w:proofErr w:type="spellEnd"/>
+      <w:r>
+        <w:t xml:space="preserve"> belongs second because it applies the overdue range within that subset and preserves a useful order.</w:t>
       </w:r>
     </w:p>
     <w:p>
@@ -3996,13 +4745,23 @@
         <w:pStyle w:val="ReportBody"/>
       </w:pPr>
       <w:r>
-        <w:rPr>
-          <w:rFonts w:ascii="Carlito" w:hAnsi="Carlito" w:eastAsia="Carlito"/>
-          <w:i w:val="0"/>
-          <w:color w:val="252525"/>
-          <w:sz w:val="24"/>
-        </w:rPr>
-        <w:t>Putting DueDate first would help a general date-range query, but it would mix returned and open rows before the engine evaluates ReturnDatetime. That is a different workload. Index design should follow the query that matters, not a rule such as “put dates first” or “put the most unique column first”.</w:t>
+        <w:t xml:space="preserve">Putting </w:t>
+      </w:r>
+      <w:proofErr w:type="spellStart"/>
+      <w:r>
+        <w:t>DueDate</w:t>
+      </w:r>
+      <w:proofErr w:type="spellEnd"/>
+      <w:r>
+        <w:t xml:space="preserve"> first would help a general date-range query, but it would mix returned and open rows before the engine evaluates </w:t>
+      </w:r>
+      <w:proofErr w:type="spellStart"/>
+      <w:r>
+        <w:t>ReturnDatetime</w:t>
+      </w:r>
+      <w:proofErr w:type="spellEnd"/>
+      <w:r>
+        <w:t>. That is a different workload. Index design should follow the query that matters, not a rule such as “put dates first” or “put the most unique column first”.</w:t>
       </w:r>
     </w:p>
     <w:p>
@@ -4011,9 +4770,6 @@
       </w:pPr>
       <w:r>
         <w:rPr>
-          <w:rFonts w:ascii="Carlito" w:hAnsi="Carlito" w:eastAsia="Carlito"/>
-          <w:b/>
-          <w:color w:val="5B3B73"/>
           <w:sz w:val="23"/>
         </w:rPr>
         <w:t>Proposed index</w:t>
@@ -4021,120 +4777,216 @@
     </w:p>
     <w:tbl>
       <w:tblPr>
-        <w:tblW w:type="auto" w:w="0"/>
+        <w:tblW w:w="0" w:type="auto"/>
         <w:jc w:val="center"/>
-        <w:tblLook w:firstColumn="1" w:firstRow="1" w:lastColumn="0" w:lastRow="0" w:noHBand="0" w:noVBand="1" w:val="04A0"/>
         <w:tblLayout w:type="fixed"/>
+        <w:tblLook w:val="04A0" w:firstRow="1" w:lastRow="0" w:firstColumn="1" w:lastColumn="0" w:noHBand="0" w:noVBand="1"/>
       </w:tblPr>
       <w:tblGrid>
-        <w:gridCol w:w="9749"/>
+        <w:gridCol w:w="2484"/>
+        <w:gridCol w:w="2484"/>
+        <w:gridCol w:w="2484"/>
+        <w:gridCol w:w="2484"/>
       </w:tblGrid>
       <w:tr>
         <w:trPr>
           <w:cantSplit/>
+          <w:jc w:val="center"/>
         </w:trPr>
         <w:tc>
           <w:tcPr>
-            <w:tcW w:type="dxa" w:w="9936"/>
-            <w:shd w:fill="F2ECF7" w:val="clear"/>
+            <w:tcW w:w="9936" w:type="dxa"/>
+            <w:gridSpan w:val="4"/>
             <w:tcBorders>
-              <w:top w:val="single" w:sz="6" w:color="D7D9DE"/>
-              <w:bottom w:val="single" w:sz="6" w:color="D7D9DE"/>
-              <w:start w:val="single" w:sz="6" w:color="D7D9DE"/>
-              <w:end w:val="single" w:sz="6" w:color="D7D9DE"/>
+              <w:top w:val="single" w:sz="6" w:space="0" w:color="D7D9DE"/>
+              <w:left w:val="single" w:sz="6" w:space="0" w:color="D7D9DE"/>
+              <w:bottom w:val="single" w:sz="6" w:space="0" w:color="D7D9DE"/>
+              <w:right w:val="single" w:sz="6" w:space="0" w:color="D7D9DE"/>
             </w:tcBorders>
+            <w:shd w:val="clear" w:color="auto" w:fill="F2ECF7"/>
             <w:tcMar>
               <w:top w:w="75" w:type="dxa"/>
-              <w:start w:w="95" w:type="dxa"/>
+              <w:left w:w="95" w:type="dxa"/>
               <w:bottom w:w="75" w:type="dxa"/>
-              <w:end w:w="95" w:type="dxa"/>
+              <w:right w:w="95" w:type="dxa"/>
             </w:tcMar>
           </w:tcPr>
           <w:p>
             <w:pPr>
-              <w:spacing w:before="0" w:after="0" w:line="228" w:lineRule="auto"/>
+              <w:spacing w:after="0" w:line="228" w:lineRule="auto"/>
             </w:pPr>
-            <w:r/>
-            <w:r>
-              <w:rPr>
-                <w:rFonts w:ascii="Liberation Mono" w:hAnsi="Liberation Mono" w:eastAsia="Liberation Mono"/>
+            <w:r>
+              <w:rPr>
+                <w:rFonts w:ascii="Liberation Mono" w:eastAsia="Liberation Mono" w:hAnsi="Liberation Mono"/>
                 <w:color w:val="1C1C1C"/>
                 <w:sz w:val="19"/>
               </w:rPr>
-              <w:t>CREATE INDEX ix_loan_open_due_cover</w:t>
-            </w:r>
-            <w:r>
-              <w:br/>
-            </w:r>
-            <w:r>
-              <w:rPr>
-                <w:rFonts w:ascii="Liberation Mono" w:hAnsi="Liberation Mono" w:eastAsia="Liberation Mono"/>
+              <w:t xml:space="preserve">CREATE INDEX </w:t>
+            </w:r>
+            <w:proofErr w:type="spellStart"/>
+            <w:r>
+              <w:rPr>
+                <w:rFonts w:ascii="Liberation Mono" w:eastAsia="Liberation Mono" w:hAnsi="Liberation Mono"/>
                 <w:color w:val="1C1C1C"/>
                 <w:sz w:val="19"/>
               </w:rPr>
-              <w:t>ON Loan (</w:t>
-            </w:r>
+              <w:t>ix_loan_open_due_cover</w:t>
+            </w:r>
+            <w:proofErr w:type="spellEnd"/>
             <w:r>
               <w:br/>
             </w:r>
             <w:r>
               <w:rPr>
-                <w:rFonts w:ascii="Liberation Mono" w:hAnsi="Liberation Mono" w:eastAsia="Liberation Mono"/>
+                <w:rFonts w:ascii="Liberation Mono" w:eastAsia="Liberation Mono" w:hAnsi="Liberation Mono"/>
                 <w:color w:val="1C1C1C"/>
                 <w:sz w:val="19"/>
               </w:rPr>
-              <w:t xml:space="preserve">    ReturnDatetime,</w:t>
+              <w:t>ON Loan (</w:t>
             </w:r>
             <w:r>
               <w:br/>
             </w:r>
             <w:r>
               <w:rPr>
-                <w:rFonts w:ascii="Liberation Mono" w:hAnsi="Liberation Mono" w:eastAsia="Liberation Mono"/>
+                <w:rFonts w:ascii="Liberation Mono" w:eastAsia="Liberation Mono" w:hAnsi="Liberation Mono"/>
                 <w:color w:val="1C1C1C"/>
                 <w:sz w:val="19"/>
               </w:rPr>
-              <w:t xml:space="preserve">    DueDate,</w:t>
-            </w:r>
-            <w:r>
-              <w:br/>
-            </w:r>
-            <w:r>
-              <w:rPr>
-                <w:rFonts w:ascii="Liberation Mono" w:hAnsi="Liberation Mono" w:eastAsia="Liberation Mono"/>
+              <w:t xml:space="preserve">    </w:t>
+            </w:r>
+            <w:proofErr w:type="spellStart"/>
+            <w:r>
+              <w:rPr>
+                <w:rFonts w:ascii="Liberation Mono" w:eastAsia="Liberation Mono" w:hAnsi="Liberation Mono"/>
                 <w:color w:val="1C1C1C"/>
                 <w:sz w:val="19"/>
               </w:rPr>
-              <w:t xml:space="preserve">    MemberID,</w:t>
-            </w:r>
-            <w:r>
-              <w:br/>
-            </w:r>
-            <w:r>
-              <w:rPr>
-                <w:rFonts w:ascii="Liberation Mono" w:hAnsi="Liberation Mono" w:eastAsia="Liberation Mono"/>
+              <w:t>ReturnDatetime</w:t>
+            </w:r>
+            <w:proofErr w:type="spellEnd"/>
+            <w:r>
+              <w:rPr>
+                <w:rFonts w:ascii="Liberation Mono" w:eastAsia="Liberation Mono" w:hAnsi="Liberation Mono"/>
                 <w:color w:val="1C1C1C"/>
                 <w:sz w:val="19"/>
               </w:rPr>
-              <w:t xml:space="preserve">    BookID,</w:t>
+              <w:t>,</w:t>
             </w:r>
             <w:r>
               <w:br/>
             </w:r>
             <w:r>
               <w:rPr>
-                <w:rFonts w:ascii="Liberation Mono" w:hAnsi="Liberation Mono" w:eastAsia="Liberation Mono"/>
+                <w:rFonts w:ascii="Liberation Mono" w:eastAsia="Liberation Mono" w:hAnsi="Liberation Mono"/>
                 <w:color w:val="1C1C1C"/>
                 <w:sz w:val="19"/>
               </w:rPr>
-              <w:t xml:space="preserve">    CopySeqNo</w:t>
+              <w:t xml:space="preserve">    </w:t>
+            </w:r>
+            <w:proofErr w:type="spellStart"/>
+            <w:r>
+              <w:rPr>
+                <w:rFonts w:ascii="Liberation Mono" w:eastAsia="Liberation Mono" w:hAnsi="Liberation Mono"/>
+                <w:color w:val="1C1C1C"/>
+                <w:sz w:val="19"/>
+              </w:rPr>
+              <w:t>DueDate</w:t>
+            </w:r>
+            <w:proofErr w:type="spellEnd"/>
+            <w:r>
+              <w:rPr>
+                <w:rFonts w:ascii="Liberation Mono" w:eastAsia="Liberation Mono" w:hAnsi="Liberation Mono"/>
+                <w:color w:val="1C1C1C"/>
+                <w:sz w:val="19"/>
+              </w:rPr>
+              <w:t>,</w:t>
             </w:r>
             <w:r>
               <w:br/>
             </w:r>
             <w:r>
               <w:rPr>
-                <w:rFonts w:ascii="Liberation Mono" w:hAnsi="Liberation Mono" w:eastAsia="Liberation Mono"/>
+                <w:rFonts w:ascii="Liberation Mono" w:eastAsia="Liberation Mono" w:hAnsi="Liberation Mono"/>
+                <w:color w:val="1C1C1C"/>
+                <w:sz w:val="19"/>
+              </w:rPr>
+              <w:t xml:space="preserve">    </w:t>
+            </w:r>
+            <w:proofErr w:type="spellStart"/>
+            <w:r>
+              <w:rPr>
+                <w:rFonts w:ascii="Liberation Mono" w:eastAsia="Liberation Mono" w:hAnsi="Liberation Mono"/>
+                <w:color w:val="1C1C1C"/>
+                <w:sz w:val="19"/>
+              </w:rPr>
+              <w:t>MemberID</w:t>
+            </w:r>
+            <w:proofErr w:type="spellEnd"/>
+            <w:r>
+              <w:rPr>
+                <w:rFonts w:ascii="Liberation Mono" w:eastAsia="Liberation Mono" w:hAnsi="Liberation Mono"/>
+                <w:color w:val="1C1C1C"/>
+                <w:sz w:val="19"/>
+              </w:rPr>
+              <w:t>,</w:t>
+            </w:r>
+            <w:r>
+              <w:br/>
+            </w:r>
+            <w:r>
+              <w:rPr>
+                <w:rFonts w:ascii="Liberation Mono" w:eastAsia="Liberation Mono" w:hAnsi="Liberation Mono"/>
+                <w:color w:val="1C1C1C"/>
+                <w:sz w:val="19"/>
+              </w:rPr>
+              <w:t xml:space="preserve">    </w:t>
+            </w:r>
+            <w:proofErr w:type="spellStart"/>
+            <w:r>
+              <w:rPr>
+                <w:rFonts w:ascii="Liberation Mono" w:eastAsia="Liberation Mono" w:hAnsi="Liberation Mono"/>
+                <w:color w:val="1C1C1C"/>
+                <w:sz w:val="19"/>
+              </w:rPr>
+              <w:t>BookID</w:t>
+            </w:r>
+            <w:proofErr w:type="spellEnd"/>
+            <w:r>
+              <w:rPr>
+                <w:rFonts w:ascii="Liberation Mono" w:eastAsia="Liberation Mono" w:hAnsi="Liberation Mono"/>
+                <w:color w:val="1C1C1C"/>
+                <w:sz w:val="19"/>
+              </w:rPr>
+              <w:t>,</w:t>
+            </w:r>
+            <w:r>
+              <w:br/>
+            </w:r>
+            <w:r>
+              <w:rPr>
+                <w:rFonts w:ascii="Liberation Mono" w:eastAsia="Liberation Mono" w:hAnsi="Liberation Mono"/>
+                <w:color w:val="1C1C1C"/>
+                <w:sz w:val="19"/>
+              </w:rPr>
+              <w:t xml:space="preserve">    </w:t>
+            </w:r>
+            <w:proofErr w:type="spellStart"/>
+            <w:r>
+              <w:rPr>
+                <w:rFonts w:ascii="Liberation Mono" w:eastAsia="Liberation Mono" w:hAnsi="Liberation Mono"/>
+                <w:color w:val="1C1C1C"/>
+                <w:sz w:val="19"/>
+              </w:rPr>
+              <w:t>CopySeqNo</w:t>
+            </w:r>
+            <w:proofErr w:type="spellEnd"/>
+            <w:r>
+              <w:br/>
+            </w:r>
+            <w:r>
+              <w:rPr>
+                <w:rFonts w:ascii="Liberation Mono" w:eastAsia="Liberation Mono" w:hAnsi="Liberation Mono"/>
                 <w:color w:val="1C1C1C"/>
                 <w:sz w:val="19"/>
               </w:rPr>
@@ -4143,50 +4995,36 @@
           </w:p>
         </w:tc>
       </w:tr>
-    </w:tbl>
-    <w:tbl>
-      <w:tblPr>
-        <w:tblW w:type="auto" w:w="0"/>
-        <w:jc w:val="center"/>
-        <w:tblLook w:firstColumn="1" w:firstRow="1" w:lastColumn="0" w:lastRow="0" w:noHBand="0" w:noVBand="1" w:val="04A0"/>
-        <w:tblLayout w:type="fixed"/>
-      </w:tblPr>
-      <w:tblGrid>
-        <w:gridCol w:w="2437"/>
-        <w:gridCol w:w="2437"/>
-        <w:gridCol w:w="2437"/>
-        <w:gridCol w:w="2437"/>
-      </w:tblGrid>
       <w:tr>
         <w:trPr>
           <w:cantSplit/>
+          <w:jc w:val="center"/>
         </w:trPr>
         <w:tc>
           <w:tcPr>
-            <w:tcW w:type="dxa" w:w="2484"/>
-            <w:shd w:fill="EEF8E5" w:val="clear"/>
+            <w:tcW w:w="2484" w:type="dxa"/>
+            <w:tcBorders>
+              <w:top w:val="single" w:sz="5" w:space="0" w:color="5D8F2B"/>
+              <w:left w:val="single" w:sz="5" w:space="0" w:color="5D8F2B"/>
+              <w:bottom w:val="single" w:sz="5" w:space="0" w:color="5D8F2B"/>
+              <w:right w:val="single" w:sz="5" w:space="0" w:color="5D8F2B"/>
+            </w:tcBorders>
+            <w:shd w:val="clear" w:color="auto" w:fill="EEF8E5"/>
             <w:tcMar>
               <w:top w:w="70" w:type="dxa"/>
-              <w:start w:w="65" w:type="dxa"/>
+              <w:left w:w="65" w:type="dxa"/>
               <w:bottom w:w="70" w:type="dxa"/>
-              <w:end w:w="65" w:type="dxa"/>
+              <w:right w:w="65" w:type="dxa"/>
             </w:tcMar>
-            <w:tcBorders>
-              <w:top w:val="single" w:sz="5" w:color="5D8F2B"/>
-              <w:bottom w:val="single" w:sz="5" w:color="5D8F2B"/>
-              <w:start w:val="single" w:sz="5" w:color="5D8F2B"/>
-              <w:end w:val="single" w:sz="5" w:color="5D8F2B"/>
-            </w:tcBorders>
           </w:tcPr>
           <w:p>
             <w:pPr>
               <w:spacing w:after="20"/>
               <w:jc w:val="center"/>
             </w:pPr>
-            <w:r/>
-            <w:r>
-              <w:rPr>
-                <w:rFonts w:ascii="Carlito" w:hAnsi="Carlito" w:eastAsia="Carlito"/>
+            <w:r>
+              <w:rPr>
+                <w:rFonts w:ascii="Carlito" w:eastAsia="Carlito" w:hAnsi="Carlito"/>
                 <w:b/>
                 <w:color w:val="4B2A63"/>
                 <w:sz w:val="19"/>
@@ -4198,40 +5036,57 @@
             </w:r>
             <w:r>
               <w:rPr>
-                <w:rFonts w:ascii="Carlito" w:hAnsi="Carlito" w:eastAsia="Carlito"/>
+                <w:rFonts w:ascii="Carlito" w:eastAsia="Carlito" w:hAnsi="Carlito"/>
                 <w:color w:val="252525"/>
                 <w:sz w:val="17"/>
               </w:rPr>
-              <w:t>Find the NULL ReturnDatetime entries</w:t>
+              <w:t xml:space="preserve">Find the NULL </w:t>
+            </w:r>
+            <w:proofErr w:type="spellStart"/>
+            <w:r>
+              <w:rPr>
+                <w:rFonts w:ascii="Carlito" w:eastAsia="Carlito" w:hAnsi="Carlito"/>
+                <w:color w:val="252525"/>
+                <w:sz w:val="17"/>
+              </w:rPr>
+              <w:t>ReturnDatetime</w:t>
+            </w:r>
+            <w:proofErr w:type="spellEnd"/>
+            <w:r>
+              <w:rPr>
+                <w:rFonts w:ascii="Carlito" w:eastAsia="Carlito" w:hAnsi="Carlito"/>
+                <w:color w:val="252525"/>
+                <w:sz w:val="17"/>
+              </w:rPr>
+              <w:t xml:space="preserve"> entries</w:t>
             </w:r>
           </w:p>
         </w:tc>
         <w:tc>
           <w:tcPr>
-            <w:tcW w:type="dxa" w:w="2484"/>
-            <w:shd w:fill="F2ECF7" w:val="clear"/>
+            <w:tcW w:w="2484" w:type="dxa"/>
+            <w:tcBorders>
+              <w:top w:val="single" w:sz="5" w:space="0" w:color="5D8F2B"/>
+              <w:left w:val="single" w:sz="5" w:space="0" w:color="5D8F2B"/>
+              <w:bottom w:val="single" w:sz="5" w:space="0" w:color="5D8F2B"/>
+              <w:right w:val="single" w:sz="5" w:space="0" w:color="5D8F2B"/>
+            </w:tcBorders>
+            <w:shd w:val="clear" w:color="auto" w:fill="F2ECF7"/>
             <w:tcMar>
               <w:top w:w="70" w:type="dxa"/>
-              <w:start w:w="65" w:type="dxa"/>
+              <w:left w:w="65" w:type="dxa"/>
               <w:bottom w:w="70" w:type="dxa"/>
-              <w:end w:w="65" w:type="dxa"/>
+              <w:right w:w="65" w:type="dxa"/>
             </w:tcMar>
-            <w:tcBorders>
-              <w:top w:val="single" w:sz="5" w:color="5D8F2B"/>
-              <w:bottom w:val="single" w:sz="5" w:color="5D8F2B"/>
-              <w:start w:val="single" w:sz="5" w:color="5D8F2B"/>
-              <w:end w:val="single" w:sz="5" w:color="5D8F2B"/>
-            </w:tcBorders>
           </w:tcPr>
           <w:p>
             <w:pPr>
               <w:spacing w:after="20"/>
               <w:jc w:val="center"/>
             </w:pPr>
-            <w:r/>
-            <w:r>
-              <w:rPr>
-                <w:rFonts w:ascii="Carlito" w:hAnsi="Carlito" w:eastAsia="Carlito"/>
+            <w:r>
+              <w:rPr>
+                <w:rFonts w:ascii="Carlito" w:eastAsia="Carlito" w:hAnsi="Carlito"/>
                 <w:b/>
                 <w:color w:val="4B2A63"/>
                 <w:sz w:val="19"/>
@@ -4243,7 +5098,7 @@
             </w:r>
             <w:r>
               <w:rPr>
-                <w:rFonts w:ascii="Carlito" w:hAnsi="Carlito" w:eastAsia="Carlito"/>
+                <w:rFonts w:ascii="Carlito" w:eastAsia="Carlito" w:hAnsi="Carlito"/>
                 <w:color w:val="252525"/>
                 <w:sz w:val="17"/>
               </w:rPr>
@@ -4253,30 +5108,29 @@
         </w:tc>
         <w:tc>
           <w:tcPr>
-            <w:tcW w:type="dxa" w:w="2484"/>
-            <w:shd w:fill="EEF8E5" w:val="clear"/>
+            <w:tcW w:w="2484" w:type="dxa"/>
+            <w:tcBorders>
+              <w:top w:val="single" w:sz="5" w:space="0" w:color="5D8F2B"/>
+              <w:left w:val="single" w:sz="5" w:space="0" w:color="5D8F2B"/>
+              <w:bottom w:val="single" w:sz="5" w:space="0" w:color="5D8F2B"/>
+              <w:right w:val="single" w:sz="5" w:space="0" w:color="5D8F2B"/>
+            </w:tcBorders>
+            <w:shd w:val="clear" w:color="auto" w:fill="EEF8E5"/>
             <w:tcMar>
               <w:top w:w="70" w:type="dxa"/>
-              <w:start w:w="65" w:type="dxa"/>
+              <w:left w:w="65" w:type="dxa"/>
               <w:bottom w:w="70" w:type="dxa"/>
-              <w:end w:w="65" w:type="dxa"/>
+              <w:right w:w="65" w:type="dxa"/>
             </w:tcMar>
-            <w:tcBorders>
-              <w:top w:val="single" w:sz="5" w:color="5D8F2B"/>
-              <w:bottom w:val="single" w:sz="5" w:color="5D8F2B"/>
-              <w:start w:val="single" w:sz="5" w:color="5D8F2B"/>
-              <w:end w:val="single" w:sz="5" w:color="5D8F2B"/>
-            </w:tcBorders>
           </w:tcPr>
           <w:p>
             <w:pPr>
               <w:spacing w:after="20"/>
               <w:jc w:val="center"/>
             </w:pPr>
-            <w:r/>
-            <w:r>
-              <w:rPr>
-                <w:rFonts w:ascii="Carlito" w:hAnsi="Carlito" w:eastAsia="Carlito"/>
+            <w:r>
+              <w:rPr>
+                <w:rFonts w:ascii="Carlito" w:eastAsia="Carlito" w:hAnsi="Carlito"/>
                 <w:b/>
                 <w:color w:val="4B2A63"/>
                 <w:sz w:val="19"/>
@@ -4288,7 +5142,7 @@
             </w:r>
             <w:r>
               <w:rPr>
-                <w:rFonts w:ascii="Carlito" w:hAnsi="Carlito" w:eastAsia="Carlito"/>
+                <w:rFonts w:ascii="Carlito" w:eastAsia="Carlito" w:hAnsi="Carlito"/>
                 <w:color w:val="252525"/>
                 <w:sz w:val="17"/>
               </w:rPr>
@@ -4298,30 +5152,29 @@
         </w:tc>
         <w:tc>
           <w:tcPr>
-            <w:tcW w:type="dxa" w:w="2484"/>
-            <w:shd w:fill="F2ECF7" w:val="clear"/>
+            <w:tcW w:w="2484" w:type="dxa"/>
+            <w:tcBorders>
+              <w:top w:val="single" w:sz="5" w:space="0" w:color="5D8F2B"/>
+              <w:left w:val="single" w:sz="5" w:space="0" w:color="5D8F2B"/>
+              <w:bottom w:val="single" w:sz="5" w:space="0" w:color="5D8F2B"/>
+              <w:right w:val="single" w:sz="5" w:space="0" w:color="5D8F2B"/>
+            </w:tcBorders>
+            <w:shd w:val="clear" w:color="auto" w:fill="F2ECF7"/>
             <w:tcMar>
               <w:top w:w="70" w:type="dxa"/>
-              <w:start w:w="65" w:type="dxa"/>
+              <w:left w:w="65" w:type="dxa"/>
               <w:bottom w:w="70" w:type="dxa"/>
-              <w:end w:w="65" w:type="dxa"/>
+              <w:right w:w="65" w:type="dxa"/>
             </w:tcMar>
-            <w:tcBorders>
-              <w:top w:val="single" w:sz="5" w:color="5D8F2B"/>
-              <w:bottom w:val="single" w:sz="5" w:color="5D8F2B"/>
-              <w:start w:val="single" w:sz="5" w:color="5D8F2B"/>
-              <w:end w:val="single" w:sz="5" w:color="5D8F2B"/>
-            </w:tcBorders>
           </w:tcPr>
           <w:p>
             <w:pPr>
               <w:spacing w:after="20"/>
               <w:jc w:val="center"/>
             </w:pPr>
-            <w:r/>
-            <w:r>
-              <w:rPr>
-                <w:rFonts w:ascii="Carlito" w:hAnsi="Carlito" w:eastAsia="Carlito"/>
+            <w:r>
+              <w:rPr>
+                <w:rFonts w:ascii="Carlito" w:eastAsia="Carlito" w:hAnsi="Carlito"/>
                 <w:b/>
                 <w:color w:val="4B2A63"/>
                 <w:sz w:val="19"/>
@@ -4333,7 +5186,7 @@
             </w:r>
             <w:r>
               <w:rPr>
-                <w:rFonts w:ascii="Carlito" w:hAnsi="Carlito" w:eastAsia="Carlito"/>
+                <w:rFonts w:ascii="Carlito" w:eastAsia="Carlito" w:hAnsi="Carlito"/>
                 <w:color w:val="252525"/>
                 <w:sz w:val="17"/>
               </w:rPr>
@@ -4348,12 +5201,6 @@
         <w:pStyle w:val="ReportSubheading"/>
       </w:pPr>
       <w:r>
-        <w:rPr>
-          <w:rFonts w:ascii="Carlito" w:hAnsi="Carlito" w:eastAsia="Carlito"/>
-          <w:b/>
-          <w:color w:val="5B3B73"/>
-          <w:sz w:val="24"/>
-        </w:rPr>
         <w:t>Covering choice and write cost</w:t>
       </w:r>
     </w:p>
@@ -4362,13 +5209,31 @@
         <w:pStyle w:val="ReportBody"/>
       </w:pPr>
       <w:r>
-        <w:rPr>
-          <w:rFonts w:ascii="Carlito" w:hAnsi="Carlito" w:eastAsia="Carlito"/>
-          <w:i w:val="0"/>
-          <w:color w:val="252525"/>
-          <w:sz w:val="24"/>
-        </w:rPr>
-        <w:t>The final three columns are included so the overdue list can often be answered from the index alone. This can avoid extra table lookups, but it also makes the index wider. Wider keys consume more storage and add work to inserts and updates, especially when ReturnDatetime changes from NULL to a return timestamp. I would therefore compare this covering version with the narrower (ReturnDatetime, DueDate) version before keeping it in a production system.</w:t>
+        <w:t xml:space="preserve">The final three columns are included so the overdue list can often be answered from the index alone. This can avoid extra table lookups, but it also makes the index wider. Wider keys consume more storage and add work to inserts and updates, especially when </w:t>
+      </w:r>
+      <w:proofErr w:type="spellStart"/>
+      <w:r>
+        <w:t>ReturnDatetime</w:t>
+      </w:r>
+      <w:proofErr w:type="spellEnd"/>
+      <w:r>
+        <w:t xml:space="preserve"> changes from NULL to a return timestamp. I would therefore compare this covering version with the narrower (</w:t>
+      </w:r>
+      <w:proofErr w:type="spellStart"/>
+      <w:r>
+        <w:t>ReturnDatetime</w:t>
+      </w:r>
+      <w:proofErr w:type="spellEnd"/>
+      <w:r>
+        <w:t xml:space="preserve">, </w:t>
+      </w:r>
+      <w:proofErr w:type="spellStart"/>
+      <w:r>
+        <w:t>DueDate</w:t>
+      </w:r>
+      <w:proofErr w:type="spellEnd"/>
+      <w:r>
+        <w:t>) version before keeping it in a production system.</w:t>
       </w:r>
     </w:p>
     <w:p>
@@ -4387,12 +5252,7 @@
         </w:pBdr>
       </w:pPr>
       <w:r>
-        <w:rPr>
-          <w:rFonts w:ascii="Carlito" w:hAnsi="Carlito" w:eastAsia="Carlito"/>
-          <w:b/>
-          <w:color w:val="4B2A63"/>
-          <w:sz w:val="26"/>
-        </w:rPr>
+        <w:lastRenderedPageBreak/>
         <w:t>4. Practical demonstration</w:t>
       </w:r>
     </w:p>
@@ -4401,63 +5261,64 @@
         <w:pStyle w:val="ReportBody"/>
       </w:pPr>
       <w:r>
-        <w:rPr>
-          <w:rFonts w:ascii="Carlito" w:hAnsi="Carlito" w:eastAsia="Carlito"/>
-          <w:i w:val="0"/>
-          <w:color w:val="252525"/>
-          <w:sz w:val="24"/>
-        </w:rPr>
-        <w:t>The sample contains open, returned, overdue and not-yet-due loans. The evaluation date is fixed at 21 July 2026 so the output remains reproducible.</w:t>
+        <w:t xml:space="preserve">The sample contains open, returned, overdue and not-yet-due loans. The evaluation date is fixed </w:t>
+      </w:r>
+      <w:proofErr w:type="gramStart"/>
+      <w:r>
+        <w:t>at</w:t>
+      </w:r>
+      <w:proofErr w:type="gramEnd"/>
+      <w:r>
+        <w:t xml:space="preserve"> 21 July 2026 so the output remains reproducible.</w:t>
       </w:r>
     </w:p>
     <w:tbl>
       <w:tblPr>
-        <w:tblW w:type="auto" w:w="0"/>
+        <w:tblW w:w="0" w:type="auto"/>
         <w:jc w:val="center"/>
-        <w:tblLook w:firstColumn="1" w:firstRow="1" w:lastColumn="0" w:lastRow="0" w:noHBand="0" w:noVBand="1" w:val="04A0"/>
         <w:tblLayout w:type="fixed"/>
+        <w:tblLook w:val="04A0" w:firstRow="1" w:lastRow="0" w:firstColumn="1" w:lastColumn="0" w:noHBand="0" w:noVBand="1"/>
       </w:tblPr>
       <w:tblGrid>
-        <w:gridCol w:w="1950"/>
-        <w:gridCol w:w="1950"/>
-        <w:gridCol w:w="1950"/>
-        <w:gridCol w:w="1950"/>
-        <w:gridCol w:w="1950"/>
+        <w:gridCol w:w="1512"/>
+        <w:gridCol w:w="2044"/>
+        <w:gridCol w:w="1944"/>
+        <w:gridCol w:w="2160"/>
+        <w:gridCol w:w="2275"/>
       </w:tblGrid>
       <w:tr>
         <w:trPr>
-          <w:tblHeader w:val="true"/>
           <w:cantSplit/>
+          <w:tblHeader/>
+          <w:jc w:val="center"/>
         </w:trPr>
         <w:tc>
           <w:tcPr>
-            <w:tcW w:type="dxa" w:w="1512"/>
-            <w:vAlign w:val="center"/>
+            <w:tcW w:w="1512" w:type="dxa"/>
+            <w:tcBorders>
+              <w:top w:val="single" w:sz="5" w:space="0" w:color="D7D9DE"/>
+              <w:left w:val="single" w:sz="5" w:space="0" w:color="D7D9DE"/>
+              <w:bottom w:val="single" w:sz="5" w:space="0" w:color="D7D9DE"/>
+              <w:right w:val="single" w:sz="5" w:space="0" w:color="D7D9DE"/>
+            </w:tcBorders>
+            <w:shd w:val="clear" w:color="auto" w:fill="4B2A63"/>
             <w:tcMar>
               <w:top w:w="55" w:type="dxa"/>
-              <w:start w:w="70" w:type="dxa"/>
+              <w:left w:w="70" w:type="dxa"/>
               <w:bottom w:w="55" w:type="dxa"/>
-              <w:end w:w="70" w:type="dxa"/>
+              <w:right w:w="70" w:type="dxa"/>
             </w:tcMar>
-            <w:shd w:fill="4B2A63" w:val="clear"/>
-            <w:tcBorders>
-              <w:top w:val="single" w:sz="5" w:color="D7D9DE"/>
-              <w:bottom w:val="single" w:sz="5" w:color="D7D9DE"/>
-              <w:start w:val="single" w:sz="5" w:color="D7D9DE"/>
-              <w:end w:val="single" w:sz="5" w:color="D7D9DE"/>
-            </w:tcBorders>
+            <w:vAlign w:val="center"/>
           </w:tcPr>
           <w:p>
             <w:pPr>
-              <w:spacing w:before="0" w:after="0" w:line="240" w:lineRule="auto"/>
+              <w:spacing w:after="0" w:line="240" w:lineRule="auto"/>
               <w:jc w:val="center"/>
             </w:pPr>
-            <w:r/>
-            <w:r>
-              <w:rPr>
-                <w:rFonts w:ascii="Carlito" w:hAnsi="Carlito" w:eastAsia="Carlito"/>
+            <w:r>
+              <w:rPr>
+                <w:rFonts w:ascii="Carlito" w:eastAsia="Carlito" w:hAnsi="Carlito"/>
                 <w:b/>
-                <w:i w:val="0"/>
                 <w:color w:val="FFFFFF"/>
                 <w:sz w:val="19"/>
               </w:rPr>
@@ -4467,33 +5328,31 @@
         </w:tc>
         <w:tc>
           <w:tcPr>
-            <w:tcW w:type="dxa" w:w="2044"/>
-            <w:vAlign w:val="center"/>
+            <w:tcW w:w="2044" w:type="dxa"/>
+            <w:tcBorders>
+              <w:top w:val="single" w:sz="5" w:space="0" w:color="D7D9DE"/>
+              <w:left w:val="single" w:sz="5" w:space="0" w:color="D7D9DE"/>
+              <w:bottom w:val="single" w:sz="5" w:space="0" w:color="D7D9DE"/>
+              <w:right w:val="single" w:sz="5" w:space="0" w:color="D7D9DE"/>
+            </w:tcBorders>
+            <w:shd w:val="clear" w:color="auto" w:fill="4B2A63"/>
             <w:tcMar>
               <w:top w:w="55" w:type="dxa"/>
-              <w:start w:w="70" w:type="dxa"/>
+              <w:left w:w="70" w:type="dxa"/>
               <w:bottom w:w="55" w:type="dxa"/>
-              <w:end w:w="70" w:type="dxa"/>
+              <w:right w:w="70" w:type="dxa"/>
             </w:tcMar>
-            <w:shd w:fill="4B2A63" w:val="clear"/>
-            <w:tcBorders>
-              <w:top w:val="single" w:sz="5" w:color="D7D9DE"/>
-              <w:bottom w:val="single" w:sz="5" w:color="D7D9DE"/>
-              <w:start w:val="single" w:sz="5" w:color="D7D9DE"/>
-              <w:end w:val="single" w:sz="5" w:color="D7D9DE"/>
-            </w:tcBorders>
+            <w:vAlign w:val="center"/>
           </w:tcPr>
           <w:p>
             <w:pPr>
-              <w:spacing w:before="0" w:after="0" w:line="240" w:lineRule="auto"/>
+              <w:spacing w:after="0" w:line="240" w:lineRule="auto"/>
               <w:jc w:val="center"/>
             </w:pPr>
-            <w:r/>
-            <w:r>
-              <w:rPr>
-                <w:rFonts w:ascii="Carlito" w:hAnsi="Carlito" w:eastAsia="Carlito"/>
+            <w:r>
+              <w:rPr>
+                <w:rFonts w:ascii="Carlito" w:eastAsia="Carlito" w:hAnsi="Carlito"/>
                 <w:b/>
-                <w:i w:val="0"/>
                 <w:color w:val="FFFFFF"/>
                 <w:sz w:val="19"/>
               </w:rPr>
@@ -4503,33 +5362,31 @@
         </w:tc>
         <w:tc>
           <w:tcPr>
-            <w:tcW w:type="dxa" w:w="1944"/>
-            <w:vAlign w:val="center"/>
+            <w:tcW w:w="1944" w:type="dxa"/>
+            <w:tcBorders>
+              <w:top w:val="single" w:sz="5" w:space="0" w:color="D7D9DE"/>
+              <w:left w:val="single" w:sz="5" w:space="0" w:color="D7D9DE"/>
+              <w:bottom w:val="single" w:sz="5" w:space="0" w:color="D7D9DE"/>
+              <w:right w:val="single" w:sz="5" w:space="0" w:color="D7D9DE"/>
+            </w:tcBorders>
+            <w:shd w:val="clear" w:color="auto" w:fill="4B2A63"/>
             <w:tcMar>
               <w:top w:w="55" w:type="dxa"/>
-              <w:start w:w="70" w:type="dxa"/>
+              <w:left w:w="70" w:type="dxa"/>
               <w:bottom w:w="55" w:type="dxa"/>
-              <w:end w:w="70" w:type="dxa"/>
+              <w:right w:w="70" w:type="dxa"/>
             </w:tcMar>
-            <w:shd w:fill="4B2A63" w:val="clear"/>
-            <w:tcBorders>
-              <w:top w:val="single" w:sz="5" w:color="D7D9DE"/>
-              <w:bottom w:val="single" w:sz="5" w:color="D7D9DE"/>
-              <w:start w:val="single" w:sz="5" w:color="D7D9DE"/>
-              <w:end w:val="single" w:sz="5" w:color="D7D9DE"/>
-            </w:tcBorders>
+            <w:vAlign w:val="center"/>
           </w:tcPr>
           <w:p>
             <w:pPr>
-              <w:spacing w:before="0" w:after="0" w:line="240" w:lineRule="auto"/>
+              <w:spacing w:after="0" w:line="240" w:lineRule="auto"/>
               <w:jc w:val="center"/>
             </w:pPr>
-            <w:r/>
-            <w:r>
-              <w:rPr>
-                <w:rFonts w:ascii="Carlito" w:hAnsi="Carlito" w:eastAsia="Carlito"/>
+            <w:r>
+              <w:rPr>
+                <w:rFonts w:ascii="Carlito" w:eastAsia="Carlito" w:hAnsi="Carlito"/>
                 <w:b/>
-                <w:i w:val="0"/>
                 <w:color w:val="FFFFFF"/>
                 <w:sz w:val="19"/>
               </w:rPr>
@@ -4539,33 +5396,31 @@
         </w:tc>
         <w:tc>
           <w:tcPr>
-            <w:tcW w:type="dxa" w:w="2160"/>
-            <w:vAlign w:val="center"/>
+            <w:tcW w:w="2160" w:type="dxa"/>
+            <w:tcBorders>
+              <w:top w:val="single" w:sz="5" w:space="0" w:color="D7D9DE"/>
+              <w:left w:val="single" w:sz="5" w:space="0" w:color="D7D9DE"/>
+              <w:bottom w:val="single" w:sz="5" w:space="0" w:color="D7D9DE"/>
+              <w:right w:val="single" w:sz="5" w:space="0" w:color="D7D9DE"/>
+            </w:tcBorders>
+            <w:shd w:val="clear" w:color="auto" w:fill="4B2A63"/>
             <w:tcMar>
               <w:top w:w="55" w:type="dxa"/>
-              <w:start w:w="70" w:type="dxa"/>
+              <w:left w:w="70" w:type="dxa"/>
               <w:bottom w:w="55" w:type="dxa"/>
-              <w:end w:w="70" w:type="dxa"/>
+              <w:right w:w="70" w:type="dxa"/>
             </w:tcMar>
-            <w:shd w:fill="4B2A63" w:val="clear"/>
-            <w:tcBorders>
-              <w:top w:val="single" w:sz="5" w:color="D7D9DE"/>
-              <w:bottom w:val="single" w:sz="5" w:color="D7D9DE"/>
-              <w:start w:val="single" w:sz="5" w:color="D7D9DE"/>
-              <w:end w:val="single" w:sz="5" w:color="D7D9DE"/>
-            </w:tcBorders>
+            <w:vAlign w:val="center"/>
           </w:tcPr>
           <w:p>
             <w:pPr>
-              <w:spacing w:before="0" w:after="0" w:line="240" w:lineRule="auto"/>
+              <w:spacing w:after="0" w:line="240" w:lineRule="auto"/>
               <w:jc w:val="center"/>
             </w:pPr>
-            <w:r/>
-            <w:r>
-              <w:rPr>
-                <w:rFonts w:ascii="Carlito" w:hAnsi="Carlito" w:eastAsia="Carlito"/>
+            <w:r>
+              <w:rPr>
+                <w:rFonts w:ascii="Carlito" w:eastAsia="Carlito" w:hAnsi="Carlito"/>
                 <w:b/>
-                <w:i w:val="0"/>
                 <w:color w:val="FFFFFF"/>
                 <w:sz w:val="19"/>
               </w:rPr>
@@ -4575,33 +5430,31 @@
         </w:tc>
         <w:tc>
           <w:tcPr>
-            <w:tcW w:type="dxa" w:w="2275"/>
-            <w:vAlign w:val="center"/>
+            <w:tcW w:w="2275" w:type="dxa"/>
+            <w:tcBorders>
+              <w:top w:val="single" w:sz="5" w:space="0" w:color="D7D9DE"/>
+              <w:left w:val="single" w:sz="5" w:space="0" w:color="D7D9DE"/>
+              <w:bottom w:val="single" w:sz="5" w:space="0" w:color="D7D9DE"/>
+              <w:right w:val="single" w:sz="5" w:space="0" w:color="D7D9DE"/>
+            </w:tcBorders>
+            <w:shd w:val="clear" w:color="auto" w:fill="4B2A63"/>
             <w:tcMar>
               <w:top w:w="55" w:type="dxa"/>
-              <w:start w:w="70" w:type="dxa"/>
+              <w:left w:w="70" w:type="dxa"/>
               <w:bottom w:w="55" w:type="dxa"/>
-              <w:end w:w="70" w:type="dxa"/>
+              <w:right w:w="70" w:type="dxa"/>
             </w:tcMar>
-            <w:shd w:fill="4B2A63" w:val="clear"/>
-            <w:tcBorders>
-              <w:top w:val="single" w:sz="5" w:color="D7D9DE"/>
-              <w:bottom w:val="single" w:sz="5" w:color="D7D9DE"/>
-              <w:start w:val="single" w:sz="5" w:color="D7D9DE"/>
-              <w:end w:val="single" w:sz="5" w:color="D7D9DE"/>
-            </w:tcBorders>
+            <w:vAlign w:val="center"/>
           </w:tcPr>
           <w:p>
             <w:pPr>
-              <w:spacing w:before="0" w:after="0" w:line="240" w:lineRule="auto"/>
+              <w:spacing w:after="0" w:line="240" w:lineRule="auto"/>
               <w:jc w:val="center"/>
             </w:pPr>
-            <w:r/>
-            <w:r>
-              <w:rPr>
-                <w:rFonts w:ascii="Carlito" w:hAnsi="Carlito" w:eastAsia="Carlito"/>
+            <w:r>
+              <w:rPr>
+                <w:rFonts w:ascii="Carlito" w:eastAsia="Carlito" w:hAnsi="Carlito"/>
                 <w:b/>
-                <w:i w:val="0"/>
                 <w:color w:val="FFFFFF"/>
                 <w:sz w:val="19"/>
               </w:rPr>
@@ -4613,36 +5466,34 @@
       <w:tr>
         <w:trPr>
           <w:cantSplit/>
+          <w:jc w:val="center"/>
         </w:trPr>
         <w:tc>
           <w:tcPr>
-            <w:tcW w:type="dxa" w:w="1512"/>
-            <w:vAlign w:val="center"/>
+            <w:tcW w:w="1512" w:type="dxa"/>
+            <w:tcBorders>
+              <w:top w:val="single" w:sz="5" w:space="0" w:color="D7D9DE"/>
+              <w:left w:val="single" w:sz="5" w:space="0" w:color="D7D9DE"/>
+              <w:bottom w:val="single" w:sz="5" w:space="0" w:color="D7D9DE"/>
+              <w:right w:val="single" w:sz="5" w:space="0" w:color="D7D9DE"/>
+            </w:tcBorders>
+            <w:shd w:val="clear" w:color="auto" w:fill="FFFFFF"/>
             <w:tcMar>
               <w:top w:w="55" w:type="dxa"/>
-              <w:start w:w="70" w:type="dxa"/>
+              <w:left w:w="70" w:type="dxa"/>
               <w:bottom w:w="55" w:type="dxa"/>
-              <w:end w:w="70" w:type="dxa"/>
+              <w:right w:w="70" w:type="dxa"/>
             </w:tcMar>
-            <w:shd w:fill="FFFFFF" w:val="clear"/>
-            <w:tcBorders>
-              <w:top w:val="single" w:sz="5" w:color="D7D9DE"/>
-              <w:bottom w:val="single" w:sz="5" w:color="D7D9DE"/>
-              <w:start w:val="single" w:sz="5" w:color="D7D9DE"/>
-              <w:end w:val="single" w:sz="5" w:color="D7D9DE"/>
-            </w:tcBorders>
+            <w:vAlign w:val="center"/>
           </w:tcPr>
           <w:p>
             <w:pPr>
-              <w:spacing w:before="0" w:after="0" w:line="240" w:lineRule="auto"/>
+              <w:spacing w:after="0" w:line="240" w:lineRule="auto"/>
               <w:jc w:val="center"/>
             </w:pPr>
-            <w:r/>
-            <w:r>
-              <w:rPr>
-                <w:rFonts w:ascii="Carlito" w:hAnsi="Carlito" w:eastAsia="Carlito"/>
-                <w:b w:val="0"/>
-                <w:i w:val="0"/>
+            <w:r>
+              <w:rPr>
+                <w:rFonts w:ascii="Carlito" w:eastAsia="Carlito" w:hAnsi="Carlito"/>
                 <w:color w:val="252525"/>
                 <w:sz w:val="17"/>
               </w:rPr>
@@ -4652,33 +5503,30 @@
         </w:tc>
         <w:tc>
           <w:tcPr>
-            <w:tcW w:type="dxa" w:w="2044"/>
-            <w:vAlign w:val="center"/>
+            <w:tcW w:w="2044" w:type="dxa"/>
+            <w:tcBorders>
+              <w:top w:val="single" w:sz="5" w:space="0" w:color="D7D9DE"/>
+              <w:left w:val="single" w:sz="5" w:space="0" w:color="D7D9DE"/>
+              <w:bottom w:val="single" w:sz="5" w:space="0" w:color="D7D9DE"/>
+              <w:right w:val="single" w:sz="5" w:space="0" w:color="D7D9DE"/>
+            </w:tcBorders>
+            <w:shd w:val="clear" w:color="auto" w:fill="FFFFFF"/>
             <w:tcMar>
               <w:top w:w="55" w:type="dxa"/>
-              <w:start w:w="70" w:type="dxa"/>
+              <w:left w:w="70" w:type="dxa"/>
               <w:bottom w:w="55" w:type="dxa"/>
-              <w:end w:w="70" w:type="dxa"/>
+              <w:right w:w="70" w:type="dxa"/>
             </w:tcMar>
-            <w:shd w:fill="FFFFFF" w:val="clear"/>
-            <w:tcBorders>
-              <w:top w:val="single" w:sz="5" w:color="D7D9DE"/>
-              <w:bottom w:val="single" w:sz="5" w:color="D7D9DE"/>
-              <w:start w:val="single" w:sz="5" w:color="D7D9DE"/>
-              <w:end w:val="single" w:sz="5" w:color="D7D9DE"/>
-            </w:tcBorders>
+            <w:vAlign w:val="center"/>
           </w:tcPr>
           <w:p>
             <w:pPr>
-              <w:spacing w:before="0" w:after="0" w:line="240" w:lineRule="auto"/>
+              <w:spacing w:after="0" w:line="240" w:lineRule="auto"/>
               <w:jc w:val="center"/>
             </w:pPr>
-            <w:r/>
-            <w:r>
-              <w:rPr>
-                <w:rFonts w:ascii="Carlito" w:hAnsi="Carlito" w:eastAsia="Carlito"/>
-                <w:b w:val="0"/>
-                <w:i w:val="0"/>
+            <w:r>
+              <w:rPr>
+                <w:rFonts w:ascii="Carlito" w:eastAsia="Carlito" w:hAnsi="Carlito"/>
                 <w:color w:val="252525"/>
                 <w:sz w:val="17"/>
               </w:rPr>
@@ -4688,33 +5536,30 @@
         </w:tc>
         <w:tc>
           <w:tcPr>
-            <w:tcW w:type="dxa" w:w="1944"/>
-            <w:vAlign w:val="center"/>
+            <w:tcW w:w="1944" w:type="dxa"/>
+            <w:tcBorders>
+              <w:top w:val="single" w:sz="5" w:space="0" w:color="D7D9DE"/>
+              <w:left w:val="single" w:sz="5" w:space="0" w:color="D7D9DE"/>
+              <w:bottom w:val="single" w:sz="5" w:space="0" w:color="D7D9DE"/>
+              <w:right w:val="single" w:sz="5" w:space="0" w:color="D7D9DE"/>
+            </w:tcBorders>
+            <w:shd w:val="clear" w:color="auto" w:fill="FFFFFF"/>
             <w:tcMar>
               <w:top w:w="55" w:type="dxa"/>
-              <w:start w:w="70" w:type="dxa"/>
+              <w:left w:w="70" w:type="dxa"/>
               <w:bottom w:w="55" w:type="dxa"/>
-              <w:end w:w="70" w:type="dxa"/>
+              <w:right w:w="70" w:type="dxa"/>
             </w:tcMar>
-            <w:shd w:fill="FFFFFF" w:val="clear"/>
-            <w:tcBorders>
-              <w:top w:val="single" w:sz="5" w:color="D7D9DE"/>
-              <w:bottom w:val="single" w:sz="5" w:color="D7D9DE"/>
-              <w:start w:val="single" w:sz="5" w:color="D7D9DE"/>
-              <w:end w:val="single" w:sz="5" w:color="D7D9DE"/>
-            </w:tcBorders>
+            <w:vAlign w:val="center"/>
           </w:tcPr>
           <w:p>
             <w:pPr>
-              <w:spacing w:before="0" w:after="0" w:line="240" w:lineRule="auto"/>
+              <w:spacing w:after="0" w:line="240" w:lineRule="auto"/>
               <w:jc w:val="center"/>
             </w:pPr>
-            <w:r/>
-            <w:r>
-              <w:rPr>
-                <w:rFonts w:ascii="Carlito" w:hAnsi="Carlito" w:eastAsia="Carlito"/>
-                <w:b w:val="0"/>
-                <w:i w:val="0"/>
+            <w:r>
+              <w:rPr>
+                <w:rFonts w:ascii="Carlito" w:eastAsia="Carlito" w:hAnsi="Carlito"/>
                 <w:color w:val="252525"/>
                 <w:sz w:val="17"/>
               </w:rPr>
@@ -4724,33 +5569,30 @@
         </w:tc>
         <w:tc>
           <w:tcPr>
-            <w:tcW w:type="dxa" w:w="2160"/>
-            <w:vAlign w:val="center"/>
+            <w:tcW w:w="2160" w:type="dxa"/>
+            <w:tcBorders>
+              <w:top w:val="single" w:sz="5" w:space="0" w:color="D7D9DE"/>
+              <w:left w:val="single" w:sz="5" w:space="0" w:color="D7D9DE"/>
+              <w:bottom w:val="single" w:sz="5" w:space="0" w:color="D7D9DE"/>
+              <w:right w:val="single" w:sz="5" w:space="0" w:color="D7D9DE"/>
+            </w:tcBorders>
+            <w:shd w:val="clear" w:color="auto" w:fill="FFFFFF"/>
             <w:tcMar>
               <w:top w:w="55" w:type="dxa"/>
-              <w:start w:w="70" w:type="dxa"/>
+              <w:left w:w="70" w:type="dxa"/>
               <w:bottom w:w="55" w:type="dxa"/>
-              <w:end w:w="70" w:type="dxa"/>
+              <w:right w:w="70" w:type="dxa"/>
             </w:tcMar>
-            <w:shd w:fill="FFFFFF" w:val="clear"/>
-            <w:tcBorders>
-              <w:top w:val="single" w:sz="5" w:color="D7D9DE"/>
-              <w:bottom w:val="single" w:sz="5" w:color="D7D9DE"/>
-              <w:start w:val="single" w:sz="5" w:color="D7D9DE"/>
-              <w:end w:val="single" w:sz="5" w:color="D7D9DE"/>
-            </w:tcBorders>
+            <w:vAlign w:val="center"/>
           </w:tcPr>
           <w:p>
             <w:pPr>
-              <w:spacing w:before="0" w:after="0" w:line="240" w:lineRule="auto"/>
+              <w:spacing w:after="0" w:line="240" w:lineRule="auto"/>
               <w:jc w:val="center"/>
             </w:pPr>
-            <w:r/>
-            <w:r>
-              <w:rPr>
-                <w:rFonts w:ascii="Carlito" w:hAnsi="Carlito" w:eastAsia="Carlito"/>
-                <w:b w:val="0"/>
-                <w:i w:val="0"/>
+            <w:r>
+              <w:rPr>
+                <w:rFonts w:ascii="Carlito" w:eastAsia="Carlito" w:hAnsi="Carlito"/>
                 <w:color w:val="252525"/>
                 <w:sz w:val="17"/>
               </w:rPr>
@@ -4760,33 +5602,30 @@
         </w:tc>
         <w:tc>
           <w:tcPr>
-            <w:tcW w:type="dxa" w:w="2275"/>
-            <w:vAlign w:val="center"/>
+            <w:tcW w:w="2275" w:type="dxa"/>
+            <w:tcBorders>
+              <w:top w:val="single" w:sz="5" w:space="0" w:color="D7D9DE"/>
+              <w:left w:val="single" w:sz="5" w:space="0" w:color="D7D9DE"/>
+              <w:bottom w:val="single" w:sz="5" w:space="0" w:color="D7D9DE"/>
+              <w:right w:val="single" w:sz="5" w:space="0" w:color="D7D9DE"/>
+            </w:tcBorders>
+            <w:shd w:val="clear" w:color="auto" w:fill="FFFFFF"/>
             <w:tcMar>
               <w:top w:w="55" w:type="dxa"/>
-              <w:start w:w="70" w:type="dxa"/>
+              <w:left w:w="70" w:type="dxa"/>
               <w:bottom w:w="55" w:type="dxa"/>
-              <w:end w:w="70" w:type="dxa"/>
+              <w:right w:w="70" w:type="dxa"/>
             </w:tcMar>
-            <w:shd w:fill="FFFFFF" w:val="clear"/>
-            <w:tcBorders>
-              <w:top w:val="single" w:sz="5" w:color="D7D9DE"/>
-              <w:bottom w:val="single" w:sz="5" w:color="D7D9DE"/>
-              <w:start w:val="single" w:sz="5" w:color="D7D9DE"/>
-              <w:end w:val="single" w:sz="5" w:color="D7D9DE"/>
-            </w:tcBorders>
+            <w:vAlign w:val="center"/>
           </w:tcPr>
           <w:p>
             <w:pPr>
-              <w:spacing w:before="0" w:after="0" w:line="240" w:lineRule="auto"/>
+              <w:spacing w:after="0" w:line="240" w:lineRule="auto"/>
               <w:jc w:val="center"/>
             </w:pPr>
-            <w:r/>
-            <w:r>
-              <w:rPr>
-                <w:rFonts w:ascii="Carlito" w:hAnsi="Carlito" w:eastAsia="Carlito"/>
-                <w:b w:val="0"/>
-                <w:i w:val="0"/>
+            <w:r>
+              <w:rPr>
+                <w:rFonts w:ascii="Carlito" w:eastAsia="Carlito" w:hAnsi="Carlito"/>
                 <w:color w:val="252525"/>
                 <w:sz w:val="17"/>
               </w:rPr>
@@ -4798,36 +5637,34 @@
       <w:tr>
         <w:trPr>
           <w:cantSplit/>
+          <w:jc w:val="center"/>
         </w:trPr>
         <w:tc>
           <w:tcPr>
-            <w:tcW w:type="dxa" w:w="1512"/>
-            <w:vAlign w:val="center"/>
+            <w:tcW w:w="1512" w:type="dxa"/>
+            <w:tcBorders>
+              <w:top w:val="single" w:sz="5" w:space="0" w:color="D7D9DE"/>
+              <w:left w:val="single" w:sz="5" w:space="0" w:color="D7D9DE"/>
+              <w:bottom w:val="single" w:sz="5" w:space="0" w:color="D7D9DE"/>
+              <w:right w:val="single" w:sz="5" w:space="0" w:color="D7D9DE"/>
+            </w:tcBorders>
+            <w:shd w:val="clear" w:color="auto" w:fill="F3F4F6"/>
             <w:tcMar>
               <w:top w:w="55" w:type="dxa"/>
-              <w:start w:w="70" w:type="dxa"/>
+              <w:left w:w="70" w:type="dxa"/>
               <w:bottom w:w="55" w:type="dxa"/>
-              <w:end w:w="70" w:type="dxa"/>
+              <w:right w:w="70" w:type="dxa"/>
             </w:tcMar>
-            <w:shd w:fill="F3F4F6" w:val="clear"/>
-            <w:tcBorders>
-              <w:top w:val="single" w:sz="5" w:color="D7D9DE"/>
-              <w:bottom w:val="single" w:sz="5" w:color="D7D9DE"/>
-              <w:start w:val="single" w:sz="5" w:color="D7D9DE"/>
-              <w:end w:val="single" w:sz="5" w:color="D7D9DE"/>
-            </w:tcBorders>
+            <w:vAlign w:val="center"/>
           </w:tcPr>
           <w:p>
             <w:pPr>
-              <w:spacing w:before="0" w:after="0" w:line="240" w:lineRule="auto"/>
+              <w:spacing w:after="0" w:line="240" w:lineRule="auto"/>
               <w:jc w:val="center"/>
             </w:pPr>
-            <w:r/>
-            <w:r>
-              <w:rPr>
-                <w:rFonts w:ascii="Carlito" w:hAnsi="Carlito" w:eastAsia="Carlito"/>
-                <w:b w:val="0"/>
-                <w:i w:val="0"/>
+            <w:r>
+              <w:rPr>
+                <w:rFonts w:ascii="Carlito" w:eastAsia="Carlito" w:hAnsi="Carlito"/>
                 <w:color w:val="252525"/>
                 <w:sz w:val="17"/>
               </w:rPr>
@@ -4837,33 +5674,30 @@
         </w:tc>
         <w:tc>
           <w:tcPr>
-            <w:tcW w:type="dxa" w:w="2044"/>
-            <w:vAlign w:val="center"/>
+            <w:tcW w:w="2044" w:type="dxa"/>
+            <w:tcBorders>
+              <w:top w:val="single" w:sz="5" w:space="0" w:color="D7D9DE"/>
+              <w:left w:val="single" w:sz="5" w:space="0" w:color="D7D9DE"/>
+              <w:bottom w:val="single" w:sz="5" w:space="0" w:color="D7D9DE"/>
+              <w:right w:val="single" w:sz="5" w:space="0" w:color="D7D9DE"/>
+            </w:tcBorders>
+            <w:shd w:val="clear" w:color="auto" w:fill="F3F4F6"/>
             <w:tcMar>
               <w:top w:w="55" w:type="dxa"/>
-              <w:start w:w="70" w:type="dxa"/>
+              <w:left w:w="70" w:type="dxa"/>
               <w:bottom w:w="55" w:type="dxa"/>
-              <w:end w:w="70" w:type="dxa"/>
+              <w:right w:w="70" w:type="dxa"/>
             </w:tcMar>
-            <w:shd w:fill="F3F4F6" w:val="clear"/>
-            <w:tcBorders>
-              <w:top w:val="single" w:sz="5" w:color="D7D9DE"/>
-              <w:bottom w:val="single" w:sz="5" w:color="D7D9DE"/>
-              <w:start w:val="single" w:sz="5" w:color="D7D9DE"/>
-              <w:end w:val="single" w:sz="5" w:color="D7D9DE"/>
-            </w:tcBorders>
+            <w:vAlign w:val="center"/>
           </w:tcPr>
           <w:p>
             <w:pPr>
-              <w:spacing w:before="0" w:after="0" w:line="240" w:lineRule="auto"/>
+              <w:spacing w:after="0" w:line="240" w:lineRule="auto"/>
               <w:jc w:val="center"/>
             </w:pPr>
-            <w:r/>
-            <w:r>
-              <w:rPr>
-                <w:rFonts w:ascii="Carlito" w:hAnsi="Carlito" w:eastAsia="Carlito"/>
-                <w:b w:val="0"/>
-                <w:i w:val="0"/>
+            <w:r>
+              <w:rPr>
+                <w:rFonts w:ascii="Carlito" w:eastAsia="Carlito" w:hAnsi="Carlito"/>
                 <w:color w:val="252525"/>
                 <w:sz w:val="17"/>
               </w:rPr>
@@ -4873,33 +5707,30 @@
         </w:tc>
         <w:tc>
           <w:tcPr>
-            <w:tcW w:type="dxa" w:w="1944"/>
-            <w:vAlign w:val="center"/>
+            <w:tcW w:w="1944" w:type="dxa"/>
+            <w:tcBorders>
+              <w:top w:val="single" w:sz="5" w:space="0" w:color="D7D9DE"/>
+              <w:left w:val="single" w:sz="5" w:space="0" w:color="D7D9DE"/>
+              <w:bottom w:val="single" w:sz="5" w:space="0" w:color="D7D9DE"/>
+              <w:right w:val="single" w:sz="5" w:space="0" w:color="D7D9DE"/>
+            </w:tcBorders>
+            <w:shd w:val="clear" w:color="auto" w:fill="F3F4F6"/>
             <w:tcMar>
               <w:top w:w="55" w:type="dxa"/>
-              <w:start w:w="70" w:type="dxa"/>
+              <w:left w:w="70" w:type="dxa"/>
               <w:bottom w:w="55" w:type="dxa"/>
-              <w:end w:w="70" w:type="dxa"/>
+              <w:right w:w="70" w:type="dxa"/>
             </w:tcMar>
-            <w:shd w:fill="F3F4F6" w:val="clear"/>
-            <w:tcBorders>
-              <w:top w:val="single" w:sz="5" w:color="D7D9DE"/>
-              <w:bottom w:val="single" w:sz="5" w:color="D7D9DE"/>
-              <w:start w:val="single" w:sz="5" w:color="D7D9DE"/>
-              <w:end w:val="single" w:sz="5" w:color="D7D9DE"/>
-            </w:tcBorders>
+            <w:vAlign w:val="center"/>
           </w:tcPr>
           <w:p>
             <w:pPr>
-              <w:spacing w:before="0" w:after="0" w:line="240" w:lineRule="auto"/>
+              <w:spacing w:after="0" w:line="240" w:lineRule="auto"/>
               <w:jc w:val="center"/>
             </w:pPr>
-            <w:r/>
-            <w:r>
-              <w:rPr>
-                <w:rFonts w:ascii="Carlito" w:hAnsi="Carlito" w:eastAsia="Carlito"/>
-                <w:b w:val="0"/>
-                <w:i w:val="0"/>
+            <w:r>
+              <w:rPr>
+                <w:rFonts w:ascii="Carlito" w:eastAsia="Carlito" w:hAnsi="Carlito"/>
                 <w:color w:val="252525"/>
                 <w:sz w:val="17"/>
               </w:rPr>
@@ -4909,33 +5740,30 @@
         </w:tc>
         <w:tc>
           <w:tcPr>
-            <w:tcW w:type="dxa" w:w="2160"/>
-            <w:vAlign w:val="center"/>
+            <w:tcW w:w="2160" w:type="dxa"/>
+            <w:tcBorders>
+              <w:top w:val="single" w:sz="5" w:space="0" w:color="D7D9DE"/>
+              <w:left w:val="single" w:sz="5" w:space="0" w:color="D7D9DE"/>
+              <w:bottom w:val="single" w:sz="5" w:space="0" w:color="D7D9DE"/>
+              <w:right w:val="single" w:sz="5" w:space="0" w:color="D7D9DE"/>
+            </w:tcBorders>
+            <w:shd w:val="clear" w:color="auto" w:fill="F3F4F6"/>
             <w:tcMar>
               <w:top w:w="55" w:type="dxa"/>
-              <w:start w:w="70" w:type="dxa"/>
+              <w:left w:w="70" w:type="dxa"/>
               <w:bottom w:w="55" w:type="dxa"/>
-              <w:end w:w="70" w:type="dxa"/>
+              <w:right w:w="70" w:type="dxa"/>
             </w:tcMar>
-            <w:shd w:fill="F3F4F6" w:val="clear"/>
-            <w:tcBorders>
-              <w:top w:val="single" w:sz="5" w:color="D7D9DE"/>
-              <w:bottom w:val="single" w:sz="5" w:color="D7D9DE"/>
-              <w:start w:val="single" w:sz="5" w:color="D7D9DE"/>
-              <w:end w:val="single" w:sz="5" w:color="D7D9DE"/>
-            </w:tcBorders>
+            <w:vAlign w:val="center"/>
           </w:tcPr>
           <w:p>
             <w:pPr>
-              <w:spacing w:before="0" w:after="0" w:line="240" w:lineRule="auto"/>
+              <w:spacing w:after="0" w:line="240" w:lineRule="auto"/>
               <w:jc w:val="center"/>
             </w:pPr>
-            <w:r/>
-            <w:r>
-              <w:rPr>
-                <w:rFonts w:ascii="Carlito" w:hAnsi="Carlito" w:eastAsia="Carlito"/>
-                <w:b w:val="0"/>
-                <w:i w:val="0"/>
+            <w:r>
+              <w:rPr>
+                <w:rFonts w:ascii="Carlito" w:eastAsia="Carlito" w:hAnsi="Carlito"/>
                 <w:color w:val="252525"/>
                 <w:sz w:val="17"/>
               </w:rPr>
@@ -4945,33 +5773,30 @@
         </w:tc>
         <w:tc>
           <w:tcPr>
-            <w:tcW w:type="dxa" w:w="2275"/>
-            <w:vAlign w:val="center"/>
+            <w:tcW w:w="2275" w:type="dxa"/>
+            <w:tcBorders>
+              <w:top w:val="single" w:sz="5" w:space="0" w:color="D7D9DE"/>
+              <w:left w:val="single" w:sz="5" w:space="0" w:color="D7D9DE"/>
+              <w:bottom w:val="single" w:sz="5" w:space="0" w:color="D7D9DE"/>
+              <w:right w:val="single" w:sz="5" w:space="0" w:color="D7D9DE"/>
+            </w:tcBorders>
+            <w:shd w:val="clear" w:color="auto" w:fill="F3F4F6"/>
             <w:tcMar>
               <w:top w:w="55" w:type="dxa"/>
-              <w:start w:w="70" w:type="dxa"/>
+              <w:left w:w="70" w:type="dxa"/>
               <w:bottom w:w="55" w:type="dxa"/>
-              <w:end w:w="70" w:type="dxa"/>
+              <w:right w:w="70" w:type="dxa"/>
             </w:tcMar>
-            <w:shd w:fill="F3F4F6" w:val="clear"/>
-            <w:tcBorders>
-              <w:top w:val="single" w:sz="5" w:color="D7D9DE"/>
-              <w:bottom w:val="single" w:sz="5" w:color="D7D9DE"/>
-              <w:start w:val="single" w:sz="5" w:color="D7D9DE"/>
-              <w:end w:val="single" w:sz="5" w:color="D7D9DE"/>
-            </w:tcBorders>
+            <w:vAlign w:val="center"/>
           </w:tcPr>
           <w:p>
             <w:pPr>
-              <w:spacing w:before="0" w:after="0" w:line="240" w:lineRule="auto"/>
+              <w:spacing w:after="0" w:line="240" w:lineRule="auto"/>
               <w:jc w:val="center"/>
             </w:pPr>
-            <w:r/>
-            <w:r>
-              <w:rPr>
-                <w:rFonts w:ascii="Carlito" w:hAnsi="Carlito" w:eastAsia="Carlito"/>
-                <w:b w:val="0"/>
-                <w:i w:val="0"/>
+            <w:r>
+              <w:rPr>
+                <w:rFonts w:ascii="Carlito" w:eastAsia="Carlito" w:hAnsi="Carlito"/>
                 <w:color w:val="252525"/>
                 <w:sz w:val="17"/>
               </w:rPr>
@@ -4983,36 +5808,34 @@
       <w:tr>
         <w:trPr>
           <w:cantSplit/>
+          <w:jc w:val="center"/>
         </w:trPr>
         <w:tc>
           <w:tcPr>
-            <w:tcW w:type="dxa" w:w="1512"/>
-            <w:vAlign w:val="center"/>
+            <w:tcW w:w="1512" w:type="dxa"/>
+            <w:tcBorders>
+              <w:top w:val="single" w:sz="5" w:space="0" w:color="D7D9DE"/>
+              <w:left w:val="single" w:sz="5" w:space="0" w:color="D7D9DE"/>
+              <w:bottom w:val="single" w:sz="5" w:space="0" w:color="D7D9DE"/>
+              <w:right w:val="single" w:sz="5" w:space="0" w:color="D7D9DE"/>
+            </w:tcBorders>
+            <w:shd w:val="clear" w:color="auto" w:fill="FFFFFF"/>
             <w:tcMar>
               <w:top w:w="55" w:type="dxa"/>
-              <w:start w:w="70" w:type="dxa"/>
+              <w:left w:w="70" w:type="dxa"/>
               <w:bottom w:w="55" w:type="dxa"/>
-              <w:end w:w="70" w:type="dxa"/>
+              <w:right w:w="70" w:type="dxa"/>
             </w:tcMar>
-            <w:shd w:fill="FFFFFF" w:val="clear"/>
-            <w:tcBorders>
-              <w:top w:val="single" w:sz="5" w:color="D7D9DE"/>
-              <w:bottom w:val="single" w:sz="5" w:color="D7D9DE"/>
-              <w:start w:val="single" w:sz="5" w:color="D7D9DE"/>
-              <w:end w:val="single" w:sz="5" w:color="D7D9DE"/>
-            </w:tcBorders>
+            <w:vAlign w:val="center"/>
           </w:tcPr>
           <w:p>
             <w:pPr>
-              <w:spacing w:before="0" w:after="0" w:line="240" w:lineRule="auto"/>
+              <w:spacing w:after="0" w:line="240" w:lineRule="auto"/>
               <w:jc w:val="center"/>
             </w:pPr>
-            <w:r/>
-            <w:r>
-              <w:rPr>
-                <w:rFonts w:ascii="Carlito" w:hAnsi="Carlito" w:eastAsia="Carlito"/>
-                <w:b w:val="0"/>
-                <w:i w:val="0"/>
+            <w:r>
+              <w:rPr>
+                <w:rFonts w:ascii="Carlito" w:eastAsia="Carlito" w:hAnsi="Carlito"/>
                 <w:color w:val="252525"/>
                 <w:sz w:val="17"/>
               </w:rPr>
@@ -5022,33 +5845,30 @@
         </w:tc>
         <w:tc>
           <w:tcPr>
-            <w:tcW w:type="dxa" w:w="2044"/>
-            <w:vAlign w:val="center"/>
+            <w:tcW w:w="2044" w:type="dxa"/>
+            <w:tcBorders>
+              <w:top w:val="single" w:sz="5" w:space="0" w:color="D7D9DE"/>
+              <w:left w:val="single" w:sz="5" w:space="0" w:color="D7D9DE"/>
+              <w:bottom w:val="single" w:sz="5" w:space="0" w:color="D7D9DE"/>
+              <w:right w:val="single" w:sz="5" w:space="0" w:color="D7D9DE"/>
+            </w:tcBorders>
+            <w:shd w:val="clear" w:color="auto" w:fill="FFFFFF"/>
             <w:tcMar>
               <w:top w:w="55" w:type="dxa"/>
-              <w:start w:w="70" w:type="dxa"/>
+              <w:left w:w="70" w:type="dxa"/>
               <w:bottom w:w="55" w:type="dxa"/>
-              <w:end w:w="70" w:type="dxa"/>
+              <w:right w:w="70" w:type="dxa"/>
             </w:tcMar>
-            <w:shd w:fill="FFFFFF" w:val="clear"/>
-            <w:tcBorders>
-              <w:top w:val="single" w:sz="5" w:color="D7D9DE"/>
-              <w:bottom w:val="single" w:sz="5" w:color="D7D9DE"/>
-              <w:start w:val="single" w:sz="5" w:color="D7D9DE"/>
-              <w:end w:val="single" w:sz="5" w:color="D7D9DE"/>
-            </w:tcBorders>
+            <w:vAlign w:val="center"/>
           </w:tcPr>
           <w:p>
             <w:pPr>
-              <w:spacing w:before="0" w:after="0" w:line="240" w:lineRule="auto"/>
+              <w:spacing w:after="0" w:line="240" w:lineRule="auto"/>
               <w:jc w:val="center"/>
             </w:pPr>
-            <w:r/>
-            <w:r>
-              <w:rPr>
-                <w:rFonts w:ascii="Carlito" w:hAnsi="Carlito" w:eastAsia="Carlito"/>
-                <w:b w:val="0"/>
-                <w:i w:val="0"/>
+            <w:r>
+              <w:rPr>
+                <w:rFonts w:ascii="Carlito" w:eastAsia="Carlito" w:hAnsi="Carlito"/>
                 <w:color w:val="252525"/>
                 <w:sz w:val="17"/>
               </w:rPr>
@@ -5058,33 +5878,30 @@
         </w:tc>
         <w:tc>
           <w:tcPr>
-            <w:tcW w:type="dxa" w:w="1944"/>
-            <w:vAlign w:val="center"/>
+            <w:tcW w:w="1944" w:type="dxa"/>
+            <w:tcBorders>
+              <w:top w:val="single" w:sz="5" w:space="0" w:color="D7D9DE"/>
+              <w:left w:val="single" w:sz="5" w:space="0" w:color="D7D9DE"/>
+              <w:bottom w:val="single" w:sz="5" w:space="0" w:color="D7D9DE"/>
+              <w:right w:val="single" w:sz="5" w:space="0" w:color="D7D9DE"/>
+            </w:tcBorders>
+            <w:shd w:val="clear" w:color="auto" w:fill="FFFFFF"/>
             <w:tcMar>
               <w:top w:w="55" w:type="dxa"/>
-              <w:start w:w="70" w:type="dxa"/>
+              <w:left w:w="70" w:type="dxa"/>
               <w:bottom w:w="55" w:type="dxa"/>
-              <w:end w:w="70" w:type="dxa"/>
+              <w:right w:w="70" w:type="dxa"/>
             </w:tcMar>
-            <w:shd w:fill="FFFFFF" w:val="clear"/>
-            <w:tcBorders>
-              <w:top w:val="single" w:sz="5" w:color="D7D9DE"/>
-              <w:bottom w:val="single" w:sz="5" w:color="D7D9DE"/>
-              <w:start w:val="single" w:sz="5" w:color="D7D9DE"/>
-              <w:end w:val="single" w:sz="5" w:color="D7D9DE"/>
-            </w:tcBorders>
+            <w:vAlign w:val="center"/>
           </w:tcPr>
           <w:p>
             <w:pPr>
-              <w:spacing w:before="0" w:after="0" w:line="240" w:lineRule="auto"/>
+              <w:spacing w:after="0" w:line="240" w:lineRule="auto"/>
               <w:jc w:val="center"/>
             </w:pPr>
-            <w:r/>
-            <w:r>
-              <w:rPr>
-                <w:rFonts w:ascii="Carlito" w:hAnsi="Carlito" w:eastAsia="Carlito"/>
-                <w:b w:val="0"/>
-                <w:i w:val="0"/>
+            <w:r>
+              <w:rPr>
+                <w:rFonts w:ascii="Carlito" w:eastAsia="Carlito" w:hAnsi="Carlito"/>
                 <w:color w:val="252525"/>
                 <w:sz w:val="17"/>
               </w:rPr>
@@ -5094,33 +5911,30 @@
         </w:tc>
         <w:tc>
           <w:tcPr>
-            <w:tcW w:type="dxa" w:w="2160"/>
-            <w:vAlign w:val="center"/>
+            <w:tcW w:w="2160" w:type="dxa"/>
+            <w:tcBorders>
+              <w:top w:val="single" w:sz="5" w:space="0" w:color="D7D9DE"/>
+              <w:left w:val="single" w:sz="5" w:space="0" w:color="D7D9DE"/>
+              <w:bottom w:val="single" w:sz="5" w:space="0" w:color="D7D9DE"/>
+              <w:right w:val="single" w:sz="5" w:space="0" w:color="D7D9DE"/>
+            </w:tcBorders>
+            <w:shd w:val="clear" w:color="auto" w:fill="FFFFFF"/>
             <w:tcMar>
               <w:top w:w="55" w:type="dxa"/>
-              <w:start w:w="70" w:type="dxa"/>
+              <w:left w:w="70" w:type="dxa"/>
               <w:bottom w:w="55" w:type="dxa"/>
-              <w:end w:w="70" w:type="dxa"/>
+              <w:right w:w="70" w:type="dxa"/>
             </w:tcMar>
-            <w:shd w:fill="FFFFFF" w:val="clear"/>
-            <w:tcBorders>
-              <w:top w:val="single" w:sz="5" w:color="D7D9DE"/>
-              <w:bottom w:val="single" w:sz="5" w:color="D7D9DE"/>
-              <w:start w:val="single" w:sz="5" w:color="D7D9DE"/>
-              <w:end w:val="single" w:sz="5" w:color="D7D9DE"/>
-            </w:tcBorders>
+            <w:vAlign w:val="center"/>
           </w:tcPr>
           <w:p>
             <w:pPr>
-              <w:spacing w:before="0" w:after="0" w:line="240" w:lineRule="auto"/>
+              <w:spacing w:after="0" w:line="240" w:lineRule="auto"/>
               <w:jc w:val="center"/>
             </w:pPr>
-            <w:r/>
-            <w:r>
-              <w:rPr>
-                <w:rFonts w:ascii="Carlito" w:hAnsi="Carlito" w:eastAsia="Carlito"/>
-                <w:b w:val="0"/>
-                <w:i w:val="0"/>
+            <w:r>
+              <w:rPr>
+                <w:rFonts w:ascii="Carlito" w:eastAsia="Carlito" w:hAnsi="Carlito"/>
                 <w:color w:val="252525"/>
                 <w:sz w:val="17"/>
               </w:rPr>
@@ -5130,33 +5944,30 @@
         </w:tc>
         <w:tc>
           <w:tcPr>
-            <w:tcW w:type="dxa" w:w="2275"/>
-            <w:vAlign w:val="center"/>
+            <w:tcW w:w="2275" w:type="dxa"/>
+            <w:tcBorders>
+              <w:top w:val="single" w:sz="5" w:space="0" w:color="D7D9DE"/>
+              <w:left w:val="single" w:sz="5" w:space="0" w:color="D7D9DE"/>
+              <w:bottom w:val="single" w:sz="5" w:space="0" w:color="D7D9DE"/>
+              <w:right w:val="single" w:sz="5" w:space="0" w:color="D7D9DE"/>
+            </w:tcBorders>
+            <w:shd w:val="clear" w:color="auto" w:fill="FFFFFF"/>
             <w:tcMar>
               <w:top w:w="55" w:type="dxa"/>
-              <w:start w:w="70" w:type="dxa"/>
+              <w:left w:w="70" w:type="dxa"/>
               <w:bottom w:w="55" w:type="dxa"/>
-              <w:end w:w="70" w:type="dxa"/>
+              <w:right w:w="70" w:type="dxa"/>
             </w:tcMar>
-            <w:shd w:fill="FFFFFF" w:val="clear"/>
-            <w:tcBorders>
-              <w:top w:val="single" w:sz="5" w:color="D7D9DE"/>
-              <w:bottom w:val="single" w:sz="5" w:color="D7D9DE"/>
-              <w:start w:val="single" w:sz="5" w:color="D7D9DE"/>
-              <w:end w:val="single" w:sz="5" w:color="D7D9DE"/>
-            </w:tcBorders>
+            <w:vAlign w:val="center"/>
           </w:tcPr>
           <w:p>
             <w:pPr>
-              <w:spacing w:before="0" w:after="0" w:line="240" w:lineRule="auto"/>
+              <w:spacing w:after="0" w:line="240" w:lineRule="auto"/>
               <w:jc w:val="center"/>
             </w:pPr>
-            <w:r/>
-            <w:r>
-              <w:rPr>
-                <w:rFonts w:ascii="Carlito" w:hAnsi="Carlito" w:eastAsia="Carlito"/>
-                <w:b w:val="0"/>
-                <w:i w:val="0"/>
+            <w:r>
+              <w:rPr>
+                <w:rFonts w:ascii="Carlito" w:eastAsia="Carlito" w:hAnsi="Carlito"/>
                 <w:color w:val="252525"/>
                 <w:sz w:val="17"/>
               </w:rPr>
@@ -5168,36 +5979,34 @@
       <w:tr>
         <w:trPr>
           <w:cantSplit/>
+          <w:jc w:val="center"/>
         </w:trPr>
         <w:tc>
           <w:tcPr>
-            <w:tcW w:type="dxa" w:w="1512"/>
-            <w:vAlign w:val="center"/>
+            <w:tcW w:w="1512" w:type="dxa"/>
+            <w:tcBorders>
+              <w:top w:val="single" w:sz="5" w:space="0" w:color="D7D9DE"/>
+              <w:left w:val="single" w:sz="5" w:space="0" w:color="D7D9DE"/>
+              <w:bottom w:val="single" w:sz="5" w:space="0" w:color="D7D9DE"/>
+              <w:right w:val="single" w:sz="5" w:space="0" w:color="D7D9DE"/>
+            </w:tcBorders>
+            <w:shd w:val="clear" w:color="auto" w:fill="F3F4F6"/>
             <w:tcMar>
               <w:top w:w="55" w:type="dxa"/>
-              <w:start w:w="70" w:type="dxa"/>
+              <w:left w:w="70" w:type="dxa"/>
               <w:bottom w:w="55" w:type="dxa"/>
-              <w:end w:w="70" w:type="dxa"/>
+              <w:right w:w="70" w:type="dxa"/>
             </w:tcMar>
-            <w:shd w:fill="F3F4F6" w:val="clear"/>
-            <w:tcBorders>
-              <w:top w:val="single" w:sz="5" w:color="D7D9DE"/>
-              <w:bottom w:val="single" w:sz="5" w:color="D7D9DE"/>
-              <w:start w:val="single" w:sz="5" w:color="D7D9DE"/>
-              <w:end w:val="single" w:sz="5" w:color="D7D9DE"/>
-            </w:tcBorders>
+            <w:vAlign w:val="center"/>
           </w:tcPr>
           <w:p>
             <w:pPr>
-              <w:spacing w:before="0" w:after="0" w:line="240" w:lineRule="auto"/>
+              <w:spacing w:after="0" w:line="240" w:lineRule="auto"/>
               <w:jc w:val="center"/>
             </w:pPr>
-            <w:r/>
-            <w:r>
-              <w:rPr>
-                <w:rFonts w:ascii="Carlito" w:hAnsi="Carlito" w:eastAsia="Carlito"/>
-                <w:b w:val="0"/>
-                <w:i w:val="0"/>
+            <w:r>
+              <w:rPr>
+                <w:rFonts w:ascii="Carlito" w:eastAsia="Carlito" w:hAnsi="Carlito"/>
                 <w:color w:val="252525"/>
                 <w:sz w:val="17"/>
               </w:rPr>
@@ -5207,33 +6016,30 @@
         </w:tc>
         <w:tc>
           <w:tcPr>
-            <w:tcW w:type="dxa" w:w="2044"/>
-            <w:vAlign w:val="center"/>
+            <w:tcW w:w="2044" w:type="dxa"/>
+            <w:tcBorders>
+              <w:top w:val="single" w:sz="5" w:space="0" w:color="D7D9DE"/>
+              <w:left w:val="single" w:sz="5" w:space="0" w:color="D7D9DE"/>
+              <w:bottom w:val="single" w:sz="5" w:space="0" w:color="D7D9DE"/>
+              <w:right w:val="single" w:sz="5" w:space="0" w:color="D7D9DE"/>
+            </w:tcBorders>
+            <w:shd w:val="clear" w:color="auto" w:fill="F3F4F6"/>
             <w:tcMar>
               <w:top w:w="55" w:type="dxa"/>
-              <w:start w:w="70" w:type="dxa"/>
+              <w:left w:w="70" w:type="dxa"/>
               <w:bottom w:w="55" w:type="dxa"/>
-              <w:end w:w="70" w:type="dxa"/>
+              <w:right w:w="70" w:type="dxa"/>
             </w:tcMar>
-            <w:shd w:fill="F3F4F6" w:val="clear"/>
-            <w:tcBorders>
-              <w:top w:val="single" w:sz="5" w:color="D7D9DE"/>
-              <w:bottom w:val="single" w:sz="5" w:color="D7D9DE"/>
-              <w:start w:val="single" w:sz="5" w:color="D7D9DE"/>
-              <w:end w:val="single" w:sz="5" w:color="D7D9DE"/>
-            </w:tcBorders>
+            <w:vAlign w:val="center"/>
           </w:tcPr>
           <w:p>
             <w:pPr>
-              <w:spacing w:before="0" w:after="0" w:line="240" w:lineRule="auto"/>
+              <w:spacing w:after="0" w:line="240" w:lineRule="auto"/>
               <w:jc w:val="center"/>
             </w:pPr>
-            <w:r/>
-            <w:r>
-              <w:rPr>
-                <w:rFonts w:ascii="Carlito" w:hAnsi="Carlito" w:eastAsia="Carlito"/>
-                <w:b w:val="0"/>
-                <w:i w:val="0"/>
+            <w:r>
+              <w:rPr>
+                <w:rFonts w:ascii="Carlito" w:eastAsia="Carlito" w:hAnsi="Carlito"/>
                 <w:color w:val="252525"/>
                 <w:sz w:val="17"/>
               </w:rPr>
@@ -5243,33 +6049,30 @@
         </w:tc>
         <w:tc>
           <w:tcPr>
-            <w:tcW w:type="dxa" w:w="1944"/>
-            <w:vAlign w:val="center"/>
+            <w:tcW w:w="1944" w:type="dxa"/>
+            <w:tcBorders>
+              <w:top w:val="single" w:sz="5" w:space="0" w:color="D7D9DE"/>
+              <w:left w:val="single" w:sz="5" w:space="0" w:color="D7D9DE"/>
+              <w:bottom w:val="single" w:sz="5" w:space="0" w:color="D7D9DE"/>
+              <w:right w:val="single" w:sz="5" w:space="0" w:color="D7D9DE"/>
+            </w:tcBorders>
+            <w:shd w:val="clear" w:color="auto" w:fill="F3F4F6"/>
             <w:tcMar>
               <w:top w:w="55" w:type="dxa"/>
-              <w:start w:w="70" w:type="dxa"/>
+              <w:left w:w="70" w:type="dxa"/>
               <w:bottom w:w="55" w:type="dxa"/>
-              <w:end w:w="70" w:type="dxa"/>
+              <w:right w:w="70" w:type="dxa"/>
             </w:tcMar>
-            <w:shd w:fill="F3F4F6" w:val="clear"/>
-            <w:tcBorders>
-              <w:top w:val="single" w:sz="5" w:color="D7D9DE"/>
-              <w:bottom w:val="single" w:sz="5" w:color="D7D9DE"/>
-              <w:start w:val="single" w:sz="5" w:color="D7D9DE"/>
-              <w:end w:val="single" w:sz="5" w:color="D7D9DE"/>
-            </w:tcBorders>
+            <w:vAlign w:val="center"/>
           </w:tcPr>
           <w:p>
             <w:pPr>
-              <w:spacing w:before="0" w:after="0" w:line="240" w:lineRule="auto"/>
+              <w:spacing w:after="0" w:line="240" w:lineRule="auto"/>
               <w:jc w:val="center"/>
             </w:pPr>
-            <w:r/>
-            <w:r>
-              <w:rPr>
-                <w:rFonts w:ascii="Carlito" w:hAnsi="Carlito" w:eastAsia="Carlito"/>
-                <w:b w:val="0"/>
-                <w:i w:val="0"/>
+            <w:r>
+              <w:rPr>
+                <w:rFonts w:ascii="Carlito" w:eastAsia="Carlito" w:hAnsi="Carlito"/>
                 <w:color w:val="252525"/>
                 <w:sz w:val="17"/>
               </w:rPr>
@@ -5279,33 +6082,30 @@
         </w:tc>
         <w:tc>
           <w:tcPr>
-            <w:tcW w:type="dxa" w:w="2160"/>
-            <w:vAlign w:val="center"/>
+            <w:tcW w:w="2160" w:type="dxa"/>
+            <w:tcBorders>
+              <w:top w:val="single" w:sz="5" w:space="0" w:color="D7D9DE"/>
+              <w:left w:val="single" w:sz="5" w:space="0" w:color="D7D9DE"/>
+              <w:bottom w:val="single" w:sz="5" w:space="0" w:color="D7D9DE"/>
+              <w:right w:val="single" w:sz="5" w:space="0" w:color="D7D9DE"/>
+            </w:tcBorders>
+            <w:shd w:val="clear" w:color="auto" w:fill="F3F4F6"/>
             <w:tcMar>
               <w:top w:w="55" w:type="dxa"/>
-              <w:start w:w="70" w:type="dxa"/>
+              <w:left w:w="70" w:type="dxa"/>
               <w:bottom w:w="55" w:type="dxa"/>
-              <w:end w:w="70" w:type="dxa"/>
+              <w:right w:w="70" w:type="dxa"/>
             </w:tcMar>
-            <w:shd w:fill="F3F4F6" w:val="clear"/>
-            <w:tcBorders>
-              <w:top w:val="single" w:sz="5" w:color="D7D9DE"/>
-              <w:bottom w:val="single" w:sz="5" w:color="D7D9DE"/>
-              <w:start w:val="single" w:sz="5" w:color="D7D9DE"/>
-              <w:end w:val="single" w:sz="5" w:color="D7D9DE"/>
-            </w:tcBorders>
+            <w:vAlign w:val="center"/>
           </w:tcPr>
           <w:p>
             <w:pPr>
-              <w:spacing w:before="0" w:after="0" w:line="240" w:lineRule="auto"/>
+              <w:spacing w:after="0" w:line="240" w:lineRule="auto"/>
               <w:jc w:val="center"/>
             </w:pPr>
-            <w:r/>
-            <w:r>
-              <w:rPr>
-                <w:rFonts w:ascii="Carlito" w:hAnsi="Carlito" w:eastAsia="Carlito"/>
-                <w:b w:val="0"/>
-                <w:i w:val="0"/>
+            <w:r>
+              <w:rPr>
+                <w:rFonts w:ascii="Carlito" w:eastAsia="Carlito" w:hAnsi="Carlito"/>
                 <w:color w:val="252525"/>
                 <w:sz w:val="17"/>
               </w:rPr>
@@ -5315,33 +6115,30 @@
         </w:tc>
         <w:tc>
           <w:tcPr>
-            <w:tcW w:type="dxa" w:w="2275"/>
-            <w:vAlign w:val="center"/>
+            <w:tcW w:w="2275" w:type="dxa"/>
+            <w:tcBorders>
+              <w:top w:val="single" w:sz="5" w:space="0" w:color="D7D9DE"/>
+              <w:left w:val="single" w:sz="5" w:space="0" w:color="D7D9DE"/>
+              <w:bottom w:val="single" w:sz="5" w:space="0" w:color="D7D9DE"/>
+              <w:right w:val="single" w:sz="5" w:space="0" w:color="D7D9DE"/>
+            </w:tcBorders>
+            <w:shd w:val="clear" w:color="auto" w:fill="F3F4F6"/>
             <w:tcMar>
               <w:top w:w="55" w:type="dxa"/>
-              <w:start w:w="70" w:type="dxa"/>
+              <w:left w:w="70" w:type="dxa"/>
               <w:bottom w:w="55" w:type="dxa"/>
-              <w:end w:w="70" w:type="dxa"/>
+              <w:right w:w="70" w:type="dxa"/>
             </w:tcMar>
-            <w:shd w:fill="F3F4F6" w:val="clear"/>
-            <w:tcBorders>
-              <w:top w:val="single" w:sz="5" w:color="D7D9DE"/>
-              <w:bottom w:val="single" w:sz="5" w:color="D7D9DE"/>
-              <w:start w:val="single" w:sz="5" w:color="D7D9DE"/>
-              <w:end w:val="single" w:sz="5" w:color="D7D9DE"/>
-            </w:tcBorders>
+            <w:vAlign w:val="center"/>
           </w:tcPr>
           <w:p>
             <w:pPr>
-              <w:spacing w:before="0" w:after="0" w:line="240" w:lineRule="auto"/>
+              <w:spacing w:after="0" w:line="240" w:lineRule="auto"/>
               <w:jc w:val="center"/>
             </w:pPr>
-            <w:r/>
-            <w:r>
-              <w:rPr>
-                <w:rFonts w:ascii="Carlito" w:hAnsi="Carlito" w:eastAsia="Carlito"/>
-                <w:b w:val="0"/>
-                <w:i w:val="0"/>
+            <w:r>
+              <w:rPr>
+                <w:rFonts w:ascii="Carlito" w:eastAsia="Carlito" w:hAnsi="Carlito"/>
                 <w:color w:val="252525"/>
                 <w:sz w:val="17"/>
               </w:rPr>
@@ -5353,36 +6150,34 @@
       <w:tr>
         <w:trPr>
           <w:cantSplit/>
+          <w:jc w:val="center"/>
         </w:trPr>
         <w:tc>
           <w:tcPr>
-            <w:tcW w:type="dxa" w:w="1512"/>
-            <w:vAlign w:val="center"/>
+            <w:tcW w:w="1512" w:type="dxa"/>
+            <w:tcBorders>
+              <w:top w:val="single" w:sz="5" w:space="0" w:color="D7D9DE"/>
+              <w:left w:val="single" w:sz="5" w:space="0" w:color="D7D9DE"/>
+              <w:bottom w:val="single" w:sz="5" w:space="0" w:color="D7D9DE"/>
+              <w:right w:val="single" w:sz="5" w:space="0" w:color="D7D9DE"/>
+            </w:tcBorders>
+            <w:shd w:val="clear" w:color="auto" w:fill="FFFFFF"/>
             <w:tcMar>
               <w:top w:w="55" w:type="dxa"/>
-              <w:start w:w="70" w:type="dxa"/>
+              <w:left w:w="70" w:type="dxa"/>
               <w:bottom w:w="55" w:type="dxa"/>
-              <w:end w:w="70" w:type="dxa"/>
+              <w:right w:w="70" w:type="dxa"/>
             </w:tcMar>
-            <w:shd w:fill="FFFFFF" w:val="clear"/>
-            <w:tcBorders>
-              <w:top w:val="single" w:sz="5" w:color="D7D9DE"/>
-              <w:bottom w:val="single" w:sz="5" w:color="D7D9DE"/>
-              <w:start w:val="single" w:sz="5" w:color="D7D9DE"/>
-              <w:end w:val="single" w:sz="5" w:color="D7D9DE"/>
-            </w:tcBorders>
+            <w:vAlign w:val="center"/>
           </w:tcPr>
           <w:p>
             <w:pPr>
-              <w:spacing w:before="0" w:after="0" w:line="240" w:lineRule="auto"/>
+              <w:spacing w:after="0" w:line="240" w:lineRule="auto"/>
               <w:jc w:val="center"/>
             </w:pPr>
-            <w:r/>
-            <w:r>
-              <w:rPr>
-                <w:rFonts w:ascii="Carlito" w:hAnsi="Carlito" w:eastAsia="Carlito"/>
-                <w:b w:val="0"/>
-                <w:i w:val="0"/>
+            <w:r>
+              <w:rPr>
+                <w:rFonts w:ascii="Carlito" w:eastAsia="Carlito" w:hAnsi="Carlito"/>
                 <w:color w:val="252525"/>
                 <w:sz w:val="17"/>
               </w:rPr>
@@ -5392,33 +6187,30 @@
         </w:tc>
         <w:tc>
           <w:tcPr>
-            <w:tcW w:type="dxa" w:w="2044"/>
-            <w:vAlign w:val="center"/>
+            <w:tcW w:w="2044" w:type="dxa"/>
+            <w:tcBorders>
+              <w:top w:val="single" w:sz="5" w:space="0" w:color="D7D9DE"/>
+              <w:left w:val="single" w:sz="5" w:space="0" w:color="D7D9DE"/>
+              <w:bottom w:val="single" w:sz="5" w:space="0" w:color="D7D9DE"/>
+              <w:right w:val="single" w:sz="5" w:space="0" w:color="D7D9DE"/>
+            </w:tcBorders>
+            <w:shd w:val="clear" w:color="auto" w:fill="FFFFFF"/>
             <w:tcMar>
               <w:top w:w="55" w:type="dxa"/>
-              <w:start w:w="70" w:type="dxa"/>
+              <w:left w:w="70" w:type="dxa"/>
               <w:bottom w:w="55" w:type="dxa"/>
-              <w:end w:w="70" w:type="dxa"/>
+              <w:right w:w="70" w:type="dxa"/>
             </w:tcMar>
-            <w:shd w:fill="FFFFFF" w:val="clear"/>
-            <w:tcBorders>
-              <w:top w:val="single" w:sz="5" w:color="D7D9DE"/>
-              <w:bottom w:val="single" w:sz="5" w:color="D7D9DE"/>
-              <w:start w:val="single" w:sz="5" w:color="D7D9DE"/>
-              <w:end w:val="single" w:sz="5" w:color="D7D9DE"/>
-            </w:tcBorders>
+            <w:vAlign w:val="center"/>
           </w:tcPr>
           <w:p>
             <w:pPr>
-              <w:spacing w:before="0" w:after="0" w:line="240" w:lineRule="auto"/>
+              <w:spacing w:after="0" w:line="240" w:lineRule="auto"/>
               <w:jc w:val="center"/>
             </w:pPr>
-            <w:r/>
-            <w:r>
-              <w:rPr>
-                <w:rFonts w:ascii="Carlito" w:hAnsi="Carlito" w:eastAsia="Carlito"/>
-                <w:b w:val="0"/>
-                <w:i w:val="0"/>
+            <w:r>
+              <w:rPr>
+                <w:rFonts w:ascii="Carlito" w:eastAsia="Carlito" w:hAnsi="Carlito"/>
                 <w:color w:val="252525"/>
                 <w:sz w:val="17"/>
               </w:rPr>
@@ -5428,33 +6220,30 @@
         </w:tc>
         <w:tc>
           <w:tcPr>
-            <w:tcW w:type="dxa" w:w="1944"/>
-            <w:vAlign w:val="center"/>
+            <w:tcW w:w="1944" w:type="dxa"/>
+            <w:tcBorders>
+              <w:top w:val="single" w:sz="5" w:space="0" w:color="D7D9DE"/>
+              <w:left w:val="single" w:sz="5" w:space="0" w:color="D7D9DE"/>
+              <w:bottom w:val="single" w:sz="5" w:space="0" w:color="D7D9DE"/>
+              <w:right w:val="single" w:sz="5" w:space="0" w:color="D7D9DE"/>
+            </w:tcBorders>
+            <w:shd w:val="clear" w:color="auto" w:fill="FFFFFF"/>
             <w:tcMar>
               <w:top w:w="55" w:type="dxa"/>
-              <w:start w:w="70" w:type="dxa"/>
+              <w:left w:w="70" w:type="dxa"/>
               <w:bottom w:w="55" w:type="dxa"/>
-              <w:end w:w="70" w:type="dxa"/>
+              <w:right w:w="70" w:type="dxa"/>
             </w:tcMar>
-            <w:shd w:fill="FFFFFF" w:val="clear"/>
-            <w:tcBorders>
-              <w:top w:val="single" w:sz="5" w:color="D7D9DE"/>
-              <w:bottom w:val="single" w:sz="5" w:color="D7D9DE"/>
-              <w:start w:val="single" w:sz="5" w:color="D7D9DE"/>
-              <w:end w:val="single" w:sz="5" w:color="D7D9DE"/>
-            </w:tcBorders>
+            <w:vAlign w:val="center"/>
           </w:tcPr>
           <w:p>
             <w:pPr>
-              <w:spacing w:before="0" w:after="0" w:line="240" w:lineRule="auto"/>
+              <w:spacing w:after="0" w:line="240" w:lineRule="auto"/>
               <w:jc w:val="center"/>
             </w:pPr>
-            <w:r/>
-            <w:r>
-              <w:rPr>
-                <w:rFonts w:ascii="Carlito" w:hAnsi="Carlito" w:eastAsia="Carlito"/>
-                <w:b w:val="0"/>
-                <w:i w:val="0"/>
+            <w:r>
+              <w:rPr>
+                <w:rFonts w:ascii="Carlito" w:eastAsia="Carlito" w:hAnsi="Carlito"/>
                 <w:color w:val="252525"/>
                 <w:sz w:val="17"/>
               </w:rPr>
@@ -5464,33 +6253,30 @@
         </w:tc>
         <w:tc>
           <w:tcPr>
-            <w:tcW w:type="dxa" w:w="2160"/>
-            <w:vAlign w:val="center"/>
+            <w:tcW w:w="2160" w:type="dxa"/>
+            <w:tcBorders>
+              <w:top w:val="single" w:sz="5" w:space="0" w:color="D7D9DE"/>
+              <w:left w:val="single" w:sz="5" w:space="0" w:color="D7D9DE"/>
+              <w:bottom w:val="single" w:sz="5" w:space="0" w:color="D7D9DE"/>
+              <w:right w:val="single" w:sz="5" w:space="0" w:color="D7D9DE"/>
+            </w:tcBorders>
+            <w:shd w:val="clear" w:color="auto" w:fill="FFFFFF"/>
             <w:tcMar>
               <w:top w:w="55" w:type="dxa"/>
-              <w:start w:w="70" w:type="dxa"/>
+              <w:left w:w="70" w:type="dxa"/>
               <w:bottom w:w="55" w:type="dxa"/>
-              <w:end w:w="70" w:type="dxa"/>
+              <w:right w:w="70" w:type="dxa"/>
             </w:tcMar>
-            <w:shd w:fill="FFFFFF" w:val="clear"/>
-            <w:tcBorders>
-              <w:top w:val="single" w:sz="5" w:color="D7D9DE"/>
-              <w:bottom w:val="single" w:sz="5" w:color="D7D9DE"/>
-              <w:start w:val="single" w:sz="5" w:color="D7D9DE"/>
-              <w:end w:val="single" w:sz="5" w:color="D7D9DE"/>
-            </w:tcBorders>
+            <w:vAlign w:val="center"/>
           </w:tcPr>
           <w:p>
             <w:pPr>
-              <w:spacing w:before="0" w:after="0" w:line="240" w:lineRule="auto"/>
+              <w:spacing w:after="0" w:line="240" w:lineRule="auto"/>
               <w:jc w:val="center"/>
             </w:pPr>
-            <w:r/>
-            <w:r>
-              <w:rPr>
-                <w:rFonts w:ascii="Carlito" w:hAnsi="Carlito" w:eastAsia="Carlito"/>
-                <w:b w:val="0"/>
-                <w:i w:val="0"/>
+            <w:r>
+              <w:rPr>
+                <w:rFonts w:ascii="Carlito" w:eastAsia="Carlito" w:hAnsi="Carlito"/>
                 <w:color w:val="252525"/>
                 <w:sz w:val="17"/>
               </w:rPr>
@@ -5500,33 +6286,30 @@
         </w:tc>
         <w:tc>
           <w:tcPr>
-            <w:tcW w:type="dxa" w:w="2275"/>
-            <w:vAlign w:val="center"/>
+            <w:tcW w:w="2275" w:type="dxa"/>
+            <w:tcBorders>
+              <w:top w:val="single" w:sz="5" w:space="0" w:color="D7D9DE"/>
+              <w:left w:val="single" w:sz="5" w:space="0" w:color="D7D9DE"/>
+              <w:bottom w:val="single" w:sz="5" w:space="0" w:color="D7D9DE"/>
+              <w:right w:val="single" w:sz="5" w:space="0" w:color="D7D9DE"/>
+            </w:tcBorders>
+            <w:shd w:val="clear" w:color="auto" w:fill="FFFFFF"/>
             <w:tcMar>
               <w:top w:w="55" w:type="dxa"/>
-              <w:start w:w="70" w:type="dxa"/>
+              <w:left w:w="70" w:type="dxa"/>
               <w:bottom w:w="55" w:type="dxa"/>
-              <w:end w:w="70" w:type="dxa"/>
+              <w:right w:w="70" w:type="dxa"/>
             </w:tcMar>
-            <w:shd w:fill="FFFFFF" w:val="clear"/>
-            <w:tcBorders>
-              <w:top w:val="single" w:sz="5" w:color="D7D9DE"/>
-              <w:bottom w:val="single" w:sz="5" w:color="D7D9DE"/>
-              <w:start w:val="single" w:sz="5" w:color="D7D9DE"/>
-              <w:end w:val="single" w:sz="5" w:color="D7D9DE"/>
-            </w:tcBorders>
+            <w:vAlign w:val="center"/>
           </w:tcPr>
           <w:p>
             <w:pPr>
-              <w:spacing w:before="0" w:after="0" w:line="240" w:lineRule="auto"/>
+              <w:spacing w:after="0" w:line="240" w:lineRule="auto"/>
               <w:jc w:val="center"/>
             </w:pPr>
-            <w:r/>
-            <w:r>
-              <w:rPr>
-                <w:rFonts w:ascii="Carlito" w:hAnsi="Carlito" w:eastAsia="Carlito"/>
-                <w:b w:val="0"/>
-                <w:i w:val="0"/>
+            <w:r>
+              <w:rPr>
+                <w:rFonts w:ascii="Carlito" w:eastAsia="Carlito" w:hAnsi="Carlito"/>
                 <w:color w:val="252525"/>
                 <w:sz w:val="17"/>
               </w:rPr>
@@ -5538,36 +6321,34 @@
       <w:tr>
         <w:trPr>
           <w:cantSplit/>
+          <w:jc w:val="center"/>
         </w:trPr>
         <w:tc>
           <w:tcPr>
-            <w:tcW w:type="dxa" w:w="1512"/>
-            <w:vAlign w:val="center"/>
+            <w:tcW w:w="1512" w:type="dxa"/>
+            <w:tcBorders>
+              <w:top w:val="single" w:sz="5" w:space="0" w:color="D7D9DE"/>
+              <w:left w:val="single" w:sz="5" w:space="0" w:color="D7D9DE"/>
+              <w:bottom w:val="single" w:sz="5" w:space="0" w:color="D7D9DE"/>
+              <w:right w:val="single" w:sz="5" w:space="0" w:color="D7D9DE"/>
+            </w:tcBorders>
+            <w:shd w:val="clear" w:color="auto" w:fill="F3F4F6"/>
             <w:tcMar>
               <w:top w:w="55" w:type="dxa"/>
-              <w:start w:w="70" w:type="dxa"/>
+              <w:left w:w="70" w:type="dxa"/>
               <w:bottom w:w="55" w:type="dxa"/>
-              <w:end w:w="70" w:type="dxa"/>
+              <w:right w:w="70" w:type="dxa"/>
             </w:tcMar>
-            <w:shd w:fill="F3F4F6" w:val="clear"/>
-            <w:tcBorders>
-              <w:top w:val="single" w:sz="5" w:color="D7D9DE"/>
-              <w:bottom w:val="single" w:sz="5" w:color="D7D9DE"/>
-              <w:start w:val="single" w:sz="5" w:color="D7D9DE"/>
-              <w:end w:val="single" w:sz="5" w:color="D7D9DE"/>
-            </w:tcBorders>
+            <w:vAlign w:val="center"/>
           </w:tcPr>
           <w:p>
             <w:pPr>
-              <w:spacing w:before="0" w:after="0" w:line="240" w:lineRule="auto"/>
+              <w:spacing w:after="0" w:line="240" w:lineRule="auto"/>
               <w:jc w:val="center"/>
             </w:pPr>
-            <w:r/>
-            <w:r>
-              <w:rPr>
-                <w:rFonts w:ascii="Carlito" w:hAnsi="Carlito" w:eastAsia="Carlito"/>
-                <w:b w:val="0"/>
-                <w:i w:val="0"/>
+            <w:r>
+              <w:rPr>
+                <w:rFonts w:ascii="Carlito" w:eastAsia="Carlito" w:hAnsi="Carlito"/>
                 <w:color w:val="252525"/>
                 <w:sz w:val="17"/>
               </w:rPr>
@@ -5577,33 +6358,30 @@
         </w:tc>
         <w:tc>
           <w:tcPr>
-            <w:tcW w:type="dxa" w:w="2044"/>
-            <w:vAlign w:val="center"/>
+            <w:tcW w:w="2044" w:type="dxa"/>
+            <w:tcBorders>
+              <w:top w:val="single" w:sz="5" w:space="0" w:color="D7D9DE"/>
+              <w:left w:val="single" w:sz="5" w:space="0" w:color="D7D9DE"/>
+              <w:bottom w:val="single" w:sz="5" w:space="0" w:color="D7D9DE"/>
+              <w:right w:val="single" w:sz="5" w:space="0" w:color="D7D9DE"/>
+            </w:tcBorders>
+            <w:shd w:val="clear" w:color="auto" w:fill="F3F4F6"/>
             <w:tcMar>
               <w:top w:w="55" w:type="dxa"/>
-              <w:start w:w="70" w:type="dxa"/>
+              <w:left w:w="70" w:type="dxa"/>
               <w:bottom w:w="55" w:type="dxa"/>
-              <w:end w:w="70" w:type="dxa"/>
+              <w:right w:w="70" w:type="dxa"/>
             </w:tcMar>
-            <w:shd w:fill="F3F4F6" w:val="clear"/>
-            <w:tcBorders>
-              <w:top w:val="single" w:sz="5" w:color="D7D9DE"/>
-              <w:bottom w:val="single" w:sz="5" w:color="D7D9DE"/>
-              <w:start w:val="single" w:sz="5" w:color="D7D9DE"/>
-              <w:end w:val="single" w:sz="5" w:color="D7D9DE"/>
-            </w:tcBorders>
+            <w:vAlign w:val="center"/>
           </w:tcPr>
           <w:p>
             <w:pPr>
-              <w:spacing w:before="0" w:after="0" w:line="240" w:lineRule="auto"/>
+              <w:spacing w:after="0" w:line="240" w:lineRule="auto"/>
               <w:jc w:val="center"/>
             </w:pPr>
-            <w:r/>
-            <w:r>
-              <w:rPr>
-                <w:rFonts w:ascii="Carlito" w:hAnsi="Carlito" w:eastAsia="Carlito"/>
-                <w:b w:val="0"/>
-                <w:i w:val="0"/>
+            <w:r>
+              <w:rPr>
+                <w:rFonts w:ascii="Carlito" w:eastAsia="Carlito" w:hAnsi="Carlito"/>
                 <w:color w:val="252525"/>
                 <w:sz w:val="17"/>
               </w:rPr>
@@ -5613,33 +6391,30 @@
         </w:tc>
         <w:tc>
           <w:tcPr>
-            <w:tcW w:type="dxa" w:w="1944"/>
-            <w:vAlign w:val="center"/>
+            <w:tcW w:w="1944" w:type="dxa"/>
+            <w:tcBorders>
+              <w:top w:val="single" w:sz="5" w:space="0" w:color="D7D9DE"/>
+              <w:left w:val="single" w:sz="5" w:space="0" w:color="D7D9DE"/>
+              <w:bottom w:val="single" w:sz="5" w:space="0" w:color="D7D9DE"/>
+              <w:right w:val="single" w:sz="5" w:space="0" w:color="D7D9DE"/>
+            </w:tcBorders>
+            <w:shd w:val="clear" w:color="auto" w:fill="F3F4F6"/>
             <w:tcMar>
               <w:top w:w="55" w:type="dxa"/>
-              <w:start w:w="70" w:type="dxa"/>
+              <w:left w:w="70" w:type="dxa"/>
               <w:bottom w:w="55" w:type="dxa"/>
-              <w:end w:w="70" w:type="dxa"/>
+              <w:right w:w="70" w:type="dxa"/>
             </w:tcMar>
-            <w:shd w:fill="F3F4F6" w:val="clear"/>
-            <w:tcBorders>
-              <w:top w:val="single" w:sz="5" w:color="D7D9DE"/>
-              <w:bottom w:val="single" w:sz="5" w:color="D7D9DE"/>
-              <w:start w:val="single" w:sz="5" w:color="D7D9DE"/>
-              <w:end w:val="single" w:sz="5" w:color="D7D9DE"/>
-            </w:tcBorders>
+            <w:vAlign w:val="center"/>
           </w:tcPr>
           <w:p>
             <w:pPr>
-              <w:spacing w:before="0" w:after="0" w:line="240" w:lineRule="auto"/>
+              <w:spacing w:after="0" w:line="240" w:lineRule="auto"/>
               <w:jc w:val="center"/>
             </w:pPr>
-            <w:r/>
-            <w:r>
-              <w:rPr>
-                <w:rFonts w:ascii="Carlito" w:hAnsi="Carlito" w:eastAsia="Carlito"/>
-                <w:b w:val="0"/>
-                <w:i w:val="0"/>
+            <w:r>
+              <w:rPr>
+                <w:rFonts w:ascii="Carlito" w:eastAsia="Carlito" w:hAnsi="Carlito"/>
                 <w:color w:val="252525"/>
                 <w:sz w:val="17"/>
               </w:rPr>
@@ -5649,33 +6424,30 @@
         </w:tc>
         <w:tc>
           <w:tcPr>
-            <w:tcW w:type="dxa" w:w="2160"/>
-            <w:vAlign w:val="center"/>
+            <w:tcW w:w="2160" w:type="dxa"/>
+            <w:tcBorders>
+              <w:top w:val="single" w:sz="5" w:space="0" w:color="D7D9DE"/>
+              <w:left w:val="single" w:sz="5" w:space="0" w:color="D7D9DE"/>
+              <w:bottom w:val="single" w:sz="5" w:space="0" w:color="D7D9DE"/>
+              <w:right w:val="single" w:sz="5" w:space="0" w:color="D7D9DE"/>
+            </w:tcBorders>
+            <w:shd w:val="clear" w:color="auto" w:fill="F3F4F6"/>
             <w:tcMar>
               <w:top w:w="55" w:type="dxa"/>
-              <w:start w:w="70" w:type="dxa"/>
+              <w:left w:w="70" w:type="dxa"/>
               <w:bottom w:w="55" w:type="dxa"/>
-              <w:end w:w="70" w:type="dxa"/>
+              <w:right w:w="70" w:type="dxa"/>
             </w:tcMar>
-            <w:shd w:fill="F3F4F6" w:val="clear"/>
-            <w:tcBorders>
-              <w:top w:val="single" w:sz="5" w:color="D7D9DE"/>
-              <w:bottom w:val="single" w:sz="5" w:color="D7D9DE"/>
-              <w:start w:val="single" w:sz="5" w:color="D7D9DE"/>
-              <w:end w:val="single" w:sz="5" w:color="D7D9DE"/>
-            </w:tcBorders>
+            <w:vAlign w:val="center"/>
           </w:tcPr>
           <w:p>
             <w:pPr>
-              <w:spacing w:before="0" w:after="0" w:line="240" w:lineRule="auto"/>
+              <w:spacing w:after="0" w:line="240" w:lineRule="auto"/>
               <w:jc w:val="center"/>
             </w:pPr>
-            <w:r/>
-            <w:r>
-              <w:rPr>
-                <w:rFonts w:ascii="Carlito" w:hAnsi="Carlito" w:eastAsia="Carlito"/>
-                <w:b w:val="0"/>
-                <w:i w:val="0"/>
+            <w:r>
+              <w:rPr>
+                <w:rFonts w:ascii="Carlito" w:eastAsia="Carlito" w:hAnsi="Carlito"/>
                 <w:color w:val="252525"/>
                 <w:sz w:val="17"/>
               </w:rPr>
@@ -5685,33 +6457,30 @@
         </w:tc>
         <w:tc>
           <w:tcPr>
-            <w:tcW w:type="dxa" w:w="2275"/>
-            <w:vAlign w:val="center"/>
+            <w:tcW w:w="2275" w:type="dxa"/>
+            <w:tcBorders>
+              <w:top w:val="single" w:sz="5" w:space="0" w:color="D7D9DE"/>
+              <w:left w:val="single" w:sz="5" w:space="0" w:color="D7D9DE"/>
+              <w:bottom w:val="single" w:sz="5" w:space="0" w:color="D7D9DE"/>
+              <w:right w:val="single" w:sz="5" w:space="0" w:color="D7D9DE"/>
+            </w:tcBorders>
+            <w:shd w:val="clear" w:color="auto" w:fill="F3F4F6"/>
             <w:tcMar>
               <w:top w:w="55" w:type="dxa"/>
-              <w:start w:w="70" w:type="dxa"/>
+              <w:left w:w="70" w:type="dxa"/>
               <w:bottom w:w="55" w:type="dxa"/>
-              <w:end w:w="70" w:type="dxa"/>
+              <w:right w:w="70" w:type="dxa"/>
             </w:tcMar>
-            <w:shd w:fill="F3F4F6" w:val="clear"/>
-            <w:tcBorders>
-              <w:top w:val="single" w:sz="5" w:color="D7D9DE"/>
-              <w:bottom w:val="single" w:sz="5" w:color="D7D9DE"/>
-              <w:start w:val="single" w:sz="5" w:color="D7D9DE"/>
-              <w:end w:val="single" w:sz="5" w:color="D7D9DE"/>
-            </w:tcBorders>
+            <w:vAlign w:val="center"/>
           </w:tcPr>
           <w:p>
             <w:pPr>
-              <w:spacing w:before="0" w:after="0" w:line="240" w:lineRule="auto"/>
+              <w:spacing w:after="0" w:line="240" w:lineRule="auto"/>
               <w:jc w:val="center"/>
             </w:pPr>
-            <w:r/>
-            <w:r>
-              <w:rPr>
-                <w:rFonts w:ascii="Carlito" w:hAnsi="Carlito" w:eastAsia="Carlito"/>
-                <w:b w:val="0"/>
-                <w:i w:val="0"/>
+            <w:r>
+              <w:rPr>
+                <w:rFonts w:ascii="Carlito" w:eastAsia="Carlito" w:hAnsi="Carlito"/>
                 <w:color w:val="252525"/>
                 <w:sz w:val="17"/>
               </w:rPr>
@@ -5723,36 +6492,34 @@
       <w:tr>
         <w:trPr>
           <w:cantSplit/>
+          <w:jc w:val="center"/>
         </w:trPr>
         <w:tc>
           <w:tcPr>
-            <w:tcW w:type="dxa" w:w="1512"/>
-            <w:vAlign w:val="center"/>
+            <w:tcW w:w="1512" w:type="dxa"/>
+            <w:tcBorders>
+              <w:top w:val="single" w:sz="5" w:space="0" w:color="D7D9DE"/>
+              <w:left w:val="single" w:sz="5" w:space="0" w:color="D7D9DE"/>
+              <w:bottom w:val="single" w:sz="5" w:space="0" w:color="D7D9DE"/>
+              <w:right w:val="single" w:sz="5" w:space="0" w:color="D7D9DE"/>
+            </w:tcBorders>
+            <w:shd w:val="clear" w:color="auto" w:fill="FFFFFF"/>
             <w:tcMar>
               <w:top w:w="55" w:type="dxa"/>
-              <w:start w:w="70" w:type="dxa"/>
+              <w:left w:w="70" w:type="dxa"/>
               <w:bottom w:w="55" w:type="dxa"/>
-              <w:end w:w="70" w:type="dxa"/>
+              <w:right w:w="70" w:type="dxa"/>
             </w:tcMar>
-            <w:shd w:fill="FFFFFF" w:val="clear"/>
-            <w:tcBorders>
-              <w:top w:val="single" w:sz="5" w:color="D7D9DE"/>
-              <w:bottom w:val="single" w:sz="5" w:color="D7D9DE"/>
-              <w:start w:val="single" w:sz="5" w:color="D7D9DE"/>
-              <w:end w:val="single" w:sz="5" w:color="D7D9DE"/>
-            </w:tcBorders>
+            <w:vAlign w:val="center"/>
           </w:tcPr>
           <w:p>
             <w:pPr>
-              <w:spacing w:before="0" w:after="0" w:line="240" w:lineRule="auto"/>
+              <w:spacing w:after="0" w:line="240" w:lineRule="auto"/>
               <w:jc w:val="center"/>
             </w:pPr>
-            <w:r/>
-            <w:r>
-              <w:rPr>
-                <w:rFonts w:ascii="Carlito" w:hAnsi="Carlito" w:eastAsia="Carlito"/>
-                <w:b w:val="0"/>
-                <w:i w:val="0"/>
+            <w:r>
+              <w:rPr>
+                <w:rFonts w:ascii="Carlito" w:eastAsia="Carlito" w:hAnsi="Carlito"/>
                 <w:color w:val="252525"/>
                 <w:sz w:val="17"/>
               </w:rPr>
@@ -5762,33 +6529,30 @@
         </w:tc>
         <w:tc>
           <w:tcPr>
-            <w:tcW w:type="dxa" w:w="2044"/>
-            <w:vAlign w:val="center"/>
+            <w:tcW w:w="2044" w:type="dxa"/>
+            <w:tcBorders>
+              <w:top w:val="single" w:sz="5" w:space="0" w:color="D7D9DE"/>
+              <w:left w:val="single" w:sz="5" w:space="0" w:color="D7D9DE"/>
+              <w:bottom w:val="single" w:sz="5" w:space="0" w:color="D7D9DE"/>
+              <w:right w:val="single" w:sz="5" w:space="0" w:color="D7D9DE"/>
+            </w:tcBorders>
+            <w:shd w:val="clear" w:color="auto" w:fill="FFFFFF"/>
             <w:tcMar>
               <w:top w:w="55" w:type="dxa"/>
-              <w:start w:w="70" w:type="dxa"/>
+              <w:left w:w="70" w:type="dxa"/>
               <w:bottom w:w="55" w:type="dxa"/>
-              <w:end w:w="70" w:type="dxa"/>
+              <w:right w:w="70" w:type="dxa"/>
             </w:tcMar>
-            <w:shd w:fill="FFFFFF" w:val="clear"/>
-            <w:tcBorders>
-              <w:top w:val="single" w:sz="5" w:color="D7D9DE"/>
-              <w:bottom w:val="single" w:sz="5" w:color="D7D9DE"/>
-              <w:start w:val="single" w:sz="5" w:color="D7D9DE"/>
-              <w:end w:val="single" w:sz="5" w:color="D7D9DE"/>
-            </w:tcBorders>
+            <w:vAlign w:val="center"/>
           </w:tcPr>
           <w:p>
             <w:pPr>
-              <w:spacing w:before="0" w:after="0" w:line="240" w:lineRule="auto"/>
+              <w:spacing w:after="0" w:line="240" w:lineRule="auto"/>
               <w:jc w:val="center"/>
             </w:pPr>
-            <w:r/>
-            <w:r>
-              <w:rPr>
-                <w:rFonts w:ascii="Carlito" w:hAnsi="Carlito" w:eastAsia="Carlito"/>
-                <w:b w:val="0"/>
-                <w:i w:val="0"/>
+            <w:r>
+              <w:rPr>
+                <w:rFonts w:ascii="Carlito" w:eastAsia="Carlito" w:hAnsi="Carlito"/>
                 <w:color w:val="252525"/>
                 <w:sz w:val="17"/>
               </w:rPr>
@@ -5798,33 +6562,30 @@
         </w:tc>
         <w:tc>
           <w:tcPr>
-            <w:tcW w:type="dxa" w:w="1944"/>
-            <w:vAlign w:val="center"/>
+            <w:tcW w:w="1944" w:type="dxa"/>
+            <w:tcBorders>
+              <w:top w:val="single" w:sz="5" w:space="0" w:color="D7D9DE"/>
+              <w:left w:val="single" w:sz="5" w:space="0" w:color="D7D9DE"/>
+              <w:bottom w:val="single" w:sz="5" w:space="0" w:color="D7D9DE"/>
+              <w:right w:val="single" w:sz="5" w:space="0" w:color="D7D9DE"/>
+            </w:tcBorders>
+            <w:shd w:val="clear" w:color="auto" w:fill="FFFFFF"/>
             <w:tcMar>
               <w:top w:w="55" w:type="dxa"/>
-              <w:start w:w="70" w:type="dxa"/>
+              <w:left w:w="70" w:type="dxa"/>
               <w:bottom w:w="55" w:type="dxa"/>
-              <w:end w:w="70" w:type="dxa"/>
+              <w:right w:w="70" w:type="dxa"/>
             </w:tcMar>
-            <w:shd w:fill="FFFFFF" w:val="clear"/>
-            <w:tcBorders>
-              <w:top w:val="single" w:sz="5" w:color="D7D9DE"/>
-              <w:bottom w:val="single" w:sz="5" w:color="D7D9DE"/>
-              <w:start w:val="single" w:sz="5" w:color="D7D9DE"/>
-              <w:end w:val="single" w:sz="5" w:color="D7D9DE"/>
-            </w:tcBorders>
+            <w:vAlign w:val="center"/>
           </w:tcPr>
           <w:p>
             <w:pPr>
-              <w:spacing w:before="0" w:after="0" w:line="240" w:lineRule="auto"/>
+              <w:spacing w:after="0" w:line="240" w:lineRule="auto"/>
               <w:jc w:val="center"/>
             </w:pPr>
-            <w:r/>
-            <w:r>
-              <w:rPr>
-                <w:rFonts w:ascii="Carlito" w:hAnsi="Carlito" w:eastAsia="Carlito"/>
-                <w:b w:val="0"/>
-                <w:i w:val="0"/>
+            <w:r>
+              <w:rPr>
+                <w:rFonts w:ascii="Carlito" w:eastAsia="Carlito" w:hAnsi="Carlito"/>
                 <w:color w:val="252525"/>
                 <w:sz w:val="17"/>
               </w:rPr>
@@ -5834,33 +6595,30 @@
         </w:tc>
         <w:tc>
           <w:tcPr>
-            <w:tcW w:type="dxa" w:w="2160"/>
-            <w:vAlign w:val="center"/>
+            <w:tcW w:w="2160" w:type="dxa"/>
+            <w:tcBorders>
+              <w:top w:val="single" w:sz="5" w:space="0" w:color="D7D9DE"/>
+              <w:left w:val="single" w:sz="5" w:space="0" w:color="D7D9DE"/>
+              <w:bottom w:val="single" w:sz="5" w:space="0" w:color="D7D9DE"/>
+              <w:right w:val="single" w:sz="5" w:space="0" w:color="D7D9DE"/>
+            </w:tcBorders>
+            <w:shd w:val="clear" w:color="auto" w:fill="FFFFFF"/>
             <w:tcMar>
               <w:top w:w="55" w:type="dxa"/>
-              <w:start w:w="70" w:type="dxa"/>
+              <w:left w:w="70" w:type="dxa"/>
               <w:bottom w:w="55" w:type="dxa"/>
-              <w:end w:w="70" w:type="dxa"/>
+              <w:right w:w="70" w:type="dxa"/>
             </w:tcMar>
-            <w:shd w:fill="FFFFFF" w:val="clear"/>
-            <w:tcBorders>
-              <w:top w:val="single" w:sz="5" w:color="D7D9DE"/>
-              <w:bottom w:val="single" w:sz="5" w:color="D7D9DE"/>
-              <w:start w:val="single" w:sz="5" w:color="D7D9DE"/>
-              <w:end w:val="single" w:sz="5" w:color="D7D9DE"/>
-            </w:tcBorders>
+            <w:vAlign w:val="center"/>
           </w:tcPr>
           <w:p>
             <w:pPr>
-              <w:spacing w:before="0" w:after="0" w:line="240" w:lineRule="auto"/>
+              <w:spacing w:after="0" w:line="240" w:lineRule="auto"/>
               <w:jc w:val="center"/>
             </w:pPr>
-            <w:r/>
-            <w:r>
-              <w:rPr>
-                <w:rFonts w:ascii="Carlito" w:hAnsi="Carlito" w:eastAsia="Carlito"/>
-                <w:b w:val="0"/>
-                <w:i w:val="0"/>
+            <w:r>
+              <w:rPr>
+                <w:rFonts w:ascii="Carlito" w:eastAsia="Carlito" w:hAnsi="Carlito"/>
                 <w:color w:val="252525"/>
                 <w:sz w:val="17"/>
               </w:rPr>
@@ -5870,33 +6628,30 @@
         </w:tc>
         <w:tc>
           <w:tcPr>
-            <w:tcW w:type="dxa" w:w="2275"/>
-            <w:vAlign w:val="center"/>
+            <w:tcW w:w="2275" w:type="dxa"/>
+            <w:tcBorders>
+              <w:top w:val="single" w:sz="5" w:space="0" w:color="D7D9DE"/>
+              <w:left w:val="single" w:sz="5" w:space="0" w:color="D7D9DE"/>
+              <w:bottom w:val="single" w:sz="5" w:space="0" w:color="D7D9DE"/>
+              <w:right w:val="single" w:sz="5" w:space="0" w:color="D7D9DE"/>
+            </w:tcBorders>
+            <w:shd w:val="clear" w:color="auto" w:fill="FFFFFF"/>
             <w:tcMar>
               <w:top w:w="55" w:type="dxa"/>
-              <w:start w:w="70" w:type="dxa"/>
+              <w:left w:w="70" w:type="dxa"/>
               <w:bottom w:w="55" w:type="dxa"/>
-              <w:end w:w="70" w:type="dxa"/>
+              <w:right w:w="70" w:type="dxa"/>
             </w:tcMar>
-            <w:shd w:fill="FFFFFF" w:val="clear"/>
-            <w:tcBorders>
-              <w:top w:val="single" w:sz="5" w:color="D7D9DE"/>
-              <w:bottom w:val="single" w:sz="5" w:color="D7D9DE"/>
-              <w:start w:val="single" w:sz="5" w:color="D7D9DE"/>
-              <w:end w:val="single" w:sz="5" w:color="D7D9DE"/>
-            </w:tcBorders>
+            <w:vAlign w:val="center"/>
           </w:tcPr>
           <w:p>
             <w:pPr>
-              <w:spacing w:before="0" w:after="0" w:line="240" w:lineRule="auto"/>
+              <w:spacing w:after="0" w:line="240" w:lineRule="auto"/>
               <w:jc w:val="center"/>
             </w:pPr>
-            <w:r/>
-            <w:r>
-              <w:rPr>
-                <w:rFonts w:ascii="Carlito" w:hAnsi="Carlito" w:eastAsia="Carlito"/>
-                <w:b w:val="0"/>
-                <w:i w:val="0"/>
+            <w:r>
+              <w:rPr>
+                <w:rFonts w:ascii="Carlito" w:eastAsia="Carlito" w:hAnsi="Carlito"/>
                 <w:color w:val="252525"/>
                 <w:sz w:val="17"/>
               </w:rPr>
@@ -5908,36 +6663,34 @@
       <w:tr>
         <w:trPr>
           <w:cantSplit/>
+          <w:jc w:val="center"/>
         </w:trPr>
         <w:tc>
           <w:tcPr>
-            <w:tcW w:type="dxa" w:w="1512"/>
-            <w:vAlign w:val="center"/>
+            <w:tcW w:w="1512" w:type="dxa"/>
+            <w:tcBorders>
+              <w:top w:val="single" w:sz="5" w:space="0" w:color="D7D9DE"/>
+              <w:left w:val="single" w:sz="5" w:space="0" w:color="D7D9DE"/>
+              <w:bottom w:val="single" w:sz="5" w:space="0" w:color="D7D9DE"/>
+              <w:right w:val="single" w:sz="5" w:space="0" w:color="D7D9DE"/>
+            </w:tcBorders>
+            <w:shd w:val="clear" w:color="auto" w:fill="F3F4F6"/>
             <w:tcMar>
               <w:top w:w="55" w:type="dxa"/>
-              <w:start w:w="70" w:type="dxa"/>
+              <w:left w:w="70" w:type="dxa"/>
               <w:bottom w:w="55" w:type="dxa"/>
-              <w:end w:w="70" w:type="dxa"/>
+              <w:right w:w="70" w:type="dxa"/>
             </w:tcMar>
-            <w:shd w:fill="F3F4F6" w:val="clear"/>
-            <w:tcBorders>
-              <w:top w:val="single" w:sz="5" w:color="D7D9DE"/>
-              <w:bottom w:val="single" w:sz="5" w:color="D7D9DE"/>
-              <w:start w:val="single" w:sz="5" w:color="D7D9DE"/>
-              <w:end w:val="single" w:sz="5" w:color="D7D9DE"/>
-            </w:tcBorders>
+            <w:vAlign w:val="center"/>
           </w:tcPr>
           <w:p>
             <w:pPr>
-              <w:spacing w:before="0" w:after="0" w:line="240" w:lineRule="auto"/>
+              <w:spacing w:after="0" w:line="240" w:lineRule="auto"/>
               <w:jc w:val="center"/>
             </w:pPr>
-            <w:r/>
-            <w:r>
-              <w:rPr>
-                <w:rFonts w:ascii="Carlito" w:hAnsi="Carlito" w:eastAsia="Carlito"/>
-                <w:b w:val="0"/>
-                <w:i w:val="0"/>
+            <w:r>
+              <w:rPr>
+                <w:rFonts w:ascii="Carlito" w:eastAsia="Carlito" w:hAnsi="Carlito"/>
                 <w:color w:val="252525"/>
                 <w:sz w:val="17"/>
               </w:rPr>
@@ -5947,33 +6700,30 @@
         </w:tc>
         <w:tc>
           <w:tcPr>
-            <w:tcW w:type="dxa" w:w="2044"/>
-            <w:vAlign w:val="center"/>
+            <w:tcW w:w="2044" w:type="dxa"/>
+            <w:tcBorders>
+              <w:top w:val="single" w:sz="5" w:space="0" w:color="D7D9DE"/>
+              <w:left w:val="single" w:sz="5" w:space="0" w:color="D7D9DE"/>
+              <w:bottom w:val="single" w:sz="5" w:space="0" w:color="D7D9DE"/>
+              <w:right w:val="single" w:sz="5" w:space="0" w:color="D7D9DE"/>
+            </w:tcBorders>
+            <w:shd w:val="clear" w:color="auto" w:fill="F3F4F6"/>
             <w:tcMar>
               <w:top w:w="55" w:type="dxa"/>
-              <w:start w:w="70" w:type="dxa"/>
+              <w:left w:w="70" w:type="dxa"/>
               <w:bottom w:w="55" w:type="dxa"/>
-              <w:end w:w="70" w:type="dxa"/>
+              <w:right w:w="70" w:type="dxa"/>
             </w:tcMar>
-            <w:shd w:fill="F3F4F6" w:val="clear"/>
-            <w:tcBorders>
-              <w:top w:val="single" w:sz="5" w:color="D7D9DE"/>
-              <w:bottom w:val="single" w:sz="5" w:color="D7D9DE"/>
-              <w:start w:val="single" w:sz="5" w:color="D7D9DE"/>
-              <w:end w:val="single" w:sz="5" w:color="D7D9DE"/>
-            </w:tcBorders>
+            <w:vAlign w:val="center"/>
           </w:tcPr>
           <w:p>
             <w:pPr>
-              <w:spacing w:before="0" w:after="0" w:line="240" w:lineRule="auto"/>
+              <w:spacing w:after="0" w:line="240" w:lineRule="auto"/>
               <w:jc w:val="center"/>
             </w:pPr>
-            <w:r/>
-            <w:r>
-              <w:rPr>
-                <w:rFonts w:ascii="Carlito" w:hAnsi="Carlito" w:eastAsia="Carlito"/>
-                <w:b w:val="0"/>
-                <w:i w:val="0"/>
+            <w:r>
+              <w:rPr>
+                <w:rFonts w:ascii="Carlito" w:eastAsia="Carlito" w:hAnsi="Carlito"/>
                 <w:color w:val="252525"/>
                 <w:sz w:val="17"/>
               </w:rPr>
@@ -5983,33 +6733,30 @@
         </w:tc>
         <w:tc>
           <w:tcPr>
-            <w:tcW w:type="dxa" w:w="1944"/>
-            <w:vAlign w:val="center"/>
+            <w:tcW w:w="1944" w:type="dxa"/>
+            <w:tcBorders>
+              <w:top w:val="single" w:sz="5" w:space="0" w:color="D7D9DE"/>
+              <w:left w:val="single" w:sz="5" w:space="0" w:color="D7D9DE"/>
+              <w:bottom w:val="single" w:sz="5" w:space="0" w:color="D7D9DE"/>
+              <w:right w:val="single" w:sz="5" w:space="0" w:color="D7D9DE"/>
+            </w:tcBorders>
+            <w:shd w:val="clear" w:color="auto" w:fill="F3F4F6"/>
             <w:tcMar>
               <w:top w:w="55" w:type="dxa"/>
-              <w:start w:w="70" w:type="dxa"/>
+              <w:left w:w="70" w:type="dxa"/>
               <w:bottom w:w="55" w:type="dxa"/>
-              <w:end w:w="70" w:type="dxa"/>
+              <w:right w:w="70" w:type="dxa"/>
             </w:tcMar>
-            <w:shd w:fill="F3F4F6" w:val="clear"/>
-            <w:tcBorders>
-              <w:top w:val="single" w:sz="5" w:color="D7D9DE"/>
-              <w:bottom w:val="single" w:sz="5" w:color="D7D9DE"/>
-              <w:start w:val="single" w:sz="5" w:color="D7D9DE"/>
-              <w:end w:val="single" w:sz="5" w:color="D7D9DE"/>
-            </w:tcBorders>
+            <w:vAlign w:val="center"/>
           </w:tcPr>
           <w:p>
             <w:pPr>
-              <w:spacing w:before="0" w:after="0" w:line="240" w:lineRule="auto"/>
+              <w:spacing w:after="0" w:line="240" w:lineRule="auto"/>
               <w:jc w:val="center"/>
             </w:pPr>
-            <w:r/>
-            <w:r>
-              <w:rPr>
-                <w:rFonts w:ascii="Carlito" w:hAnsi="Carlito" w:eastAsia="Carlito"/>
-                <w:b w:val="0"/>
-                <w:i w:val="0"/>
+            <w:r>
+              <w:rPr>
+                <w:rFonts w:ascii="Carlito" w:eastAsia="Carlito" w:hAnsi="Carlito"/>
                 <w:color w:val="252525"/>
                 <w:sz w:val="17"/>
               </w:rPr>
@@ -6019,33 +6766,30 @@
         </w:tc>
         <w:tc>
           <w:tcPr>
-            <w:tcW w:type="dxa" w:w="2160"/>
-            <w:vAlign w:val="center"/>
+            <w:tcW w:w="2160" w:type="dxa"/>
+            <w:tcBorders>
+              <w:top w:val="single" w:sz="5" w:space="0" w:color="D7D9DE"/>
+              <w:left w:val="single" w:sz="5" w:space="0" w:color="D7D9DE"/>
+              <w:bottom w:val="single" w:sz="5" w:space="0" w:color="D7D9DE"/>
+              <w:right w:val="single" w:sz="5" w:space="0" w:color="D7D9DE"/>
+            </w:tcBorders>
+            <w:shd w:val="clear" w:color="auto" w:fill="F3F4F6"/>
             <w:tcMar>
               <w:top w:w="55" w:type="dxa"/>
-              <w:start w:w="70" w:type="dxa"/>
+              <w:left w:w="70" w:type="dxa"/>
               <w:bottom w:w="55" w:type="dxa"/>
-              <w:end w:w="70" w:type="dxa"/>
+              <w:right w:w="70" w:type="dxa"/>
             </w:tcMar>
-            <w:shd w:fill="F3F4F6" w:val="clear"/>
-            <w:tcBorders>
-              <w:top w:val="single" w:sz="5" w:color="D7D9DE"/>
-              <w:bottom w:val="single" w:sz="5" w:color="D7D9DE"/>
-              <w:start w:val="single" w:sz="5" w:color="D7D9DE"/>
-              <w:end w:val="single" w:sz="5" w:color="D7D9DE"/>
-            </w:tcBorders>
+            <w:vAlign w:val="center"/>
           </w:tcPr>
           <w:p>
             <w:pPr>
-              <w:spacing w:before="0" w:after="0" w:line="240" w:lineRule="auto"/>
+              <w:spacing w:after="0" w:line="240" w:lineRule="auto"/>
               <w:jc w:val="center"/>
             </w:pPr>
-            <w:r/>
-            <w:r>
-              <w:rPr>
-                <w:rFonts w:ascii="Carlito" w:hAnsi="Carlito" w:eastAsia="Carlito"/>
-                <w:b w:val="0"/>
-                <w:i w:val="0"/>
+            <w:r>
+              <w:rPr>
+                <w:rFonts w:ascii="Carlito" w:eastAsia="Carlito" w:hAnsi="Carlito"/>
                 <w:color w:val="252525"/>
                 <w:sz w:val="17"/>
               </w:rPr>
@@ -6055,33 +6799,30 @@
         </w:tc>
         <w:tc>
           <w:tcPr>
-            <w:tcW w:type="dxa" w:w="2275"/>
-            <w:vAlign w:val="center"/>
+            <w:tcW w:w="2275" w:type="dxa"/>
+            <w:tcBorders>
+              <w:top w:val="single" w:sz="5" w:space="0" w:color="D7D9DE"/>
+              <w:left w:val="single" w:sz="5" w:space="0" w:color="D7D9DE"/>
+              <w:bottom w:val="single" w:sz="5" w:space="0" w:color="D7D9DE"/>
+              <w:right w:val="single" w:sz="5" w:space="0" w:color="D7D9DE"/>
+            </w:tcBorders>
+            <w:shd w:val="clear" w:color="auto" w:fill="F3F4F6"/>
             <w:tcMar>
               <w:top w:w="55" w:type="dxa"/>
-              <w:start w:w="70" w:type="dxa"/>
+              <w:left w:w="70" w:type="dxa"/>
               <w:bottom w:w="55" w:type="dxa"/>
-              <w:end w:w="70" w:type="dxa"/>
+              <w:right w:w="70" w:type="dxa"/>
             </w:tcMar>
-            <w:shd w:fill="F3F4F6" w:val="clear"/>
-            <w:tcBorders>
-              <w:top w:val="single" w:sz="5" w:color="D7D9DE"/>
-              <w:bottom w:val="single" w:sz="5" w:color="D7D9DE"/>
-              <w:start w:val="single" w:sz="5" w:color="D7D9DE"/>
-              <w:end w:val="single" w:sz="5" w:color="D7D9DE"/>
-            </w:tcBorders>
+            <w:vAlign w:val="center"/>
           </w:tcPr>
           <w:p>
             <w:pPr>
-              <w:spacing w:before="0" w:after="0" w:line="240" w:lineRule="auto"/>
+              <w:spacing w:after="0" w:line="240" w:lineRule="auto"/>
               <w:jc w:val="center"/>
             </w:pPr>
-            <w:r/>
-            <w:r>
-              <w:rPr>
-                <w:rFonts w:ascii="Carlito" w:hAnsi="Carlito" w:eastAsia="Carlito"/>
-                <w:b w:val="0"/>
-                <w:i w:val="0"/>
+            <w:r>
+              <w:rPr>
+                <w:rFonts w:ascii="Carlito" w:eastAsia="Carlito" w:hAnsi="Carlito"/>
                 <w:color w:val="252525"/>
                 <w:sz w:val="17"/>
               </w:rPr>
@@ -6096,54 +6837,48 @@
         <w:pStyle w:val="ReportSubheading"/>
       </w:pPr>
       <w:r>
-        <w:rPr>
-          <w:rFonts w:ascii="Carlito" w:hAnsi="Carlito" w:eastAsia="Carlito"/>
-          <w:b/>
-          <w:color w:val="5B3B73"/>
-          <w:sz w:val="24"/>
-        </w:rPr>
         <w:t>Plan comparison</w:t>
       </w:r>
     </w:p>
     <w:tbl>
       <w:tblPr>
-        <w:tblW w:type="auto" w:w="0"/>
+        <w:tblW w:w="0" w:type="auto"/>
         <w:jc w:val="center"/>
-        <w:tblLook w:firstColumn="1" w:firstRow="1" w:lastColumn="0" w:lastRow="0" w:noHBand="0" w:noVBand="1" w:val="04A0"/>
         <w:tblLayout w:type="fixed"/>
+        <w:tblLook w:val="04A0" w:firstRow="1" w:lastRow="0" w:firstColumn="1" w:lastColumn="0" w:noHBand="0" w:noVBand="1"/>
       </w:tblPr>
       <w:tblGrid>
-        <w:gridCol w:w="9749"/>
+        <w:gridCol w:w="9936"/>
       </w:tblGrid>
       <w:tr>
         <w:trPr>
           <w:cantSplit/>
+          <w:jc w:val="center"/>
         </w:trPr>
         <w:tc>
           <w:tcPr>
-            <w:tcW w:type="dxa" w:w="9936"/>
-            <w:shd w:fill="F3F4F6" w:val="clear"/>
+            <w:tcW w:w="9936" w:type="dxa"/>
             <w:tcBorders>
-              <w:top w:val="single" w:sz="6" w:color="D7D9DE"/>
-              <w:bottom w:val="single" w:sz="6" w:color="D7D9DE"/>
-              <w:start w:val="single" w:sz="6" w:color="D7D9DE"/>
-              <w:end w:val="single" w:sz="6" w:color="D7D9DE"/>
+              <w:top w:val="single" w:sz="6" w:space="0" w:color="D7D9DE"/>
+              <w:left w:val="single" w:sz="6" w:space="0" w:color="D7D9DE"/>
+              <w:bottom w:val="single" w:sz="6" w:space="0" w:color="D7D9DE"/>
+              <w:right w:val="single" w:sz="6" w:space="0" w:color="D7D9DE"/>
             </w:tcBorders>
+            <w:shd w:val="clear" w:color="auto" w:fill="F3F4F6"/>
             <w:tcMar>
               <w:top w:w="75" w:type="dxa"/>
-              <w:start w:w="95" w:type="dxa"/>
+              <w:left w:w="95" w:type="dxa"/>
               <w:bottom w:w="75" w:type="dxa"/>
-              <w:end w:w="95" w:type="dxa"/>
+              <w:right w:w="95" w:type="dxa"/>
             </w:tcMar>
           </w:tcPr>
           <w:p>
             <w:pPr>
-              <w:spacing w:before="0" w:after="0" w:line="228" w:lineRule="auto"/>
+              <w:spacing w:after="0" w:line="228" w:lineRule="auto"/>
             </w:pPr>
-            <w:r/>
-            <w:r>
-              <w:rPr>
-                <w:rFonts w:ascii="Liberation Mono" w:hAnsi="Liberation Mono" w:eastAsia="Liberation Mono"/>
+            <w:r>
+              <w:rPr>
+                <w:rFonts w:ascii="Liberation Mono" w:eastAsia="Liberation Mono" w:hAnsi="Liberation Mono"/>
                 <w:color w:val="1C1C1C"/>
                 <w:sz w:val="17"/>
               </w:rPr>
@@ -6154,7 +6889,7 @@
             </w:r>
             <w:r>
               <w:rPr>
-                <w:rFonts w:ascii="Liberation Mono" w:hAnsi="Liberation Mono" w:eastAsia="Liberation Mono"/>
+                <w:rFonts w:ascii="Liberation Mono" w:eastAsia="Liberation Mono" w:hAnsi="Liberation Mono"/>
                 <w:color w:val="1C1C1C"/>
                 <w:sz w:val="17"/>
               </w:rPr>
@@ -6165,72 +6900,219 @@
             </w:r>
             <w:r>
               <w:rPr>
-                <w:rFonts w:ascii="Liberation Mono" w:hAnsi="Liberation Mono" w:eastAsia="Liberation Mono"/>
+                <w:rFonts w:ascii="Liberation Mono" w:eastAsia="Liberation Mono" w:hAnsi="Liberation Mono"/>
                 <w:color w:val="1C1C1C"/>
                 <w:sz w:val="17"/>
               </w:rPr>
-              <w:t>SELECT MemberID, BookID, CopySeqNo, DueDate</w:t>
-            </w:r>
-            <w:r>
-              <w:br/>
-            </w:r>
-            <w:r>
-              <w:rPr>
-                <w:rFonts w:ascii="Liberation Mono" w:hAnsi="Liberation Mono" w:eastAsia="Liberation Mono"/>
+              <w:t xml:space="preserve">SELECT </w:t>
+            </w:r>
+            <w:proofErr w:type="spellStart"/>
+            <w:r>
+              <w:rPr>
+                <w:rFonts w:ascii="Liberation Mono" w:eastAsia="Liberation Mono" w:hAnsi="Liberation Mono"/>
                 <w:color w:val="1C1C1C"/>
                 <w:sz w:val="17"/>
               </w:rPr>
-              <w:t>FROM Loan IGNORE INDEX (ix_loan_open_due_cover)</w:t>
-            </w:r>
-            <w:r>
-              <w:br/>
-            </w:r>
-            <w:r>
-              <w:rPr>
-                <w:rFonts w:ascii="Liberation Mono" w:hAnsi="Liberation Mono" w:eastAsia="Liberation Mono"/>
+              <w:t>MemberID</w:t>
+            </w:r>
+            <w:proofErr w:type="spellEnd"/>
+            <w:r>
+              <w:rPr>
+                <w:rFonts w:ascii="Liberation Mono" w:eastAsia="Liberation Mono" w:hAnsi="Liberation Mono"/>
                 <w:color w:val="1C1C1C"/>
                 <w:sz w:val="17"/>
               </w:rPr>
-              <w:t>WHERE ReturnDatetime IS NULL</w:t>
-            </w:r>
-            <w:r>
-              <w:br/>
-            </w:r>
-            <w:r>
-              <w:rPr>
-                <w:rFonts w:ascii="Liberation Mono" w:hAnsi="Liberation Mono" w:eastAsia="Liberation Mono"/>
+              <w:t xml:space="preserve">, </w:t>
+            </w:r>
+            <w:proofErr w:type="spellStart"/>
+            <w:r>
+              <w:rPr>
+                <w:rFonts w:ascii="Liberation Mono" w:eastAsia="Liberation Mono" w:hAnsi="Liberation Mono"/>
                 <w:color w:val="1C1C1C"/>
                 <w:sz w:val="17"/>
               </w:rPr>
-              <w:t xml:space="preserve">  AND DueDate &lt; '2026-07-21'</w:t>
-            </w:r>
-            <w:r>
-              <w:br/>
-            </w:r>
-            <w:r>
-              <w:rPr>
-                <w:rFonts w:ascii="Liberation Mono" w:hAnsi="Liberation Mono" w:eastAsia="Liberation Mono"/>
+              <w:t>BookID</w:t>
+            </w:r>
+            <w:proofErr w:type="spellEnd"/>
+            <w:r>
+              <w:rPr>
+                <w:rFonts w:ascii="Liberation Mono" w:eastAsia="Liberation Mono" w:hAnsi="Liberation Mono"/>
                 <w:color w:val="1C1C1C"/>
                 <w:sz w:val="17"/>
               </w:rPr>
-              <w:t>ORDER BY DueDate, MemberID;</w:t>
-            </w:r>
-            <w:r>
-              <w:br/>
-            </w:r>
-            <w:r>
-              <w:rPr>
-                <w:rFonts w:ascii="Liberation Mono" w:hAnsi="Liberation Mono" w:eastAsia="Liberation Mono"/>
+              <w:t xml:space="preserve">, </w:t>
+            </w:r>
+            <w:proofErr w:type="spellStart"/>
+            <w:r>
+              <w:rPr>
+                <w:rFonts w:ascii="Liberation Mono" w:eastAsia="Liberation Mono" w:hAnsi="Liberation Mono"/>
                 <w:color w:val="1C1C1C"/>
                 <w:sz w:val="17"/>
               </w:rPr>
-            </w:r>
+              <w:t>CopySeqNo</w:t>
+            </w:r>
+            <w:proofErr w:type="spellEnd"/>
+            <w:r>
+              <w:rPr>
+                <w:rFonts w:ascii="Liberation Mono" w:eastAsia="Liberation Mono" w:hAnsi="Liberation Mono"/>
+                <w:color w:val="1C1C1C"/>
+                <w:sz w:val="17"/>
+              </w:rPr>
+              <w:t xml:space="preserve">, </w:t>
+            </w:r>
+            <w:proofErr w:type="spellStart"/>
+            <w:r>
+              <w:rPr>
+                <w:rFonts w:ascii="Liberation Mono" w:eastAsia="Liberation Mono" w:hAnsi="Liberation Mono"/>
+                <w:color w:val="1C1C1C"/>
+                <w:sz w:val="17"/>
+              </w:rPr>
+              <w:t>DueDate</w:t>
+            </w:r>
+            <w:proofErr w:type="spellEnd"/>
             <w:r>
               <w:br/>
             </w:r>
             <w:r>
               <w:rPr>
-                <w:rFonts w:ascii="Liberation Mono" w:hAnsi="Liberation Mono" w:eastAsia="Liberation Mono"/>
+                <w:rFonts w:ascii="Liberation Mono" w:eastAsia="Liberation Mono" w:hAnsi="Liberation Mono"/>
+                <w:color w:val="1C1C1C"/>
+                <w:sz w:val="17"/>
+              </w:rPr>
+              <w:t>FROM Loan IGNORE INDEX (</w:t>
+            </w:r>
+            <w:proofErr w:type="spellStart"/>
+            <w:r>
+              <w:rPr>
+                <w:rFonts w:ascii="Liberation Mono" w:eastAsia="Liberation Mono" w:hAnsi="Liberation Mono"/>
+                <w:color w:val="1C1C1C"/>
+                <w:sz w:val="17"/>
+              </w:rPr>
+              <w:t>ix_loan_open_due_cover</w:t>
+            </w:r>
+            <w:proofErr w:type="spellEnd"/>
+            <w:r>
+              <w:rPr>
+                <w:rFonts w:ascii="Liberation Mono" w:eastAsia="Liberation Mono" w:hAnsi="Liberation Mono"/>
+                <w:color w:val="1C1C1C"/>
+                <w:sz w:val="17"/>
+              </w:rPr>
+              <w:t>)</w:t>
+            </w:r>
+            <w:r>
+              <w:br/>
+            </w:r>
+            <w:r>
+              <w:rPr>
+                <w:rFonts w:ascii="Liberation Mono" w:eastAsia="Liberation Mono" w:hAnsi="Liberation Mono"/>
+                <w:color w:val="1C1C1C"/>
+                <w:sz w:val="17"/>
+              </w:rPr>
+              <w:t xml:space="preserve">WHERE </w:t>
+            </w:r>
+            <w:proofErr w:type="spellStart"/>
+            <w:r>
+              <w:rPr>
+                <w:rFonts w:ascii="Liberation Mono" w:eastAsia="Liberation Mono" w:hAnsi="Liberation Mono"/>
+                <w:color w:val="1C1C1C"/>
+                <w:sz w:val="17"/>
+              </w:rPr>
+              <w:t>ReturnDatetime</w:t>
+            </w:r>
+            <w:proofErr w:type="spellEnd"/>
+            <w:r>
+              <w:rPr>
+                <w:rFonts w:ascii="Liberation Mono" w:eastAsia="Liberation Mono" w:hAnsi="Liberation Mono"/>
+                <w:color w:val="1C1C1C"/>
+                <w:sz w:val="17"/>
+              </w:rPr>
+              <w:t xml:space="preserve"> IS NULL</w:t>
+            </w:r>
+            <w:r>
+              <w:br/>
+            </w:r>
+            <w:r>
+              <w:rPr>
+                <w:rFonts w:ascii="Liberation Mono" w:eastAsia="Liberation Mono" w:hAnsi="Liberation Mono"/>
+                <w:color w:val="1C1C1C"/>
+                <w:sz w:val="17"/>
+              </w:rPr>
+              <w:t xml:space="preserve">  AND </w:t>
+            </w:r>
+            <w:proofErr w:type="spellStart"/>
+            <w:r>
+              <w:rPr>
+                <w:rFonts w:ascii="Liberation Mono" w:eastAsia="Liberation Mono" w:hAnsi="Liberation Mono"/>
+                <w:color w:val="1C1C1C"/>
+                <w:sz w:val="17"/>
+              </w:rPr>
+              <w:t>DueDate</w:t>
+            </w:r>
+            <w:proofErr w:type="spellEnd"/>
+            <w:r>
+              <w:rPr>
+                <w:rFonts w:ascii="Liberation Mono" w:eastAsia="Liberation Mono" w:hAnsi="Liberation Mono"/>
+                <w:color w:val="1C1C1C"/>
+                <w:sz w:val="17"/>
+              </w:rPr>
+              <w:t xml:space="preserve"> &lt; '2026-07-21'</w:t>
+            </w:r>
+            <w:r>
+              <w:br/>
+            </w:r>
+            <w:r>
+              <w:rPr>
+                <w:rFonts w:ascii="Liberation Mono" w:eastAsia="Liberation Mono" w:hAnsi="Liberation Mono"/>
+                <w:color w:val="1C1C1C"/>
+                <w:sz w:val="17"/>
+              </w:rPr>
+              <w:t xml:space="preserve">ORDER BY </w:t>
+            </w:r>
+            <w:proofErr w:type="spellStart"/>
+            <w:r>
+              <w:rPr>
+                <w:rFonts w:ascii="Liberation Mono" w:eastAsia="Liberation Mono" w:hAnsi="Liberation Mono"/>
+                <w:color w:val="1C1C1C"/>
+                <w:sz w:val="17"/>
+              </w:rPr>
+              <w:t>DueDate</w:t>
+            </w:r>
+            <w:proofErr w:type="spellEnd"/>
+            <w:r>
+              <w:rPr>
+                <w:rFonts w:ascii="Liberation Mono" w:eastAsia="Liberation Mono" w:hAnsi="Liberation Mono"/>
+                <w:color w:val="1C1C1C"/>
+                <w:sz w:val="17"/>
+              </w:rPr>
+              <w:t xml:space="preserve">, </w:t>
+            </w:r>
+            <w:proofErr w:type="spellStart"/>
+            <w:r>
+              <w:rPr>
+                <w:rFonts w:ascii="Liberation Mono" w:eastAsia="Liberation Mono" w:hAnsi="Liberation Mono"/>
+                <w:color w:val="1C1C1C"/>
+                <w:sz w:val="17"/>
+              </w:rPr>
+              <w:t>MemberID</w:t>
+            </w:r>
+            <w:proofErr w:type="spellEnd"/>
+            <w:r>
+              <w:rPr>
+                <w:rFonts w:ascii="Liberation Mono" w:eastAsia="Liberation Mono" w:hAnsi="Liberation Mono"/>
+                <w:color w:val="1C1C1C"/>
+                <w:sz w:val="17"/>
+              </w:rPr>
+              <w:t>;</w:t>
+            </w:r>
+            <w:r>
+              <w:br/>
+            </w:r>
+            <w:r>
+              <w:br/>
+            </w:r>
+            <w:r>
+              <w:rPr>
+                <w:rFonts w:ascii="Liberation Mono" w:eastAsia="Liberation Mono" w:hAnsi="Liberation Mono"/>
                 <w:color w:val="1C1C1C"/>
                 <w:sz w:val="17"/>
               </w:rPr>
@@ -6245,12 +7127,6 @@
         <w:pStyle w:val="ReportBody"/>
       </w:pPr>
       <w:r>
-        <w:rPr>
-          <w:rFonts w:ascii="Carlito" w:hAnsi="Carlito" w:eastAsia="Carlito"/>
-          <w:i w:val="0"/>
-          <w:color w:val="252525"/>
-          <w:sz w:val="24"/>
-        </w:rPr>
         <w:t>Both versions must return the same three rows. The comparison is useful only when the result is first checked for correctness, then the plan is inspected for access method, actual rows, loops and elapsed time. EXPLAIN ANALYZE executes the statement and reports actual iterator information rather than estimates alone [3].</w:t>
       </w:r>
     </w:p>
@@ -6270,62 +7146,56 @@
         </w:pBdr>
       </w:pPr>
       <w:r>
-        <w:rPr>
-          <w:rFonts w:ascii="Carlito" w:hAnsi="Carlito" w:eastAsia="Carlito"/>
-          <w:b/>
-          <w:color w:val="4B2A63"/>
-          <w:sz w:val="26"/>
-        </w:rPr>
+        <w:lastRenderedPageBreak/>
         <w:t>5. Result and interpretation</w:t>
       </w:r>
     </w:p>
     <w:tbl>
       <w:tblPr>
-        <w:tblW w:type="auto" w:w="0"/>
+        <w:tblW w:w="0" w:type="auto"/>
         <w:jc w:val="center"/>
-        <w:tblLook w:firstColumn="1" w:firstRow="1" w:lastColumn="0" w:lastRow="0" w:noHBand="0" w:noVBand="1" w:val="04A0"/>
         <w:tblLayout w:type="fixed"/>
+        <w:tblLook w:val="04A0" w:firstRow="1" w:lastRow="0" w:firstColumn="1" w:lastColumn="0" w:noHBand="0" w:noVBand="1"/>
       </w:tblPr>
       <w:tblGrid>
-        <w:gridCol w:w="2437"/>
-        <w:gridCol w:w="2437"/>
-        <w:gridCol w:w="2437"/>
-        <w:gridCol w:w="2437"/>
+        <w:gridCol w:w="2664"/>
+        <w:gridCol w:w="2448"/>
+        <w:gridCol w:w="2520"/>
+        <w:gridCol w:w="2304"/>
       </w:tblGrid>
       <w:tr>
         <w:trPr>
-          <w:tblHeader w:val="true"/>
           <w:cantSplit/>
+          <w:tblHeader/>
+          <w:jc w:val="center"/>
         </w:trPr>
         <w:tc>
           <w:tcPr>
-            <w:tcW w:type="dxa" w:w="2664"/>
-            <w:vAlign w:val="center"/>
+            <w:tcW w:w="2664" w:type="dxa"/>
+            <w:tcBorders>
+              <w:top w:val="single" w:sz="5" w:space="0" w:color="D7D9DE"/>
+              <w:left w:val="single" w:sz="5" w:space="0" w:color="D7D9DE"/>
+              <w:bottom w:val="single" w:sz="5" w:space="0" w:color="D7D9DE"/>
+              <w:right w:val="single" w:sz="5" w:space="0" w:color="D7D9DE"/>
+            </w:tcBorders>
+            <w:shd w:val="clear" w:color="auto" w:fill="4B2A63"/>
             <w:tcMar>
               <w:top w:w="55" w:type="dxa"/>
-              <w:start w:w="70" w:type="dxa"/>
+              <w:left w:w="70" w:type="dxa"/>
               <w:bottom w:w="55" w:type="dxa"/>
-              <w:end w:w="70" w:type="dxa"/>
+              <w:right w:w="70" w:type="dxa"/>
             </w:tcMar>
-            <w:shd w:fill="4B2A63" w:val="clear"/>
-            <w:tcBorders>
-              <w:top w:val="single" w:sz="5" w:color="D7D9DE"/>
-              <w:bottom w:val="single" w:sz="5" w:color="D7D9DE"/>
-              <w:start w:val="single" w:sz="5" w:color="D7D9DE"/>
-              <w:end w:val="single" w:sz="5" w:color="D7D9DE"/>
-            </w:tcBorders>
+            <w:vAlign w:val="center"/>
           </w:tcPr>
           <w:p>
             <w:pPr>
-              <w:spacing w:before="0" w:after="0" w:line="240" w:lineRule="auto"/>
+              <w:spacing w:after="0" w:line="240" w:lineRule="auto"/>
               <w:jc w:val="center"/>
             </w:pPr>
-            <w:r/>
-            <w:r>
-              <w:rPr>
-                <w:rFonts w:ascii="Carlito" w:hAnsi="Carlito" w:eastAsia="Carlito"/>
+            <w:r>
+              <w:rPr>
+                <w:rFonts w:ascii="Carlito" w:eastAsia="Carlito" w:hAnsi="Carlito"/>
                 <w:b/>
-                <w:i w:val="0"/>
                 <w:color w:val="FFFFFF"/>
                 <w:sz w:val="19"/>
               </w:rPr>
@@ -6335,33 +7205,31 @@
         </w:tc>
         <w:tc>
           <w:tcPr>
-            <w:tcW w:type="dxa" w:w="2448"/>
-            <w:vAlign w:val="center"/>
+            <w:tcW w:w="2448" w:type="dxa"/>
+            <w:tcBorders>
+              <w:top w:val="single" w:sz="5" w:space="0" w:color="D7D9DE"/>
+              <w:left w:val="single" w:sz="5" w:space="0" w:color="D7D9DE"/>
+              <w:bottom w:val="single" w:sz="5" w:space="0" w:color="D7D9DE"/>
+              <w:right w:val="single" w:sz="5" w:space="0" w:color="D7D9DE"/>
+            </w:tcBorders>
+            <w:shd w:val="clear" w:color="auto" w:fill="4B2A63"/>
             <w:tcMar>
               <w:top w:w="55" w:type="dxa"/>
-              <w:start w:w="70" w:type="dxa"/>
+              <w:left w:w="70" w:type="dxa"/>
               <w:bottom w:w="55" w:type="dxa"/>
-              <w:end w:w="70" w:type="dxa"/>
+              <w:right w:w="70" w:type="dxa"/>
             </w:tcMar>
-            <w:shd w:fill="4B2A63" w:val="clear"/>
-            <w:tcBorders>
-              <w:top w:val="single" w:sz="5" w:color="D7D9DE"/>
-              <w:bottom w:val="single" w:sz="5" w:color="D7D9DE"/>
-              <w:start w:val="single" w:sz="5" w:color="D7D9DE"/>
-              <w:end w:val="single" w:sz="5" w:color="D7D9DE"/>
-            </w:tcBorders>
+            <w:vAlign w:val="center"/>
           </w:tcPr>
           <w:p>
             <w:pPr>
-              <w:spacing w:before="0" w:after="0" w:line="240" w:lineRule="auto"/>
+              <w:spacing w:after="0" w:line="240" w:lineRule="auto"/>
               <w:jc w:val="center"/>
             </w:pPr>
-            <w:r/>
-            <w:r>
-              <w:rPr>
-                <w:rFonts w:ascii="Carlito" w:hAnsi="Carlito" w:eastAsia="Carlito"/>
+            <w:r>
+              <w:rPr>
+                <w:rFonts w:ascii="Carlito" w:eastAsia="Carlito" w:hAnsi="Carlito"/>
                 <w:b/>
-                <w:i w:val="0"/>
                 <w:color w:val="FFFFFF"/>
                 <w:sz w:val="19"/>
               </w:rPr>
@@ -6371,33 +7239,31 @@
         </w:tc>
         <w:tc>
           <w:tcPr>
-            <w:tcW w:type="dxa" w:w="2520"/>
-            <w:vAlign w:val="center"/>
+            <w:tcW w:w="2520" w:type="dxa"/>
+            <w:tcBorders>
+              <w:top w:val="single" w:sz="5" w:space="0" w:color="D7D9DE"/>
+              <w:left w:val="single" w:sz="5" w:space="0" w:color="D7D9DE"/>
+              <w:bottom w:val="single" w:sz="5" w:space="0" w:color="D7D9DE"/>
+              <w:right w:val="single" w:sz="5" w:space="0" w:color="D7D9DE"/>
+            </w:tcBorders>
+            <w:shd w:val="clear" w:color="auto" w:fill="4B2A63"/>
             <w:tcMar>
               <w:top w:w="55" w:type="dxa"/>
-              <w:start w:w="70" w:type="dxa"/>
+              <w:left w:w="70" w:type="dxa"/>
               <w:bottom w:w="55" w:type="dxa"/>
-              <w:end w:w="70" w:type="dxa"/>
+              <w:right w:w="70" w:type="dxa"/>
             </w:tcMar>
-            <w:shd w:fill="4B2A63" w:val="clear"/>
-            <w:tcBorders>
-              <w:top w:val="single" w:sz="5" w:color="D7D9DE"/>
-              <w:bottom w:val="single" w:sz="5" w:color="D7D9DE"/>
-              <w:start w:val="single" w:sz="5" w:color="D7D9DE"/>
-              <w:end w:val="single" w:sz="5" w:color="D7D9DE"/>
-            </w:tcBorders>
+            <w:vAlign w:val="center"/>
           </w:tcPr>
           <w:p>
             <w:pPr>
-              <w:spacing w:before="0" w:after="0" w:line="240" w:lineRule="auto"/>
+              <w:spacing w:after="0" w:line="240" w:lineRule="auto"/>
               <w:jc w:val="center"/>
             </w:pPr>
-            <w:r/>
-            <w:r>
-              <w:rPr>
-                <w:rFonts w:ascii="Carlito" w:hAnsi="Carlito" w:eastAsia="Carlito"/>
+            <w:r>
+              <w:rPr>
+                <w:rFonts w:ascii="Carlito" w:eastAsia="Carlito" w:hAnsi="Carlito"/>
                 <w:b/>
-                <w:i w:val="0"/>
                 <w:color w:val="FFFFFF"/>
                 <w:sz w:val="19"/>
               </w:rPr>
@@ -6407,33 +7273,31 @@
         </w:tc>
         <w:tc>
           <w:tcPr>
-            <w:tcW w:type="dxa" w:w="2304"/>
-            <w:vAlign w:val="center"/>
+            <w:tcW w:w="2304" w:type="dxa"/>
+            <w:tcBorders>
+              <w:top w:val="single" w:sz="5" w:space="0" w:color="D7D9DE"/>
+              <w:left w:val="single" w:sz="5" w:space="0" w:color="D7D9DE"/>
+              <w:bottom w:val="single" w:sz="5" w:space="0" w:color="D7D9DE"/>
+              <w:right w:val="single" w:sz="5" w:space="0" w:color="D7D9DE"/>
+            </w:tcBorders>
+            <w:shd w:val="clear" w:color="auto" w:fill="4B2A63"/>
             <w:tcMar>
               <w:top w:w="55" w:type="dxa"/>
-              <w:start w:w="70" w:type="dxa"/>
+              <w:left w:w="70" w:type="dxa"/>
               <w:bottom w:w="55" w:type="dxa"/>
-              <w:end w:w="70" w:type="dxa"/>
+              <w:right w:w="70" w:type="dxa"/>
             </w:tcMar>
-            <w:shd w:fill="4B2A63" w:val="clear"/>
-            <w:tcBorders>
-              <w:top w:val="single" w:sz="5" w:color="D7D9DE"/>
-              <w:bottom w:val="single" w:sz="5" w:color="D7D9DE"/>
-              <w:start w:val="single" w:sz="5" w:color="D7D9DE"/>
-              <w:end w:val="single" w:sz="5" w:color="D7D9DE"/>
-            </w:tcBorders>
+            <w:vAlign w:val="center"/>
           </w:tcPr>
           <w:p>
             <w:pPr>
-              <w:spacing w:before="0" w:after="0" w:line="240" w:lineRule="auto"/>
+              <w:spacing w:after="0" w:line="240" w:lineRule="auto"/>
               <w:jc w:val="center"/>
             </w:pPr>
-            <w:r/>
-            <w:r>
-              <w:rPr>
-                <w:rFonts w:ascii="Carlito" w:hAnsi="Carlito" w:eastAsia="Carlito"/>
+            <w:r>
+              <w:rPr>
+                <w:rFonts w:ascii="Carlito" w:eastAsia="Carlito" w:hAnsi="Carlito"/>
                 <w:b/>
-                <w:i w:val="0"/>
                 <w:color w:val="FFFFFF"/>
                 <w:sz w:val="19"/>
               </w:rPr>
@@ -6445,36 +7309,34 @@
       <w:tr>
         <w:trPr>
           <w:cantSplit/>
+          <w:jc w:val="center"/>
         </w:trPr>
         <w:tc>
           <w:tcPr>
-            <w:tcW w:type="dxa" w:w="2664"/>
-            <w:vAlign w:val="center"/>
+            <w:tcW w:w="2664" w:type="dxa"/>
+            <w:tcBorders>
+              <w:top w:val="single" w:sz="5" w:space="0" w:color="D7D9DE"/>
+              <w:left w:val="single" w:sz="5" w:space="0" w:color="D7D9DE"/>
+              <w:bottom w:val="single" w:sz="5" w:space="0" w:color="D7D9DE"/>
+              <w:right w:val="single" w:sz="5" w:space="0" w:color="D7D9DE"/>
+            </w:tcBorders>
+            <w:shd w:val="clear" w:color="auto" w:fill="FFFFFF"/>
             <w:tcMar>
               <w:top w:w="55" w:type="dxa"/>
-              <w:start w:w="70" w:type="dxa"/>
+              <w:left w:w="70" w:type="dxa"/>
               <w:bottom w:w="55" w:type="dxa"/>
-              <w:end w:w="70" w:type="dxa"/>
+              <w:right w:w="70" w:type="dxa"/>
             </w:tcMar>
-            <w:shd w:fill="FFFFFF" w:val="clear"/>
-            <w:tcBorders>
-              <w:top w:val="single" w:sz="5" w:color="D7D9DE"/>
-              <w:bottom w:val="single" w:sz="5" w:color="D7D9DE"/>
-              <w:start w:val="single" w:sz="5" w:color="D7D9DE"/>
-              <w:end w:val="single" w:sz="5" w:color="D7D9DE"/>
-            </w:tcBorders>
+            <w:vAlign w:val="center"/>
           </w:tcPr>
           <w:p>
             <w:pPr>
-              <w:spacing w:before="0" w:after="0" w:line="240" w:lineRule="auto"/>
+              <w:spacing w:after="0" w:line="240" w:lineRule="auto"/>
               <w:jc w:val="center"/>
             </w:pPr>
-            <w:r/>
-            <w:r>
-              <w:rPr>
-                <w:rFonts w:ascii="Carlito" w:hAnsi="Carlito" w:eastAsia="Carlito"/>
-                <w:b w:val="0"/>
-                <w:i w:val="0"/>
+            <w:r>
+              <w:rPr>
+                <w:rFonts w:ascii="Carlito" w:eastAsia="Carlito" w:hAnsi="Carlito"/>
                 <w:color w:val="252525"/>
                 <w:sz w:val="19"/>
               </w:rPr>
@@ -6484,33 +7346,30 @@
         </w:tc>
         <w:tc>
           <w:tcPr>
-            <w:tcW w:type="dxa" w:w="2448"/>
-            <w:vAlign w:val="center"/>
+            <w:tcW w:w="2448" w:type="dxa"/>
+            <w:tcBorders>
+              <w:top w:val="single" w:sz="5" w:space="0" w:color="D7D9DE"/>
+              <w:left w:val="single" w:sz="5" w:space="0" w:color="D7D9DE"/>
+              <w:bottom w:val="single" w:sz="5" w:space="0" w:color="D7D9DE"/>
+              <w:right w:val="single" w:sz="5" w:space="0" w:color="D7D9DE"/>
+            </w:tcBorders>
+            <w:shd w:val="clear" w:color="auto" w:fill="FFFFFF"/>
             <w:tcMar>
               <w:top w:w="55" w:type="dxa"/>
-              <w:start w:w="70" w:type="dxa"/>
+              <w:left w:w="70" w:type="dxa"/>
               <w:bottom w:w="55" w:type="dxa"/>
-              <w:end w:w="70" w:type="dxa"/>
+              <w:right w:w="70" w:type="dxa"/>
             </w:tcMar>
-            <w:shd w:fill="FFFFFF" w:val="clear"/>
-            <w:tcBorders>
-              <w:top w:val="single" w:sz="5" w:color="D7D9DE"/>
-              <w:bottom w:val="single" w:sz="5" w:color="D7D9DE"/>
-              <w:start w:val="single" w:sz="5" w:color="D7D9DE"/>
-              <w:end w:val="single" w:sz="5" w:color="D7D9DE"/>
-            </w:tcBorders>
+            <w:vAlign w:val="center"/>
           </w:tcPr>
           <w:p>
             <w:pPr>
-              <w:spacing w:before="0" w:after="0" w:line="240" w:lineRule="auto"/>
+              <w:spacing w:after="0" w:line="240" w:lineRule="auto"/>
               <w:jc w:val="center"/>
             </w:pPr>
-            <w:r/>
-            <w:r>
-              <w:rPr>
-                <w:rFonts w:ascii="Carlito" w:hAnsi="Carlito" w:eastAsia="Carlito"/>
-                <w:b w:val="0"/>
-                <w:i w:val="0"/>
+            <w:r>
+              <w:rPr>
+                <w:rFonts w:ascii="Carlito" w:eastAsia="Carlito" w:hAnsi="Carlito"/>
                 <w:color w:val="252525"/>
                 <w:sz w:val="19"/>
               </w:rPr>
@@ -6520,33 +7379,30 @@
         </w:tc>
         <w:tc>
           <w:tcPr>
-            <w:tcW w:type="dxa" w:w="2520"/>
-            <w:vAlign w:val="center"/>
+            <w:tcW w:w="2520" w:type="dxa"/>
+            <w:tcBorders>
+              <w:top w:val="single" w:sz="5" w:space="0" w:color="D7D9DE"/>
+              <w:left w:val="single" w:sz="5" w:space="0" w:color="D7D9DE"/>
+              <w:bottom w:val="single" w:sz="5" w:space="0" w:color="D7D9DE"/>
+              <w:right w:val="single" w:sz="5" w:space="0" w:color="D7D9DE"/>
+            </w:tcBorders>
+            <w:shd w:val="clear" w:color="auto" w:fill="FFFFFF"/>
             <w:tcMar>
               <w:top w:w="55" w:type="dxa"/>
-              <w:start w:w="70" w:type="dxa"/>
+              <w:left w:w="70" w:type="dxa"/>
               <w:bottom w:w="55" w:type="dxa"/>
-              <w:end w:w="70" w:type="dxa"/>
+              <w:right w:w="70" w:type="dxa"/>
             </w:tcMar>
-            <w:shd w:fill="FFFFFF" w:val="clear"/>
-            <w:tcBorders>
-              <w:top w:val="single" w:sz="5" w:color="D7D9DE"/>
-              <w:bottom w:val="single" w:sz="5" w:color="D7D9DE"/>
-              <w:start w:val="single" w:sz="5" w:color="D7D9DE"/>
-              <w:end w:val="single" w:sz="5" w:color="D7D9DE"/>
-            </w:tcBorders>
+            <w:vAlign w:val="center"/>
           </w:tcPr>
           <w:p>
             <w:pPr>
-              <w:spacing w:before="0" w:after="0" w:line="240" w:lineRule="auto"/>
+              <w:spacing w:after="0" w:line="240" w:lineRule="auto"/>
               <w:jc w:val="center"/>
             </w:pPr>
-            <w:r/>
-            <w:r>
-              <w:rPr>
-                <w:rFonts w:ascii="Carlito" w:hAnsi="Carlito" w:eastAsia="Carlito"/>
-                <w:b w:val="0"/>
-                <w:i w:val="0"/>
+            <w:r>
+              <w:rPr>
+                <w:rFonts w:ascii="Carlito" w:eastAsia="Carlito" w:hAnsi="Carlito"/>
                 <w:color w:val="252525"/>
                 <w:sz w:val="19"/>
               </w:rPr>
@@ -6556,33 +7412,30 @@
         </w:tc>
         <w:tc>
           <w:tcPr>
-            <w:tcW w:type="dxa" w:w="2304"/>
-            <w:vAlign w:val="center"/>
+            <w:tcW w:w="2304" w:type="dxa"/>
+            <w:tcBorders>
+              <w:top w:val="single" w:sz="5" w:space="0" w:color="D7D9DE"/>
+              <w:left w:val="single" w:sz="5" w:space="0" w:color="D7D9DE"/>
+              <w:bottom w:val="single" w:sz="5" w:space="0" w:color="D7D9DE"/>
+              <w:right w:val="single" w:sz="5" w:space="0" w:color="D7D9DE"/>
+            </w:tcBorders>
+            <w:shd w:val="clear" w:color="auto" w:fill="FFFFFF"/>
             <w:tcMar>
               <w:top w:w="55" w:type="dxa"/>
-              <w:start w:w="70" w:type="dxa"/>
+              <w:left w:w="70" w:type="dxa"/>
               <w:bottom w:w="55" w:type="dxa"/>
-              <w:end w:w="70" w:type="dxa"/>
+              <w:right w:w="70" w:type="dxa"/>
             </w:tcMar>
-            <w:shd w:fill="FFFFFF" w:val="clear"/>
-            <w:tcBorders>
-              <w:top w:val="single" w:sz="5" w:color="D7D9DE"/>
-              <w:bottom w:val="single" w:sz="5" w:color="D7D9DE"/>
-              <w:start w:val="single" w:sz="5" w:color="D7D9DE"/>
-              <w:end w:val="single" w:sz="5" w:color="D7D9DE"/>
-            </w:tcBorders>
+            <w:vAlign w:val="center"/>
           </w:tcPr>
           <w:p>
             <w:pPr>
-              <w:spacing w:before="0" w:after="0" w:line="240" w:lineRule="auto"/>
+              <w:spacing w:after="0" w:line="240" w:lineRule="auto"/>
               <w:jc w:val="center"/>
             </w:pPr>
-            <w:r/>
-            <w:r>
-              <w:rPr>
-                <w:rFonts w:ascii="Carlito" w:hAnsi="Carlito" w:eastAsia="Carlito"/>
-                <w:b w:val="0"/>
-                <w:i w:val="0"/>
+            <w:r>
+              <w:rPr>
+                <w:rFonts w:ascii="Carlito" w:eastAsia="Carlito" w:hAnsi="Carlito"/>
                 <w:color w:val="252525"/>
                 <w:sz w:val="19"/>
               </w:rPr>
@@ -6594,36 +7447,34 @@
       <w:tr>
         <w:trPr>
           <w:cantSplit/>
+          <w:jc w:val="center"/>
         </w:trPr>
         <w:tc>
           <w:tcPr>
-            <w:tcW w:type="dxa" w:w="2664"/>
-            <w:vAlign w:val="center"/>
+            <w:tcW w:w="2664" w:type="dxa"/>
+            <w:tcBorders>
+              <w:top w:val="single" w:sz="5" w:space="0" w:color="D7D9DE"/>
+              <w:left w:val="single" w:sz="5" w:space="0" w:color="D7D9DE"/>
+              <w:bottom w:val="single" w:sz="5" w:space="0" w:color="D7D9DE"/>
+              <w:right w:val="single" w:sz="5" w:space="0" w:color="D7D9DE"/>
+            </w:tcBorders>
+            <w:shd w:val="clear" w:color="auto" w:fill="F3F4F6"/>
             <w:tcMar>
               <w:top w:w="55" w:type="dxa"/>
-              <w:start w:w="70" w:type="dxa"/>
+              <w:left w:w="70" w:type="dxa"/>
               <w:bottom w:w="55" w:type="dxa"/>
-              <w:end w:w="70" w:type="dxa"/>
+              <w:right w:w="70" w:type="dxa"/>
             </w:tcMar>
-            <w:shd w:fill="F3F4F6" w:val="clear"/>
-            <w:tcBorders>
-              <w:top w:val="single" w:sz="5" w:color="D7D9DE"/>
-              <w:bottom w:val="single" w:sz="5" w:color="D7D9DE"/>
-              <w:start w:val="single" w:sz="5" w:color="D7D9DE"/>
-              <w:end w:val="single" w:sz="5" w:color="D7D9DE"/>
-            </w:tcBorders>
+            <w:vAlign w:val="center"/>
           </w:tcPr>
           <w:p>
             <w:pPr>
-              <w:spacing w:before="0" w:after="0" w:line="240" w:lineRule="auto"/>
+              <w:spacing w:after="0" w:line="240" w:lineRule="auto"/>
               <w:jc w:val="center"/>
             </w:pPr>
-            <w:r/>
-            <w:r>
-              <w:rPr>
-                <w:rFonts w:ascii="Carlito" w:hAnsi="Carlito" w:eastAsia="Carlito"/>
-                <w:b w:val="0"/>
-                <w:i w:val="0"/>
+            <w:r>
+              <w:rPr>
+                <w:rFonts w:ascii="Carlito" w:eastAsia="Carlito" w:hAnsi="Carlito"/>
                 <w:color w:val="252525"/>
                 <w:sz w:val="19"/>
               </w:rPr>
@@ -6633,33 +7484,30 @@
         </w:tc>
         <w:tc>
           <w:tcPr>
-            <w:tcW w:type="dxa" w:w="2448"/>
-            <w:vAlign w:val="center"/>
+            <w:tcW w:w="2448" w:type="dxa"/>
+            <w:tcBorders>
+              <w:top w:val="single" w:sz="5" w:space="0" w:color="D7D9DE"/>
+              <w:left w:val="single" w:sz="5" w:space="0" w:color="D7D9DE"/>
+              <w:bottom w:val="single" w:sz="5" w:space="0" w:color="D7D9DE"/>
+              <w:right w:val="single" w:sz="5" w:space="0" w:color="D7D9DE"/>
+            </w:tcBorders>
+            <w:shd w:val="clear" w:color="auto" w:fill="F3F4F6"/>
             <w:tcMar>
               <w:top w:w="55" w:type="dxa"/>
-              <w:start w:w="70" w:type="dxa"/>
+              <w:left w:w="70" w:type="dxa"/>
               <w:bottom w:w="55" w:type="dxa"/>
-              <w:end w:w="70" w:type="dxa"/>
+              <w:right w:w="70" w:type="dxa"/>
             </w:tcMar>
-            <w:shd w:fill="F3F4F6" w:val="clear"/>
-            <w:tcBorders>
-              <w:top w:val="single" w:sz="5" w:color="D7D9DE"/>
-              <w:bottom w:val="single" w:sz="5" w:color="D7D9DE"/>
-              <w:start w:val="single" w:sz="5" w:color="D7D9DE"/>
-              <w:end w:val="single" w:sz="5" w:color="D7D9DE"/>
-            </w:tcBorders>
+            <w:vAlign w:val="center"/>
           </w:tcPr>
           <w:p>
             <w:pPr>
-              <w:spacing w:before="0" w:after="0" w:line="240" w:lineRule="auto"/>
+              <w:spacing w:after="0" w:line="240" w:lineRule="auto"/>
               <w:jc w:val="center"/>
             </w:pPr>
-            <w:r/>
-            <w:r>
-              <w:rPr>
-                <w:rFonts w:ascii="Carlito" w:hAnsi="Carlito" w:eastAsia="Carlito"/>
-                <w:b w:val="0"/>
-                <w:i w:val="0"/>
+            <w:r>
+              <w:rPr>
+                <w:rFonts w:ascii="Carlito" w:eastAsia="Carlito" w:hAnsi="Carlito"/>
                 <w:color w:val="252525"/>
                 <w:sz w:val="19"/>
               </w:rPr>
@@ -6669,33 +7517,30 @@
         </w:tc>
         <w:tc>
           <w:tcPr>
-            <w:tcW w:type="dxa" w:w="2520"/>
-            <w:vAlign w:val="center"/>
+            <w:tcW w:w="2520" w:type="dxa"/>
+            <w:tcBorders>
+              <w:top w:val="single" w:sz="5" w:space="0" w:color="D7D9DE"/>
+              <w:left w:val="single" w:sz="5" w:space="0" w:color="D7D9DE"/>
+              <w:bottom w:val="single" w:sz="5" w:space="0" w:color="D7D9DE"/>
+              <w:right w:val="single" w:sz="5" w:space="0" w:color="D7D9DE"/>
+            </w:tcBorders>
+            <w:shd w:val="clear" w:color="auto" w:fill="F3F4F6"/>
             <w:tcMar>
               <w:top w:w="55" w:type="dxa"/>
-              <w:start w:w="70" w:type="dxa"/>
+              <w:left w:w="70" w:type="dxa"/>
               <w:bottom w:w="55" w:type="dxa"/>
-              <w:end w:w="70" w:type="dxa"/>
+              <w:right w:w="70" w:type="dxa"/>
             </w:tcMar>
-            <w:shd w:fill="F3F4F6" w:val="clear"/>
-            <w:tcBorders>
-              <w:top w:val="single" w:sz="5" w:color="D7D9DE"/>
-              <w:bottom w:val="single" w:sz="5" w:color="D7D9DE"/>
-              <w:start w:val="single" w:sz="5" w:color="D7D9DE"/>
-              <w:end w:val="single" w:sz="5" w:color="D7D9DE"/>
-            </w:tcBorders>
+            <w:vAlign w:val="center"/>
           </w:tcPr>
           <w:p>
             <w:pPr>
-              <w:spacing w:before="0" w:after="0" w:line="240" w:lineRule="auto"/>
+              <w:spacing w:after="0" w:line="240" w:lineRule="auto"/>
               <w:jc w:val="center"/>
             </w:pPr>
-            <w:r/>
-            <w:r>
-              <w:rPr>
-                <w:rFonts w:ascii="Carlito" w:hAnsi="Carlito" w:eastAsia="Carlito"/>
-                <w:b w:val="0"/>
-                <w:i w:val="0"/>
+            <w:r>
+              <w:rPr>
+                <w:rFonts w:ascii="Carlito" w:eastAsia="Carlito" w:hAnsi="Carlito"/>
                 <w:color w:val="252525"/>
                 <w:sz w:val="19"/>
               </w:rPr>
@@ -6705,33 +7550,30 @@
         </w:tc>
         <w:tc>
           <w:tcPr>
-            <w:tcW w:type="dxa" w:w="2304"/>
-            <w:vAlign w:val="center"/>
+            <w:tcW w:w="2304" w:type="dxa"/>
+            <w:tcBorders>
+              <w:top w:val="single" w:sz="5" w:space="0" w:color="D7D9DE"/>
+              <w:left w:val="single" w:sz="5" w:space="0" w:color="D7D9DE"/>
+              <w:bottom w:val="single" w:sz="5" w:space="0" w:color="D7D9DE"/>
+              <w:right w:val="single" w:sz="5" w:space="0" w:color="D7D9DE"/>
+            </w:tcBorders>
+            <w:shd w:val="clear" w:color="auto" w:fill="F3F4F6"/>
             <w:tcMar>
               <w:top w:w="55" w:type="dxa"/>
-              <w:start w:w="70" w:type="dxa"/>
+              <w:left w:w="70" w:type="dxa"/>
               <w:bottom w:w="55" w:type="dxa"/>
-              <w:end w:w="70" w:type="dxa"/>
+              <w:right w:w="70" w:type="dxa"/>
             </w:tcMar>
-            <w:shd w:fill="F3F4F6" w:val="clear"/>
-            <w:tcBorders>
-              <w:top w:val="single" w:sz="5" w:color="D7D9DE"/>
-              <w:bottom w:val="single" w:sz="5" w:color="D7D9DE"/>
-              <w:start w:val="single" w:sz="5" w:color="D7D9DE"/>
-              <w:end w:val="single" w:sz="5" w:color="D7D9DE"/>
-            </w:tcBorders>
+            <w:vAlign w:val="center"/>
           </w:tcPr>
           <w:p>
             <w:pPr>
-              <w:spacing w:before="0" w:after="0" w:line="240" w:lineRule="auto"/>
+              <w:spacing w:after="0" w:line="240" w:lineRule="auto"/>
               <w:jc w:val="center"/>
             </w:pPr>
-            <w:r/>
-            <w:r>
-              <w:rPr>
-                <w:rFonts w:ascii="Carlito" w:hAnsi="Carlito" w:eastAsia="Carlito"/>
-                <w:b w:val="0"/>
-                <w:i w:val="0"/>
+            <w:r>
+              <w:rPr>
+                <w:rFonts w:ascii="Carlito" w:eastAsia="Carlito" w:hAnsi="Carlito"/>
                 <w:color w:val="252525"/>
                 <w:sz w:val="19"/>
               </w:rPr>
@@ -6743,36 +7585,34 @@
       <w:tr>
         <w:trPr>
           <w:cantSplit/>
+          <w:jc w:val="center"/>
         </w:trPr>
         <w:tc>
           <w:tcPr>
-            <w:tcW w:type="dxa" w:w="2664"/>
-            <w:vAlign w:val="center"/>
+            <w:tcW w:w="2664" w:type="dxa"/>
+            <w:tcBorders>
+              <w:top w:val="single" w:sz="5" w:space="0" w:color="D7D9DE"/>
+              <w:left w:val="single" w:sz="5" w:space="0" w:color="D7D9DE"/>
+              <w:bottom w:val="single" w:sz="5" w:space="0" w:color="D7D9DE"/>
+              <w:right w:val="single" w:sz="5" w:space="0" w:color="D7D9DE"/>
+            </w:tcBorders>
+            <w:shd w:val="clear" w:color="auto" w:fill="FFFFFF"/>
             <w:tcMar>
               <w:top w:w="55" w:type="dxa"/>
-              <w:start w:w="70" w:type="dxa"/>
+              <w:left w:w="70" w:type="dxa"/>
               <w:bottom w:w="55" w:type="dxa"/>
-              <w:end w:w="70" w:type="dxa"/>
+              <w:right w:w="70" w:type="dxa"/>
             </w:tcMar>
-            <w:shd w:fill="FFFFFF" w:val="clear"/>
-            <w:tcBorders>
-              <w:top w:val="single" w:sz="5" w:color="D7D9DE"/>
-              <w:bottom w:val="single" w:sz="5" w:color="D7D9DE"/>
-              <w:start w:val="single" w:sz="5" w:color="D7D9DE"/>
-              <w:end w:val="single" w:sz="5" w:color="D7D9DE"/>
-            </w:tcBorders>
+            <w:vAlign w:val="center"/>
           </w:tcPr>
           <w:p>
             <w:pPr>
-              <w:spacing w:before="0" w:after="0" w:line="240" w:lineRule="auto"/>
+              <w:spacing w:after="0" w:line="240" w:lineRule="auto"/>
               <w:jc w:val="center"/>
             </w:pPr>
-            <w:r/>
-            <w:r>
-              <w:rPr>
-                <w:rFonts w:ascii="Carlito" w:hAnsi="Carlito" w:eastAsia="Carlito"/>
-                <w:b w:val="0"/>
-                <w:i w:val="0"/>
+            <w:r>
+              <w:rPr>
+                <w:rFonts w:ascii="Carlito" w:eastAsia="Carlito" w:hAnsi="Carlito"/>
                 <w:color w:val="252525"/>
                 <w:sz w:val="19"/>
               </w:rPr>
@@ -6782,33 +7622,30 @@
         </w:tc>
         <w:tc>
           <w:tcPr>
-            <w:tcW w:type="dxa" w:w="2448"/>
-            <w:vAlign w:val="center"/>
+            <w:tcW w:w="2448" w:type="dxa"/>
+            <w:tcBorders>
+              <w:top w:val="single" w:sz="5" w:space="0" w:color="D7D9DE"/>
+              <w:left w:val="single" w:sz="5" w:space="0" w:color="D7D9DE"/>
+              <w:bottom w:val="single" w:sz="5" w:space="0" w:color="D7D9DE"/>
+              <w:right w:val="single" w:sz="5" w:space="0" w:color="D7D9DE"/>
+            </w:tcBorders>
+            <w:shd w:val="clear" w:color="auto" w:fill="FFFFFF"/>
             <w:tcMar>
               <w:top w:w="55" w:type="dxa"/>
-              <w:start w:w="70" w:type="dxa"/>
+              <w:left w:w="70" w:type="dxa"/>
               <w:bottom w:w="55" w:type="dxa"/>
-              <w:end w:w="70" w:type="dxa"/>
+              <w:right w:w="70" w:type="dxa"/>
             </w:tcMar>
-            <w:shd w:fill="FFFFFF" w:val="clear"/>
-            <w:tcBorders>
-              <w:top w:val="single" w:sz="5" w:color="D7D9DE"/>
-              <w:bottom w:val="single" w:sz="5" w:color="D7D9DE"/>
-              <w:start w:val="single" w:sz="5" w:color="D7D9DE"/>
-              <w:end w:val="single" w:sz="5" w:color="D7D9DE"/>
-            </w:tcBorders>
+            <w:vAlign w:val="center"/>
           </w:tcPr>
           <w:p>
             <w:pPr>
-              <w:spacing w:before="0" w:after="0" w:line="240" w:lineRule="auto"/>
+              <w:spacing w:after="0" w:line="240" w:lineRule="auto"/>
               <w:jc w:val="center"/>
             </w:pPr>
-            <w:r/>
-            <w:r>
-              <w:rPr>
-                <w:rFonts w:ascii="Carlito" w:hAnsi="Carlito" w:eastAsia="Carlito"/>
-                <w:b w:val="0"/>
-                <w:i w:val="0"/>
+            <w:r>
+              <w:rPr>
+                <w:rFonts w:ascii="Carlito" w:eastAsia="Carlito" w:hAnsi="Carlito"/>
                 <w:color w:val="252525"/>
                 <w:sz w:val="19"/>
               </w:rPr>
@@ -6818,33 +7655,30 @@
         </w:tc>
         <w:tc>
           <w:tcPr>
-            <w:tcW w:type="dxa" w:w="2520"/>
-            <w:vAlign w:val="center"/>
+            <w:tcW w:w="2520" w:type="dxa"/>
+            <w:tcBorders>
+              <w:top w:val="single" w:sz="5" w:space="0" w:color="D7D9DE"/>
+              <w:left w:val="single" w:sz="5" w:space="0" w:color="D7D9DE"/>
+              <w:bottom w:val="single" w:sz="5" w:space="0" w:color="D7D9DE"/>
+              <w:right w:val="single" w:sz="5" w:space="0" w:color="D7D9DE"/>
+            </w:tcBorders>
+            <w:shd w:val="clear" w:color="auto" w:fill="FFFFFF"/>
             <w:tcMar>
               <w:top w:w="55" w:type="dxa"/>
-              <w:start w:w="70" w:type="dxa"/>
+              <w:left w:w="70" w:type="dxa"/>
               <w:bottom w:w="55" w:type="dxa"/>
-              <w:end w:w="70" w:type="dxa"/>
+              <w:right w:w="70" w:type="dxa"/>
             </w:tcMar>
-            <w:shd w:fill="FFFFFF" w:val="clear"/>
-            <w:tcBorders>
-              <w:top w:val="single" w:sz="5" w:color="D7D9DE"/>
-              <w:bottom w:val="single" w:sz="5" w:color="D7D9DE"/>
-              <w:start w:val="single" w:sz="5" w:color="D7D9DE"/>
-              <w:end w:val="single" w:sz="5" w:color="D7D9DE"/>
-            </w:tcBorders>
+            <w:vAlign w:val="center"/>
           </w:tcPr>
           <w:p>
             <w:pPr>
-              <w:spacing w:before="0" w:after="0" w:line="240" w:lineRule="auto"/>
+              <w:spacing w:after="0" w:line="240" w:lineRule="auto"/>
               <w:jc w:val="center"/>
             </w:pPr>
-            <w:r/>
-            <w:r>
-              <w:rPr>
-                <w:rFonts w:ascii="Carlito" w:hAnsi="Carlito" w:eastAsia="Carlito"/>
-                <w:b w:val="0"/>
-                <w:i w:val="0"/>
+            <w:r>
+              <w:rPr>
+                <w:rFonts w:ascii="Carlito" w:eastAsia="Carlito" w:hAnsi="Carlito"/>
                 <w:color w:val="252525"/>
                 <w:sz w:val="19"/>
               </w:rPr>
@@ -6854,33 +7688,30 @@
         </w:tc>
         <w:tc>
           <w:tcPr>
-            <w:tcW w:type="dxa" w:w="2304"/>
-            <w:vAlign w:val="center"/>
+            <w:tcW w:w="2304" w:type="dxa"/>
+            <w:tcBorders>
+              <w:top w:val="single" w:sz="5" w:space="0" w:color="D7D9DE"/>
+              <w:left w:val="single" w:sz="5" w:space="0" w:color="D7D9DE"/>
+              <w:bottom w:val="single" w:sz="5" w:space="0" w:color="D7D9DE"/>
+              <w:right w:val="single" w:sz="5" w:space="0" w:color="D7D9DE"/>
+            </w:tcBorders>
+            <w:shd w:val="clear" w:color="auto" w:fill="FFFFFF"/>
             <w:tcMar>
               <w:top w:w="55" w:type="dxa"/>
-              <w:start w:w="70" w:type="dxa"/>
+              <w:left w:w="70" w:type="dxa"/>
               <w:bottom w:w="55" w:type="dxa"/>
-              <w:end w:w="70" w:type="dxa"/>
+              <w:right w:w="70" w:type="dxa"/>
             </w:tcMar>
-            <w:shd w:fill="FFFFFF" w:val="clear"/>
-            <w:tcBorders>
-              <w:top w:val="single" w:sz="5" w:color="D7D9DE"/>
-              <w:bottom w:val="single" w:sz="5" w:color="D7D9DE"/>
-              <w:start w:val="single" w:sz="5" w:color="D7D9DE"/>
-              <w:end w:val="single" w:sz="5" w:color="D7D9DE"/>
-            </w:tcBorders>
+            <w:vAlign w:val="center"/>
           </w:tcPr>
           <w:p>
             <w:pPr>
-              <w:spacing w:before="0" w:after="0" w:line="240" w:lineRule="auto"/>
+              <w:spacing w:after="0" w:line="240" w:lineRule="auto"/>
               <w:jc w:val="center"/>
             </w:pPr>
-            <w:r/>
-            <w:r>
-              <w:rPr>
-                <w:rFonts w:ascii="Carlito" w:hAnsi="Carlito" w:eastAsia="Carlito"/>
-                <w:b w:val="0"/>
-                <w:i w:val="0"/>
+            <w:r>
+              <w:rPr>
+                <w:rFonts w:ascii="Carlito" w:eastAsia="Carlito" w:hAnsi="Carlito"/>
                 <w:color w:val="252525"/>
                 <w:sz w:val="19"/>
               </w:rPr>
@@ -6895,61 +7726,54 @@
         <w:pStyle w:val="ReportSubheading"/>
       </w:pPr>
       <w:r>
-        <w:rPr>
-          <w:rFonts w:ascii="Carlito" w:hAnsi="Carlito" w:eastAsia="Carlito"/>
-          <w:b/>
-          <w:color w:val="5B3B73"/>
-          <w:sz w:val="24"/>
-        </w:rPr>
         <w:t>Plan evidence to record on the final database</w:t>
       </w:r>
     </w:p>
     <w:tbl>
       <w:tblPr>
-        <w:tblW w:type="auto" w:w="0"/>
+        <w:tblW w:w="0" w:type="auto"/>
         <w:jc w:val="center"/>
-        <w:tblLook w:firstColumn="1" w:firstRow="1" w:lastColumn="0" w:lastRow="0" w:noHBand="0" w:noVBand="1" w:val="04A0"/>
         <w:tblLayout w:type="fixed"/>
+        <w:tblLook w:val="04A0" w:firstRow="1" w:lastRow="0" w:firstColumn="1" w:lastColumn="0" w:noHBand="0" w:noVBand="1"/>
       </w:tblPr>
       <w:tblGrid>
-        <w:gridCol w:w="3250"/>
-        <w:gridCol w:w="3250"/>
-        <w:gridCol w:w="3250"/>
+        <w:gridCol w:w="2088"/>
+        <w:gridCol w:w="6120"/>
+        <w:gridCol w:w="1728"/>
       </w:tblGrid>
       <w:tr>
         <w:trPr>
-          <w:tblHeader w:val="true"/>
           <w:cantSplit/>
+          <w:tblHeader/>
+          <w:jc w:val="center"/>
         </w:trPr>
         <w:tc>
           <w:tcPr>
-            <w:tcW w:type="dxa" w:w="2088"/>
-            <w:vAlign w:val="center"/>
+            <w:tcW w:w="2088" w:type="dxa"/>
+            <w:tcBorders>
+              <w:top w:val="single" w:sz="5" w:space="0" w:color="D7D9DE"/>
+              <w:left w:val="single" w:sz="5" w:space="0" w:color="D7D9DE"/>
+              <w:bottom w:val="single" w:sz="5" w:space="0" w:color="D7D9DE"/>
+              <w:right w:val="single" w:sz="5" w:space="0" w:color="D7D9DE"/>
+            </w:tcBorders>
+            <w:shd w:val="clear" w:color="auto" w:fill="4B2A63"/>
             <w:tcMar>
               <w:top w:w="55" w:type="dxa"/>
-              <w:start w:w="70" w:type="dxa"/>
+              <w:left w:w="70" w:type="dxa"/>
               <w:bottom w:w="55" w:type="dxa"/>
-              <w:end w:w="70" w:type="dxa"/>
+              <w:right w:w="70" w:type="dxa"/>
             </w:tcMar>
-            <w:shd w:fill="4B2A63" w:val="clear"/>
-            <w:tcBorders>
-              <w:top w:val="single" w:sz="5" w:color="D7D9DE"/>
-              <w:bottom w:val="single" w:sz="5" w:color="D7D9DE"/>
-              <w:start w:val="single" w:sz="5" w:color="D7D9DE"/>
-              <w:end w:val="single" w:sz="5" w:color="D7D9DE"/>
-            </w:tcBorders>
+            <w:vAlign w:val="center"/>
           </w:tcPr>
           <w:p>
             <w:pPr>
-              <w:spacing w:before="0" w:after="0" w:line="240" w:lineRule="auto"/>
+              <w:spacing w:after="0" w:line="240" w:lineRule="auto"/>
               <w:jc w:val="center"/>
             </w:pPr>
-            <w:r/>
-            <w:r>
-              <w:rPr>
-                <w:rFonts w:ascii="Carlito" w:hAnsi="Carlito" w:eastAsia="Carlito"/>
+            <w:r>
+              <w:rPr>
+                <w:rFonts w:ascii="Carlito" w:eastAsia="Carlito" w:hAnsi="Carlito"/>
                 <w:b/>
-                <w:i w:val="0"/>
                 <w:color w:val="FFFFFF"/>
                 <w:sz w:val="19"/>
               </w:rPr>
@@ -6959,33 +7783,31 @@
         </w:tc>
         <w:tc>
           <w:tcPr>
-            <w:tcW w:type="dxa" w:w="6120"/>
-            <w:vAlign w:val="center"/>
+            <w:tcW w:w="6120" w:type="dxa"/>
+            <w:tcBorders>
+              <w:top w:val="single" w:sz="5" w:space="0" w:color="D7D9DE"/>
+              <w:left w:val="single" w:sz="5" w:space="0" w:color="D7D9DE"/>
+              <w:bottom w:val="single" w:sz="5" w:space="0" w:color="D7D9DE"/>
+              <w:right w:val="single" w:sz="5" w:space="0" w:color="D7D9DE"/>
+            </w:tcBorders>
+            <w:shd w:val="clear" w:color="auto" w:fill="4B2A63"/>
             <w:tcMar>
               <w:top w:w="55" w:type="dxa"/>
-              <w:start w:w="70" w:type="dxa"/>
+              <w:left w:w="70" w:type="dxa"/>
               <w:bottom w:w="55" w:type="dxa"/>
-              <w:end w:w="70" w:type="dxa"/>
+              <w:right w:w="70" w:type="dxa"/>
             </w:tcMar>
-            <w:shd w:fill="4B2A63" w:val="clear"/>
-            <w:tcBorders>
-              <w:top w:val="single" w:sz="5" w:color="D7D9DE"/>
-              <w:bottom w:val="single" w:sz="5" w:color="D7D9DE"/>
-              <w:start w:val="single" w:sz="5" w:color="D7D9DE"/>
-              <w:end w:val="single" w:sz="5" w:color="D7D9DE"/>
-            </w:tcBorders>
+            <w:vAlign w:val="center"/>
           </w:tcPr>
           <w:p>
             <w:pPr>
-              <w:spacing w:before="0" w:after="0" w:line="240" w:lineRule="auto"/>
+              <w:spacing w:after="0" w:line="240" w:lineRule="auto"/>
               <w:jc w:val="center"/>
             </w:pPr>
-            <w:r/>
-            <w:r>
-              <w:rPr>
-                <w:rFonts w:ascii="Carlito" w:hAnsi="Carlito" w:eastAsia="Carlito"/>
+            <w:r>
+              <w:rPr>
+                <w:rFonts w:ascii="Carlito" w:eastAsia="Carlito" w:hAnsi="Carlito"/>
                 <w:b/>
-                <w:i w:val="0"/>
                 <w:color w:val="FFFFFF"/>
                 <w:sz w:val="19"/>
               </w:rPr>
@@ -6995,33 +7817,31 @@
         </w:tc>
         <w:tc>
           <w:tcPr>
-            <w:tcW w:type="dxa" w:w="1728"/>
-            <w:vAlign w:val="center"/>
+            <w:tcW w:w="1728" w:type="dxa"/>
+            <w:tcBorders>
+              <w:top w:val="single" w:sz="5" w:space="0" w:color="D7D9DE"/>
+              <w:left w:val="single" w:sz="5" w:space="0" w:color="D7D9DE"/>
+              <w:bottom w:val="single" w:sz="5" w:space="0" w:color="D7D9DE"/>
+              <w:right w:val="single" w:sz="5" w:space="0" w:color="D7D9DE"/>
+            </w:tcBorders>
+            <w:shd w:val="clear" w:color="auto" w:fill="4B2A63"/>
             <w:tcMar>
               <w:top w:w="55" w:type="dxa"/>
-              <w:start w:w="70" w:type="dxa"/>
+              <w:left w:w="70" w:type="dxa"/>
               <w:bottom w:w="55" w:type="dxa"/>
-              <w:end w:w="70" w:type="dxa"/>
+              <w:right w:w="70" w:type="dxa"/>
             </w:tcMar>
-            <w:shd w:fill="4B2A63" w:val="clear"/>
-            <w:tcBorders>
-              <w:top w:val="single" w:sz="5" w:color="D7D9DE"/>
-              <w:bottom w:val="single" w:sz="5" w:color="D7D9DE"/>
-              <w:start w:val="single" w:sz="5" w:color="D7D9DE"/>
-              <w:end w:val="single" w:sz="5" w:color="D7D9DE"/>
-            </w:tcBorders>
+            <w:vAlign w:val="center"/>
           </w:tcPr>
           <w:p>
             <w:pPr>
-              <w:spacing w:before="0" w:after="0" w:line="240" w:lineRule="auto"/>
+              <w:spacing w:after="0" w:line="240" w:lineRule="auto"/>
               <w:jc w:val="center"/>
             </w:pPr>
-            <w:r/>
-            <w:r>
-              <w:rPr>
-                <w:rFonts w:ascii="Carlito" w:hAnsi="Carlito" w:eastAsia="Carlito"/>
+            <w:r>
+              <w:rPr>
+                <w:rFonts w:ascii="Carlito" w:eastAsia="Carlito" w:hAnsi="Carlito"/>
                 <w:b/>
-                <w:i w:val="0"/>
                 <w:color w:val="FFFFFF"/>
                 <w:sz w:val="19"/>
               </w:rPr>
@@ -7033,36 +7853,33 @@
       <w:tr>
         <w:trPr>
           <w:cantSplit/>
+          <w:jc w:val="center"/>
         </w:trPr>
         <w:tc>
           <w:tcPr>
-            <w:tcW w:type="dxa" w:w="2088"/>
-            <w:vAlign w:val="center"/>
+            <w:tcW w:w="2088" w:type="dxa"/>
+            <w:tcBorders>
+              <w:top w:val="single" w:sz="5" w:space="0" w:color="D7D9DE"/>
+              <w:left w:val="single" w:sz="5" w:space="0" w:color="D7D9DE"/>
+              <w:bottom w:val="single" w:sz="5" w:space="0" w:color="D7D9DE"/>
+              <w:right w:val="single" w:sz="5" w:space="0" w:color="D7D9DE"/>
+            </w:tcBorders>
+            <w:shd w:val="clear" w:color="auto" w:fill="FFFFFF"/>
             <w:tcMar>
               <w:top w:w="55" w:type="dxa"/>
-              <w:start w:w="70" w:type="dxa"/>
+              <w:left w:w="70" w:type="dxa"/>
               <w:bottom w:w="55" w:type="dxa"/>
-              <w:end w:w="70" w:type="dxa"/>
+              <w:right w:w="70" w:type="dxa"/>
             </w:tcMar>
-            <w:shd w:fill="FFFFFF" w:val="clear"/>
-            <w:tcBorders>
-              <w:top w:val="single" w:sz="5" w:color="D7D9DE"/>
-              <w:bottom w:val="single" w:sz="5" w:color="D7D9DE"/>
-              <w:start w:val="single" w:sz="5" w:color="D7D9DE"/>
-              <w:end w:val="single" w:sz="5" w:color="D7D9DE"/>
-            </w:tcBorders>
+            <w:vAlign w:val="center"/>
           </w:tcPr>
           <w:p>
             <w:pPr>
-              <w:spacing w:before="0" w:after="0" w:line="240" w:lineRule="auto"/>
-              <w:jc w:val="left"/>
+              <w:spacing w:after="0" w:line="240" w:lineRule="auto"/>
             </w:pPr>
-            <w:r/>
-            <w:r>
-              <w:rPr>
-                <w:rFonts w:ascii="Carlito" w:hAnsi="Carlito" w:eastAsia="Carlito"/>
-                <w:b w:val="0"/>
-                <w:i w:val="0"/>
+            <w:r>
+              <w:rPr>
+                <w:rFonts w:ascii="Carlito" w:eastAsia="Carlito" w:hAnsi="Carlito"/>
                 <w:color w:val="252525"/>
                 <w:sz w:val="18"/>
               </w:rPr>
@@ -7072,33 +7889,29 @@
         </w:tc>
         <w:tc>
           <w:tcPr>
-            <w:tcW w:type="dxa" w:w="6120"/>
-            <w:vAlign w:val="center"/>
+            <w:tcW w:w="6120" w:type="dxa"/>
+            <w:tcBorders>
+              <w:top w:val="single" w:sz="5" w:space="0" w:color="D7D9DE"/>
+              <w:left w:val="single" w:sz="5" w:space="0" w:color="D7D9DE"/>
+              <w:bottom w:val="single" w:sz="5" w:space="0" w:color="D7D9DE"/>
+              <w:right w:val="single" w:sz="5" w:space="0" w:color="D7D9DE"/>
+            </w:tcBorders>
+            <w:shd w:val="clear" w:color="auto" w:fill="FFFFFF"/>
             <w:tcMar>
               <w:top w:w="55" w:type="dxa"/>
-              <w:start w:w="70" w:type="dxa"/>
+              <w:left w:w="70" w:type="dxa"/>
               <w:bottom w:w="55" w:type="dxa"/>
-              <w:end w:w="70" w:type="dxa"/>
+              <w:right w:w="70" w:type="dxa"/>
             </w:tcMar>
-            <w:shd w:fill="FFFFFF" w:val="clear"/>
-            <w:tcBorders>
-              <w:top w:val="single" w:sz="5" w:color="D7D9DE"/>
-              <w:bottom w:val="single" w:sz="5" w:color="D7D9DE"/>
-              <w:start w:val="single" w:sz="5" w:color="D7D9DE"/>
-              <w:end w:val="single" w:sz="5" w:color="D7D9DE"/>
-            </w:tcBorders>
+            <w:vAlign w:val="center"/>
           </w:tcPr>
           <w:p>
             <w:pPr>
-              <w:spacing w:before="0" w:after="0" w:line="240" w:lineRule="auto"/>
-              <w:jc w:val="left"/>
+              <w:spacing w:after="0" w:line="240" w:lineRule="auto"/>
             </w:pPr>
-            <w:r/>
-            <w:r>
-              <w:rPr>
-                <w:rFonts w:ascii="Carlito" w:hAnsi="Carlito" w:eastAsia="Carlito"/>
-                <w:b w:val="0"/>
-                <w:i w:val="0"/>
+            <w:r>
+              <w:rPr>
+                <w:rFonts w:ascii="Carlito" w:eastAsia="Carlito" w:hAnsi="Carlito"/>
                 <w:color w:val="252525"/>
                 <w:sz w:val="18"/>
               </w:rPr>
@@ -7108,33 +7921,30 @@
         </w:tc>
         <w:tc>
           <w:tcPr>
-            <w:tcW w:type="dxa" w:w="1728"/>
-            <w:vAlign w:val="center"/>
+            <w:tcW w:w="1728" w:type="dxa"/>
+            <w:tcBorders>
+              <w:top w:val="single" w:sz="5" w:space="0" w:color="D7D9DE"/>
+              <w:left w:val="single" w:sz="5" w:space="0" w:color="D7D9DE"/>
+              <w:bottom w:val="single" w:sz="5" w:space="0" w:color="D7D9DE"/>
+              <w:right w:val="single" w:sz="5" w:space="0" w:color="D7D9DE"/>
+            </w:tcBorders>
+            <w:shd w:val="clear" w:color="auto" w:fill="FFFFFF"/>
             <w:tcMar>
               <w:top w:w="55" w:type="dxa"/>
-              <w:start w:w="70" w:type="dxa"/>
+              <w:left w:w="70" w:type="dxa"/>
               <w:bottom w:w="55" w:type="dxa"/>
-              <w:end w:w="70" w:type="dxa"/>
+              <w:right w:w="70" w:type="dxa"/>
             </w:tcMar>
-            <w:shd w:fill="FFFFFF" w:val="clear"/>
-            <w:tcBorders>
-              <w:top w:val="single" w:sz="5" w:color="D7D9DE"/>
-              <w:bottom w:val="single" w:sz="5" w:color="D7D9DE"/>
-              <w:start w:val="single" w:sz="5" w:color="D7D9DE"/>
-              <w:end w:val="single" w:sz="5" w:color="D7D9DE"/>
-            </w:tcBorders>
+            <w:vAlign w:val="center"/>
           </w:tcPr>
           <w:p>
             <w:pPr>
-              <w:spacing w:before="0" w:after="0" w:line="240" w:lineRule="auto"/>
+              <w:spacing w:after="0" w:line="240" w:lineRule="auto"/>
               <w:jc w:val="center"/>
             </w:pPr>
-            <w:r/>
-            <w:r>
-              <w:rPr>
-                <w:rFonts w:ascii="Carlito" w:hAnsi="Carlito" w:eastAsia="Carlito"/>
-                <w:b w:val="0"/>
-                <w:i w:val="0"/>
+            <w:r>
+              <w:rPr>
+                <w:rFonts w:ascii="Carlito" w:eastAsia="Carlito" w:hAnsi="Carlito"/>
                 <w:color w:val="252525"/>
                 <w:sz w:val="18"/>
               </w:rPr>
@@ -7146,36 +7956,33 @@
       <w:tr>
         <w:trPr>
           <w:cantSplit/>
+          <w:jc w:val="center"/>
         </w:trPr>
         <w:tc>
           <w:tcPr>
-            <w:tcW w:type="dxa" w:w="2088"/>
-            <w:vAlign w:val="center"/>
+            <w:tcW w:w="2088" w:type="dxa"/>
+            <w:tcBorders>
+              <w:top w:val="single" w:sz="5" w:space="0" w:color="D7D9DE"/>
+              <w:left w:val="single" w:sz="5" w:space="0" w:color="D7D9DE"/>
+              <w:bottom w:val="single" w:sz="5" w:space="0" w:color="D7D9DE"/>
+              <w:right w:val="single" w:sz="5" w:space="0" w:color="D7D9DE"/>
+            </w:tcBorders>
+            <w:shd w:val="clear" w:color="auto" w:fill="EEF8E5"/>
             <w:tcMar>
               <w:top w:w="55" w:type="dxa"/>
-              <w:start w:w="70" w:type="dxa"/>
+              <w:left w:w="70" w:type="dxa"/>
               <w:bottom w:w="55" w:type="dxa"/>
-              <w:end w:w="70" w:type="dxa"/>
+              <w:right w:w="70" w:type="dxa"/>
             </w:tcMar>
-            <w:shd w:fill="EEF8E5" w:val="clear"/>
-            <w:tcBorders>
-              <w:top w:val="single" w:sz="5" w:color="D7D9DE"/>
-              <w:bottom w:val="single" w:sz="5" w:color="D7D9DE"/>
-              <w:start w:val="single" w:sz="5" w:color="D7D9DE"/>
-              <w:end w:val="single" w:sz="5" w:color="D7D9DE"/>
-            </w:tcBorders>
+            <w:vAlign w:val="center"/>
           </w:tcPr>
           <w:p>
             <w:pPr>
-              <w:spacing w:before="0" w:after="0" w:line="240" w:lineRule="auto"/>
-              <w:jc w:val="left"/>
+              <w:spacing w:after="0" w:line="240" w:lineRule="auto"/>
             </w:pPr>
-            <w:r/>
-            <w:r>
-              <w:rPr>
-                <w:rFonts w:ascii="Carlito" w:hAnsi="Carlito" w:eastAsia="Carlito"/>
-                <w:b w:val="0"/>
-                <w:i w:val="0"/>
+            <w:r>
+              <w:rPr>
+                <w:rFonts w:ascii="Carlito" w:eastAsia="Carlito" w:hAnsi="Carlito"/>
                 <w:color w:val="252525"/>
                 <w:sz w:val="18"/>
               </w:rPr>
@@ -7185,69 +7992,72 @@
         </w:tc>
         <w:tc>
           <w:tcPr>
-            <w:tcW w:type="dxa" w:w="6120"/>
-            <w:vAlign w:val="center"/>
+            <w:tcW w:w="6120" w:type="dxa"/>
+            <w:tcBorders>
+              <w:top w:val="single" w:sz="5" w:space="0" w:color="D7D9DE"/>
+              <w:left w:val="single" w:sz="5" w:space="0" w:color="D7D9DE"/>
+              <w:bottom w:val="single" w:sz="5" w:space="0" w:color="D7D9DE"/>
+              <w:right w:val="single" w:sz="5" w:space="0" w:color="D7D9DE"/>
+            </w:tcBorders>
+            <w:shd w:val="clear" w:color="auto" w:fill="EEF8E5"/>
             <w:tcMar>
               <w:top w:w="55" w:type="dxa"/>
-              <w:start w:w="70" w:type="dxa"/>
+              <w:left w:w="70" w:type="dxa"/>
               <w:bottom w:w="55" w:type="dxa"/>
-              <w:end w:w="70" w:type="dxa"/>
+              <w:right w:w="70" w:type="dxa"/>
             </w:tcMar>
-            <w:shd w:fill="EEF8E5" w:val="clear"/>
-            <w:tcBorders>
-              <w:top w:val="single" w:sz="5" w:color="D7D9DE"/>
-              <w:bottom w:val="single" w:sz="5" w:color="D7D9DE"/>
-              <w:start w:val="single" w:sz="5" w:color="D7D9DE"/>
-              <w:end w:val="single" w:sz="5" w:color="D7D9DE"/>
-            </w:tcBorders>
+            <w:vAlign w:val="center"/>
           </w:tcPr>
           <w:p>
             <w:pPr>
-              <w:spacing w:before="0" w:after="0" w:line="240" w:lineRule="auto"/>
-              <w:jc w:val="left"/>
+              <w:spacing w:after="0" w:line="240" w:lineRule="auto"/>
             </w:pPr>
-            <w:r/>
-            <w:r>
-              <w:rPr>
-                <w:rFonts w:ascii="Carlito" w:hAnsi="Carlito" w:eastAsia="Carlito"/>
-                <w:b w:val="0"/>
-                <w:i w:val="0"/>
+            <w:r>
+              <w:rPr>
+                <w:rFonts w:ascii="Carlito" w:eastAsia="Carlito" w:hAnsi="Carlito"/>
                 <w:color w:val="252525"/>
                 <w:sz w:val="18"/>
               </w:rPr>
-              <w:t>Index range scan using ix_loan_open_due_cover</w:t>
-            </w:r>
+              <w:t xml:space="preserve">Index range scan using </w:t>
+            </w:r>
+            <w:proofErr w:type="spellStart"/>
+            <w:r>
+              <w:rPr>
+                <w:rFonts w:ascii="Carlito" w:eastAsia="Carlito" w:hAnsi="Carlito"/>
+                <w:color w:val="252525"/>
+                <w:sz w:val="18"/>
+              </w:rPr>
+              <w:t>ix_loan_open_due_cover</w:t>
+            </w:r>
+            <w:proofErr w:type="spellEnd"/>
           </w:p>
         </w:tc>
         <w:tc>
           <w:tcPr>
-            <w:tcW w:type="dxa" w:w="1728"/>
-            <w:vAlign w:val="center"/>
+            <w:tcW w:w="1728" w:type="dxa"/>
+            <w:tcBorders>
+              <w:top w:val="single" w:sz="5" w:space="0" w:color="D7D9DE"/>
+              <w:left w:val="single" w:sz="5" w:space="0" w:color="D7D9DE"/>
+              <w:bottom w:val="single" w:sz="5" w:space="0" w:color="D7D9DE"/>
+              <w:right w:val="single" w:sz="5" w:space="0" w:color="D7D9DE"/>
+            </w:tcBorders>
+            <w:shd w:val="clear" w:color="auto" w:fill="EEF8E5"/>
             <w:tcMar>
               <w:top w:w="55" w:type="dxa"/>
-              <w:start w:w="70" w:type="dxa"/>
+              <w:left w:w="70" w:type="dxa"/>
               <w:bottom w:w="55" w:type="dxa"/>
-              <w:end w:w="70" w:type="dxa"/>
+              <w:right w:w="70" w:type="dxa"/>
             </w:tcMar>
-            <w:shd w:fill="EEF8E5" w:val="clear"/>
-            <w:tcBorders>
-              <w:top w:val="single" w:sz="5" w:color="D7D9DE"/>
-              <w:bottom w:val="single" w:sz="5" w:color="D7D9DE"/>
-              <w:start w:val="single" w:sz="5" w:color="D7D9DE"/>
-              <w:end w:val="single" w:sz="5" w:color="D7D9DE"/>
-            </w:tcBorders>
+            <w:vAlign w:val="center"/>
           </w:tcPr>
           <w:p>
             <w:pPr>
-              <w:spacing w:before="0" w:after="0" w:line="240" w:lineRule="auto"/>
+              <w:spacing w:after="0" w:line="240" w:lineRule="auto"/>
               <w:jc w:val="center"/>
             </w:pPr>
-            <w:r/>
-            <w:r>
-              <w:rPr>
-                <w:rFonts w:ascii="Carlito" w:hAnsi="Carlito" w:eastAsia="Carlito"/>
-                <w:b w:val="0"/>
-                <w:i w:val="0"/>
+            <w:r>
+              <w:rPr>
+                <w:rFonts w:ascii="Carlito" w:eastAsia="Carlito" w:hAnsi="Carlito"/>
                 <w:color w:val="252525"/>
                 <w:sz w:val="18"/>
               </w:rPr>
@@ -7262,12 +8072,6 @@
         <w:pStyle w:val="ReportBody"/>
       </w:pPr>
       <w:r>
-        <w:rPr>
-          <w:rFonts w:ascii="Carlito" w:hAnsi="Carlito" w:eastAsia="Carlito"/>
-          <w:i w:val="0"/>
-          <w:color w:val="252525"/>
-          <w:sz w:val="24"/>
-        </w:rPr>
         <w:t>A successful result is not simply “the indexed query was faster”. The stronger evidence is that the selected access path matches the predicates, fewer non-matching rows are visited, and the output remains identical. The exact time should be copied from the final workstation run; inserting made-up millisecond values would make the demonstration less credible.</w:t>
       </w:r>
     </w:p>
@@ -7279,24 +8083,16 @@
         </w:pBdr>
       </w:pPr>
       <w:r>
-        <w:rPr>
-          <w:rFonts w:ascii="Carlito" w:hAnsi="Carlito" w:eastAsia="Carlito"/>
-          <w:b/>
-          <w:color w:val="4B2A63"/>
-          <w:sz w:val="26"/>
-        </w:rPr>
         <w:t>6. Application to Green Grass Library</w:t>
       </w:r>
     </w:p>
     <w:p>
       <w:pPr>
         <w:pStyle w:val="ReportBullet"/>
-        <w:spacing w:after="40"/>
         <w:ind w:left="360" w:hanging="216"/>
       </w:pPr>
       <w:r>
         <w:rPr>
-          <w:rFonts w:ascii="Carlito" w:hAnsi="Carlito" w:eastAsia="Carlito"/>
           <w:b/>
           <w:color w:val="5D8F2B"/>
           <w:sz w:val="23"/>
@@ -7305,8 +8101,6 @@
       </w:r>
       <w:r>
         <w:rPr>
-          <w:rFonts w:ascii="Carlito" w:hAnsi="Carlito" w:eastAsia="Carlito"/>
-          <w:color w:val="252525"/>
           <w:sz w:val="23"/>
         </w:rPr>
         <w:t>The circulation counter can open the oldest overdue loans first, which makes reminder calls and follow-up work easier to prioritise.</w:t>
@@ -7315,12 +8109,10 @@
     <w:p>
       <w:pPr>
         <w:pStyle w:val="ReportBullet"/>
-        <w:spacing w:after="40"/>
         <w:ind w:left="360" w:hanging="216"/>
       </w:pPr>
       <w:r>
         <w:rPr>
-          <w:rFonts w:ascii="Carlito" w:hAnsi="Carlito" w:eastAsia="Carlito"/>
           <w:b/>
           <w:color w:val="5D8F2B"/>
           <w:sz w:val="23"/>
@@ -7329,22 +8121,32 @@
       </w:r>
       <w:r>
         <w:rPr>
-          <w:rFonts w:ascii="Carlito" w:hAnsi="Carlito" w:eastAsia="Carlito"/>
-          <w:color w:val="252525"/>
           <w:sz w:val="23"/>
         </w:rPr>
-        <w:t>The same prefix also supports a simpler list of all open loans because ReturnDatetime is the leftmost column.</w:t>
+        <w:t xml:space="preserve">The same prefix also supports a simpler list of all open loans because </w:t>
+      </w:r>
+      <w:proofErr w:type="spellStart"/>
+      <w:r>
+        <w:rPr>
+          <w:sz w:val="23"/>
+        </w:rPr>
+        <w:t>ReturnDatetime</w:t>
+      </w:r>
+      <w:proofErr w:type="spellEnd"/>
+      <w:r>
+        <w:rPr>
+          <w:sz w:val="23"/>
+        </w:rPr>
+        <w:t xml:space="preserve"> is the leftmost column.</w:t>
       </w:r>
     </w:p>
     <w:p>
       <w:pPr>
         <w:pStyle w:val="ReportBullet"/>
-        <w:spacing w:after="40"/>
         <w:ind w:left="360" w:hanging="216"/>
       </w:pPr>
       <w:r>
         <w:rPr>
-          <w:rFonts w:ascii="Carlito" w:hAnsi="Carlito" w:eastAsia="Carlito"/>
           <w:b/>
           <w:color w:val="5D8F2B"/>
           <w:sz w:val="23"/>
@@ -7353,8 +8155,6 @@
       </w:r>
       <w:r>
         <w:rPr>
-          <w:rFonts w:ascii="Carlito" w:hAnsi="Carlito" w:eastAsia="Carlito"/>
-          <w:color w:val="252525"/>
           <w:sz w:val="23"/>
         </w:rPr>
         <w:t>As transaction history grows, the index keeps a routine operational query from repeatedly scanning completed loans that cannot appear in the result.</w:t>
@@ -7368,12 +8168,6 @@
         </w:pBdr>
       </w:pPr>
       <w:r>
-        <w:rPr>
-          <w:rFonts w:ascii="Carlito" w:hAnsi="Carlito" w:eastAsia="Carlito"/>
-          <w:b/>
-          <w:color w:val="4B2A63"/>
-          <w:sz w:val="26"/>
-        </w:rPr>
         <w:t>7. Limitations and next step</w:t>
       </w:r>
     </w:p>
@@ -7382,12 +8176,6 @@
         <w:pStyle w:val="ReportBody"/>
       </w:pPr>
       <w:r>
-        <w:rPr>
-          <w:rFonts w:ascii="Carlito" w:hAnsi="Carlito" w:eastAsia="Carlito"/>
-          <w:i w:val="0"/>
-          <w:color w:val="252525"/>
-          <w:sz w:val="24"/>
-        </w:rPr>
         <w:t>The assignment data is too small to justify a production decision from timing alone, and the current load contains very few open loans. I would repeat the test on the full data, run each variant several times after a warm-up, record the median plan time, and compare index size and write overhead. If the covering columns add little value, the narrower two-column index is the better long-term choice.</w:t>
       </w:r>
     </w:p>
@@ -7407,12 +8195,7 @@
         </w:pBdr>
       </w:pPr>
       <w:r>
-        <w:rPr>
-          <w:rFonts w:ascii="Carlito" w:hAnsi="Carlito" w:eastAsia="Carlito"/>
-          <w:b/>
-          <w:color w:val="4B2A63"/>
-          <w:sz w:val="26"/>
-        </w:rPr>
+        <w:lastRenderedPageBreak/>
         <w:t>8. Conclusion</w:t>
       </w:r>
     </w:p>
@@ -7421,13 +8204,23 @@
         <w:pStyle w:val="ReportBody"/>
       </w:pPr>
       <w:r>
-        <w:rPr>
-          <w:rFonts w:ascii="Carlito" w:hAnsi="Carlito" w:eastAsia="Carlito"/>
-          <w:i w:val="0"/>
-          <w:color w:val="252525"/>
-          <w:sz w:val="24"/>
-        </w:rPr>
-        <w:t>The useful index starts with the condition that defines the small working set: ReturnDatetime IS NULL. DueDate follows because it narrows and orders that set. The remaining identifiers are optional covering columns, not part of the filtering logic. This design follows the query shape and the leftmost-prefix rule instead of relying on a generic indexing slogan.</w:t>
+        <w:t xml:space="preserve">The useful index starts with the condition that defines the small working set: </w:t>
+      </w:r>
+      <w:proofErr w:type="spellStart"/>
+      <w:r>
+        <w:t>ReturnDatetime</w:t>
+      </w:r>
+      <w:proofErr w:type="spellEnd"/>
+      <w:r>
+        <w:t xml:space="preserve"> IS NULL. </w:t>
+      </w:r>
+      <w:proofErr w:type="spellStart"/>
+      <w:r>
+        <w:t>DueDate</w:t>
+      </w:r>
+      <w:proofErr w:type="spellEnd"/>
+      <w:r>
+        <w:t xml:space="preserve"> follows because it narrows and orders that set. The remaining identifiers are optional covering columns, not part of the filtering logic. This design follows the query shape and the leftmost-prefix rule instead of relying on a generic indexing slogan.</w:t>
       </w:r>
     </w:p>
     <w:p>
@@ -7435,12 +8228,6 @@
         <w:pStyle w:val="ReportBody"/>
       </w:pPr>
       <w:r>
-        <w:rPr>
-          <w:rFonts w:ascii="Carlito" w:hAnsi="Carlito" w:eastAsia="Carlito"/>
-          <w:i w:val="0"/>
-          <w:color w:val="252525"/>
-          <w:sz w:val="24"/>
-        </w:rPr>
         <w:t>The demonstration also separates correctness from performance. The sample proves which rows should be returned, while EXPLAIN ANALYZE provides the evidence needed on the final database. That distinction matters because an index can be logically sensible yet still be unnecessary for a small or write-heavy table.</w:t>
       </w:r>
     </w:p>
@@ -7449,24 +8236,16 @@
         <w:pStyle w:val="ReportSubheading"/>
       </w:pPr>
       <w:r>
-        <w:rPr>
-          <w:rFonts w:ascii="Carlito" w:hAnsi="Carlito" w:eastAsia="Carlito"/>
-          <w:b/>
-          <w:color w:val="5B3B73"/>
-          <w:sz w:val="24"/>
-        </w:rPr>
         <w:t>Points I would demonstrate in the interview</w:t>
       </w:r>
     </w:p>
     <w:p>
       <w:pPr>
         <w:pStyle w:val="ReportBullet"/>
-        <w:spacing w:after="40"/>
         <w:ind w:left="360" w:hanging="216"/>
       </w:pPr>
       <w:r>
         <w:rPr>
-          <w:rFonts w:ascii="Carlito" w:hAnsi="Carlito" w:eastAsia="Carlito"/>
           <w:b/>
           <w:color w:val="5D8F2B"/>
           <w:sz w:val="21"/>
@@ -7475,22 +8254,46 @@
       </w:r>
       <w:r>
         <w:rPr>
-          <w:rFonts w:ascii="Carlito" w:hAnsi="Carlito" w:eastAsia="Carlito"/>
-          <w:color w:val="252525"/>
           <w:sz w:val="21"/>
         </w:rPr>
-        <w:t>Why ReturnDatetime comes before DueDate for this specific filter.</w:t>
+        <w:t xml:space="preserve">Why </w:t>
+      </w:r>
+      <w:proofErr w:type="spellStart"/>
+      <w:r>
+        <w:rPr>
+          <w:sz w:val="21"/>
+        </w:rPr>
+        <w:t>ReturnDatetime</w:t>
+      </w:r>
+      <w:proofErr w:type="spellEnd"/>
+      <w:r>
+        <w:rPr>
+          <w:sz w:val="21"/>
+        </w:rPr>
+        <w:t xml:space="preserve"> comes before </w:t>
+      </w:r>
+      <w:proofErr w:type="spellStart"/>
+      <w:r>
+        <w:rPr>
+          <w:sz w:val="21"/>
+        </w:rPr>
+        <w:t>DueDate</w:t>
+      </w:r>
+      <w:proofErr w:type="spellEnd"/>
+      <w:r>
+        <w:rPr>
+          <w:sz w:val="21"/>
+        </w:rPr>
+        <w:t xml:space="preserve"> for this specific filter.</w:t>
       </w:r>
     </w:p>
     <w:p>
       <w:pPr>
         <w:pStyle w:val="ReportBullet"/>
-        <w:spacing w:after="40"/>
         <w:ind w:left="360" w:hanging="216"/>
       </w:pPr>
       <w:r>
         <w:rPr>
-          <w:rFonts w:ascii="Carlito" w:hAnsi="Carlito" w:eastAsia="Carlito"/>
           <w:b/>
           <w:color w:val="5D8F2B"/>
           <w:sz w:val="21"/>
@@ -7499,8 +8302,6 @@
       </w:r>
       <w:r>
         <w:rPr>
-          <w:rFonts w:ascii="Carlito" w:hAnsi="Carlito" w:eastAsia="Carlito"/>
-          <w:color w:val="252525"/>
           <w:sz w:val="21"/>
         </w:rPr>
         <w:t>How the plan changes when the index is ignored and then allowed.</w:t>
@@ -7509,12 +8310,10 @@
     <w:p>
       <w:pPr>
         <w:pStyle w:val="ReportBullet"/>
-        <w:spacing w:after="40"/>
         <w:ind w:left="360" w:hanging="216"/>
       </w:pPr>
       <w:r>
         <w:rPr>
-          <w:rFonts w:ascii="Carlito" w:hAnsi="Carlito" w:eastAsia="Carlito"/>
           <w:b/>
           <w:color w:val="5D8F2B"/>
           <w:sz w:val="21"/>
@@ -7523,8 +8322,6 @@
       </w:r>
       <w:r>
         <w:rPr>
-          <w:rFonts w:ascii="Carlito" w:hAnsi="Carlito" w:eastAsia="Carlito"/>
-          <w:color w:val="252525"/>
           <w:sz w:val="21"/>
         </w:rPr>
         <w:t>Why a narrow index may be preferable if the covering version adds too much write cost.</w:t>
@@ -7535,62 +8332,71 @@
         <w:pStyle w:val="ReportSubheading"/>
       </w:pPr>
       <w:r>
-        <w:rPr>
-          <w:rFonts w:ascii="Carlito" w:hAnsi="Carlito" w:eastAsia="Carlito"/>
-          <w:b/>
-          <w:color w:val="5B3B73"/>
-          <w:sz w:val="24"/>
-        </w:rPr>
         <w:t>AI use declaration</w:t>
       </w:r>
     </w:p>
     <w:tbl>
       <w:tblPr>
-        <w:tblW w:type="auto" w:w="0"/>
+        <w:tblW w:w="0" w:type="auto"/>
         <w:jc w:val="center"/>
-        <w:tblLook w:firstColumn="1" w:firstRow="1" w:lastColumn="0" w:lastRow="0" w:noHBand="0" w:noVBand="1" w:val="04A0"/>
         <w:tblLayout w:type="fixed"/>
+        <w:tblLook w:val="04A0" w:firstRow="1" w:lastRow="0" w:firstColumn="1" w:lastColumn="0" w:noHBand="0" w:noVBand="1"/>
       </w:tblPr>
       <w:tblGrid>
-        <w:gridCol w:w="9749"/>
+        <w:gridCol w:w="9936"/>
       </w:tblGrid>
       <w:tr>
         <w:trPr>
           <w:cantSplit/>
+          <w:jc w:val="center"/>
         </w:trPr>
         <w:tc>
           <w:tcPr>
-            <w:tcW w:type="dxa" w:w="9936"/>
-            <w:shd w:fill="EAF2F8" w:val="clear"/>
+            <w:tcW w:w="9936" w:type="dxa"/>
             <w:tcBorders>
-              <w:top w:val="single" w:sz="6" w:color="8FB3D1"/>
-              <w:bottom w:val="single" w:sz="6" w:color="8FB3D1"/>
-              <w:start w:val="single" w:sz="6" w:color="8FB3D1"/>
-              <w:end w:val="single" w:sz="6" w:color="8FB3D1"/>
+              <w:top w:val="single" w:sz="6" w:space="0" w:color="8FB3D1"/>
+              <w:left w:val="single" w:sz="6" w:space="0" w:color="8FB3D1"/>
+              <w:bottom w:val="single" w:sz="6" w:space="0" w:color="8FB3D1"/>
+              <w:right w:val="single" w:sz="6" w:space="0" w:color="8FB3D1"/>
             </w:tcBorders>
-            <w:vAlign w:val="center"/>
+            <w:shd w:val="clear" w:color="auto" w:fill="EAF2F8"/>
             <w:tcMar>
               <w:top w:w="70" w:type="dxa"/>
-              <w:start w:w="90" w:type="dxa"/>
+              <w:left w:w="90" w:type="dxa"/>
               <w:bottom w:w="70" w:type="dxa"/>
-              <w:end w:w="90" w:type="dxa"/>
+              <w:right w:w="90" w:type="dxa"/>
             </w:tcMar>
+            <w:vAlign w:val="center"/>
           </w:tcPr>
           <w:p>
             <w:pPr>
-              <w:spacing w:before="0" w:after="0" w:line="240" w:lineRule="auto"/>
-              <w:jc w:val="left"/>
+              <w:spacing w:after="0" w:line="240" w:lineRule="auto"/>
             </w:pPr>
-            <w:r/>
-            <w:r>
-              <w:rPr>
-                <w:rFonts w:ascii="Carlito" w:hAnsi="Carlito" w:eastAsia="Carlito"/>
-                <w:b w:val="0"/>
-                <w:i w:val="0"/>
+            <w:r>
+              <w:rPr>
+                <w:rFonts w:ascii="Carlito" w:eastAsia="Carlito" w:hAnsi="Carlito"/>
                 <w:color w:val="252525"/>
                 <w:sz w:val="19"/>
               </w:rPr>
-              <w:t>ChatGPT was used to challenge the outline, check possible SQL edge cases and improve the wording. The indexing claims and EXPLAIN ANALYZE behaviour were checked against the official MySQL documentation listed below. No performance figures were invented.</w:t>
+              <w:t xml:space="preserve">ChatGPT was used to challenge the outline, check possible SQL edge cases and improve the wording. The indexing claims and EXPLAIN ANALYZE </w:t>
+            </w:r>
+            <w:proofErr w:type="spellStart"/>
+            <w:r>
+              <w:rPr>
+                <w:rFonts w:ascii="Carlito" w:eastAsia="Carlito" w:hAnsi="Carlito"/>
+                <w:color w:val="252525"/>
+                <w:sz w:val="19"/>
+              </w:rPr>
+              <w:t>behaviour</w:t>
+            </w:r>
+            <w:proofErr w:type="spellEnd"/>
+            <w:r>
+              <w:rPr>
+                <w:rFonts w:ascii="Carlito" w:eastAsia="Carlito" w:hAnsi="Carlito"/>
+                <w:color w:val="252525"/>
+                <w:sz w:val="19"/>
+              </w:rPr>
+              <w:t xml:space="preserve"> were checked against the official MySQL documentation listed below. No performance figures were invented.</w:t>
             </w:r>
           </w:p>
         </w:tc>
@@ -7601,12 +8407,6 @@
         <w:pStyle w:val="ReportSubheading"/>
       </w:pPr>
       <w:r>
-        <w:rPr>
-          <w:rFonts w:ascii="Carlito" w:hAnsi="Carlito" w:eastAsia="Carlito"/>
-          <w:b/>
-          <w:color w:val="5B3B73"/>
-          <w:sz w:val="24"/>
-        </w:rPr>
         <w:t>References</w:t>
       </w:r>
     </w:p>
@@ -7616,8 +8416,6 @@
       </w:pPr>
       <w:r>
         <w:rPr>
-          <w:rFonts w:ascii="Carlito" w:hAnsi="Carlito" w:eastAsia="Carlito"/>
-          <w:color w:val="252525"/>
           <w:sz w:val="18"/>
         </w:rPr>
         <w:t>[1] Oracle. (2026). MySQL 8.4 Reference Manual: IS NULL Optimization. https://dev.mysql.com/doc/refman/8.4/en/is-null-optimization.html</w:t>
@@ -7629,8 +8427,6 @@
       </w:pPr>
       <w:r>
         <w:rPr>
-          <w:rFonts w:ascii="Carlito" w:hAnsi="Carlito" w:eastAsia="Carlito"/>
-          <w:color w:val="252525"/>
           <w:sz w:val="18"/>
         </w:rPr>
         <w:t>[2] Oracle. (2026). MySQL 8.4 Reference Manual: Multiple-Column Indexes. https://dev.mysql.com/doc/refman/8.4/en/multiple-column-indexes.html</w:t>
@@ -7642,8 +8438,6 @@
       </w:pPr>
       <w:r>
         <w:rPr>
-          <w:rFonts w:ascii="Carlito" w:hAnsi="Carlito" w:eastAsia="Carlito"/>
-          <w:color w:val="252525"/>
           <w:sz w:val="18"/>
         </w:rPr>
         <w:t>[3] Oracle. (2026). MySQL 8.4 Reference Manual: EXPLAIN Statement. https://dev.mysql.com/doc/refman/8.4/en/explain.html</w:t>
@@ -7655,8 +8449,6 @@
       </w:pPr>
       <w:r>
         <w:rPr>
-          <w:rFonts w:ascii="Carlito" w:hAnsi="Carlito" w:eastAsia="Carlito"/>
-          <w:color w:val="252525"/>
           <w:sz w:val="18"/>
         </w:rPr>
         <w:t>[4] Singapore Polytechnic. (2026). ST1501 Data Engineering CA2 Specification, 2026/2027 Semester 1.</w:t>
@@ -7679,7 +8471,7 @@
 </file>
 
 <file path=word/endnotes.xml><?xml version="1.0" encoding="utf-8"?>
-<w:endnotes xmlns:wpc="http://schemas.microsoft.com/office/word/2010/wordprocessingCanvas" xmlns:cx="http://schemas.microsoft.com/office/drawing/2014/chartex" xmlns:cx1="http://schemas.microsoft.com/office/drawing/2015/9/8/chartex" xmlns:cx2="http://schemas.microsoft.com/office/drawing/2015/10/21/chartex" xmlns:cx3="http://schemas.microsoft.com/office/drawing/2016/5/9/chartex" xmlns:cx4="http://schemas.microsoft.com/office/drawing/2016/5/10/chartex" xmlns:cx5="http://schemas.microsoft.com/office/drawing/2016/5/11/chartex" xmlns:cx6="http://schemas.microsoft.com/office/drawing/2016/5/12/chartex" xmlns:cx7="http://schemas.microsoft.com/office/drawing/2016/5/13/chartex" xmlns:cx8="http://schemas.microsoft.com/office/drawing/2016/5/14/chartex" xmlns:mc="http://schemas.openxmlformats.org/markup-compatibility/2006" xmlns:aink="http://schemas.microsoft.com/office/drawing/2016/ink" xmlns:am3d="http://schemas.microsoft.com/office/drawing/2017/model3d" xmlns:o="urn:schemas-microsoft-com:office:office" xmlns:oel="http://schemas.microsoft.com/office/2019/extlst" xmlns:r="http://schemas.openxmlformats.org/officeDocument/2006/relationships" xmlns:m="http://schemas.openxmlformats.org/officeDocument/2006/math" xmlns:v="urn:schemas-microsoft-com:vml" xmlns:wp14="http://schemas.microsoft.com/office/word/2010/wordprocessingDrawing" xmlns:wp="http://schemas.openxmlformats.org/drawingml/2006/wordprocessingDrawing" xmlns:w10="urn:schemas-microsoft-com:office:word" xmlns:w="http://schemas.openxmlformats.org/wordprocessingml/2006/main" xmlns:w14="http://schemas.microsoft.com/office/word/2010/wordml" xmlns:w15="http://schemas.microsoft.com/office/word/2012/wordml" xmlns:w16cex="http://schemas.microsoft.com/office/word/2018/wordml/cex" xmlns:w16cid="http://schemas.microsoft.com/office/word/2016/wordml/cid" xmlns:w16="http://schemas.microsoft.com/office/word/2018/wordml" xmlns:w16sdtdh="http://schemas.microsoft.com/office/word/2020/wordml/sdtdatahash" xmlns:w16se="http://schemas.microsoft.com/office/word/2015/wordml/symex" xmlns:wpg="http://schemas.microsoft.com/office/word/2010/wordprocessingGroup" xmlns:wpi="http://schemas.microsoft.com/office/word/2010/wordprocessingInk" xmlns:wne="http://schemas.microsoft.com/office/word/2006/wordml" xmlns:wps="http://schemas.microsoft.com/office/word/2010/wordprocessingShape" mc:Ignorable="w14 w15 w16se w16cid w16 w16cex w16sdtdh wp14">
+<w:endnotes xmlns:wpc="http://schemas.microsoft.com/office/word/2010/wordprocessingCanvas" xmlns:cx="http://schemas.microsoft.com/office/drawing/2014/chartex" xmlns:cx1="http://schemas.microsoft.com/office/drawing/2015/9/8/chartex" xmlns:cx2="http://schemas.microsoft.com/office/drawing/2015/10/21/chartex" xmlns:cx3="http://schemas.microsoft.com/office/drawing/2016/5/9/chartex" xmlns:cx4="http://schemas.microsoft.com/office/drawing/2016/5/10/chartex" xmlns:cx5="http://schemas.microsoft.com/office/drawing/2016/5/11/chartex" xmlns:cx6="http://schemas.microsoft.com/office/drawing/2016/5/12/chartex" xmlns:cx7="http://schemas.microsoft.com/office/drawing/2016/5/13/chartex" xmlns:cx8="http://schemas.microsoft.com/office/drawing/2016/5/14/chartex" xmlns:mc="http://schemas.openxmlformats.org/markup-compatibility/2006" xmlns:aink="http://schemas.microsoft.com/office/drawing/2016/ink" xmlns:am3d="http://schemas.microsoft.com/office/drawing/2017/model3d" xmlns:o="urn:schemas-microsoft-com:office:office" xmlns:oel="http://schemas.microsoft.com/office/2019/extlst" xmlns:r="http://schemas.openxmlformats.org/officeDocument/2006/relationships" xmlns:m="http://schemas.openxmlformats.org/officeDocument/2006/math" xmlns:v="urn:schemas-microsoft-com:vml" xmlns:wp14="http://schemas.microsoft.com/office/word/2010/wordprocessingDrawing" xmlns:wp="http://schemas.openxmlformats.org/drawingml/2006/wordprocessingDrawing" xmlns:w10="urn:schemas-microsoft-com:office:word" xmlns:w="http://schemas.openxmlformats.org/wordprocessingml/2006/main" xmlns:w14="http://schemas.microsoft.com/office/word/2010/wordml" xmlns:w15="http://schemas.microsoft.com/office/word/2012/wordml" xmlns:w16cei="http://schemas.microsoft.com/office/word/2026/wordml/cei" xmlns:w16cex="http://schemas.microsoft.com/office/word/2018/wordml/cex" xmlns:w16cid="http://schemas.microsoft.com/office/word/2016/wordml/cid" xmlns:w16="http://schemas.microsoft.com/office/word/2018/wordml" xmlns:w16du="http://schemas.microsoft.com/office/word/2023/wordml/word16du" xmlns:w16sdtdh="http://schemas.microsoft.com/office/word/2020/wordml/sdtdatahash" xmlns:w16sdtfl="http://schemas.microsoft.com/office/word/2024/wordml/sdtformatlock" xmlns:w16se="http://schemas.microsoft.com/office/word/2015/wordml/symex" xmlns:wpg="http://schemas.microsoft.com/office/word/2010/wordprocessingGroup" xmlns:wpi="http://schemas.microsoft.com/office/word/2010/wordprocessingInk" xmlns:wne="http://schemas.microsoft.com/office/word/2006/wordml" xmlns:wps="http://schemas.microsoft.com/office/word/2010/wordprocessingShape" mc:Ignorable="w14 w15 w16se w16cid w16 w16cex w16sdtdh w16sdtfl w16du wp14">
   <w:endnote w:type="separator" w:id="-1">
     <w:p>
       <w:r>
@@ -7701,7 +8493,7 @@
 </file>
 
 <file path=word/footer1.xml><?xml version="1.0" encoding="utf-8"?>
-<w:ftr xmlns:wpc="http://schemas.microsoft.com/office/word/2010/wordprocessingCanvas" xmlns:cx="http://schemas.microsoft.com/office/drawing/2014/chartex" xmlns:cx1="http://schemas.microsoft.com/office/drawing/2015/9/8/chartex" xmlns:cx2="http://schemas.microsoft.com/office/drawing/2015/10/21/chartex" xmlns:cx3="http://schemas.microsoft.com/office/drawing/2016/5/9/chartex" xmlns:cx4="http://schemas.microsoft.com/office/drawing/2016/5/10/chartex" xmlns:cx5="http://schemas.microsoft.com/office/drawing/2016/5/11/chartex" xmlns:cx6="http://schemas.microsoft.com/office/drawing/2016/5/12/chartex" xmlns:cx7="http://schemas.microsoft.com/office/drawing/2016/5/13/chartex" xmlns:cx8="http://schemas.microsoft.com/office/drawing/2016/5/14/chartex" xmlns:mc="http://schemas.openxmlformats.org/markup-compatibility/2006" xmlns:aink="http://schemas.microsoft.com/office/drawing/2016/ink" xmlns:am3d="http://schemas.microsoft.com/office/drawing/2017/model3d" xmlns:o="urn:schemas-microsoft-com:office:office" xmlns:oel="http://schemas.microsoft.com/office/2019/extlst" xmlns:r="http://schemas.openxmlformats.org/officeDocument/2006/relationships" xmlns:m="http://schemas.openxmlformats.org/officeDocument/2006/math" xmlns:v="urn:schemas-microsoft-com:vml" xmlns:wp14="http://schemas.microsoft.com/office/word/2010/wordprocessingDrawing" xmlns:wp="http://schemas.openxmlformats.org/drawingml/2006/wordprocessingDrawing" xmlns:w10="urn:schemas-microsoft-com:office:word" xmlns:w="http://schemas.openxmlformats.org/wordprocessingml/2006/main" xmlns:w14="http://schemas.microsoft.com/office/word/2010/wordml" xmlns:w15="http://schemas.microsoft.com/office/word/2012/wordml" xmlns:w16cex="http://schemas.microsoft.com/office/word/2018/wordml/cex" xmlns:w16cid="http://schemas.microsoft.com/office/word/2016/wordml/cid" xmlns:w16="http://schemas.microsoft.com/office/word/2018/wordml" xmlns:w16sdtdh="http://schemas.microsoft.com/office/word/2020/wordml/sdtdatahash" xmlns:w16se="http://schemas.microsoft.com/office/word/2015/wordml/symex" xmlns:wpg="http://schemas.microsoft.com/office/word/2010/wordprocessingGroup" xmlns:wpi="http://schemas.microsoft.com/office/word/2010/wordprocessingInk" xmlns:wne="http://schemas.microsoft.com/office/word/2006/wordml" xmlns:wps="http://schemas.microsoft.com/office/word/2010/wordprocessingShape" mc:Ignorable="w14 w15 w16se w16cid w16 w16cex w16sdtdh wp14">
+<w:ftr xmlns:wpc="http://schemas.microsoft.com/office/word/2010/wordprocessingCanvas" xmlns:cx="http://schemas.microsoft.com/office/drawing/2014/chartex" xmlns:cx1="http://schemas.microsoft.com/office/drawing/2015/9/8/chartex" xmlns:cx2="http://schemas.microsoft.com/office/drawing/2015/10/21/chartex" xmlns:cx3="http://schemas.microsoft.com/office/drawing/2016/5/9/chartex" xmlns:cx4="http://schemas.microsoft.com/office/drawing/2016/5/10/chartex" xmlns:cx5="http://schemas.microsoft.com/office/drawing/2016/5/11/chartex" xmlns:cx6="http://schemas.microsoft.com/office/drawing/2016/5/12/chartex" xmlns:cx7="http://schemas.microsoft.com/office/drawing/2016/5/13/chartex" xmlns:cx8="http://schemas.microsoft.com/office/drawing/2016/5/14/chartex" xmlns:mc="http://schemas.openxmlformats.org/markup-compatibility/2006" xmlns:aink="http://schemas.microsoft.com/office/drawing/2016/ink" xmlns:am3d="http://schemas.microsoft.com/office/drawing/2017/model3d" xmlns:o="urn:schemas-microsoft-com:office:office" xmlns:oel="http://schemas.microsoft.com/office/2019/extlst" xmlns:r="http://schemas.openxmlformats.org/officeDocument/2006/relationships" xmlns:m="http://schemas.openxmlformats.org/officeDocument/2006/math" xmlns:v="urn:schemas-microsoft-com:vml" xmlns:wp14="http://schemas.microsoft.com/office/word/2010/wordprocessingDrawing" xmlns:wp="http://schemas.openxmlformats.org/drawingml/2006/wordprocessingDrawing" xmlns:w10="urn:schemas-microsoft-com:office:word" xmlns:w="http://schemas.openxmlformats.org/wordprocessingml/2006/main" xmlns:w14="http://schemas.microsoft.com/office/word/2010/wordml" xmlns:w15="http://schemas.microsoft.com/office/word/2012/wordml" xmlns:w16cei="http://schemas.microsoft.com/office/word/2026/wordml/cei" xmlns:w16cex="http://schemas.microsoft.com/office/word/2018/wordml/cex" xmlns:w16cid="http://schemas.microsoft.com/office/word/2016/wordml/cid" xmlns:w16="http://schemas.microsoft.com/office/word/2018/wordml" xmlns:w16du="http://schemas.microsoft.com/office/word/2023/wordml/word16du" xmlns:w16sdtdh="http://schemas.microsoft.com/office/word/2020/wordml/sdtdatahash" xmlns:w16sdtfl="http://schemas.microsoft.com/office/word/2024/wordml/sdtformatlock" xmlns:w16se="http://schemas.microsoft.com/office/word/2015/wordml/symex" xmlns:wpg="http://schemas.microsoft.com/office/word/2010/wordprocessingGroup" xmlns:wpi="http://schemas.microsoft.com/office/word/2010/wordprocessingInk" xmlns:wne="http://schemas.microsoft.com/office/word/2006/wordml" xmlns:wps="http://schemas.microsoft.com/office/word/2010/wordprocessingShape" mc:Ignorable="w14 w15 w16se w16cid w16 w16cex w16sdtdh w16sdtfl w16du wp14">
   <w:sdt>
     <w:sdtPr>
       <w:id w:val="1375117340"/>
@@ -7743,7 +8535,7 @@
 </file>
 
 <file path=word/footnotes.xml><?xml version="1.0" encoding="utf-8"?>
-<w:footnotes xmlns:wpc="http://schemas.microsoft.com/office/word/2010/wordprocessingCanvas" xmlns:cx="http://schemas.microsoft.com/office/drawing/2014/chartex" xmlns:cx1="http://schemas.microsoft.com/office/drawing/2015/9/8/chartex" xmlns:cx2="http://schemas.microsoft.com/office/drawing/2015/10/21/chartex" xmlns:cx3="http://schemas.microsoft.com/office/drawing/2016/5/9/chartex" xmlns:cx4="http://schemas.microsoft.com/office/drawing/2016/5/10/chartex" xmlns:cx5="http://schemas.microsoft.com/office/drawing/2016/5/11/chartex" xmlns:cx6="http://schemas.microsoft.com/office/drawing/2016/5/12/chartex" xmlns:cx7="http://schemas.microsoft.com/office/drawing/2016/5/13/chartex" xmlns:cx8="http://schemas.microsoft.com/office/drawing/2016/5/14/chartex" xmlns:mc="http://schemas.openxmlformats.org/markup-compatibility/2006" xmlns:aink="http://schemas.microsoft.com/office/drawing/2016/ink" xmlns:am3d="http://schemas.microsoft.com/office/drawing/2017/model3d" xmlns:o="urn:schemas-microsoft-com:office:office" xmlns:oel="http://schemas.microsoft.com/office/2019/extlst" xmlns:r="http://schemas.openxmlformats.org/officeDocument/2006/relationships" xmlns:m="http://schemas.openxmlformats.org/officeDocument/2006/math" xmlns:v="urn:schemas-microsoft-com:vml" xmlns:wp14="http://schemas.microsoft.com/office/word/2010/wordprocessingDrawing" xmlns:wp="http://schemas.openxmlformats.org/drawingml/2006/wordprocessingDrawing" xmlns:w10="urn:schemas-microsoft-com:office:word" xmlns:w="http://schemas.openxmlformats.org/wordprocessingml/2006/main" xmlns:w14="http://schemas.microsoft.com/office/word/2010/wordml" xmlns:w15="http://schemas.microsoft.com/office/word/2012/wordml" xmlns:w16cex="http://schemas.microsoft.com/office/word/2018/wordml/cex" xmlns:w16cid="http://schemas.microsoft.com/office/word/2016/wordml/cid" xmlns:w16="http://schemas.microsoft.com/office/word/2018/wordml" xmlns:w16sdtdh="http://schemas.microsoft.com/office/word/2020/wordml/sdtdatahash" xmlns:w16se="http://schemas.microsoft.com/office/word/2015/wordml/symex" xmlns:wpg="http://schemas.microsoft.com/office/word/2010/wordprocessingGroup" xmlns:wpi="http://schemas.microsoft.com/office/word/2010/wordprocessingInk" xmlns:wne="http://schemas.microsoft.com/office/word/2006/wordml" xmlns:wps="http://schemas.microsoft.com/office/word/2010/wordprocessingShape" mc:Ignorable="w14 w15 w16se w16cid w16 w16cex w16sdtdh wp14">
+<w:footnotes xmlns:wpc="http://schemas.microsoft.com/office/word/2010/wordprocessingCanvas" xmlns:cx="http://schemas.microsoft.com/office/drawing/2014/chartex" xmlns:cx1="http://schemas.microsoft.com/office/drawing/2015/9/8/chartex" xmlns:cx2="http://schemas.microsoft.com/office/drawing/2015/10/21/chartex" xmlns:cx3="http://schemas.microsoft.com/office/drawing/2016/5/9/chartex" xmlns:cx4="http://schemas.microsoft.com/office/drawing/2016/5/10/chartex" xmlns:cx5="http://schemas.microsoft.com/office/drawing/2016/5/11/chartex" xmlns:cx6="http://schemas.microsoft.com/office/drawing/2016/5/12/chartex" xmlns:cx7="http://schemas.microsoft.com/office/drawing/2016/5/13/chartex" xmlns:cx8="http://schemas.microsoft.com/office/drawing/2016/5/14/chartex" xmlns:mc="http://schemas.openxmlformats.org/markup-compatibility/2006" xmlns:aink="http://schemas.microsoft.com/office/drawing/2016/ink" xmlns:am3d="http://schemas.microsoft.com/office/drawing/2017/model3d" xmlns:o="urn:schemas-microsoft-com:office:office" xmlns:oel="http://schemas.microsoft.com/office/2019/extlst" xmlns:r="http://schemas.openxmlformats.org/officeDocument/2006/relationships" xmlns:m="http://schemas.openxmlformats.org/officeDocument/2006/math" xmlns:v="urn:schemas-microsoft-com:vml" xmlns:wp14="http://schemas.microsoft.com/office/word/2010/wordprocessingDrawing" xmlns:wp="http://schemas.openxmlformats.org/drawingml/2006/wordprocessingDrawing" xmlns:w10="urn:schemas-microsoft-com:office:word" xmlns:w="http://schemas.openxmlformats.org/wordprocessingml/2006/main" xmlns:w14="http://schemas.microsoft.com/office/word/2010/wordml" xmlns:w15="http://schemas.microsoft.com/office/word/2012/wordml" xmlns:w16cei="http://schemas.microsoft.com/office/word/2026/wordml/cei" xmlns:w16cex="http://schemas.microsoft.com/office/word/2018/wordml/cex" xmlns:w16cid="http://schemas.microsoft.com/office/word/2016/wordml/cid" xmlns:w16="http://schemas.microsoft.com/office/word/2018/wordml" xmlns:w16du="http://schemas.microsoft.com/office/word/2023/wordml/word16du" xmlns:w16sdtdh="http://schemas.microsoft.com/office/word/2020/wordml/sdtdatahash" xmlns:w16sdtfl="http://schemas.microsoft.com/office/word/2024/wordml/sdtformatlock" xmlns:w16se="http://schemas.microsoft.com/office/word/2015/wordml/symex" xmlns:wpg="http://schemas.microsoft.com/office/word/2010/wordprocessingGroup" xmlns:wpi="http://schemas.microsoft.com/office/word/2010/wordprocessingInk" xmlns:wne="http://schemas.microsoft.com/office/word/2006/wordml" xmlns:wps="http://schemas.microsoft.com/office/word/2010/wordprocessingShape" mc:Ignorable="w14 w15 w16se w16cid w16 w16cex w16sdtdh w16sdtfl w16du wp14">
   <w:footnote w:type="separator" w:id="-1">
     <w:p>
       <w:r>
@@ -7765,7 +8557,7 @@
 </file>
 
 <file path=word/header1.xml><?xml version="1.0" encoding="utf-8"?>
-<w:hdr xmlns:wpc="http://schemas.microsoft.com/office/word/2010/wordprocessingCanvas" xmlns:cx="http://schemas.microsoft.com/office/drawing/2014/chartex" xmlns:cx1="http://schemas.microsoft.com/office/drawing/2015/9/8/chartex" xmlns:cx2="http://schemas.microsoft.com/office/drawing/2015/10/21/chartex" xmlns:cx3="http://schemas.microsoft.com/office/drawing/2016/5/9/chartex" xmlns:cx4="http://schemas.microsoft.com/office/drawing/2016/5/10/chartex" xmlns:cx5="http://schemas.microsoft.com/office/drawing/2016/5/11/chartex" xmlns:cx6="http://schemas.microsoft.com/office/drawing/2016/5/12/chartex" xmlns:cx7="http://schemas.microsoft.com/office/drawing/2016/5/13/chartex" xmlns:cx8="http://schemas.microsoft.com/office/drawing/2016/5/14/chartex" xmlns:mc="http://schemas.openxmlformats.org/markup-compatibility/2006" xmlns:aink="http://schemas.microsoft.com/office/drawing/2016/ink" xmlns:am3d="http://schemas.microsoft.com/office/drawing/2017/model3d" xmlns:o="urn:schemas-microsoft-com:office:office" xmlns:oel="http://schemas.microsoft.com/office/2019/extlst" xmlns:r="http://schemas.openxmlformats.org/officeDocument/2006/relationships" xmlns:m="http://schemas.openxmlformats.org/officeDocument/2006/math" xmlns:v="urn:schemas-microsoft-com:vml" xmlns:wp14="http://schemas.microsoft.com/office/word/2010/wordprocessingDrawing" xmlns:wp="http://schemas.openxmlformats.org/drawingml/2006/wordprocessingDrawing" xmlns:w10="urn:schemas-microsoft-com:office:word" xmlns:w="http://schemas.openxmlformats.org/wordprocessingml/2006/main" xmlns:w14="http://schemas.microsoft.com/office/word/2010/wordml" xmlns:w15="http://schemas.microsoft.com/office/word/2012/wordml" xmlns:w16cex="http://schemas.microsoft.com/office/word/2018/wordml/cex" xmlns:w16cid="http://schemas.microsoft.com/office/word/2016/wordml/cid" xmlns:w16="http://schemas.microsoft.com/office/word/2018/wordml" xmlns:w16sdtdh="http://schemas.microsoft.com/office/word/2020/wordml/sdtdatahash" xmlns:w16se="http://schemas.microsoft.com/office/word/2015/wordml/symex" xmlns:wpg="http://schemas.microsoft.com/office/word/2010/wordprocessingGroup" xmlns:wpi="http://schemas.microsoft.com/office/word/2010/wordprocessingInk" xmlns:wne="http://schemas.microsoft.com/office/word/2006/wordml" xmlns:wps="http://schemas.microsoft.com/office/word/2010/wordprocessingShape" mc:Ignorable="w14 w15 w16se w16cid w16 w16cex w16sdtdh wp14">
+<w:hdr xmlns:wpc="http://schemas.microsoft.com/office/word/2010/wordprocessingCanvas" xmlns:cx="http://schemas.microsoft.com/office/drawing/2014/chartex" xmlns:cx1="http://schemas.microsoft.com/office/drawing/2015/9/8/chartex" xmlns:cx2="http://schemas.microsoft.com/office/drawing/2015/10/21/chartex" xmlns:cx3="http://schemas.microsoft.com/office/drawing/2016/5/9/chartex" xmlns:cx4="http://schemas.microsoft.com/office/drawing/2016/5/10/chartex" xmlns:cx5="http://schemas.microsoft.com/office/drawing/2016/5/11/chartex" xmlns:cx6="http://schemas.microsoft.com/office/drawing/2016/5/12/chartex" xmlns:cx7="http://schemas.microsoft.com/office/drawing/2016/5/13/chartex" xmlns:cx8="http://schemas.microsoft.com/office/drawing/2016/5/14/chartex" xmlns:mc="http://schemas.openxmlformats.org/markup-compatibility/2006" xmlns:aink="http://schemas.microsoft.com/office/drawing/2016/ink" xmlns:am3d="http://schemas.microsoft.com/office/drawing/2017/model3d" xmlns:o="urn:schemas-microsoft-com:office:office" xmlns:oel="http://schemas.microsoft.com/office/2019/extlst" xmlns:r="http://schemas.openxmlformats.org/officeDocument/2006/relationships" xmlns:m="http://schemas.openxmlformats.org/officeDocument/2006/math" xmlns:v="urn:schemas-microsoft-com:vml" xmlns:wp14="http://schemas.microsoft.com/office/word/2010/wordprocessingDrawing" xmlns:wp="http://schemas.openxmlformats.org/drawingml/2006/wordprocessingDrawing" xmlns:w10="urn:schemas-microsoft-com:office:word" xmlns:w="http://schemas.openxmlformats.org/wordprocessingml/2006/main" xmlns:w14="http://schemas.microsoft.com/office/word/2010/wordml" xmlns:w15="http://schemas.microsoft.com/office/word/2012/wordml" xmlns:w16cei="http://schemas.microsoft.com/office/word/2026/wordml/cei" xmlns:w16cex="http://schemas.microsoft.com/office/word/2018/wordml/cex" xmlns:w16cid="http://schemas.microsoft.com/office/word/2016/wordml/cid" xmlns:w16="http://schemas.microsoft.com/office/word/2018/wordml" xmlns:w16du="http://schemas.microsoft.com/office/word/2023/wordml/word16du" xmlns:w16sdtdh="http://schemas.microsoft.com/office/word/2020/wordml/sdtdatahash" xmlns:w16sdtfl="http://schemas.microsoft.com/office/word/2024/wordml/sdtformatlock" xmlns:w16se="http://schemas.microsoft.com/office/word/2015/wordml/symex" xmlns:wpg="http://schemas.microsoft.com/office/word/2010/wordprocessingGroup" xmlns:wpi="http://schemas.microsoft.com/office/word/2010/wordprocessingInk" xmlns:wne="http://schemas.microsoft.com/office/word/2006/wordml" xmlns:wps="http://schemas.microsoft.com/office/word/2010/wordprocessingShape" mc:Ignorable="w14 w15 w16se w16cid w16 w16cex w16sdtdh w16sdtfl w16du wp14">
   <w:p>
     <w:pPr>
       <w:pStyle w:val="Header"/>
@@ -7848,7 +8640,7 @@
             </wp:anchor>
           </w:drawing>
         </mc:Choice>
-        <mc:Fallback xmlns:w16du="http://schemas.microsoft.com/office/word/2023/wordml/word16du" xmlns:w16sdtfl="http://schemas.microsoft.com/office/word/2024/wordml/sdtformatlock">
+        <mc:Fallback>
           <w:pict>
             <v:shapetype w14:anchorId="35676CC1" id="_x0000_t202" coordsize="21600,21600" o:spt="202" path="m,l,21600r21600,l21600,xe">
               <v:stroke joinstyle="miter"/>
@@ -7889,7 +8681,7 @@
 </file>
 
 <file path=word/header2.xml><?xml version="1.0" encoding="utf-8"?>
-<w:hdr xmlns:wpc="http://schemas.microsoft.com/office/word/2010/wordprocessingCanvas" xmlns:cx="http://schemas.microsoft.com/office/drawing/2014/chartex" xmlns:cx1="http://schemas.microsoft.com/office/drawing/2015/9/8/chartex" xmlns:cx2="http://schemas.microsoft.com/office/drawing/2015/10/21/chartex" xmlns:cx3="http://schemas.microsoft.com/office/drawing/2016/5/9/chartex" xmlns:cx4="http://schemas.microsoft.com/office/drawing/2016/5/10/chartex" xmlns:cx5="http://schemas.microsoft.com/office/drawing/2016/5/11/chartex" xmlns:cx6="http://schemas.microsoft.com/office/drawing/2016/5/12/chartex" xmlns:cx7="http://schemas.microsoft.com/office/drawing/2016/5/13/chartex" xmlns:cx8="http://schemas.microsoft.com/office/drawing/2016/5/14/chartex" xmlns:mc="http://schemas.openxmlformats.org/markup-compatibility/2006" xmlns:aink="http://schemas.microsoft.com/office/drawing/2016/ink" xmlns:am3d="http://schemas.microsoft.com/office/drawing/2017/model3d" xmlns:o="urn:schemas-microsoft-com:office:office" xmlns:oel="http://schemas.microsoft.com/office/2019/extlst" xmlns:r="http://schemas.openxmlformats.org/officeDocument/2006/relationships" xmlns:m="http://schemas.openxmlformats.org/officeDocument/2006/math" xmlns:v="urn:schemas-microsoft-com:vml" xmlns:wp14="http://schemas.microsoft.com/office/word/2010/wordprocessingDrawing" xmlns:wp="http://schemas.openxmlformats.org/drawingml/2006/wordprocessingDrawing" xmlns:w10="urn:schemas-microsoft-com:office:word" xmlns:w="http://schemas.openxmlformats.org/wordprocessingml/2006/main" xmlns:w14="http://schemas.microsoft.com/office/word/2010/wordml" xmlns:w15="http://schemas.microsoft.com/office/word/2012/wordml" xmlns:w16cex="http://schemas.microsoft.com/office/word/2018/wordml/cex" xmlns:w16cid="http://schemas.microsoft.com/office/word/2016/wordml/cid" xmlns:w16="http://schemas.microsoft.com/office/word/2018/wordml" xmlns:w16sdtdh="http://schemas.microsoft.com/office/word/2020/wordml/sdtdatahash" xmlns:w16se="http://schemas.microsoft.com/office/word/2015/wordml/symex" xmlns:wpg="http://schemas.microsoft.com/office/word/2010/wordprocessingGroup" xmlns:wpi="http://schemas.microsoft.com/office/word/2010/wordprocessingInk" xmlns:wne="http://schemas.microsoft.com/office/word/2006/wordml" xmlns:wps="http://schemas.microsoft.com/office/word/2010/wordprocessingShape" mc:Ignorable="w14 w15 w16se w16cid w16 w16cex w16sdtdh wp14">
+<w:hdr xmlns:wpc="http://schemas.microsoft.com/office/word/2010/wordprocessingCanvas" xmlns:cx="http://schemas.microsoft.com/office/drawing/2014/chartex" xmlns:cx1="http://schemas.microsoft.com/office/drawing/2015/9/8/chartex" xmlns:cx2="http://schemas.microsoft.com/office/drawing/2015/10/21/chartex" xmlns:cx3="http://schemas.microsoft.com/office/drawing/2016/5/9/chartex" xmlns:cx4="http://schemas.microsoft.com/office/drawing/2016/5/10/chartex" xmlns:cx5="http://schemas.microsoft.com/office/drawing/2016/5/11/chartex" xmlns:cx6="http://schemas.microsoft.com/office/drawing/2016/5/12/chartex" xmlns:cx7="http://schemas.microsoft.com/office/drawing/2016/5/13/chartex" xmlns:cx8="http://schemas.microsoft.com/office/drawing/2016/5/14/chartex" xmlns:mc="http://schemas.openxmlformats.org/markup-compatibility/2006" xmlns:aink="http://schemas.microsoft.com/office/drawing/2016/ink" xmlns:am3d="http://schemas.microsoft.com/office/drawing/2017/model3d" xmlns:o="urn:schemas-microsoft-com:office:office" xmlns:oel="http://schemas.microsoft.com/office/2019/extlst" xmlns:r="http://schemas.openxmlformats.org/officeDocument/2006/relationships" xmlns:m="http://schemas.openxmlformats.org/officeDocument/2006/math" xmlns:v="urn:schemas-microsoft-com:vml" xmlns:wp14="http://schemas.microsoft.com/office/word/2010/wordprocessingDrawing" xmlns:wp="http://schemas.openxmlformats.org/drawingml/2006/wordprocessingDrawing" xmlns:w10="urn:schemas-microsoft-com:office:word" xmlns:w="http://schemas.openxmlformats.org/wordprocessingml/2006/main" xmlns:w14="http://schemas.microsoft.com/office/word/2010/wordml" xmlns:w15="http://schemas.microsoft.com/office/word/2012/wordml" xmlns:w16cei="http://schemas.microsoft.com/office/word/2026/wordml/cei" xmlns:w16cex="http://schemas.microsoft.com/office/word/2018/wordml/cex" xmlns:w16cid="http://schemas.microsoft.com/office/word/2016/wordml/cid" xmlns:w16="http://schemas.microsoft.com/office/word/2018/wordml" xmlns:w16du="http://schemas.microsoft.com/office/word/2023/wordml/word16du" xmlns:w16sdtdh="http://schemas.microsoft.com/office/word/2020/wordml/sdtdatahash" xmlns:w16sdtfl="http://schemas.microsoft.com/office/word/2024/wordml/sdtformatlock" xmlns:w16se="http://schemas.microsoft.com/office/word/2015/wordml/symex" xmlns:wpg="http://schemas.microsoft.com/office/word/2010/wordprocessingGroup" xmlns:wpi="http://schemas.microsoft.com/office/word/2010/wordprocessingInk" xmlns:wne="http://schemas.microsoft.com/office/word/2006/wordml" xmlns:wps="http://schemas.microsoft.com/office/word/2010/wordprocessingShape" mc:Ignorable="w14 w15 w16se w16cid w16 w16cex w16sdtdh w16sdtfl w16du wp14">
   <w:p>
     <w:pPr>
       <w:pStyle w:val="Header"/>
@@ -7974,7 +8766,7 @@
             </wp:anchor>
           </w:drawing>
         </mc:Choice>
-        <mc:Fallback xmlns:w16du="http://schemas.microsoft.com/office/word/2023/wordml/word16du" xmlns:w16sdtfl="http://schemas.microsoft.com/office/word/2024/wordml/sdtformatlock">
+        <mc:Fallback>
           <w:pict>
             <v:shapetype w14:anchorId="28B07D3E" id="_x0000_t202" coordsize="21600,21600" o:spt="202" path="m,l,21600r21600,l21600,xe">
               <v:stroke joinstyle="miter"/>
@@ -8015,7 +8807,7 @@
 </file>
 
 <file path=word/header3.xml><?xml version="1.0" encoding="utf-8"?>
-<w:hdr xmlns:wpc="http://schemas.microsoft.com/office/word/2010/wordprocessingCanvas" xmlns:cx="http://schemas.microsoft.com/office/drawing/2014/chartex" xmlns:cx1="http://schemas.microsoft.com/office/drawing/2015/9/8/chartex" xmlns:cx2="http://schemas.microsoft.com/office/drawing/2015/10/21/chartex" xmlns:cx3="http://schemas.microsoft.com/office/drawing/2016/5/9/chartex" xmlns:cx4="http://schemas.microsoft.com/office/drawing/2016/5/10/chartex" xmlns:cx5="http://schemas.microsoft.com/office/drawing/2016/5/11/chartex" xmlns:cx6="http://schemas.microsoft.com/office/drawing/2016/5/12/chartex" xmlns:cx7="http://schemas.microsoft.com/office/drawing/2016/5/13/chartex" xmlns:cx8="http://schemas.microsoft.com/office/drawing/2016/5/14/chartex" xmlns:mc="http://schemas.openxmlformats.org/markup-compatibility/2006" xmlns:aink="http://schemas.microsoft.com/office/drawing/2016/ink" xmlns:am3d="http://schemas.microsoft.com/office/drawing/2017/model3d" xmlns:o="urn:schemas-microsoft-com:office:office" xmlns:oel="http://schemas.microsoft.com/office/2019/extlst" xmlns:r="http://schemas.openxmlformats.org/officeDocument/2006/relationships" xmlns:m="http://schemas.openxmlformats.org/officeDocument/2006/math" xmlns:v="urn:schemas-microsoft-com:vml" xmlns:wp14="http://schemas.microsoft.com/office/word/2010/wordprocessingDrawing" xmlns:wp="http://schemas.openxmlformats.org/drawingml/2006/wordprocessingDrawing" xmlns:w10="urn:schemas-microsoft-com:office:word" xmlns:w="http://schemas.openxmlformats.org/wordprocessingml/2006/main" xmlns:w14="http://schemas.microsoft.com/office/word/2010/wordml" xmlns:w15="http://schemas.microsoft.com/office/word/2012/wordml" xmlns:w16cex="http://schemas.microsoft.com/office/word/2018/wordml/cex" xmlns:w16cid="http://schemas.microsoft.com/office/word/2016/wordml/cid" xmlns:w16="http://schemas.microsoft.com/office/word/2018/wordml" xmlns:w16sdtdh="http://schemas.microsoft.com/office/word/2020/wordml/sdtdatahash" xmlns:w16se="http://schemas.microsoft.com/office/word/2015/wordml/symex" xmlns:wpg="http://schemas.microsoft.com/office/word/2010/wordprocessingGroup" xmlns:wpi="http://schemas.microsoft.com/office/word/2010/wordprocessingInk" xmlns:wne="http://schemas.microsoft.com/office/word/2006/wordml" xmlns:wps="http://schemas.microsoft.com/office/word/2010/wordprocessingShape" mc:Ignorable="w14 w15 w16se w16cid w16 w16cex w16sdtdh wp14">
+<w:hdr xmlns:wpc="http://schemas.microsoft.com/office/word/2010/wordprocessingCanvas" xmlns:cx="http://schemas.microsoft.com/office/drawing/2014/chartex" xmlns:cx1="http://schemas.microsoft.com/office/drawing/2015/9/8/chartex" xmlns:cx2="http://schemas.microsoft.com/office/drawing/2015/10/21/chartex" xmlns:cx3="http://schemas.microsoft.com/office/drawing/2016/5/9/chartex" xmlns:cx4="http://schemas.microsoft.com/office/drawing/2016/5/10/chartex" xmlns:cx5="http://schemas.microsoft.com/office/drawing/2016/5/11/chartex" xmlns:cx6="http://schemas.microsoft.com/office/drawing/2016/5/12/chartex" xmlns:cx7="http://schemas.microsoft.com/office/drawing/2016/5/13/chartex" xmlns:cx8="http://schemas.microsoft.com/office/drawing/2016/5/14/chartex" xmlns:mc="http://schemas.openxmlformats.org/markup-compatibility/2006" xmlns:aink="http://schemas.microsoft.com/office/drawing/2016/ink" xmlns:am3d="http://schemas.microsoft.com/office/drawing/2017/model3d" xmlns:o="urn:schemas-microsoft-com:office:office" xmlns:oel="http://schemas.microsoft.com/office/2019/extlst" xmlns:r="http://schemas.openxmlformats.org/officeDocument/2006/relationships" xmlns:m="http://schemas.openxmlformats.org/officeDocument/2006/math" xmlns:v="urn:schemas-microsoft-com:vml" xmlns:wp14="http://schemas.microsoft.com/office/word/2010/wordprocessingDrawing" xmlns:wp="http://schemas.openxmlformats.org/drawingml/2006/wordprocessingDrawing" xmlns:w10="urn:schemas-microsoft-com:office:word" xmlns:w="http://schemas.openxmlformats.org/wordprocessingml/2006/main" xmlns:w14="http://schemas.microsoft.com/office/word/2010/wordml" xmlns:w15="http://schemas.microsoft.com/office/word/2012/wordml" xmlns:w16cei="http://schemas.microsoft.com/office/word/2026/wordml/cei" xmlns:w16cex="http://schemas.microsoft.com/office/word/2018/wordml/cex" xmlns:w16cid="http://schemas.microsoft.com/office/word/2016/wordml/cid" xmlns:w16="http://schemas.microsoft.com/office/word/2018/wordml" xmlns:w16du="http://schemas.microsoft.com/office/word/2023/wordml/word16du" xmlns:w16sdtdh="http://schemas.microsoft.com/office/word/2020/wordml/sdtdatahash" xmlns:w16sdtfl="http://schemas.microsoft.com/office/word/2024/wordml/sdtformatlock" xmlns:w16se="http://schemas.microsoft.com/office/word/2015/wordml/symex" xmlns:wpg="http://schemas.microsoft.com/office/word/2010/wordprocessingGroup" xmlns:wpi="http://schemas.microsoft.com/office/word/2010/wordprocessingInk" xmlns:wne="http://schemas.microsoft.com/office/word/2006/wordml" xmlns:wps="http://schemas.microsoft.com/office/word/2010/wordprocessingShape" mc:Ignorable="w14 w15 w16se w16cid w16 w16cex w16sdtdh w16sdtfl w16du wp14">
   <w:p>
     <w:pPr>
       <w:pStyle w:val="Header"/>
@@ -8099,7 +8891,7 @@
             </wp:anchor>
           </w:drawing>
         </mc:Choice>
-        <mc:Fallback xmlns:w16du="http://schemas.microsoft.com/office/word/2023/wordml/word16du" xmlns:w16sdtfl="http://schemas.microsoft.com/office/word/2024/wordml/sdtformatlock">
+        <mc:Fallback>
           <w:pict>
             <v:shapetype w14:anchorId="4A2D593D" id="_x0000_t202" coordsize="21600,21600" o:spt="202" path="m,l,21600r21600,l21600,xe">
               <v:stroke joinstyle="miter"/>
@@ -8145,7 +8937,7 @@
 </file>
 
 <file path=word/numbering.xml><?xml version="1.0" encoding="utf-8"?>
-<w:numbering xmlns:wpc="http://schemas.microsoft.com/office/word/2010/wordprocessingCanvas" xmlns:cx="http://schemas.microsoft.com/office/drawing/2014/chartex" xmlns:cx1="http://schemas.microsoft.com/office/drawing/2015/9/8/chartex" xmlns:cx2="http://schemas.microsoft.com/office/drawing/2015/10/21/chartex" xmlns:cx3="http://schemas.microsoft.com/office/drawing/2016/5/9/chartex" xmlns:cx4="http://schemas.microsoft.com/office/drawing/2016/5/10/chartex" xmlns:cx5="http://schemas.microsoft.com/office/drawing/2016/5/11/chartex" xmlns:cx6="http://schemas.microsoft.com/office/drawing/2016/5/12/chartex" xmlns:cx7="http://schemas.microsoft.com/office/drawing/2016/5/13/chartex" xmlns:cx8="http://schemas.microsoft.com/office/drawing/2016/5/14/chartex" xmlns:mc="http://schemas.openxmlformats.org/markup-compatibility/2006" xmlns:aink="http://schemas.microsoft.com/office/drawing/2016/ink" xmlns:am3d="http://schemas.microsoft.com/office/drawing/2017/model3d" xmlns:o="urn:schemas-microsoft-com:office:office" xmlns:oel="http://schemas.microsoft.com/office/2019/extlst" xmlns:r="http://schemas.openxmlformats.org/officeDocument/2006/relationships" xmlns:m="http://schemas.openxmlformats.org/officeDocument/2006/math" xmlns:v="urn:schemas-microsoft-com:vml" xmlns:wp14="http://schemas.microsoft.com/office/word/2010/wordprocessingDrawing" xmlns:wp="http://schemas.openxmlformats.org/drawingml/2006/wordprocessingDrawing" xmlns:w10="urn:schemas-microsoft-com:office:word" xmlns:w="http://schemas.openxmlformats.org/wordprocessingml/2006/main" xmlns:w14="http://schemas.microsoft.com/office/word/2010/wordml" xmlns:w15="http://schemas.microsoft.com/office/word/2012/wordml" xmlns:w16cex="http://schemas.microsoft.com/office/word/2018/wordml/cex" xmlns:w16cid="http://schemas.microsoft.com/office/word/2016/wordml/cid" xmlns:w16="http://schemas.microsoft.com/office/word/2018/wordml" xmlns:w16sdtdh="http://schemas.microsoft.com/office/word/2020/wordml/sdtdatahash" xmlns:w16se="http://schemas.microsoft.com/office/word/2015/wordml/symex" xmlns:wpg="http://schemas.microsoft.com/office/word/2010/wordprocessingGroup" xmlns:wpi="http://schemas.microsoft.com/office/word/2010/wordprocessingInk" xmlns:wne="http://schemas.microsoft.com/office/word/2006/wordml" xmlns:wps="http://schemas.microsoft.com/office/word/2010/wordprocessingShape" mc:Ignorable="w14 w15 w16se w16cid w16 w16cex w16sdtdh wp14">
+<w:numbering xmlns:wpc="http://schemas.microsoft.com/office/word/2010/wordprocessingCanvas" xmlns:cx="http://schemas.microsoft.com/office/drawing/2014/chartex" xmlns:cx1="http://schemas.microsoft.com/office/drawing/2015/9/8/chartex" xmlns:cx2="http://schemas.microsoft.com/office/drawing/2015/10/21/chartex" xmlns:cx3="http://schemas.microsoft.com/office/drawing/2016/5/9/chartex" xmlns:cx4="http://schemas.microsoft.com/office/drawing/2016/5/10/chartex" xmlns:cx5="http://schemas.microsoft.com/office/drawing/2016/5/11/chartex" xmlns:cx6="http://schemas.microsoft.com/office/drawing/2016/5/12/chartex" xmlns:cx7="http://schemas.microsoft.com/office/drawing/2016/5/13/chartex" xmlns:cx8="http://schemas.microsoft.com/office/drawing/2016/5/14/chartex" xmlns:mc="http://schemas.openxmlformats.org/markup-compatibility/2006" xmlns:aink="http://schemas.microsoft.com/office/drawing/2016/ink" xmlns:am3d="http://schemas.microsoft.com/office/drawing/2017/model3d" xmlns:o="urn:schemas-microsoft-com:office:office" xmlns:oel="http://schemas.microsoft.com/office/2019/extlst" xmlns:r="http://schemas.openxmlformats.org/officeDocument/2006/relationships" xmlns:m="http://schemas.openxmlformats.org/officeDocument/2006/math" xmlns:v="urn:schemas-microsoft-com:vml" xmlns:wp14="http://schemas.microsoft.com/office/word/2010/wordprocessingDrawing" xmlns:wp="http://schemas.openxmlformats.org/drawingml/2006/wordprocessingDrawing" xmlns:w10="urn:schemas-microsoft-com:office:word" xmlns:w="http://schemas.openxmlformats.org/wordprocessingml/2006/main" xmlns:w14="http://schemas.microsoft.com/office/word/2010/wordml" xmlns:w15="http://schemas.microsoft.com/office/word/2012/wordml" xmlns:w16cei="http://schemas.microsoft.com/office/word/2026/wordml/cei" xmlns:w16cex="http://schemas.microsoft.com/office/word/2018/wordml/cex" xmlns:w16cid="http://schemas.microsoft.com/office/word/2016/wordml/cid" xmlns:w16="http://schemas.microsoft.com/office/word/2018/wordml" xmlns:w16du="http://schemas.microsoft.com/office/word/2023/wordml/word16du" xmlns:w16sdtdh="http://schemas.microsoft.com/office/word/2020/wordml/sdtdatahash" xmlns:w16sdtfl="http://schemas.microsoft.com/office/word/2024/wordml/sdtformatlock" xmlns:w16se="http://schemas.microsoft.com/office/word/2015/wordml/symex" xmlns:wpg="http://schemas.microsoft.com/office/word/2010/wordprocessingGroup" xmlns:wpi="http://schemas.microsoft.com/office/word/2010/wordprocessingInk" xmlns:wne="http://schemas.microsoft.com/office/word/2006/wordml" xmlns:wps="http://schemas.microsoft.com/office/word/2010/wordprocessingShape" mc:Ignorable="w14 w15 w16se w16cid w16 w16cex w16sdtdh w16sdtfl w16du wp14">
   <w:abstractNum w:abstractNumId="0" w15:restartNumberingAfterBreak="0">
     <w:nsid w:val="02A51885"/>
     <w:multiLevelType w:val="hybridMultilevel"/>
@@ -12800,7 +13592,7 @@
 </file>
 
 <file path=word/styles.xml><?xml version="1.0" encoding="utf-8"?>
-<w:styles xmlns:mc="http://schemas.openxmlformats.org/markup-compatibility/2006" xmlns:r="http://schemas.openxmlformats.org/officeDocument/2006/relationships" xmlns:w="http://schemas.openxmlformats.org/wordprocessingml/2006/main" xmlns:w14="http://schemas.microsoft.com/office/word/2010/wordml" xmlns:w15="http://schemas.microsoft.com/office/word/2012/wordml" xmlns:w16cex="http://schemas.microsoft.com/office/word/2018/wordml/cex" xmlns:w16cid="http://schemas.microsoft.com/office/word/2016/wordml/cid" xmlns:w16="http://schemas.microsoft.com/office/word/2018/wordml" xmlns:w16sdtdh="http://schemas.microsoft.com/office/word/2020/wordml/sdtdatahash" xmlns:w16se="http://schemas.microsoft.com/office/word/2015/wordml/symex" mc:Ignorable="w14 w15 w16se w16cid w16 w16cex w16sdtdh">
+<w:styles xmlns:mc="http://schemas.openxmlformats.org/markup-compatibility/2006" xmlns:r="http://schemas.openxmlformats.org/officeDocument/2006/relationships" xmlns:w="http://schemas.openxmlformats.org/wordprocessingml/2006/main" xmlns:w14="http://schemas.microsoft.com/office/word/2010/wordml" xmlns:w15="http://schemas.microsoft.com/office/word/2012/wordml" xmlns:w16cex="http://schemas.microsoft.com/office/word/2018/wordml/cex" xmlns:w16cid="http://schemas.microsoft.com/office/word/2016/wordml/cid" xmlns:w16="http://schemas.microsoft.com/office/word/2018/wordml" xmlns:w16du="http://schemas.microsoft.com/office/word/2023/wordml/word16du" xmlns:w16sdtdh="http://schemas.microsoft.com/office/word/2020/wordml/sdtdatahash" xmlns:w16sdtfl="http://schemas.microsoft.com/office/word/2024/wordml/sdtformatlock" xmlns:w16se="http://schemas.microsoft.com/office/word/2015/wordml/symex" mc:Ignorable="w14 w15 w16se w16cid w16 w16cex w16sdtdh w16sdtfl w16du">
   <w:docDefaults>
     <w:rPrDefault>
       <w:rPr>
@@ -13190,7 +13982,7 @@
       <w:spacing w:after="100" w:line="254" w:lineRule="auto"/>
     </w:pPr>
     <w:rPr>
-      <w:rFonts w:asciiTheme="minorHAnsi" w:hAnsiTheme="minorHAnsi" w:ascii="Arial" w:hAnsi="Arial"/>
+      <w:rFonts w:asciiTheme="minorHAnsi" w:hAnsiTheme="minorHAnsi"/>
       <w:sz w:val="24"/>
       <w:szCs w:val="24"/>
       <w:lang w:val="en-US" w:eastAsia="en-SG" w:bidi="th-TH"/>
@@ -13953,7 +14745,7 @@
     <w:unhideWhenUsed/>
     <w:rsid w:val="00DB37C9"/>
     <w:pPr>
-      <w:spacing w:before="100" w:beforeAutospacing="1" w:after="100" w:afterAutospacing="1"/>
+      <w:spacing w:before="100" w:beforeAutospacing="1" w:afterAutospacing="1"/>
     </w:pPr>
     <w:rPr>
       <w:lang w:val="en-SG" w:eastAsia="zh-CN"/>
@@ -14082,7 +14874,6 @@
       <w:tabs>
         <w:tab w:val="right" w:leader="dot" w:pos="9739"/>
       </w:tabs>
-      <w:spacing w:after="100"/>
       <w:ind w:left="720" w:hanging="450"/>
     </w:pPr>
     <w:rPr>
@@ -14102,7 +14893,6 @@
       <w:tabs>
         <w:tab w:val="right" w:leader="dot" w:pos="9739"/>
       </w:tabs>
-      <w:spacing w:after="100"/>
       <w:ind w:left="720"/>
     </w:pPr>
     <w:rPr>
@@ -14382,7 +15172,6 @@
       <w:tabs>
         <w:tab w:val="right" w:leader="dot" w:pos="9739"/>
       </w:tabs>
-      <w:spacing w:after="100"/>
       <w:ind w:left="480" w:firstLine="1080"/>
     </w:pPr>
     <w:rPr>
@@ -14828,10 +15617,10 @@
   <w:style w:type="paragraph" w:customStyle="1" w:styleId="ReportBody">
     <w:name w:val="Report Body"/>
     <w:pPr>
-      <w:spacing w:before="0" w:after="80" w:line="247" w:lineRule="auto"/>
+      <w:spacing w:after="80" w:line="247" w:lineRule="auto"/>
     </w:pPr>
     <w:rPr>
-      <w:rFonts w:ascii="Carlito" w:hAnsi="Carlito" w:eastAsia="Carlito"/>
+      <w:rFonts w:ascii="Carlito" w:eastAsia="Carlito" w:hAnsi="Carlito"/>
       <w:color w:val="252525"/>
       <w:sz w:val="24"/>
     </w:rPr>
@@ -14840,10 +15629,10 @@
     <w:name w:val="Report Title"/>
     <w:pPr>
       <w:keepNext/>
-      <w:spacing w:before="0" w:after="20"/>
+      <w:spacing w:after="20"/>
     </w:pPr>
     <w:rPr>
-      <w:rFonts w:ascii="Carlito" w:hAnsi="Carlito" w:eastAsia="Carlito"/>
+      <w:rFonts w:ascii="Carlito" w:eastAsia="Carlito" w:hAnsi="Carlito"/>
       <w:b/>
       <w:color w:val="4B2A63"/>
       <w:sz w:val="36"/>
@@ -14853,10 +15642,10 @@
     <w:name w:val="Report Subtitle"/>
     <w:pPr>
       <w:keepNext/>
-      <w:spacing w:before="0" w:after="80"/>
+      <w:spacing w:after="80"/>
     </w:pPr>
     <w:rPr>
-      <w:rFonts w:ascii="Carlito" w:hAnsi="Carlito" w:eastAsia="Carlito"/>
+      <w:rFonts w:ascii="Carlito" w:eastAsia="Carlito" w:hAnsi="Carlito"/>
       <w:i/>
       <w:color w:val="666666"/>
       <w:sz w:val="21"/>
@@ -14869,7 +15658,7 @@
       <w:spacing w:before="80" w:after="60"/>
     </w:pPr>
     <w:rPr>
-      <w:rFonts w:ascii="Carlito" w:hAnsi="Carlito" w:eastAsia="Carlito"/>
+      <w:rFonts w:ascii="Carlito" w:eastAsia="Carlito" w:hAnsi="Carlito"/>
       <w:b/>
       <w:color w:val="4B2A63"/>
       <w:sz w:val="26"/>
@@ -14882,7 +15671,7 @@
       <w:spacing w:before="60" w:after="40"/>
     </w:pPr>
     <w:rPr>
-      <w:rFonts w:ascii="Carlito" w:hAnsi="Carlito" w:eastAsia="Carlito"/>
+      <w:rFonts w:ascii="Carlito" w:eastAsia="Carlito" w:hAnsi="Carlito"/>
       <w:b/>
       <w:color w:val="5B3B73"/>
       <w:sz w:val="24"/>
@@ -14891,10 +15680,10 @@
   <w:style w:type="paragraph" w:customStyle="1" w:styleId="ReportSmall">
     <w:name w:val="Report Small"/>
     <w:pPr>
-      <w:spacing w:before="0" w:after="40" w:line="240" w:lineRule="auto"/>
+      <w:spacing w:after="40"/>
     </w:pPr>
     <w:rPr>
-      <w:rFonts w:ascii="Carlito" w:hAnsi="Carlito" w:eastAsia="Carlito"/>
+      <w:rFonts w:ascii="Carlito" w:eastAsia="Carlito" w:hAnsi="Carlito"/>
       <w:color w:val="252525"/>
       <w:sz w:val="19"/>
     </w:rPr>
@@ -14902,11 +15691,11 @@
   <w:style w:type="paragraph" w:customStyle="1" w:styleId="ReportReference">
     <w:name w:val="Report Reference"/>
     <w:pPr>
-      <w:spacing w:before="0" w:after="20" w:line="240" w:lineRule="auto"/>
+      <w:spacing w:after="20"/>
       <w:ind w:left="230" w:hanging="230"/>
     </w:pPr>
     <w:rPr>
-      <w:rFonts w:ascii="Carlito" w:hAnsi="Carlito" w:eastAsia="Carlito"/>
+      <w:rFonts w:ascii="Carlito" w:eastAsia="Carlito" w:hAnsi="Carlito"/>
       <w:color w:val="252525"/>
       <w:sz w:val="19"/>
     </w:rPr>
@@ -14918,10 +15707,6 @@
       <w:spacing w:after="40" w:line="240" w:lineRule="auto"/>
       <w:ind w:left="317" w:hanging="202"/>
     </w:pPr>
-    <w:rPr>
-      <w:rFonts w:ascii="Carlito" w:hAnsi="Carlito" w:eastAsia="Carlito"/>
-      <w:sz w:val="24"/>
-    </w:rPr>
   </w:style>
 </w:styles>
 </file>
@@ -15210,19 +15995,19 @@
 </file>
 
 <file path=customXml/item1.xml><?xml version="1.0" encoding="utf-8"?>
-<p:properties xmlns:p="http://schemas.microsoft.com/office/2006/metadata/properties" xmlns:xsi="http://www.w3.org/2001/XMLSchema-instance" xmlns:pc="http://schemas.microsoft.com/office/infopath/2007/PartnerControls">
-  <documentManagement>
-    <_ip_UnifiedCompliancePolicyUIAction xmlns="http://schemas.microsoft.com/sharepoint/v3" xsi:nil="true"/>
-    <lcf76f155ced4ddcb4097134ff3c332f xmlns="72f5c66d-4f9b-4523-9c59-0147434cba56">
-      <Terms xmlns="http://schemas.microsoft.com/office/infopath/2007/PartnerControls"/>
-    </lcf76f155ced4ddcb4097134ff3c332f>
-    <TaxCatchAll xmlns="d5671106-6e7e-4942-8aee-9bcd5dd7e66b" xsi:nil="true"/>
-    <_ip_UnifiedCompliancePolicyProperties xmlns="http://schemas.microsoft.com/sharepoint/v3" xsi:nil="true"/>
-  </documentManagement>
-</p:properties>
+<?mso-contentType ?>
+<FormTemplates xmlns="http://schemas.microsoft.com/sharepoint/v3/contenttype/forms">
+  <Display>DocumentLibraryForm</Display>
+  <Edit>DocumentLibraryForm</Edit>
+  <New>DocumentLibraryForm</New>
+</FormTemplates>
 </file>
 
 <file path=customXml/item2.xml><?xml version="1.0" encoding="utf-8"?>
+<b:Sources xmlns:b="http://schemas.openxmlformats.org/officeDocument/2006/bibliography" xmlns="http://schemas.openxmlformats.org/officeDocument/2006/bibliography" SelectedStyle="\MLA.XSL" StyleName="MLA"/>
+</file>
+
+<file path=customXml/item3.xml><?xml version="1.0" encoding="utf-8"?>
 <ct:contentTypeSchema xmlns:ct="http://schemas.microsoft.com/office/2006/metadata/contentType" xmlns:ma="http://schemas.microsoft.com/office/2006/metadata/properties/metaAttributes" ct:_="" ma:_="" ma:contentTypeName="Document" ma:contentTypeID="0x01010088CE47F754C76E4E816A66E05339225A" ma:contentTypeVersion="13" ma:contentTypeDescription="Create a new document." ma:contentTypeScope="" ma:versionID="076a7d54fdb0b635cd2e2f75f54c1b16">
   <xsd:schema xmlns:xsd="http://www.w3.org/2001/XMLSchema" xmlns:xs="http://www.w3.org/2001/XMLSchema" xmlns:p="http://schemas.microsoft.com/office/2006/metadata/properties" xmlns:ns1="http://schemas.microsoft.com/sharepoint/v3" xmlns:ns2="72f5c66d-4f9b-4523-9c59-0147434cba56" xmlns:ns3="d5671106-6e7e-4942-8aee-9bcd5dd7e66b" targetNamespace="http://schemas.microsoft.com/office/2006/metadata/properties" ma:root="true" ma:fieldsID="733d59cbe7e7cf634dfb746df9f4de01" ns1:_="" ns2:_="" ns3:_="">
     <xsd:import namespace="http://schemas.microsoft.com/sharepoint/v3"/>
@@ -15434,32 +16219,36 @@
 </ct:contentTypeSchema>
 </file>
 
-<file path=customXml/item3.xml><?xml version="1.0" encoding="utf-8"?>
-<b:Sources xmlns:b="http://schemas.openxmlformats.org/officeDocument/2006/bibliography" xmlns="http://schemas.openxmlformats.org/officeDocument/2006/bibliography" SelectedStyle="\MLA.XSL" StyleName="MLA"/>
-</file>
-
 <file path=customXml/item4.xml><?xml version="1.0" encoding="utf-8"?>
-<?mso-contentType ?>
-<FormTemplates xmlns="http://schemas.microsoft.com/sharepoint/v3/contenttype/forms">
-  <Display>DocumentLibraryForm</Display>
-  <Edit>DocumentLibraryForm</Edit>
-  <New>DocumentLibraryForm</New>
-</FormTemplates>
+<p:properties xmlns:p="http://schemas.microsoft.com/office/2006/metadata/properties" xmlns:xsi="http://www.w3.org/2001/XMLSchema-instance" xmlns:pc="http://schemas.microsoft.com/office/infopath/2007/PartnerControls">
+  <documentManagement>
+    <_ip_UnifiedCompliancePolicyUIAction xmlns="http://schemas.microsoft.com/sharepoint/v3" xsi:nil="true"/>
+    <lcf76f155ced4ddcb4097134ff3c332f xmlns="72f5c66d-4f9b-4523-9c59-0147434cba56">
+      <Terms xmlns="http://schemas.microsoft.com/office/infopath/2007/PartnerControls"/>
+    </lcf76f155ced4ddcb4097134ff3c332f>
+    <TaxCatchAll xmlns="d5671106-6e7e-4942-8aee-9bcd5dd7e66b" xsi:nil="true"/>
+    <_ip_UnifiedCompliancePolicyProperties xmlns="http://schemas.microsoft.com/sharepoint/v3" xsi:nil="true"/>
+  </documentManagement>
+</p:properties>
 </file>
 
 <file path=customXml/itemProps1.xml><?xml version="1.0" encoding="utf-8"?>
-<ds:datastoreItem xmlns:ds="http://schemas.openxmlformats.org/officeDocument/2006/customXml" ds:itemID="{2FE68222-D1D7-4405-9D8B-445901EEA94E}">
+<ds:datastoreItem xmlns:ds="http://schemas.openxmlformats.org/officeDocument/2006/customXml" ds:itemID="{C793F174-B33D-4AAE-9E3B-9A362A6F4892}">
   <ds:schemaRefs>
-    <ds:schemaRef ds:uri="http://schemas.microsoft.com/office/2006/metadata/properties"/>
-    <ds:schemaRef ds:uri="http://schemas.microsoft.com/office/infopath/2007/PartnerControls"/>
-    <ds:schemaRef ds:uri="http://schemas.microsoft.com/sharepoint/v3"/>
-    <ds:schemaRef ds:uri="72f5c66d-4f9b-4523-9c59-0147434cba56"/>
-    <ds:schemaRef ds:uri="d5671106-6e7e-4942-8aee-9bcd5dd7e66b"/>
+    <ds:schemaRef ds:uri="http://schemas.microsoft.com/sharepoint/v3/contenttype/forms"/>
   </ds:schemaRefs>
 </ds:datastoreItem>
 </file>
 
 <file path=customXml/itemProps2.xml><?xml version="1.0" encoding="utf-8"?>
+<ds:datastoreItem xmlns:ds="http://schemas.openxmlformats.org/officeDocument/2006/customXml" ds:itemID="{6A404842-743E-4BBC-99A7-70A911F17733}">
+  <ds:schemaRefs>
+    <ds:schemaRef ds:uri="http://schemas.openxmlformats.org/officeDocument/2006/bibliography"/>
+  </ds:schemaRefs>
+</ds:datastoreItem>
+</file>
+
+<file path=customXml/itemProps3.xml><?xml version="1.0" encoding="utf-8"?>
 <ds:datastoreItem xmlns:ds="http://schemas.openxmlformats.org/officeDocument/2006/customXml" ds:itemID="{77819383-3D86-46CF-A5E7-D6F9C756A7E0}">
   <ds:schemaRefs>
     <ds:schemaRef ds:uri="http://schemas.microsoft.com/office/2006/metadata/contentType"/>
@@ -15479,18 +16268,14 @@
 </ds:datastoreItem>
 </file>
 
-<file path=customXml/itemProps3.xml><?xml version="1.0" encoding="utf-8"?>
-<ds:datastoreItem xmlns:ds="http://schemas.openxmlformats.org/officeDocument/2006/customXml" ds:itemID="{6A404842-743E-4BBC-99A7-70A911F17733}">
+<file path=customXml/itemProps4.xml><?xml version="1.0" encoding="utf-8"?>
+<ds:datastoreItem xmlns:ds="http://schemas.openxmlformats.org/officeDocument/2006/customXml" ds:itemID="{2FE68222-D1D7-4405-9D8B-445901EEA94E}">
   <ds:schemaRefs>
-    <ds:schemaRef ds:uri="http://schemas.openxmlformats.org/officeDocument/2006/bibliography"/>
-  </ds:schemaRefs>
-</ds:datastoreItem>
-</file>
-
-<file path=customXml/itemProps4.xml><?xml version="1.0" encoding="utf-8"?>
-<ds:datastoreItem xmlns:ds="http://schemas.openxmlformats.org/officeDocument/2006/customXml" ds:itemID="{C793F174-B33D-4AAE-9E3B-9A362A6F4892}">
-  <ds:schemaRefs>
-    <ds:schemaRef ds:uri="http://schemas.microsoft.com/sharepoint/v3/contenttype/forms"/>
+    <ds:schemaRef ds:uri="http://schemas.microsoft.com/office/2006/metadata/properties"/>
+    <ds:schemaRef ds:uri="http://schemas.microsoft.com/office/infopath/2007/PartnerControls"/>
+    <ds:schemaRef ds:uri="http://schemas.microsoft.com/sharepoint/v3"/>
+    <ds:schemaRef ds:uri="72f5c66d-4f9b-4523-9c59-0147434cba56"/>
+    <ds:schemaRef ds:uri="d5671106-6e7e-4942-8aee-9bcd5dd7e66b"/>
   </ds:schemaRefs>
 </ds:datastoreItem>
 </file>